--- a/Documentations/BaoCaoDoAn_SportsVenueChatbot.docx
+++ b/Documentations/BaoCaoDoAn_SportsVenueChatbot.docx
@@ -68,33 +68,31 @@
       </w:r>
     </w:p>
     <w:p>
-      <w:pPr>
-        <w:jc w:val="center"/>
-      </w:pPr>
       <w:r>
         <w:rPr>
           <w:b/>
           <w:sz w:val="32"/>
         </w:rPr>
-        <w:t>XÂY DỰNG CHATBOT AI CHO QUÁN THỂ THAO</w:t>
-      </w:r>
-    </w:p>
-    <w:p>
-      <w:pPr>
-        <w:jc w:val="center"/>
-      </w:pPr>
+        <w:t xml:space="preserve">Xây dựng ứng dụng </w:t>
+      </w:r>
       <w:r>
         <w:rPr>
           <w:b/>
           <w:sz w:val="32"/>
         </w:rPr>
-        <w:t>TÍCH HỢP KNOWLEDGE GRAPH VÀ TOOL CALLING</w:t>
+        <w:t xml:space="preserve">quản lý </w:t>
+      </w:r>
+      <w:r>
+        <w:rPr>
+          <w:b/>
+          <w:sz w:val="32"/>
+        </w:rPr>
+        <w:t>sân thể thao với trợ lý AI đa năng sử dụng Knowledge Graph</w:t>
       </w:r>
     </w:p>
     <w:p/>
     <w:p/>
     <w:p/>
-    <w:p/>
     <w:p>
       <w:pPr>
         <w:jc w:val="center"/>
@@ -108,15 +106,15 @@
         <w:jc w:val="center"/>
       </w:pPr>
       <w:r>
+        <w:t>Mã số sinh viên: ........................</w:t>
+      </w:r>
+    </w:p>
+    <w:p>
+      <w:pPr>
+        <w:jc w:val="center"/>
+      </w:pPr>
+      <w:r>
         <w:lastRenderedPageBreak/>
-        <w:t>Mã số sinh viên: ........................</w:t>
-      </w:r>
-    </w:p>
-    <w:p>
-      <w:pPr>
-        <w:jc w:val="center"/>
-      </w:pPr>
-      <w:r>
         <w:t>Lớp: ........................</w:t>
       </w:r>
     </w:p>
@@ -8631,7 +8629,6 @@
     </w:p>
     <w:p>
       <w:pPr>
-        <w:pStyle w:val="Normal"/>
         <w:shd w:val="clear" w:color="auto" w:fill="F5F5F5"/>
         <w:spacing w:before="40" w:after="120" w:line="276" w:lineRule="auto"/>
       </w:pPr>
@@ -8641,7 +8638,6 @@
     </w:p>
     <w:p>
       <w:pPr>
-        <w:pStyle w:val="Normal"/>
         <w:shd w:val="clear" w:color="auto" w:fill="F5F5F5"/>
         <w:spacing w:before="40" w:after="120" w:line="276" w:lineRule="auto"/>
       </w:pPr>
@@ -8651,7 +8647,6 @@
     </w:p>
     <w:p>
       <w:pPr>
-        <w:pStyle w:val="Normal"/>
         <w:shd w:val="clear" w:color="auto" w:fill="F5F5F5"/>
         <w:spacing w:before="40" w:after="120" w:line="276" w:lineRule="auto"/>
       </w:pPr>
@@ -8661,7 +8656,6 @@
     </w:p>
     <w:p>
       <w:pPr>
-        <w:pStyle w:val="Normal"/>
         <w:shd w:val="clear" w:color="auto" w:fill="F5F5F5"/>
         <w:spacing w:before="40" w:after="120" w:line="276" w:lineRule="auto"/>
       </w:pPr>
@@ -8671,7 +8665,6 @@
     </w:p>
     <w:p>
       <w:pPr>
-        <w:pStyle w:val="Normal"/>
         <w:shd w:val="clear" w:color="auto" w:fill="F5F5F5"/>
         <w:spacing w:before="40" w:after="120" w:line="276" w:lineRule="auto"/>
       </w:pPr>
@@ -8681,7 +8674,6 @@
     </w:p>
     <w:p>
       <w:pPr>
-        <w:pStyle w:val="Normal"/>
         <w:shd w:val="clear" w:color="auto" w:fill="F5F5F5"/>
         <w:spacing w:before="40" w:after="120" w:line="276" w:lineRule="auto"/>
       </w:pPr>
@@ -8691,15 +8683,12 @@
     </w:p>
     <w:p>
       <w:pPr>
-        <w:pStyle w:val="Normal"/>
         <w:shd w:val="clear" w:color="auto" w:fill="F5F5F5"/>
         <w:spacing w:before="40" w:after="120" w:line="276" w:lineRule="auto"/>
       </w:pPr>
-      <w:r/>
-    </w:p>
-    <w:p>
-      <w:pPr>
-        <w:pStyle w:val="Normal"/>
+    </w:p>
+    <w:p>
+      <w:pPr>
         <w:shd w:val="clear" w:color="auto" w:fill="F5F5F5"/>
         <w:spacing w:before="40" w:after="120" w:line="276" w:lineRule="auto"/>
       </w:pPr>
@@ -8709,7 +8698,6 @@
     </w:p>
     <w:p>
       <w:pPr>
-        <w:pStyle w:val="Normal"/>
         <w:shd w:val="clear" w:color="auto" w:fill="F5F5F5"/>
         <w:spacing w:before="40" w:after="120" w:line="276" w:lineRule="auto"/>
       </w:pPr>
@@ -8719,7 +8707,6 @@
     </w:p>
     <w:p>
       <w:pPr>
-        <w:pStyle w:val="Normal"/>
         <w:shd w:val="clear" w:color="auto" w:fill="F5F5F5"/>
         <w:spacing w:before="40" w:after="120" w:line="276" w:lineRule="auto"/>
       </w:pPr>
@@ -8729,7 +8716,6 @@
     </w:p>
     <w:p>
       <w:pPr>
-        <w:pStyle w:val="Normal"/>
         <w:shd w:val="clear" w:color="auto" w:fill="F5F5F5"/>
         <w:spacing w:before="40" w:after="120" w:line="276" w:lineRule="auto"/>
       </w:pPr>
@@ -8739,7 +8725,6 @@
     </w:p>
     <w:p>
       <w:pPr>
-        <w:pStyle w:val="Normal"/>
         <w:shd w:val="clear" w:color="auto" w:fill="F5F5F5"/>
         <w:spacing w:before="40" w:after="120" w:line="276" w:lineRule="auto"/>
       </w:pPr>
@@ -8749,7 +8734,6 @@
     </w:p>
     <w:p>
       <w:pPr>
-        <w:pStyle w:val="Normal"/>
         <w:shd w:val="clear" w:color="auto" w:fill="F5F5F5"/>
         <w:spacing w:before="40" w:after="120" w:line="276" w:lineRule="auto"/>
       </w:pPr>
@@ -8759,7 +8743,6 @@
     </w:p>
     <w:p>
       <w:pPr>
-        <w:pStyle w:val="Normal"/>
         <w:shd w:val="clear" w:color="auto" w:fill="F5F5F5"/>
         <w:spacing w:before="40" w:after="120" w:line="276" w:lineRule="auto"/>
       </w:pPr>
@@ -8772,7 +8755,6 @@
         <w:shd w:val="clear" w:color="auto" w:fill="F5F5F5"/>
         <w:spacing w:before="40" w:after="120" w:line="276" w:lineRule="auto"/>
       </w:pPr>
-      <w:r/>
     </w:p>
     <w:p/>
     <w:p>
@@ -9032,7 +9014,6 @@
               <w:rPr>
                 <w:sz w:val="24"/>
               </w:rPr>
-              <w:lastRenderedPageBreak/>
               <w:t>Mô tả</w:t>
             </w:r>
           </w:p>
@@ -9202,6 +9183,12 @@
                 <w:sz w:val="24"/>
               </w:rPr>
               <w:br/>
+            </w:r>
+            <w:r>
+              <w:rPr>
+                <w:sz w:val="24"/>
+              </w:rPr>
+              <w:lastRenderedPageBreak/>
               <w:t>4a. Nếu người dùng hủy thanh toán, trạng thái giữ nguyên 'unpaid'.</w:t>
             </w:r>
           </w:p>
@@ -9223,6 +9210,7 @@
               <w:rPr>
                 <w:sz w:val="24"/>
               </w:rPr>
+              <w:lastRenderedPageBreak/>
               <w:t>Postcondition</w:t>
             </w:r>
           </w:p>
@@ -9334,89 +9322,89 @@
         <w:spacing w:after="0"/>
       </w:pPr>
       <w:r>
+        <w:t>9. Kết quả tool được trả về LLM để tổng hợp phản hồi.</w:t>
+      </w:r>
+    </w:p>
+    <w:p>
+      <w:pPr>
+        <w:spacing w:after="0"/>
+      </w:pPr>
+      <w:r>
+        <w:t>10. Phản hồi được gửi trả về Flutter App qua HTTP response.</w:t>
+      </w:r>
+    </w:p>
+    <w:p/>
+    <w:p>
+      <w:pPr>
+        <w:spacing w:after="0"/>
+      </w:pPr>
+      <w:r>
+        <w:t>Luồng xử lý đặt sân (Booking Sequence):</w:t>
+      </w:r>
+    </w:p>
+    <w:p>
+      <w:pPr>
+        <w:spacing w:after="0"/>
+      </w:pPr>
+      <w:r>
+        <w:t>1. Người dùng yêu cầu đặt sân qua chat: 'Đặt sân bida lúc 7h tối mai'.</w:t>
+      </w:r>
+    </w:p>
+    <w:p>
+      <w:pPr>
+        <w:spacing w:after="0"/>
+      </w:pPr>
+      <w:r>
+        <w:t>2. AI Agent phát hiện intent booking, gọi tool book_court.</w:t>
+      </w:r>
+    </w:p>
+    <w:p>
+      <w:pPr>
+        <w:spacing w:after="0"/>
+      </w:pPr>
+      <w:r>
+        <w:t>3. Tool book_court kiểm tra sân trống trong database PostgreSQL.</w:t>
+      </w:r>
+    </w:p>
+    <w:p>
+      <w:pPr>
+        <w:spacing w:after="0"/>
+      </w:pPr>
+      <w:r>
+        <w:t>4. Nếu sân trống, tạo bản ghi booking mới với status 'confirmed'.</w:t>
+      </w:r>
+    </w:p>
+    <w:p>
+      <w:pPr>
+        <w:spacing w:after="0"/>
+      </w:pPr>
+      <w:r>
+        <w:t>5. Trả về xác nhận đặt sân cho người dùng qua chatbot.</w:t>
+      </w:r>
+    </w:p>
+    <w:p>
+      <w:pPr>
+        <w:spacing w:after="0"/>
+      </w:pPr>
+      <w:r>
+        <w:t>6. Hệ thống hiển thị dialog thanh toán với 2 lựa chọn: Stripe hoặc VNPay.</w:t>
+      </w:r>
+    </w:p>
+    <w:p/>
+    <w:p>
+      <w:pPr>
+        <w:spacing w:after="0"/>
+      </w:pPr>
+      <w:r>
+        <w:t>Luồng xử lý thanh toán (Payment Sequence - Stripe):</w:t>
+      </w:r>
+    </w:p>
+    <w:p>
+      <w:pPr>
+        <w:spacing w:after="0"/>
+      </w:pPr>
+      <w:r>
         <w:lastRenderedPageBreak/>
-        <w:t>9. Kết quả tool được trả về LLM để tổng hợp phản hồi.</w:t>
-      </w:r>
-    </w:p>
-    <w:p>
-      <w:pPr>
-        <w:spacing w:after="0"/>
-      </w:pPr>
-      <w:r>
-        <w:t>10. Phản hồi được gửi trả về Flutter App qua HTTP response.</w:t>
-      </w:r>
-    </w:p>
-    <w:p/>
-    <w:p>
-      <w:pPr>
-        <w:spacing w:after="0"/>
-      </w:pPr>
-      <w:r>
-        <w:t>Luồng xử lý đặt sân (Booking Sequence):</w:t>
-      </w:r>
-    </w:p>
-    <w:p>
-      <w:pPr>
-        <w:spacing w:after="0"/>
-      </w:pPr>
-      <w:r>
-        <w:t>1. Người dùng yêu cầu đặt sân qua chat: 'Đặt sân bida lúc 7h tối mai'.</w:t>
-      </w:r>
-    </w:p>
-    <w:p>
-      <w:pPr>
-        <w:spacing w:after="0"/>
-      </w:pPr>
-      <w:r>
-        <w:t>2. AI Agent phát hiện intent booking, gọi tool book_court.</w:t>
-      </w:r>
-    </w:p>
-    <w:p>
-      <w:pPr>
-        <w:spacing w:after="0"/>
-      </w:pPr>
-      <w:r>
-        <w:t>3. Tool book_court kiểm tra sân trống trong database PostgreSQL.</w:t>
-      </w:r>
-    </w:p>
-    <w:p>
-      <w:pPr>
-        <w:spacing w:after="0"/>
-      </w:pPr>
-      <w:r>
-        <w:t>4. Nếu sân trống, tạo bản ghi booking mới với status 'confirmed'.</w:t>
-      </w:r>
-    </w:p>
-    <w:p>
-      <w:pPr>
-        <w:spacing w:after="0"/>
-      </w:pPr>
-      <w:r>
-        <w:t>5. Trả về xác nhận đặt sân cho người dùng qua chatbot.</w:t>
-      </w:r>
-    </w:p>
-    <w:p>
-      <w:pPr>
-        <w:spacing w:after="0"/>
-      </w:pPr>
-      <w:r>
-        <w:t>6. Hệ thống hiển thị dialog thanh toán với 2 lựa chọn: Stripe hoặc VNPay.</w:t>
-      </w:r>
-    </w:p>
-    <w:p/>
-    <w:p>
-      <w:pPr>
-        <w:spacing w:after="0"/>
-      </w:pPr>
-      <w:r>
-        <w:t>Luồng xử lý thanh toán (Payment Sequence - Stripe):</w:t>
-      </w:r>
-    </w:p>
-    <w:p>
-      <w:pPr>
-        <w:spacing w:after="0"/>
-      </w:pPr>
-      <w:r>
         <w:t>1. Người dùng chọn 'Thanh toán ngay' và chọn phương thức Stripe.</w:t>
       </w:r>
     </w:p>
@@ -9543,13 +9531,6 @@
           <w:sz w:val="18"/>
         </w:rPr>
         <w:br/>
-      </w:r>
-      <w:r>
-        <w:rPr>
-          <w:rFonts w:ascii="Consolas" w:hAnsi="Consolas"/>
-          <w:sz w:val="18"/>
-        </w:rPr>
-        <w:lastRenderedPageBreak/>
         <w:t xml:space="preserve">    participant B as FastAPI Backend</w:t>
       </w:r>
       <w:r>
@@ -10076,6 +10057,13 @@
           <w:sz w:val="18"/>
         </w:rPr>
         <w:br/>
+      </w:r>
+      <w:r>
+        <w:rPr>
+          <w:rFonts w:ascii="Consolas" w:hAnsi="Consolas"/>
+          <w:sz w:val="18"/>
+        </w:rPr>
+        <w:lastRenderedPageBreak/>
         <w:t xml:space="preserve">    B-&gt;&gt;S: Thông báo đơn hàng mới (WebSocket)</w:t>
       </w:r>
       <w:r>
@@ -10276,13 +10264,6 @@
           <w:sz w:val="18"/>
         </w:rPr>
         <w:br/>
-      </w:r>
-      <w:r>
-        <w:rPr>
-          <w:rFonts w:ascii="Consolas" w:hAnsi="Consolas"/>
-          <w:sz w:val="18"/>
-        </w:rPr>
-        <w:lastRenderedPageBreak/>
         <w:t xml:space="preserve">    B-&gt;&gt;DB: Cập nhật payment_status = 'paid'</w:t>
       </w:r>
       <w:r>
@@ -10427,6 +10408,13 @@
           <w:sz w:val="18"/>
         </w:rPr>
         <w:br/>
+      </w:r>
+      <w:r>
+        <w:rPr>
+          <w:rFonts w:ascii="Consolas" w:hAnsi="Consolas"/>
+          <w:sz w:val="18"/>
+        </w:rPr>
+        <w:lastRenderedPageBreak/>
         <w:t xml:space="preserve">    V--&gt;&gt;JV: payment_url</w:t>
       </w:r>
       <w:r>
@@ -10627,13 +10615,6 @@
           <w:sz w:val="18"/>
         </w:rPr>
         <w:br/>
-      </w:r>
-      <w:r>
-        <w:rPr>
-          <w:rFonts w:ascii="Consolas" w:hAnsi="Consolas"/>
-          <w:sz w:val="18"/>
-        </w:rPr>
-        <w:lastRenderedPageBreak/>
         <w:t xml:space="preserve">    B-&gt;&gt;DB: Tạo staff_request</w:t>
       </w:r>
       <w:r>
@@ -10779,6 +10760,13 @@
           <w:sz w:val="18"/>
         </w:rPr>
         <w:br/>
+      </w:r>
+      <w:r>
+        <w:rPr>
+          <w:rFonts w:ascii="Consolas" w:hAnsi="Consolas"/>
+          <w:sz w:val="18"/>
+        </w:rPr>
+        <w:lastRenderedPageBreak/>
         <w:t xml:space="preserve">    participant CW as Customer WebSocket</w:t>
       </w:r>
       <w:r>
@@ -11002,7 +10990,6 @@
     </w:p>
     <w:p>
       <w:pPr>
-        <w:pStyle w:val="Normal"/>
         <w:shd w:val="clear" w:color="auto" w:fill="F5F5F5"/>
         <w:spacing w:before="40" w:after="120" w:line="276" w:lineRule="auto"/>
       </w:pPr>
@@ -11012,7 +10999,6 @@
     </w:p>
     <w:p>
       <w:pPr>
-        <w:pStyle w:val="Normal"/>
         <w:shd w:val="clear" w:color="auto" w:fill="F5F5F5"/>
         <w:spacing w:before="40" w:after="120" w:line="276" w:lineRule="auto"/>
       </w:pPr>
@@ -11022,7 +11008,6 @@
     </w:p>
     <w:p>
       <w:pPr>
-        <w:pStyle w:val="Normal"/>
         <w:shd w:val="clear" w:color="auto" w:fill="F5F5F5"/>
         <w:spacing w:before="40" w:after="120" w:line="276" w:lineRule="auto"/>
       </w:pPr>
@@ -11032,7 +11017,6 @@
     </w:p>
     <w:p>
       <w:pPr>
-        <w:pStyle w:val="Normal"/>
         <w:shd w:val="clear" w:color="auto" w:fill="F5F5F5"/>
         <w:spacing w:before="40" w:after="120" w:line="276" w:lineRule="auto"/>
       </w:pPr>
@@ -11042,7 +11026,6 @@
     </w:p>
     <w:p>
       <w:pPr>
-        <w:pStyle w:val="Normal"/>
         <w:shd w:val="clear" w:color="auto" w:fill="F5F5F5"/>
         <w:spacing w:before="40" w:after="120" w:line="276" w:lineRule="auto"/>
       </w:pPr>
@@ -11052,7 +11035,6 @@
     </w:p>
     <w:p>
       <w:pPr>
-        <w:pStyle w:val="Normal"/>
         <w:shd w:val="clear" w:color="auto" w:fill="F5F5F5"/>
         <w:spacing w:before="40" w:after="120" w:line="276" w:lineRule="auto"/>
       </w:pPr>
@@ -11062,7 +11044,6 @@
     </w:p>
     <w:p>
       <w:pPr>
-        <w:pStyle w:val="Normal"/>
         <w:shd w:val="clear" w:color="auto" w:fill="F5F5F5"/>
         <w:spacing w:before="40" w:after="120" w:line="276" w:lineRule="auto"/>
       </w:pPr>
@@ -11072,7 +11053,6 @@
     </w:p>
     <w:p>
       <w:pPr>
-        <w:pStyle w:val="Normal"/>
         <w:shd w:val="clear" w:color="auto" w:fill="F5F5F5"/>
         <w:spacing w:before="40" w:after="120" w:line="276" w:lineRule="auto"/>
       </w:pPr>
@@ -11082,7 +11062,6 @@
     </w:p>
     <w:p>
       <w:pPr>
-        <w:pStyle w:val="Normal"/>
         <w:shd w:val="clear" w:color="auto" w:fill="F5F5F5"/>
         <w:spacing w:before="40" w:after="120" w:line="276" w:lineRule="auto"/>
       </w:pPr>
@@ -11092,15 +11071,12 @@
     </w:p>
     <w:p>
       <w:pPr>
-        <w:pStyle w:val="Normal"/>
         <w:shd w:val="clear" w:color="auto" w:fill="F5F5F5"/>
         <w:spacing w:before="40" w:after="120" w:line="276" w:lineRule="auto"/>
       </w:pPr>
-      <w:r/>
-    </w:p>
-    <w:p>
-      <w:pPr>
-        <w:pStyle w:val="Normal"/>
+    </w:p>
+    <w:p>
+      <w:pPr>
         <w:shd w:val="clear" w:color="auto" w:fill="F5F5F5"/>
         <w:spacing w:before="40" w:after="120" w:line="276" w:lineRule="auto"/>
       </w:pPr>
@@ -11110,25 +11086,22 @@
     </w:p>
     <w:p>
       <w:pPr>
-        <w:pStyle w:val="Normal"/>
         <w:shd w:val="clear" w:color="auto" w:fill="F5F5F5"/>
         <w:spacing w:before="40" w:after="120" w:line="276" w:lineRule="auto"/>
       </w:pPr>
-      <w:r/>
-    </w:p>
-    <w:p>
-      <w:pPr>
-        <w:pStyle w:val="Normal"/>
+    </w:p>
+    <w:p>
+      <w:pPr>
         <w:shd w:val="clear" w:color="auto" w:fill="F5F5F5"/>
         <w:spacing w:before="40" w:after="120" w:line="276" w:lineRule="auto"/>
       </w:pPr>
       <w:r>
+        <w:lastRenderedPageBreak/>
         <w:t xml:space="preserve">    C-&gt;&gt;CW: Bấm gọi (startCall)</w:t>
       </w:r>
     </w:p>
     <w:p>
       <w:pPr>
-        <w:pStyle w:val="Normal"/>
         <w:shd w:val="clear" w:color="auto" w:fill="F5F5F5"/>
         <w:spacing w:before="40" w:after="120" w:line="276" w:lineRule="auto"/>
       </w:pPr>
@@ -11138,7 +11111,6 @@
     </w:p>
     <w:p>
       <w:pPr>
-        <w:pStyle w:val="Normal"/>
         <w:shd w:val="clear" w:color="auto" w:fill="F5F5F5"/>
         <w:spacing w:before="40" w:after="120" w:line="276" w:lineRule="auto"/>
       </w:pPr>
@@ -11148,7 +11120,6 @@
     </w:p>
     <w:p>
       <w:pPr>
-        <w:pStyle w:val="Normal"/>
         <w:shd w:val="clear" w:color="auto" w:fill="F5F5F5"/>
         <w:spacing w:before="40" w:after="120" w:line="276" w:lineRule="auto"/>
       </w:pPr>
@@ -11158,7 +11129,6 @@
     </w:p>
     <w:p>
       <w:pPr>
-        <w:pStyle w:val="Normal"/>
         <w:shd w:val="clear" w:color="auto" w:fill="F5F5F5"/>
         <w:spacing w:before="40" w:after="120" w:line="276" w:lineRule="auto"/>
       </w:pPr>
@@ -11168,7 +11138,6 @@
     </w:p>
     <w:p>
       <w:pPr>
-        <w:pStyle w:val="Normal"/>
         <w:shd w:val="clear" w:color="auto" w:fill="F5F5F5"/>
         <w:spacing w:before="40" w:after="120" w:line="276" w:lineRule="auto"/>
       </w:pPr>
@@ -11178,15 +11147,12 @@
     </w:p>
     <w:p>
       <w:pPr>
-        <w:pStyle w:val="Normal"/>
         <w:shd w:val="clear" w:color="auto" w:fill="F5F5F5"/>
         <w:spacing w:before="40" w:after="120" w:line="276" w:lineRule="auto"/>
       </w:pPr>
-      <w:r/>
-    </w:p>
-    <w:p>
-      <w:pPr>
-        <w:pStyle w:val="Normal"/>
+    </w:p>
+    <w:p>
+      <w:pPr>
         <w:shd w:val="clear" w:color="auto" w:fill="F5F5F5"/>
         <w:spacing w:before="40" w:after="120" w:line="276" w:lineRule="auto"/>
       </w:pPr>
@@ -11196,7 +11162,6 @@
     </w:p>
     <w:p>
       <w:pPr>
-        <w:pStyle w:val="Normal"/>
         <w:shd w:val="clear" w:color="auto" w:fill="F5F5F5"/>
         <w:spacing w:before="40" w:after="120" w:line="276" w:lineRule="auto"/>
       </w:pPr>
@@ -11206,7 +11171,6 @@
     </w:p>
     <w:p>
       <w:pPr>
-        <w:pStyle w:val="Normal"/>
         <w:shd w:val="clear" w:color="auto" w:fill="F5F5F5"/>
         <w:spacing w:before="40" w:after="120" w:line="276" w:lineRule="auto"/>
       </w:pPr>
@@ -11216,7 +11180,6 @@
     </w:p>
     <w:p>
       <w:pPr>
-        <w:pStyle w:val="Normal"/>
         <w:shd w:val="clear" w:color="auto" w:fill="F5F5F5"/>
         <w:spacing w:before="40" w:after="120" w:line="276" w:lineRule="auto"/>
       </w:pPr>
@@ -11226,7 +11189,6 @@
     </w:p>
     <w:p>
       <w:pPr>
-        <w:pStyle w:val="Normal"/>
         <w:shd w:val="clear" w:color="auto" w:fill="F5F5F5"/>
         <w:spacing w:before="40" w:after="120" w:line="276" w:lineRule="auto"/>
       </w:pPr>
@@ -11236,15 +11198,12 @@
     </w:p>
     <w:p>
       <w:pPr>
-        <w:pStyle w:val="Normal"/>
         <w:shd w:val="clear" w:color="auto" w:fill="F5F5F5"/>
         <w:spacing w:before="40" w:after="120" w:line="276" w:lineRule="auto"/>
       </w:pPr>
-      <w:r/>
-    </w:p>
-    <w:p>
-      <w:pPr>
-        <w:pStyle w:val="Normal"/>
+    </w:p>
+    <w:p>
+      <w:pPr>
         <w:shd w:val="clear" w:color="auto" w:fill="F5F5F5"/>
         <w:spacing w:before="40" w:after="120" w:line="276" w:lineRule="auto"/>
       </w:pPr>
@@ -11254,15 +11213,12 @@
     </w:p>
     <w:p>
       <w:pPr>
-        <w:pStyle w:val="Normal"/>
         <w:shd w:val="clear" w:color="auto" w:fill="F5F5F5"/>
         <w:spacing w:before="40" w:after="120" w:line="276" w:lineRule="auto"/>
       </w:pPr>
-      <w:r/>
-    </w:p>
-    <w:p>
-      <w:pPr>
-        <w:pStyle w:val="Normal"/>
+    </w:p>
+    <w:p>
+      <w:pPr>
         <w:shd w:val="clear" w:color="auto" w:fill="F5F5F5"/>
         <w:spacing w:before="40" w:after="120" w:line="276" w:lineRule="auto"/>
       </w:pPr>
@@ -11272,7 +11228,6 @@
     </w:p>
     <w:p>
       <w:pPr>
-        <w:pStyle w:val="Normal"/>
         <w:shd w:val="clear" w:color="auto" w:fill="F5F5F5"/>
         <w:spacing w:before="40" w:after="120" w:line="276" w:lineRule="auto"/>
       </w:pPr>
@@ -11282,7 +11237,6 @@
     </w:p>
     <w:p>
       <w:pPr>
-        <w:pStyle w:val="Normal"/>
         <w:shd w:val="clear" w:color="auto" w:fill="F5F5F5"/>
         <w:spacing w:before="40" w:after="120" w:line="276" w:lineRule="auto"/>
       </w:pPr>
@@ -11292,7 +11246,6 @@
     </w:p>
     <w:p>
       <w:pPr>
-        <w:pStyle w:val="Normal"/>
         <w:shd w:val="clear" w:color="auto" w:fill="F5F5F5"/>
         <w:spacing w:before="40" w:after="120" w:line="276" w:lineRule="auto"/>
       </w:pPr>
@@ -11302,7 +11255,6 @@
     </w:p>
     <w:p>
       <w:pPr>
-        <w:pStyle w:val="Normal"/>
         <w:shd w:val="clear" w:color="auto" w:fill="F5F5F5"/>
         <w:spacing w:before="40" w:after="120" w:line="276" w:lineRule="auto"/>
       </w:pPr>
@@ -11312,7 +11264,6 @@
     </w:p>
     <w:p>
       <w:pPr>
-        <w:pStyle w:val="Normal"/>
         <w:shd w:val="clear" w:color="auto" w:fill="F5F5F5"/>
         <w:spacing w:before="40" w:after="120" w:line="276" w:lineRule="auto"/>
       </w:pPr>
@@ -11325,7 +11276,6 @@
         <w:shd w:val="clear" w:color="auto" w:fill="F5F5F5"/>
         <w:spacing w:before="40" w:after="120" w:line="276" w:lineRule="auto"/>
       </w:pPr>
-      <w:r/>
     </w:p>
     <w:p/>
     <w:p>
@@ -11390,6 +11340,13 @@
           <w:sz w:val="18"/>
         </w:rPr>
         <w:br/>
+      </w:r>
+      <w:r>
+        <w:rPr>
+          <w:rFonts w:ascii="Consolas" w:hAnsi="Consolas"/>
+          <w:sz w:val="18"/>
+        </w:rPr>
+        <w:lastRenderedPageBreak/>
         <w:t xml:space="preserve">    participant R as Redis</w:t>
       </w:r>
       <w:r>
@@ -21382,6 +21339,1685 @@
       </w:r>
     </w:p>
     <w:p>
+      <w:r>
+        <w:t>Kien truc luong xu ly tin nhan</w:t>
+      </w:r>
+    </w:p>
+    <w:p>
+      <w:r>
+        <w:rPr>
+          <w:b/>
+        </w:rPr>
+        <w:t>Luong xu ly tin nhan trong he thong:</w:t>
+      </w:r>
+    </w:p>
+    <w:p>
+      <w:r>
+        <w:t>1. Nguoi dung gui tin nhan</w:t>
+      </w:r>
+    </w:p>
+    <w:p>
+      <w:r>
+        <w:t>2. ChatService: Load history, enrich message voi context</w:t>
+      </w:r>
+    </w:p>
+    <w:p>
+      <w:r>
+        <w:t>3. IntentRouter: Check cache -&gt; Keyword matching -&gt; Embedding matching</w:t>
+      </w:r>
+    </w:p>
+    <w:p>
+      <w:r>
+        <w:t>4. VenueAgent: Goi LLM (Google primary, MiMo fallback)</w:t>
+      </w:r>
+    </w:p>
+    <w:p>
+      <w:r>
+        <w:t>5. Streaming: Yield session ID -&gt; text chunks -&gt; metadata</w:t>
+      </w:r>
+    </w:p>
+    <w:p>
+      <w:r>
+        <w:t>6. Frontend: Parse stream, hien thi text va OrderCard</w:t>
+      </w:r>
+    </w:p>
+    <w:tbl>
+      <w:tblPr>
+        <w:tblStyle w:val="TableGrid"/>
+        <w:tblW w:w="0" w:type="auto"/>
+        <w:tblLook w:val="04A0" w:firstRow="1" w:lastRow="0" w:firstColumn="1" w:lastColumn="0" w:noHBand="0" w:noVBand="1"/>
+      </w:tblPr>
+      <w:tblGrid>
+        <w:gridCol w:w="1603"/>
+        <w:gridCol w:w="2130"/>
+        <w:gridCol w:w="3401"/>
+      </w:tblGrid>
+      <w:tr>
+        <w:tc>
+          <w:tcPr>
+            <w:tcW w:w="0" w:type="auto"/>
+          </w:tcPr>
+          <w:p>
+            <w:r>
+              <w:rPr>
+                <w:b/>
+              </w:rPr>
+              <w:t>Thanh phan</w:t>
+            </w:r>
+          </w:p>
+        </w:tc>
+        <w:tc>
+          <w:tcPr>
+            <w:tcW w:w="0" w:type="auto"/>
+          </w:tcPr>
+          <w:p>
+            <w:r>
+              <w:rPr>
+                <w:b/>
+              </w:rPr>
+              <w:t>File</w:t>
+            </w:r>
+          </w:p>
+        </w:tc>
+        <w:tc>
+          <w:tcPr>
+            <w:tcW w:w="0" w:type="auto"/>
+          </w:tcPr>
+          <w:p>
+            <w:r>
+              <w:rPr>
+                <w:b/>
+              </w:rPr>
+              <w:t>Chuc nang</w:t>
+            </w:r>
+          </w:p>
+        </w:tc>
+      </w:tr>
+      <w:tr>
+        <w:tc>
+          <w:tcPr>
+            <w:tcW w:w="0" w:type="auto"/>
+          </w:tcPr>
+          <w:p>
+            <w:r>
+              <w:t>ChatService</w:t>
+            </w:r>
+          </w:p>
+        </w:tc>
+        <w:tc>
+          <w:tcPr>
+            <w:tcW w:w="0" w:type="auto"/>
+          </w:tcPr>
+          <w:p>
+            <w:r>
+              <w:t>chat_service.py</w:t>
+            </w:r>
+          </w:p>
+        </w:tc>
+        <w:tc>
+          <w:tcPr>
+            <w:tcW w:w="0" w:type="auto"/>
+          </w:tcPr>
+          <w:p>
+            <w:r>
+              <w:t>Xu ly tin nhan, quan ly history</w:t>
+            </w:r>
+          </w:p>
+        </w:tc>
+      </w:tr>
+      <w:tr>
+        <w:tc>
+          <w:tcPr>
+            <w:tcW w:w="0" w:type="auto"/>
+          </w:tcPr>
+          <w:p>
+            <w:r>
+              <w:t>VenueAgent</w:t>
+            </w:r>
+          </w:p>
+        </w:tc>
+        <w:tc>
+          <w:tcPr>
+            <w:tcW w:w="0" w:type="auto"/>
+          </w:tcPr>
+          <w:p>
+            <w:r>
+              <w:t>agent.py</w:t>
+            </w:r>
+          </w:p>
+        </w:tc>
+        <w:tc>
+          <w:tcPr>
+            <w:tcW w:w="0" w:type="auto"/>
+          </w:tcPr>
+          <w:p>
+            <w:r>
+              <w:t>Goi LLM, xu ly fallback</w:t>
+            </w:r>
+          </w:p>
+        </w:tc>
+      </w:tr>
+      <w:tr>
+        <w:tc>
+          <w:tcPr>
+            <w:tcW w:w="0" w:type="auto"/>
+          </w:tcPr>
+          <w:p>
+            <w:r>
+              <w:t>IntentRouter</w:t>
+            </w:r>
+          </w:p>
+        </w:tc>
+        <w:tc>
+          <w:tcPr>
+            <w:tcW w:w="0" w:type="auto"/>
+          </w:tcPr>
+          <w:p>
+            <w:r>
+              <w:t>intent_router.py</w:t>
+            </w:r>
+          </w:p>
+        </w:tc>
+        <w:tc>
+          <w:tcPr>
+            <w:tcW w:w="0" w:type="auto"/>
+          </w:tcPr>
+          <w:p>
+            <w:r>
+              <w:t>Phan loai intent</w:t>
+            </w:r>
+          </w:p>
+        </w:tc>
+      </w:tr>
+      <w:tr>
+        <w:tc>
+          <w:tcPr>
+            <w:tcW w:w="0" w:type="auto"/>
+          </w:tcPr>
+          <w:p>
+            <w:r>
+              <w:t>ChatApi</w:t>
+            </w:r>
+          </w:p>
+        </w:tc>
+        <w:tc>
+          <w:tcPr>
+            <w:tcW w:w="0" w:type="auto"/>
+          </w:tcPr>
+          <w:p>
+            <w:r>
+              <w:t>chat_api.dart</w:t>
+            </w:r>
+          </w:p>
+        </w:tc>
+        <w:tc>
+          <w:tcPr>
+            <w:tcW w:w="0" w:type="auto"/>
+          </w:tcPr>
+          <w:p>
+            <w:r>
+              <w:t>Frontend API calls</w:t>
+            </w:r>
+          </w:p>
+        </w:tc>
+      </w:tr>
+      <w:tr>
+        <w:tc>
+          <w:tcPr>
+            <w:tcW w:w="0" w:type="auto"/>
+          </w:tcPr>
+          <w:p>
+            <w:r>
+              <w:t>ChatProvider</w:t>
+            </w:r>
+          </w:p>
+        </w:tc>
+        <w:tc>
+          <w:tcPr>
+            <w:tcW w:w="0" w:type="auto"/>
+          </w:tcPr>
+          <w:p>
+            <w:r>
+              <w:t>chat_provider.dart</w:t>
+            </w:r>
+          </w:p>
+        </w:tc>
+        <w:tc>
+          <w:tcPr>
+            <w:tcW w:w="0" w:type="auto"/>
+          </w:tcPr>
+          <w:p>
+            <w:r>
+              <w:t>Frontend state management</w:t>
+            </w:r>
+          </w:p>
+        </w:tc>
+      </w:tr>
+      <w:tr>
+        <w:tc>
+          <w:tcPr>
+            <w:tcW w:w="0" w:type="auto"/>
+          </w:tcPr>
+          <w:p>
+            <w:r>
+              <w:t>OrderCard</w:t>
+            </w:r>
+          </w:p>
+        </w:tc>
+        <w:tc>
+          <w:tcPr>
+            <w:tcW w:w="0" w:type="auto"/>
+          </w:tcPr>
+          <w:p>
+            <w:r>
+              <w:t>order_card.dart</w:t>
+            </w:r>
+          </w:p>
+        </w:tc>
+        <w:tc>
+          <w:tcPr>
+            <w:tcW w:w="0" w:type="auto"/>
+          </w:tcPr>
+          <w:p>
+            <w:r>
+              <w:t>Widget thanh toan</w:t>
+            </w:r>
+          </w:p>
+        </w:tc>
+      </w:tr>
+    </w:tbl>
+    <w:p>
+      <w:r>
+        <w:t>Bang tong ket hieu suat</w:t>
+      </w:r>
+    </w:p>
+    <w:tbl>
+      <w:tblPr>
+        <w:tblStyle w:val="TableGrid"/>
+        <w:tblW w:w="0" w:type="auto"/>
+        <w:tblLook w:val="04A0" w:firstRow="1" w:lastRow="0" w:firstColumn="1" w:lastColumn="0" w:noHBand="0" w:noVBand="1"/>
+      </w:tblPr>
+      <w:tblGrid>
+        <w:gridCol w:w="3032"/>
+        <w:gridCol w:w="1603"/>
+        <w:gridCol w:w="1704"/>
+        <w:gridCol w:w="1235"/>
+      </w:tblGrid>
+      <w:tr>
+        <w:tc>
+          <w:tcPr>
+            <w:tcW w:w="0" w:type="auto"/>
+          </w:tcPr>
+          <w:p>
+            <w:r>
+              <w:rPr>
+                <w:b/>
+              </w:rPr>
+              <w:t>Metric</w:t>
+            </w:r>
+          </w:p>
+        </w:tc>
+        <w:tc>
+          <w:tcPr>
+            <w:tcW w:w="0" w:type="auto"/>
+          </w:tcPr>
+          <w:p>
+            <w:r>
+              <w:rPr>
+                <w:b/>
+              </w:rPr>
+              <w:t>Truoc toi uu</w:t>
+            </w:r>
+          </w:p>
+        </w:tc>
+        <w:tc>
+          <w:tcPr>
+            <w:tcW w:w="0" w:type="auto"/>
+          </w:tcPr>
+          <w:p>
+            <w:r>
+              <w:rPr>
+                <w:b/>
+              </w:rPr>
+              <w:t>Sau toi uu</w:t>
+            </w:r>
+          </w:p>
+        </w:tc>
+        <w:tc>
+          <w:tcPr>
+            <w:tcW w:w="0" w:type="auto"/>
+          </w:tcPr>
+          <w:p>
+            <w:r>
+              <w:rPr>
+                <w:b/>
+              </w:rPr>
+              <w:t>Cai thien</w:t>
+            </w:r>
+          </w:p>
+        </w:tc>
+      </w:tr>
+      <w:tr>
+        <w:tc>
+          <w:tcPr>
+            <w:tcW w:w="0" w:type="auto"/>
+          </w:tcPr>
+          <w:p>
+            <w:r>
+              <w:t>Intent routing (cached)</w:t>
+            </w:r>
+          </w:p>
+        </w:tc>
+        <w:tc>
+          <w:tcPr>
+            <w:tcW w:w="0" w:type="auto"/>
+          </w:tcPr>
+          <w:p>
+            <w:r>
+              <w:t>200-500ms</w:t>
+            </w:r>
+          </w:p>
+        </w:tc>
+        <w:tc>
+          <w:tcPr>
+            <w:tcW w:w="0" w:type="auto"/>
+          </w:tcPr>
+          <w:p>
+            <w:r>
+              <w:t>~0ms</w:t>
+            </w:r>
+          </w:p>
+        </w:tc>
+        <w:tc>
+          <w:tcPr>
+            <w:tcW w:w="0" w:type="auto"/>
+          </w:tcPr>
+          <w:p>
+            <w:r>
+              <w:t>100%</w:t>
+            </w:r>
+          </w:p>
+        </w:tc>
+      </w:tr>
+      <w:tr>
+        <w:tc>
+          <w:tcPr>
+            <w:tcW w:w="0" w:type="auto"/>
+          </w:tcPr>
+          <w:p>
+            <w:r>
+              <w:t>Intent routing (keyword)</w:t>
+            </w:r>
+          </w:p>
+        </w:tc>
+        <w:tc>
+          <w:tcPr>
+            <w:tcW w:w="0" w:type="auto"/>
+          </w:tcPr>
+          <w:p>
+            <w:r>
+              <w:t>200-500ms</w:t>
+            </w:r>
+          </w:p>
+        </w:tc>
+        <w:tc>
+          <w:tcPr>
+            <w:tcW w:w="0" w:type="auto"/>
+          </w:tcPr>
+          <w:p>
+            <w:r>
+              <w:t>~0ms</w:t>
+            </w:r>
+          </w:p>
+        </w:tc>
+        <w:tc>
+          <w:tcPr>
+            <w:tcW w:w="0" w:type="auto"/>
+          </w:tcPr>
+          <w:p>
+            <w:r>
+              <w:t>100%</w:t>
+            </w:r>
+          </w:p>
+        </w:tc>
+      </w:tr>
+      <w:tr>
+        <w:tc>
+          <w:tcPr>
+            <w:tcW w:w="0" w:type="auto"/>
+          </w:tcPr>
+          <w:p>
+            <w:r>
+              <w:t>Intent routing (embedding)</w:t>
+            </w:r>
+          </w:p>
+        </w:tc>
+        <w:tc>
+          <w:tcPr>
+            <w:tcW w:w="0" w:type="auto"/>
+          </w:tcPr>
+          <w:p>
+            <w:r>
+              <w:t>200-500ms</w:t>
+            </w:r>
+          </w:p>
+        </w:tc>
+        <w:tc>
+          <w:tcPr>
+            <w:tcW w:w="0" w:type="auto"/>
+          </w:tcPr>
+          <w:p>
+            <w:r>
+              <w:t>100-300ms</w:t>
+            </w:r>
+          </w:p>
+        </w:tc>
+        <w:tc>
+          <w:tcPr>
+            <w:tcW w:w="0" w:type="auto"/>
+          </w:tcPr>
+          <w:p>
+            <w:r>
+              <w:t>50%</w:t>
+            </w:r>
+          </w:p>
+        </w:tc>
+      </w:tr>
+      <w:tr>
+        <w:tc>
+          <w:tcPr>
+            <w:tcW w:w="0" w:type="auto"/>
+          </w:tcPr>
+          <w:p>
+            <w:r>
+              <w:lastRenderedPageBreak/>
+              <w:t>Streaming first token</w:t>
+            </w:r>
+          </w:p>
+        </w:tc>
+        <w:tc>
+          <w:tcPr>
+            <w:tcW w:w="0" w:type="auto"/>
+          </w:tcPr>
+          <w:p>
+            <w:r>
+              <w:t>2-5 giay</w:t>
+            </w:r>
+          </w:p>
+        </w:tc>
+        <w:tc>
+          <w:tcPr>
+            <w:tcW w:w="0" w:type="auto"/>
+          </w:tcPr>
+          <w:p>
+            <w:r>
+              <w:t>0.3-1 giay</w:t>
+            </w:r>
+          </w:p>
+        </w:tc>
+        <w:tc>
+          <w:tcPr>
+            <w:tcW w:w="0" w:type="auto"/>
+          </w:tcPr>
+          <w:p>
+            <w:r>
+              <w:t>80%</w:t>
+            </w:r>
+          </w:p>
+        </w:tc>
+      </w:tr>
+      <w:tr>
+        <w:tc>
+          <w:tcPr>
+            <w:tcW w:w="0" w:type="auto"/>
+          </w:tcPr>
+          <w:p>
+            <w:r>
+              <w:t>Context retention</w:t>
+            </w:r>
+          </w:p>
+        </w:tc>
+        <w:tc>
+          <w:tcPr>
+            <w:tcW w:w="0" w:type="auto"/>
+          </w:tcPr>
+          <w:p>
+            <w:r>
+              <w:t>Mat</w:t>
+            </w:r>
+          </w:p>
+        </w:tc>
+        <w:tc>
+          <w:tcPr>
+            <w:tcW w:w="0" w:type="auto"/>
+          </w:tcPr>
+          <w:p>
+            <w:r>
+              <w:t>Giu nguyen</w:t>
+            </w:r>
+          </w:p>
+        </w:tc>
+        <w:tc>
+          <w:tcPr>
+            <w:tcW w:w="0" w:type="auto"/>
+          </w:tcPr>
+          <w:p>
+            <w:r>
+              <w:t>100%</w:t>
+            </w:r>
+          </w:p>
+        </w:tc>
+      </w:tr>
+      <w:tr>
+        <w:tc>
+          <w:tcPr>
+            <w:tcW w:w="0" w:type="auto"/>
+          </w:tcPr>
+          <w:p>
+            <w:r>
+              <w:t>Gia san accuracy</w:t>
+            </w:r>
+          </w:p>
+        </w:tc>
+        <w:tc>
+          <w:tcPr>
+            <w:tcW w:w="0" w:type="auto"/>
+          </w:tcPr>
+          <w:p>
+            <w:r>
+              <w:t>Tu gia</w:t>
+            </w:r>
+          </w:p>
+        </w:tc>
+        <w:tc>
+          <w:tcPr>
+            <w:tcW w:w="0" w:type="auto"/>
+          </w:tcPr>
+          <w:p>
+            <w:r>
+              <w:t>Chinh xac DB</w:t>
+            </w:r>
+          </w:p>
+        </w:tc>
+        <w:tc>
+          <w:tcPr>
+            <w:tcW w:w="0" w:type="auto"/>
+          </w:tcPr>
+          <w:p>
+            <w:r>
+              <w:t>100%</w:t>
+            </w:r>
+          </w:p>
+        </w:tc>
+      </w:tr>
+    </w:tbl>
+    <w:p>
+      <w:r>
+        <w:t>Sticky Fallback (Google -&gt; MiMo)</w:t>
+      </w:r>
+    </w:p>
+    <w:p>
+      <w:r>
+        <w:t>Van de: Google Gemini API bi rate limit khi co nhieu request lien tuc.</w:t>
+      </w:r>
+    </w:p>
+    <w:p>
+      <w:r>
+        <w:rPr>
+          <w:b/>
+        </w:rPr>
+        <w:t>Giai phap: Implement "Sticky Fallback" - khi da fallback, giu model do trong 24 gio:</w:t>
+      </w:r>
+    </w:p>
+    <w:p>
+      <w:r>
+        <w:t>- Khi primary (Google) fail -&gt; activate fallback (MiMo)</w:t>
+      </w:r>
+    </w:p>
+    <w:p>
+      <w:r>
+        <w:t>- Ghi nho thoi diem fallback</w:t>
+      </w:r>
+    </w:p>
+    <w:p>
+      <w:r>
+        <w:t>- Trong 24 gio tiep theo -&gt; dung MiMo luon, khong check Google</w:t>
+      </w:r>
+    </w:p>
+    <w:p>
+      <w:r>
+        <w:t>- Sau 24 gio -&gt; thu Google lai</w:t>
+      </w:r>
+    </w:p>
+    <w:p>
+      <w:r>
+        <w:t>Fix Widget thanh toan khong hien thi</w:t>
+      </w:r>
+    </w:p>
+    <w:p>
+      <w:r>
+        <w:t>Van de:</w:t>
+      </w:r>
+    </w:p>
+    <w:p>
+      <w:r>
+        <w:t>Sau khi dat san hoac dat do an thanh cong, widget thanh toan (OrderCard) khong hien thi trong chat.</w:t>
+      </w:r>
+    </w:p>
+    <w:p>
+      <w:r>
+        <w:t>Giai phap:</w:t>
+      </w:r>
+    </w:p>
+    <w:p>
+      <w:r>
+        <w:rPr>
+          <w:b/>
+        </w:rPr>
+        <w:t>A. Backend yield metadata:</w:t>
+      </w:r>
+    </w:p>
+    <w:p>
+      <w:r>
+        <w:t>Sau khi stream text response, backend yield metadata dang JSON: "__METADATA__:{type: booking, id: ..., total_price: 160000}"</w:t>
+      </w:r>
+    </w:p>
+    <w:p>
+      <w:r>
+        <w:rPr>
+          <w:b/>
+        </w:rPr>
+        <w:t>B. Frontend parse metadata:</w:t>
+      </w:r>
+    </w:p>
+    <w:p>
+      <w:r>
+        <w:t>Frontend nhan metadata tu stream va gan vao ChatMessage.metadata. OrderCard widget hien thi khi metadata != null.</w:t>
+      </w:r>
+    </w:p>
+    <w:p>
+      <w:r>
+        <w:rPr>
+          <w:b/>
+        </w:rPr>
+        <w:lastRenderedPageBreak/>
+        <w:t>C. Handle Decimal serialization:</w:t>
+      </w:r>
+    </w:p>
+    <w:p>
+      <w:r>
+        <w:t>PostgreSQL tra ve Decimal cho cac truong so. Can convert sang float truoc khi serialize JSON.</w:t>
+      </w:r>
+    </w:p>
+    <w:p>
+      <w:r>
+        <w:t>Fix Booking Flow (Dat san)</w:t>
+      </w:r>
+    </w:p>
+    <w:p>
+      <w:r>
+        <w:t>Van de: LLM hoi lai thong tin da co, khong goi tool dung luc.</w:t>
+      </w:r>
+    </w:p>
+    <w:p>
+      <w:r>
+        <w:rPr>
+          <w:b/>
+        </w:rPr>
+        <w:t>Giai phap: Cai thien System Prompt voi booking flow ro rang:</w:t>
+      </w:r>
+    </w:p>
+    <w:p>
+      <w:r>
+        <w:t>1. Loai san (neu chua co trong context)</w:t>
+      </w:r>
+    </w:p>
+    <w:p>
+      <w:r>
+        <w:t>2. Thoi gian bat dau (gio, ngay)</w:t>
+      </w:r>
+    </w:p>
+    <w:p>
+      <w:r>
+        <w:t>3. Thoi luong choi (may tieng)</w:t>
+      </w:r>
+    </w:p>
+    <w:p>
+      <w:r>
+        <w:t>4. So ban/san (hoac "ban nao cung duoc")</w:t>
+      </w:r>
+    </w:p>
+    <w:p>
+      <w:r>
+        <w:t>Khi da co du thong tin -&gt; PHAI goi book_court tool NGAY. KHONG hoi lai thong tin da co.</w:t>
+      </w:r>
+    </w:p>
+    <w:p>
+      <w:r>
+        <w:t>Fix context bi mat giua cac luot hoi thoai</w:t>
+      </w:r>
+    </w:p>
+    <w:p>
+      <w:r>
+        <w:t>Van de:</w:t>
+      </w:r>
+    </w:p>
+    <w:p>
+      <w:r>
+        <w:t>LLM hoi lai thong tin da co trong luot truoc:</w:t>
+      </w:r>
+    </w:p>
+    <w:p>
+      <w:r>
+        <w:t>- Luot 1: "Dat 1 ban" -&gt; "Ban muon dat luc may gio?"</w:t>
+      </w:r>
+    </w:p>
+    <w:p>
+      <w:r>
+        <w:t>- Luot 2: "8h toi" -&gt; "Ban muon dat luc may gio?" (lap lai!)</w:t>
+      </w:r>
+    </w:p>
+    <w:p>
+      <w:r>
+        <w:t>Giai phap:</w:t>
+      </w:r>
+    </w:p>
+    <w:p>
+      <w:r>
+        <w:rPr>
+          <w:b/>
+        </w:rPr>
+        <w:t>A. Luu enriched message vao history:</w:t>
+      </w:r>
+    </w:p>
+    <w:p>
+      <w:r>
+        <w:t>Thay vi luu message goc, he thong luu enriched message (co context) vao Redis history.</w:t>
+      </w:r>
+    </w:p>
+    <w:p>
+      <w:r>
+        <w:rPr>
+          <w:b/>
+        </w:rPr>
+        <w:lastRenderedPageBreak/>
+        <w:t>B. Session ID Persistence:</w:t>
+      </w:r>
+    </w:p>
+    <w:p>
+      <w:r>
+        <w:t>Backend gui session_id cho frontend ngay khi bat dau stream. Frontend luu session_id va su dung cho cac tin nhan tiep theo.</w:t>
+      </w:r>
+    </w:p>
+    <w:p>
+      <w:r>
+        <w:t>Fix LLM tu gia san the thao</w:t>
+      </w:r>
+    </w:p>
+    <w:p>
+      <w:r>
+        <w:t>Van de:</w:t>
+      </w:r>
+    </w:p>
+    <w:p>
+      <w:r>
+        <w:t>Khi nguoi dung hoi ve gia thue san, LLM tao ra gia khong chinh xac thay vi lay tu database.</w:t>
+      </w:r>
+    </w:p>
+    <w:p>
+      <w:r>
+        <w:rPr>
+          <w:b/>
+        </w:rPr>
+        <w:t>Vi du:</w:t>
+      </w:r>
+    </w:p>
+    <w:p>
+      <w:r>
+        <w:t>- Gia thuc te trong database: 100,000 VND/gio (cau long)</w:t>
+      </w:r>
+    </w:p>
+    <w:p>
+      <w:r>
+        <w:t>- LLM tra loi: 60,000 VND/gio (tu gia)</w:t>
+      </w:r>
+    </w:p>
+    <w:p>
+      <w:r>
+        <w:t>Nguyen nhan:</w:t>
+      </w:r>
+    </w:p>
+    <w:p>
+      <w:r>
+        <w:t>LLM khong co tool nao de query gia san tu database. Khi khong co thong tin trong context, LLM "hallucinate" (tu tao thong tin).</w:t>
+      </w:r>
+    </w:p>
+    <w:p>
+      <w:r>
+        <w:t>Giai phap:</w:t>
+      </w:r>
+    </w:p>
+    <w:p>
+      <w:r>
+        <w:rPr>
+          <w:b/>
+        </w:rPr>
+        <w:t>A. Inject gia tu database vao context:</w:t>
+      </w:r>
+    </w:p>
+    <w:p>
+      <w:r>
+        <w:t>Khi nguoi dung chon venue, he thong tu dong query gia tat ca cac loai san tu bang service_resources va inject vao context.</w:t>
+      </w:r>
+    </w:p>
+    <w:p>
+      <w:r>
+        <w:rPr>
+          <w:b/>
+        </w:rPr>
+        <w:t>B. Cam tu gia trong System Prompt:</w:t>
+      </w:r>
+    </w:p>
+    <w:p>
+      <w:r>
+        <w:t>Them quy tac: "TUYET DOI KHONG tu gia, gio mo cua, hay bat ky so lieu nao."</w:t>
+      </w:r>
+    </w:p>
+    <w:p>
+      <w:r>
+        <w:rPr>
+          <w:b/>
+        </w:rPr>
+        <w:t>C. Khong cache gia san:</w:t>
+      </w:r>
+    </w:p>
+    <w:p>
+      <w:r>
+        <w:t>Gia san co the thay doi. He thong nhan dien truy van dong (chua "gia", "bao nhieu") va bo qua cache.</w:t>
+      </w:r>
+    </w:p>
+    <w:p>
+      <w:r>
+        <w:lastRenderedPageBreak/>
+        <w:t>Toi uu toc do truy van</w:t>
+      </w:r>
+    </w:p>
+    <w:p>
+      <w:r>
+        <w:t>Van de:</w:t>
+      </w:r>
+    </w:p>
+    <w:p>
+      <w:r>
+        <w:t>Moi tin nhan nguoi dung gui den he thong deu phai trai qua nhieu buoc xu ly:</w:t>
+      </w:r>
+    </w:p>
+    <w:p>
+      <w:r>
+        <w:t>- Goi API embedding de phan loai intent (200-500ms)</w:t>
+      </w:r>
+    </w:p>
+    <w:p>
+      <w:r>
+        <w:t>- Goi LLM de sinh cau tra loi (1-5 giay)</w:t>
+      </w:r>
+    </w:p>
+    <w:p>
+      <w:r>
+        <w:t>- Truy van database de lay thong tin (50-200ms)</w:t>
+      </w:r>
+    </w:p>
+    <w:p>
+      <w:r>
+        <w:t>Tong thoi gian cho co the len den 5-6 giay, gay trai nghiem kem cho nguoi dung.</w:t>
+      </w:r>
+    </w:p>
+    <w:p>
+      <w:r>
+        <w:t>Giai phap A: Cache ket qua Intent Routing trong Redis</w:t>
+      </w:r>
+    </w:p>
+    <w:p>
+      <w:r>
+        <w:t>He thong su dung Redis de cache ket qua phan loai intent. Khi nguoi dung gui tin nhan trung lap hoac tuong tu, he thong tra ve ket qua da cache ngay lap tuc ma khong can goi API embedding.</w:t>
+      </w:r>
+    </w:p>
+    <w:p>
+      <w:r>
+        <w:rPr>
+          <w:b/>
+        </w:rPr>
+        <w:t>Cai dat ky thuat:</w:t>
+      </w:r>
+    </w:p>
+    <w:p>
+      <w:r>
+        <w:t>- Key: SHA256 hash cua tin nhan (da normalize)</w:t>
+      </w:r>
+    </w:p>
+    <w:p>
+      <w:r>
+        <w:t>- Value: Ket qua intent (hoac "__NONE__" neu pass through to LLM)</w:t>
+      </w:r>
+    </w:p>
+    <w:p>
+      <w:r>
+        <w:t>- TTL: 600 giay (10 phut)</w:t>
+      </w:r>
+    </w:p>
+    <w:p>
+      <w:r>
+        <w:t>- Bo qua cache cho cac truy van dong (gia, gio mo cua, khuyen mai)</w:t>
+      </w:r>
+    </w:p>
+    <w:p>
+      <w:r>
+        <w:t>Ket qua: Giam latency tu 200-500ms xuong gan 0ms cho tin nhan da cache.</w:t>
+      </w:r>
+    </w:p>
+    <w:p>
+      <w:r>
+        <w:t>Giai phap B: Keyword-First Routing</w:t>
+      </w:r>
+    </w:p>
+    <w:p>
+      <w:r>
+        <w:t>Thay vi goi API embedding cho moi tin nhan, he thong thu khop tu khoa truoc. Chi khi khong tim thay ket qua ro rang, he thong moi goi API embedding.</w:t>
+      </w:r>
+    </w:p>
+    <w:p>
+      <w:r>
+        <w:rPr>
+          <w:b/>
+        </w:rPr>
+        <w:t>Quy trinh:</w:t>
+      </w:r>
+    </w:p>
+    <w:p>
+      <w:r>
+        <w:lastRenderedPageBreak/>
+        <w:t>1. Kiem tra cache Redis</w:t>
+      </w:r>
+    </w:p>
+    <w:p>
+      <w:r>
+        <w:t>2. Khop tu khoa (khong can goi API)</w:t>
+      </w:r>
+    </w:p>
+    <w:p>
+      <w:r>
+        <w:t>3. Neu ambiguous -&gt; goi API embedding</w:t>
+      </w:r>
+    </w:p>
+    <w:p>
+      <w:r>
+        <w:t>Ket qua: Giam so lan goi API embedding tu 100% xuong khoang 20%.</w:t>
+      </w:r>
+    </w:p>
+    <w:p>
+      <w:r>
+        <w:t>Giai phap C: Streaming Response</w:t>
+      </w:r>
+    </w:p>
+    <w:p>
+      <w:r>
+        <w:t>Thay vi cho toan bo cau tra loi hoan thanh, he thong stream tung phan text ngay khi LLM bat dau sinh.</w:t>
+      </w:r>
+    </w:p>
+    <w:p>
+      <w:r>
+        <w:rPr>
+          <w:b/>
+        </w:rPr>
+        <w:t>Cai dat ky thuat:</w:t>
+      </w:r>
+    </w:p>
+    <w:p>
+      <w:r>
+        <w:t>- Backend: Su dung Server-Sent Events (SSE) voi FastAPI StreamingResponse</w:t>
+      </w:r>
+    </w:p>
+    <w:p>
+      <w:r>
+        <w:t>- Frontend: Su dung Dart Stream de nhan va hien thi tung chunk</w:t>
+      </w:r>
+    </w:p>
+    <w:p>
+      <w:r>
+        <w:t>Ket qua: Nguoi dung thay text xuat hien trong 0.3-1 giay thay vi cho 2-5 giay.</w:t>
+      </w:r>
+    </w:p>
+    <w:p>
+      <w:r>
+        <w:t>Giai phap D: Giam so luong Exemplar Phrases</w:t>
+      </w:r>
+    </w:p>
+    <w:p>
+      <w:r>
+        <w:t>Intent Router su dung cac cau mau de so sanh vector embedding. So luong cau mau cang nhieu, thoi gian tinh toan cang lau.</w:t>
+      </w:r>
+    </w:p>
+    <w:tbl>
+      <w:tblPr>
+        <w:tblStyle w:val="TableGrid"/>
+        <w:tblW w:w="0" w:type="auto"/>
+        <w:tblLook w:val="04A0" w:firstRow="1" w:lastRow="0" w:firstColumn="1" w:lastColumn="0" w:noHBand="0" w:noVBand="1"/>
+      </w:tblPr>
+      <w:tblGrid>
+        <w:gridCol w:w="1603"/>
+        <w:gridCol w:w="895"/>
+        <w:gridCol w:w="636"/>
+        <w:gridCol w:w="838"/>
+      </w:tblGrid>
+      <w:tr>
+        <w:tc>
+          <w:tcPr>
+            <w:tcW w:w="0" w:type="auto"/>
+          </w:tcPr>
+          <w:p>
+            <w:r>
+              <w:rPr>
+                <w:b/>
+              </w:rPr>
+              <w:t>Loai</w:t>
+            </w:r>
+          </w:p>
+        </w:tc>
+        <w:tc>
+          <w:tcPr>
+            <w:tcW w:w="0" w:type="auto"/>
+          </w:tcPr>
+          <w:p>
+            <w:r>
+              <w:rPr>
+                <w:b/>
+              </w:rPr>
+              <w:t>Truoc</w:t>
+            </w:r>
+          </w:p>
+        </w:tc>
+        <w:tc>
+          <w:tcPr>
+            <w:tcW w:w="0" w:type="auto"/>
+          </w:tcPr>
+          <w:p>
+            <w:r>
+              <w:rPr>
+                <w:b/>
+              </w:rPr>
+              <w:t>Sau</w:t>
+            </w:r>
+          </w:p>
+        </w:tc>
+        <w:tc>
+          <w:tcPr>
+            <w:tcW w:w="0" w:type="auto"/>
+          </w:tcPr>
+          <w:p>
+            <w:r>
+              <w:rPr>
+                <w:b/>
+              </w:rPr>
+              <w:t>Giam</w:t>
+            </w:r>
+          </w:p>
+        </w:tc>
+      </w:tr>
+      <w:tr>
+        <w:tc>
+          <w:tcPr>
+            <w:tcW w:w="0" w:type="auto"/>
+          </w:tcPr>
+          <w:p>
+            <w:r>
+              <w:t>Loi chao</w:t>
+            </w:r>
+          </w:p>
+        </w:tc>
+        <w:tc>
+          <w:tcPr>
+            <w:tcW w:w="0" w:type="auto"/>
+          </w:tcPr>
+          <w:p>
+            <w:r>
+              <w:t>27</w:t>
+            </w:r>
+          </w:p>
+        </w:tc>
+        <w:tc>
+          <w:tcPr>
+            <w:tcW w:w="0" w:type="auto"/>
+          </w:tcPr>
+          <w:p>
+            <w:r>
+              <w:t>18</w:t>
+            </w:r>
+          </w:p>
+        </w:tc>
+        <w:tc>
+          <w:tcPr>
+            <w:tcW w:w="0" w:type="auto"/>
+          </w:tcPr>
+          <w:p>
+            <w:r>
+              <w:t>-33%</w:t>
+            </w:r>
+          </w:p>
+        </w:tc>
+      </w:tr>
+      <w:tr>
+        <w:tc>
+          <w:tcPr>
+            <w:tcW w:w="0" w:type="auto"/>
+          </w:tcPr>
+          <w:p>
+            <w:r>
+              <w:t>Domain</w:t>
+            </w:r>
+          </w:p>
+        </w:tc>
+        <w:tc>
+          <w:tcPr>
+            <w:tcW w:w="0" w:type="auto"/>
+          </w:tcPr>
+          <w:p>
+            <w:r>
+              <w:t>120</w:t>
+            </w:r>
+          </w:p>
+        </w:tc>
+        <w:tc>
+          <w:tcPr>
+            <w:tcW w:w="0" w:type="auto"/>
+          </w:tcPr>
+          <w:p>
+            <w:r>
+              <w:t>67</w:t>
+            </w:r>
+          </w:p>
+        </w:tc>
+        <w:tc>
+          <w:tcPr>
+            <w:tcW w:w="0" w:type="auto"/>
+          </w:tcPr>
+          <w:p>
+            <w:r>
+              <w:t>-44%</w:t>
+            </w:r>
+          </w:p>
+        </w:tc>
+      </w:tr>
+      <w:tr>
+        <w:tc>
+          <w:tcPr>
+            <w:tcW w:w="0" w:type="auto"/>
+          </w:tcPr>
+          <w:p>
+            <w:r>
+              <w:t>The thao</w:t>
+            </w:r>
+          </w:p>
+        </w:tc>
+        <w:tc>
+          <w:tcPr>
+            <w:tcW w:w="0" w:type="auto"/>
+          </w:tcPr>
+          <w:p>
+            <w:r>
+              <w:t>10</w:t>
+            </w:r>
+          </w:p>
+        </w:tc>
+        <w:tc>
+          <w:tcPr>
+            <w:tcW w:w="0" w:type="auto"/>
+          </w:tcPr>
+          <w:p>
+            <w:r>
+              <w:t>10</w:t>
+            </w:r>
+          </w:p>
+        </w:tc>
+        <w:tc>
+          <w:tcPr>
+            <w:tcW w:w="0" w:type="auto"/>
+          </w:tcPr>
+          <w:p>
+            <w:r>
+              <w:t>0%</w:t>
+            </w:r>
+          </w:p>
+        </w:tc>
+      </w:tr>
+      <w:tr>
+        <w:tc>
+          <w:tcPr>
+            <w:tcW w:w="0" w:type="auto"/>
+          </w:tcPr>
+          <w:p>
+            <w:r>
+              <w:t>Ngoai chu de</w:t>
+            </w:r>
+          </w:p>
+        </w:tc>
+        <w:tc>
+          <w:tcPr>
+            <w:tcW w:w="0" w:type="auto"/>
+          </w:tcPr>
+          <w:p>
+            <w:r>
+              <w:t>28</w:t>
+            </w:r>
+          </w:p>
+        </w:tc>
+        <w:tc>
+          <w:tcPr>
+            <w:tcW w:w="0" w:type="auto"/>
+          </w:tcPr>
+          <w:p>
+            <w:r>
+              <w:t>20</w:t>
+            </w:r>
+          </w:p>
+        </w:tc>
+        <w:tc>
+          <w:tcPr>
+            <w:tcW w:w="0" w:type="auto"/>
+          </w:tcPr>
+          <w:p>
+            <w:r>
+              <w:t>-29%</w:t>
+            </w:r>
+          </w:p>
+        </w:tc>
+      </w:tr>
+      <w:tr>
+        <w:tc>
+          <w:tcPr>
+            <w:tcW w:w="0" w:type="auto"/>
+          </w:tcPr>
+          <w:p>
+            <w:r>
+              <w:t>Tong</w:t>
+            </w:r>
+          </w:p>
+        </w:tc>
+        <w:tc>
+          <w:tcPr>
+            <w:tcW w:w="0" w:type="auto"/>
+          </w:tcPr>
+          <w:p>
+            <w:r>
+              <w:t>185</w:t>
+            </w:r>
+          </w:p>
+        </w:tc>
+        <w:tc>
+          <w:tcPr>
+            <w:tcW w:w="0" w:type="auto"/>
+          </w:tcPr>
+          <w:p>
+            <w:r>
+              <w:t>115</w:t>
+            </w:r>
+          </w:p>
+        </w:tc>
+        <w:tc>
+          <w:tcPr>
+            <w:tcW w:w="0" w:type="auto"/>
+          </w:tcPr>
+          <w:p>
+            <w:r>
+              <w:t>-38%</w:t>
+            </w:r>
+          </w:p>
+        </w:tc>
+      </w:tr>
+    </w:tbl>
+    <w:p>
+      <w:r>
+        <w:t>Tong quan cac van de da phat hien va giai quyet</w:t>
+      </w:r>
+    </w:p>
+    <w:p>
+      <w:r>
+        <w:lastRenderedPageBreak/>
+        <w:t>Trong qua trinh phat trien va kiem thu he thong chatbot, nhom da phat hien nhieu van de anh huong den trai nghiem nguoi dung. Phan nay mo ta chi tiet cac van de va giai phap ky thuat da trien khai.</w:t>
+      </w:r>
+    </w:p>
+    <w:p>
+      <w:r>
+        <w:rPr>
+          <w:b/>
+        </w:rPr>
+        <w:t>Bang tong hop cac van de:</w:t>
+      </w:r>
+    </w:p>
+    <w:tbl>
+      <w:tblPr>
+        <w:tblStyle w:val="TableGrid"/>
+        <w:tblW w:w="0" w:type="auto"/>
+        <w:tblLook w:val="04A0" w:firstRow="1" w:lastRow="0" w:firstColumn="1" w:lastColumn="0" w:noHBand="0" w:noVBand="1"/>
+      </w:tblPr>
+      <w:tblGrid>
+        <w:gridCol w:w="346"/>
+        <w:gridCol w:w="4729"/>
+        <w:gridCol w:w="1379"/>
+        <w:gridCol w:w="1646"/>
+      </w:tblGrid>
+      <w:tr>
+        <w:tc>
+          <w:tcPr>
+            <w:tcW w:w="0" w:type="auto"/>
+          </w:tcPr>
+          <w:p>
+            <w:r>
+              <w:rPr>
+                <w:b/>
+              </w:rPr>
+              <w:t>#</w:t>
+            </w:r>
+          </w:p>
+        </w:tc>
+        <w:tc>
+          <w:tcPr>
+            <w:tcW w:w="0" w:type="auto"/>
+          </w:tcPr>
+          <w:p>
+            <w:r>
+              <w:rPr>
+                <w:b/>
+              </w:rPr>
+              <w:t>Van de</w:t>
+            </w:r>
+          </w:p>
+        </w:tc>
+        <w:tc>
+          <w:tcPr>
+            <w:tcW w:w="0" w:type="auto"/>
+          </w:tcPr>
+          <w:p>
+            <w:r>
+              <w:rPr>
+                <w:b/>
+              </w:rPr>
+              <w:t>Muc do</w:t>
+            </w:r>
+          </w:p>
+        </w:tc>
+        <w:tc>
+          <w:tcPr>
+            <w:tcW w:w="0" w:type="auto"/>
+          </w:tcPr>
+          <w:p>
+            <w:r>
+              <w:rPr>
+                <w:b/>
+              </w:rPr>
+              <w:t>Trang thai</w:t>
+            </w:r>
+          </w:p>
+        </w:tc>
+      </w:tr>
+      <w:tr>
+        <w:tc>
+          <w:tcPr>
+            <w:tcW w:w="0" w:type="auto"/>
+          </w:tcPr>
+          <w:p>
+            <w:r>
+              <w:t>1</w:t>
+            </w:r>
+          </w:p>
+        </w:tc>
+        <w:tc>
+          <w:tcPr>
+            <w:tcW w:w="0" w:type="auto"/>
+          </w:tcPr>
+          <w:p>
+            <w:r>
+              <w:t>Toc do truy van cham (200-500ms/request)</w:t>
+            </w:r>
+          </w:p>
+        </w:tc>
+        <w:tc>
+          <w:tcPr>
+            <w:tcW w:w="0" w:type="auto"/>
+          </w:tcPr>
+          <w:p>
+            <w:r>
+              <w:t>Cao</w:t>
+            </w:r>
+          </w:p>
+        </w:tc>
+        <w:tc>
+          <w:tcPr>
+            <w:tcW w:w="0" w:type="auto"/>
+          </w:tcPr>
+          <w:p>
+            <w:r>
+              <w:t>Da khac phuc</w:t>
+            </w:r>
+          </w:p>
+        </w:tc>
+      </w:tr>
+      <w:tr>
+        <w:tc>
+          <w:tcPr>
+            <w:tcW w:w="0" w:type="auto"/>
+          </w:tcPr>
+          <w:p>
+            <w:r>
+              <w:t>2</w:t>
+            </w:r>
+          </w:p>
+        </w:tc>
+        <w:tc>
+          <w:tcPr>
+            <w:tcW w:w="0" w:type="auto"/>
+          </w:tcPr>
+          <w:p>
+            <w:r>
+              <w:t>LLM tu gia san the thao</w:t>
+            </w:r>
+          </w:p>
+        </w:tc>
+        <w:tc>
+          <w:tcPr>
+            <w:tcW w:w="0" w:type="auto"/>
+          </w:tcPr>
+          <w:p>
+            <w:r>
+              <w:t>Cao</w:t>
+            </w:r>
+          </w:p>
+        </w:tc>
+        <w:tc>
+          <w:tcPr>
+            <w:tcW w:w="0" w:type="auto"/>
+          </w:tcPr>
+          <w:p>
+            <w:r>
+              <w:t>Da khac phuc</w:t>
+            </w:r>
+          </w:p>
+        </w:tc>
+      </w:tr>
+      <w:tr>
+        <w:tc>
+          <w:tcPr>
+            <w:tcW w:w="0" w:type="auto"/>
+          </w:tcPr>
+          <w:p>
+            <w:r>
+              <w:t>3</w:t>
+            </w:r>
+          </w:p>
+        </w:tc>
+        <w:tc>
+          <w:tcPr>
+            <w:tcW w:w="0" w:type="auto"/>
+          </w:tcPr>
+          <w:p>
+            <w:r>
+              <w:t>Context bi mat giua cac luot hoi thoai</w:t>
+            </w:r>
+          </w:p>
+        </w:tc>
+        <w:tc>
+          <w:tcPr>
+            <w:tcW w:w="0" w:type="auto"/>
+          </w:tcPr>
+          <w:p>
+            <w:r>
+              <w:t>Cao</w:t>
+            </w:r>
+          </w:p>
+        </w:tc>
+        <w:tc>
+          <w:tcPr>
+            <w:tcW w:w="0" w:type="auto"/>
+          </w:tcPr>
+          <w:p>
+            <w:r>
+              <w:t>Da khac phuc</w:t>
+            </w:r>
+          </w:p>
+        </w:tc>
+      </w:tr>
+      <w:tr>
+        <w:tc>
+          <w:tcPr>
+            <w:tcW w:w="0" w:type="auto"/>
+          </w:tcPr>
+          <w:p>
+            <w:r>
+              <w:t>4</w:t>
+            </w:r>
+          </w:p>
+        </w:tc>
+        <w:tc>
+          <w:tcPr>
+            <w:tcW w:w="0" w:type="auto"/>
+          </w:tcPr>
+          <w:p>
+            <w:r>
+              <w:t>Chatbot hoi lai thong tin da co</w:t>
+            </w:r>
+          </w:p>
+        </w:tc>
+        <w:tc>
+          <w:tcPr>
+            <w:tcW w:w="0" w:type="auto"/>
+          </w:tcPr>
+          <w:p>
+            <w:r>
+              <w:t>Trung binh</w:t>
+            </w:r>
+          </w:p>
+        </w:tc>
+        <w:tc>
+          <w:tcPr>
+            <w:tcW w:w="0" w:type="auto"/>
+          </w:tcPr>
+          <w:p>
+            <w:r>
+              <w:t>Da khac phuc</w:t>
+            </w:r>
+          </w:p>
+        </w:tc>
+      </w:tr>
+      <w:tr>
+        <w:tc>
+          <w:tcPr>
+            <w:tcW w:w="0" w:type="auto"/>
+          </w:tcPr>
+          <w:p>
+            <w:r>
+              <w:t>5</w:t>
+            </w:r>
+          </w:p>
+        </w:tc>
+        <w:tc>
+          <w:tcPr>
+            <w:tcW w:w="0" w:type="auto"/>
+          </w:tcPr>
+          <w:p>
+            <w:r>
+              <w:t>Widget thanh toan khong hien thi</w:t>
+            </w:r>
+          </w:p>
+        </w:tc>
+        <w:tc>
+          <w:tcPr>
+            <w:tcW w:w="0" w:type="auto"/>
+          </w:tcPr>
+          <w:p>
+            <w:r>
+              <w:t>Trung binh</w:t>
+            </w:r>
+          </w:p>
+        </w:tc>
+        <w:tc>
+          <w:tcPr>
+            <w:tcW w:w="0" w:type="auto"/>
+          </w:tcPr>
+          <w:p>
+            <w:r>
+              <w:t>Da khac phuc</w:t>
+            </w:r>
+          </w:p>
+        </w:tc>
+      </w:tr>
+      <w:tr>
+        <w:tc>
+          <w:tcPr>
+            <w:tcW w:w="0" w:type="auto"/>
+          </w:tcPr>
+          <w:p>
+            <w:r>
+              <w:t>6</w:t>
+            </w:r>
+          </w:p>
+        </w:tc>
+        <w:tc>
+          <w:tcPr>
+            <w:tcW w:w="0" w:type="auto"/>
+          </w:tcPr>
+          <w:p>
+            <w:r>
+              <w:t>Google Gemini API bi rate limit</w:t>
+            </w:r>
+          </w:p>
+        </w:tc>
+        <w:tc>
+          <w:tcPr>
+            <w:tcW w:w="0" w:type="auto"/>
+          </w:tcPr>
+          <w:p>
+            <w:r>
+              <w:t>Thap</w:t>
+            </w:r>
+          </w:p>
+        </w:tc>
+        <w:tc>
+          <w:tcPr>
+            <w:tcW w:w="0" w:type="auto"/>
+          </w:tcPr>
+          <w:p>
+            <w:r>
+              <w:t>Da khac phuc</w:t>
+            </w:r>
+          </w:p>
+        </w:tc>
+      </w:tr>
+    </w:tbl>
+    <w:p>
+      <w:r>
+        <w:t>4.2.1b. Toi uu hieu suat he thong Chat</w:t>
+      </w:r>
+    </w:p>
+    <w:p>
       <w:pPr>
         <w:pStyle w:val="Heading3"/>
         <w:spacing w:before="240" w:after="120"/>
@@ -21628,6 +23264,7 @@
               <w:rPr>
                 <w:sz w:val="24"/>
               </w:rPr>
+              <w:lastRenderedPageBreak/>
               <w:t>Relationships extracted</w:t>
             </w:r>
           </w:p>
@@ -21805,7 +23442,6 @@
         <w:spacing w:after="0"/>
       </w:pPr>
       <w:r>
-        <w:lastRenderedPageBreak/>
         <w:t>Order: Quản lý đơn hàng (user_id, venue_id, total_price, status, payment_status).</w:t>
       </w:r>
     </w:p>
@@ -21934,6 +23570,7 @@
         <w:spacing w:after="0"/>
       </w:pPr>
       <w:r>
+        <w:lastRenderedPageBreak/>
         <w:t>Stripe Payment: POST /api/stripe/create-checkout, POST /api/stripe/webhook, GET /api/stripe/config</w:t>
       </w:r>
     </w:p>
@@ -22002,7 +23639,6 @@
         <w:spacing w:after="0"/>
       </w:pPr>
       <w:r>
-        <w:lastRenderedPageBreak/>
         <w:t>Stripe Integration: Backend tạo Checkout Session bằng Stripe Python SDK, frontend mở WebView.</w:t>
       </w:r>
     </w:p>
@@ -22186,7 +23822,6 @@
         <w:rPr>
           <w:rFonts w:ascii="Times New Roman" w:hAnsi="Times New Roman"/>
         </w:rPr>
-        <w:lastRenderedPageBreak/>
         <w:t>4.2.6. Docker Deployment</w:t>
       </w:r>
     </w:p>
@@ -22623,6 +24258,7 @@
           <w:rFonts w:ascii="Times New Roman" w:hAnsi="Times New Roman"/>
           <w:sz w:val="28"/>
         </w:rPr>
+        <w:lastRenderedPageBreak/>
         <w:t>4.3. Hiện thực Frontend (Flutter App)</w:t>
       </w:r>
     </w:p>
@@ -22696,7 +24332,6 @@
         <w:spacing w:after="0"/>
       </w:pPr>
       <w:r>
-        <w:lastRenderedPageBreak/>
         <w:t>Booking Feature: Chọn loại sân, thời gian, xem sân trống, xác nhận đặt, thanh toán.</w:t>
       </w:r>
     </w:p>
@@ -22808,6 +24443,7 @@
         <w:rPr>
           <w:rFonts w:ascii="Times New Roman" w:hAnsi="Times New Roman"/>
         </w:rPr>
+        <w:lastRenderedPageBreak/>
         <w:t>4.3.2. State Management với Riverpod</w:t>
       </w:r>
     </w:p>
@@ -22868,16 +24504,58 @@
         <w:rPr>
           <w:rFonts w:ascii="Times New Roman" w:hAnsi="Times New Roman"/>
         </w:rPr>
+        <w:t>4.3.5. Giới thiệu giao diện ứng dụng</w:t>
+      </w:r>
+    </w:p>
+    <w:p>
+      <w:pPr>
+        <w:spacing w:after="0"/>
+      </w:pPr>
+      <w:r>
+        <w:t>Phần này giới thiệu các màn hình chính của ứng dụng Sports Venue Chatbot. Mỗi màn hình được mô tả chức năng và cách sử dụng. Ảnh chụp màn hình tương ứng được đính kèm bên dưới mỗi mục.</w:t>
+      </w:r>
+    </w:p>
+    <w:p/>
+    <w:p>
+      <w:pPr>
+        <w:spacing w:after="0"/>
+      </w:pPr>
+      <w:r>
+        <w:rPr>
+          <w:b/>
+        </w:rPr>
+        <w:t>A. Màn hình xác thực (Authentication)</w:t>
+      </w:r>
+    </w:p>
+    <w:p>
+      <w:pPr>
+        <w:spacing w:after="0"/>
+      </w:pPr>
+      <w:r>
+        <w:rPr>
+          <w:b/>
+        </w:rPr>
+        <w:t>Hình 4.7 - Màn hình đăng nhập:</w:t>
+      </w:r>
+    </w:p>
+    <w:p>
+      <w:pPr>
+        <w:spacing w:after="0"/>
+      </w:pPr>
+      <w:r>
         <w:lastRenderedPageBreak/>
-        <w:t>4.3.5. Giới thiệu giao diện ứng dụng</w:t>
-      </w:r>
-    </w:p>
-    <w:p>
-      <w:pPr>
-        <w:spacing w:after="0"/>
-      </w:pPr>
-      <w:r>
-        <w:t>Phần này giới thiệu các màn hình chính của ứng dụng Sports Venue Chatbot. Mỗi màn hình được mô tả chức năng và cách sử dụng. Ảnh chụp màn hình tương ứng được đính kèm bên dưới mỗi mục.</w:t>
+        <w:t>Người dùng nhập số điện thoại và mật khẩu để đăng nhập. Hỗ trợ chuyển sang màn hình đăng ký cho người dùng mới. Giao diện đơn giản, tập trung vào trải nghiệm người dùng.</w:t>
+      </w:r>
+    </w:p>
+    <w:p>
+      <w:pPr>
+        <w:spacing w:after="0"/>
+      </w:pPr>
+      <w:r>
+        <w:rPr>
+          <w:b/>
+        </w:rPr>
+        <w:t>[Chèn ảnh chụp màn hình tại đây]</w:t>
       </w:r>
     </w:p>
     <w:p/>
@@ -22889,7 +24567,7 @@
         <w:rPr>
           <w:b/>
         </w:rPr>
-        <w:t>A. Màn hình xác thực (Authentication)</w:t>
+        <w:t>B. Màn hình chính và điều hướng</w:t>
       </w:r>
     </w:p>
     <w:p>
@@ -22900,15 +24578,15 @@
         <w:rPr>
           <w:b/>
         </w:rPr>
-        <w:t>Hình 4.7 - Màn hình đăng nhập:</w:t>
-      </w:r>
-    </w:p>
-    <w:p>
-      <w:pPr>
-        <w:spacing w:after="0"/>
-      </w:pPr>
-      <w:r>
-        <w:t>Người dùng nhập số điện thoại và mật khẩu để đăng nhập. Hỗ trợ chuyển sang màn hình đăng ký cho người dùng mới. Giao diện đơn giản, tập trung vào trải nghiệm người dùng.</w:t>
+        <w:t>Hình 4.8 - Màn hình chính (Home Screen):</w:t>
+      </w:r>
+    </w:p>
+    <w:p>
+      <w:pPr>
+        <w:spacing w:after="0"/>
+      </w:pPr>
+      <w:r>
+        <w:t>Màn hình chính sau khi đăng nhập, hiển thị các chức năng chính: Chat AI, Đặt sân, Menu, Gọi nhân viên. Thanh điều hướng dưới cùng cho phép chuyển đổi giữa các tab.</w:t>
       </w:r>
     </w:p>
     <w:p>
@@ -22931,7 +24609,7 @@
         <w:rPr>
           <w:b/>
         </w:rPr>
-        <w:t>B. Màn hình chính và điều hướng</w:t>
+        <w:t>C. Chat với AI Agent</w:t>
       </w:r>
     </w:p>
     <w:p>
@@ -22942,15 +24620,15 @@
         <w:rPr>
           <w:b/>
         </w:rPr>
-        <w:t>Hình 4.8 - Màn hình chính (Home Screen):</w:t>
-      </w:r>
-    </w:p>
-    <w:p>
-      <w:pPr>
-        <w:spacing w:after="0"/>
-      </w:pPr>
-      <w:r>
-        <w:t>Màn hình chính sau khi đăng nhập, hiển thị các chức năng chính: Chat AI, Đặt sân, Menu, Gọi nhân viên. Thanh điều hướng dưới cùng cho phép chuyển đổi giữa các tab.</w:t>
+        <w:t>Hình 4.9 - Giao diện Chat với AI Agent:</w:t>
+      </w:r>
+    </w:p>
+    <w:p>
+      <w:pPr>
+        <w:spacing w:after="0"/>
+      </w:pPr>
+      <w:r>
+        <w:t>Màn hình chat chính, người dùng nhập tin nhắn và nhận phản hồi từ AI. Hỗ trợ markdown rendering cho định dạng văn bản, hiển thị typing indicator khi AI đang xử lý. Có thể hỏi về luật chơi, kỹ thuật, đặt sân, gọi đồ uống trực tiếp qua chat.</w:t>
       </w:r>
     </w:p>
     <w:p>
@@ -22973,7 +24651,7 @@
         <w:rPr>
           <w:b/>
         </w:rPr>
-        <w:t>C. Chat với AI Agent</w:t>
+        <w:t>D. Đặt sân (Booking)</w:t>
       </w:r>
     </w:p>
     <w:p>
@@ -22984,15 +24662,15 @@
         <w:rPr>
           <w:b/>
         </w:rPr>
-        <w:t>Hình 4.9 - Giao diện Chat với AI Agent:</w:t>
-      </w:r>
-    </w:p>
-    <w:p>
-      <w:pPr>
-        <w:spacing w:after="0"/>
-      </w:pPr>
-      <w:r>
-        <w:t>Màn hình chat chính, người dùng nhập tin nhắn và nhận phản hồi từ AI. Hỗ trợ markdown rendering cho định dạng văn bản, hiển thị typing indicator khi AI đang xử lý. Có thể hỏi về luật chơi, kỹ thuật, đặt sân, gọi đồ uống trực tiếp qua chat.</w:t>
+        <w:t>Hình 4.10 - Màn hình đặt sân (Booking):</w:t>
+      </w:r>
+    </w:p>
+    <w:p>
+      <w:pPr>
+        <w:spacing w:after="0"/>
+      </w:pPr>
+      <w:r>
+        <w:t>Chọn loại sân (bida, pickleball, cầu lông), xem danh sách sân trống theo thời gian. Hiển thị giá sân và trạng thái availability.</w:t>
       </w:r>
     </w:p>
     <w:p>
@@ -23015,7 +24693,15 @@
         <w:rPr>
           <w:b/>
         </w:rPr>
-        <w:t>D. Đặt sân (Booking)</w:t>
+        <w:t>Hình 4.11 - Màn hình chọn thời gian đặt sân:</w:t>
+      </w:r>
+    </w:p>
+    <w:p>
+      <w:pPr>
+        <w:spacing w:after="0"/>
+      </w:pPr>
+      <w:r>
+        <w:t>Chọn ngày và giờ bắt đầu, kết thúc. Hệ thống kiểm tra tự động sân trống và hiển thị kết quả real-time.</w:t>
       </w:r>
     </w:p>
     <w:p>
@@ -23026,18 +24712,11 @@
         <w:rPr>
           <w:b/>
         </w:rPr>
-        <w:t>Hình 4.10 - Màn hình đặt sân (Booking):</w:t>
-      </w:r>
-    </w:p>
-    <w:p>
-      <w:pPr>
-        <w:spacing w:after="0"/>
-      </w:pPr>
-      <w:r>
         <w:lastRenderedPageBreak/>
-        <w:t>Chọn loại sân (bida, pickleball, cầu lông), xem danh sách sân trống theo thời gian. Hiển thị giá sân và trạng thái availability.</w:t>
-      </w:r>
-    </w:p>
+        <w:t>[Chèn ảnh chụp màn hình tại đây]</w:t>
+      </w:r>
+    </w:p>
+    <w:p/>
     <w:p>
       <w:pPr>
         <w:spacing w:after="0"/>
@@ -23046,6 +24725,36 @@
         <w:rPr>
           <w:b/>
         </w:rPr>
+        <w:t>E. Menu và đặt đồ uống</w:t>
+      </w:r>
+    </w:p>
+    <w:p>
+      <w:pPr>
+        <w:spacing w:after="0"/>
+      </w:pPr>
+      <w:r>
+        <w:rPr>
+          <w:b/>
+        </w:rPr>
+        <w:t>Hình 4.12 - Màn hình Menu đồ uống:</w:t>
+      </w:r>
+    </w:p>
+    <w:p>
+      <w:pPr>
+        <w:spacing w:after="0"/>
+      </w:pPr>
+      <w:r>
+        <w:t>Hiển thị danh sách đồ uống/đồ ăn theo danh mục, có hình ảnh, giá tiền (VND). Hỗ trợ tìm kiếm và lọc theo loại.</w:t>
+      </w:r>
+    </w:p>
+    <w:p>
+      <w:pPr>
+        <w:spacing w:after="0"/>
+      </w:pPr>
+      <w:r>
+        <w:rPr>
+          <w:b/>
+        </w:rPr>
         <w:t>[Chèn ảnh chụp màn hình tại đây]</w:t>
       </w:r>
     </w:p>
@@ -23058,15 +24767,15 @@
         <w:rPr>
           <w:b/>
         </w:rPr>
-        <w:t>Hình 4.11 - Màn hình chọn thời gian đặt sân:</w:t>
-      </w:r>
-    </w:p>
-    <w:p>
-      <w:pPr>
-        <w:spacing w:after="0"/>
-      </w:pPr>
-      <w:r>
-        <w:t>Chọn ngày và giờ bắt đầu, kết thúc. Hệ thống kiểm tra tự động sân trống và hiển thị kết quả real-time.</w:t>
+        <w:t>Hình 4.13 - Màn hình giỏ hàng (Cart):</w:t>
+      </w:r>
+    </w:p>
+    <w:p>
+      <w:pPr>
+        <w:spacing w:after="0"/>
+      </w:pPr>
+      <w:r>
+        <w:t>Xem các món đã chọn, điều chỉnh số lượng, xem tổng tiền. Nút 'Đặt hàng' để xác nhận đơn.</w:t>
       </w:r>
     </w:p>
     <w:p>
@@ -23089,7 +24798,7 @@
         <w:rPr>
           <w:b/>
         </w:rPr>
-        <w:t>E. Menu và đặt đồ uống</w:t>
+        <w:t>F. Thanh toán</w:t>
       </w:r>
     </w:p>
     <w:p>
@@ -23100,15 +24809,15 @@
         <w:rPr>
           <w:b/>
         </w:rPr>
-        <w:t>Hình 4.12 - Màn hình Menu đồ uống:</w:t>
-      </w:r>
-    </w:p>
-    <w:p>
-      <w:pPr>
-        <w:spacing w:after="0"/>
-      </w:pPr>
-      <w:r>
-        <w:t>Hiển thị danh sách đồ uống/đồ ăn theo danh mục, có hình ảnh, giá tiền (VND). Hỗ trợ tìm kiếm và lọc theo loại.</w:t>
+        <w:t>Hình 4.14 - Dialog chọn phương thức thanh toán:</w:t>
+      </w:r>
+    </w:p>
+    <w:p>
+      <w:pPr>
+        <w:spacing w:after="0"/>
+      </w:pPr>
+      <w:r>
+        <w:t>Sau khi đặt sân hoặc đặt đồ uống, hệ thống hiển thị dialog cho phép chọn phương thức: Stripe (quốc tế) hoặc VNPay (trong nước). Có nút 'Để sau' nếu người dùng chưa muốn thanh toán ngay.</w:t>
       </w:r>
     </w:p>
     <w:p>
@@ -23131,15 +24840,15 @@
         <w:rPr>
           <w:b/>
         </w:rPr>
-        <w:t>Hình 4.13 - Màn hình giỏ hàng (Cart):</w:t>
-      </w:r>
-    </w:p>
-    <w:p>
-      <w:pPr>
-        <w:spacing w:after="0"/>
-      </w:pPr>
-      <w:r>
-        <w:t>Xem các món đã chọn, điều chỉnh số lượng, xem tổng tiền. Nút 'Đặt hàng' để xác nhận đơn.</w:t>
+        <w:t>Hình 4.15 - Màn hình thanh toán Stripe (Payment Sheet):</w:t>
+      </w:r>
+    </w:p>
+    <w:p>
+      <w:pPr>
+        <w:spacing w:after="0"/>
+      </w:pPr>
+      <w:r>
+        <w:t>Stripe Native Payment Sheet hiển thị trực tiếp trong app (không qua WebView). Người dùng nhập thông tin thẻ và xác nhận thanh toán. Hỗ trợ Visa, Mastercard, JCB.</w:t>
       </w:r>
     </w:p>
     <w:p>
@@ -23162,7 +24871,16 @@
         <w:rPr>
           <w:b/>
         </w:rPr>
-        <w:t>F. Thanh toán</w:t>
+        <w:t>Hình 4.16 - Màn hình thanh toán VNPay:</w:t>
+      </w:r>
+    </w:p>
+    <w:p>
+      <w:pPr>
+        <w:spacing w:after="0"/>
+      </w:pPr>
+      <w:r>
+        <w:lastRenderedPageBreak/>
+        <w:t>VNPay Native SDK mở trang thanh toán trên thiết bị. Người dùng chọn ngân hàng và hoàn tất giao dịch.</w:t>
       </w:r>
     </w:p>
     <w:p>
@@ -23173,17 +24891,10 @@
         <w:rPr>
           <w:b/>
         </w:rPr>
-        <w:t>Hình 4.14 - Dialog chọn phương thức thanh toán:</w:t>
-      </w:r>
-    </w:p>
-    <w:p>
-      <w:pPr>
-        <w:spacing w:after="0"/>
-      </w:pPr>
-      <w:r>
-        <w:t>Sau khi đặt sân hoặc đặt đồ uống, hệ thống hiển thị dialog cho phép chọn phương thức: Stripe (quốc tế) hoặc VNPay (trong nước). Có nút 'Để sau' nếu người dùng chưa muốn thanh toán ngay.</w:t>
-      </w:r>
-    </w:p>
+        <w:t>[Chèn ảnh chụp màn hình tại đây]</w:t>
+      </w:r>
+    </w:p>
+    <w:p/>
     <w:p>
       <w:pPr>
         <w:spacing w:after="0"/>
@@ -23192,6 +24903,25 @@
         <w:rPr>
           <w:b/>
         </w:rPr>
+        <w:t>Hình 4.17 - Kết quả thanh toán thành công:</w:t>
+      </w:r>
+    </w:p>
+    <w:p>
+      <w:pPr>
+        <w:spacing w:after="0"/>
+      </w:pPr>
+      <w:r>
+        <w:t>Hiển thị kết quả thanh toán với mã giao dịch, số tiền, và trạng thái. Có nút quay về trang chính.</w:t>
+      </w:r>
+    </w:p>
+    <w:p>
+      <w:pPr>
+        <w:spacing w:after="0"/>
+      </w:pPr>
+      <w:r>
+        <w:rPr>
+          <w:b/>
+        </w:rPr>
         <w:t>[Chèn ảnh chụp màn hình tại đây]</w:t>
       </w:r>
     </w:p>
@@ -23204,16 +24934,131 @@
         <w:rPr>
           <w:b/>
         </w:rPr>
+        <w:t>G. Gọi nhân viên và quản lý yêu cầu</w:t>
+      </w:r>
+    </w:p>
+    <w:p>
+      <w:pPr>
+        <w:spacing w:after="0"/>
+      </w:pPr>
+      <w:r>
+        <w:rPr>
+          <w:b/>
+        </w:rPr>
+        <w:t>Hình 4.18 - Màn hình gọi nhân viên (Call Staff Dialog):</w:t>
+      </w:r>
+    </w:p>
+    <w:p>
+      <w:pPr>
+        <w:spacing w:after="0"/>
+      </w:pPr>
+      <w:r>
+        <w:t>Dialog cho phép khách hàng chọn loại yêu cầu (bảo trì, dọn dẹp, gọi đồ uống, hỗ trợ khác) và nhập mô tả chi tiết. Gửi yêu cầu đến nhân viên phụ trách.</w:t>
+      </w:r>
+    </w:p>
+    <w:p>
+      <w:pPr>
+        <w:spacing w:after="0"/>
+      </w:pPr>
+      <w:r>
+        <w:rPr>
+          <w:b/>
+        </w:rPr>
+        <w:t>[Chèn ảnh chụp màn hình tại đây]</w:t>
+      </w:r>
+    </w:p>
+    <w:p/>
+    <w:p>
+      <w:pPr>
+        <w:spacing w:after="0"/>
+      </w:pPr>
+      <w:r>
+        <w:rPr>
+          <w:b/>
+        </w:rPr>
+        <w:t>Hình 4.19 - Màn hình danh sách yêu cầu (Staff Requests):</w:t>
+      </w:r>
+    </w:p>
+    <w:p>
+      <w:pPr>
+        <w:spacing w:after="0"/>
+      </w:pPr>
+      <w:r>
+        <w:t>Danh sách các yêu cầu đã gửi, hiển thị trạng thái: chờ xử lý, đã chấp nhận, đã hoàn thành.</w:t>
+      </w:r>
+    </w:p>
+    <w:p>
+      <w:pPr>
+        <w:spacing w:after="0"/>
+      </w:pPr>
+      <w:r>
+        <w:rPr>
+          <w:b/>
+        </w:rPr>
+        <w:t>[Chèn ảnh chụp màn hình tại đây]</w:t>
+      </w:r>
+    </w:p>
+    <w:p/>
+    <w:p>
+      <w:pPr>
+        <w:spacing w:after="0"/>
+      </w:pPr>
+      <w:r>
+        <w:rPr>
+          <w:b/>
+        </w:rPr>
+        <w:t>Hình 4.20 - Màn hình quản lý yêu cầu (Staff Request Management):</w:t>
+      </w:r>
+    </w:p>
+    <w:p>
+      <w:pPr>
+        <w:spacing w:after="0"/>
+      </w:pPr>
+      <w:r>
+        <w:t>Giao diện cho nhân viên xem và xử lý yêu cầu từ khách hàng. Chia thành 2 nhóm: 'Chờ xử lý' và 'Đang xử lý'. Nhân viên có thể chấp nhận, hoàn thành, hoặc hủy yêu cầu.</w:t>
+      </w:r>
+    </w:p>
+    <w:p>
+      <w:pPr>
+        <w:spacing w:after="0"/>
+      </w:pPr>
+      <w:r>
+        <w:rPr>
+          <w:b/>
+        </w:rPr>
+        <w:t>[Chèn ảnh chụp màn hình tại đây]</w:t>
+      </w:r>
+    </w:p>
+    <w:p/>
+    <w:p>
+      <w:pPr>
+        <w:spacing w:after="0"/>
+      </w:pPr>
+      <w:r>
+        <w:rPr>
+          <w:b/>
+        </w:rPr>
+        <w:t>H. Chat với nhân viên (Staff Chat)</w:t>
+      </w:r>
+    </w:p>
+    <w:p>
+      <w:pPr>
+        <w:spacing w:after="0"/>
+      </w:pPr>
+      <w:r>
+        <w:rPr>
+          <w:b/>
+        </w:rPr>
+        <w:t>Hình 4.21 - Màn hình chat với nhân viên (Staff Chat):</w:t>
+      </w:r>
+    </w:p>
+    <w:p>
+      <w:pPr>
+        <w:spacing w:after="0"/>
+      </w:pPr>
+      <w:r>
         <w:lastRenderedPageBreak/>
-        <w:t>Hình 4.15 - Màn hình thanh toán Stripe (Payment Sheet):</w:t>
-      </w:r>
-    </w:p>
-    <w:p>
-      <w:pPr>
-        <w:spacing w:after="0"/>
-      </w:pPr>
-      <w:r>
-        <w:t>Stripe Native Payment Sheet hiển thị trực tiếp trong app (không qua WebView). Người dùng nhập thông tin thẻ và xác nhận thanh toán. Hỗ trợ Visa, Mastercard, JCB.</w:t>
+        <w:t>Giao diện chat thời gian thực giữa khách hàng và nhân viên. Sử dụng WebSocket để truyền tin nhắn tức thì. Hỗ trợ hiển thịn tin nhắn, thời gian gửi, và trạng thái đối phương online. Tích hợp gọi thoại (voice call) bằng WebRTC, signaling đi qua cùng WebSocket. Khi có cuộc gọi đến, hệ thống tự động hiển thịn màn hình cuộc gọi toàn cục với rung + chuông.</w:t>
       </w:r>
     </w:p>
     <w:p>
@@ -23236,15 +25081,15 @@
         <w:rPr>
           <w:b/>
         </w:rPr>
-        <w:t>Hình 4.16 - Màn hình thanh toán VNPay:</w:t>
-      </w:r>
-    </w:p>
-    <w:p>
-      <w:pPr>
-        <w:spacing w:after="0"/>
-      </w:pPr>
-      <w:r>
-        <w:t>VNPay Native SDK mở trang thanh toán trên thiết bị. Người dùng chọn ngân hàng và hoàn tất giao dịch.</w:t>
+        <w:t>Hình 4.22 - Màn hình hộp thư nhân viên (Staff Inbox):</w:t>
+      </w:r>
+    </w:p>
+    <w:p>
+      <w:pPr>
+        <w:spacing w:after="0"/>
+      </w:pPr>
+      <w:r>
+        <w:t>Danh sách các cuộc trò chuyện của nhân viên với khách hàng. Hiển thị tin nhắn cuối cùng, thời gian, và số tin nhắn chưa đọc.</w:t>
       </w:r>
     </w:p>
     <w:p>
@@ -23267,15 +25112,7 @@
         <w:rPr>
           <w:b/>
         </w:rPr>
-        <w:t>Hình 4.17 - Kết quả thanh toán thành công:</w:t>
-      </w:r>
-    </w:p>
-    <w:p>
-      <w:pPr>
-        <w:spacing w:after="0"/>
-      </w:pPr>
-      <w:r>
-        <w:t>Hiển thị kết quả thanh toán với mã giao dịch, số tiền, và trạng thái. Có nút quay về trang chính.</w:t>
+        <w:t>I. Thông báo vận hành</w:t>
       </w:r>
     </w:p>
     <w:p>
@@ -23286,6 +25123,25 @@
         <w:rPr>
           <w:b/>
         </w:rPr>
+        <w:t>Hình 4.23 - Màn hình thông báo vận hành (Notifications):</w:t>
+      </w:r>
+    </w:p>
+    <w:p>
+      <w:pPr>
+        <w:spacing w:after="0"/>
+      </w:pPr>
+      <w:r>
+        <w:t>Danh sách thông báo cho nhân viên/admin: đặt sân mới, đặt đồ uống mới, yêu cầu hỗ trợ. Hiển thị kết nối realtime, đánh dấu đã đọc, phân trang vô hạn.</w:t>
+      </w:r>
+    </w:p>
+    <w:p>
+      <w:pPr>
+        <w:spacing w:after="0"/>
+      </w:pPr>
+      <w:r>
+        <w:rPr>
+          <w:b/>
+        </w:rPr>
         <w:t>[Chèn ảnh chụp màn hình tại đây]</w:t>
       </w:r>
     </w:p>
@@ -23298,7 +25154,7 @@
         <w:rPr>
           <w:b/>
         </w:rPr>
-        <w:t>G. Gọi nhân viên và quản lý yêu cầu</w:t>
+        <w:t>J. Hóa đơn và lịch sử</w:t>
       </w:r>
     </w:p>
     <w:p>
@@ -23309,15 +25165,15 @@
         <w:rPr>
           <w:b/>
         </w:rPr>
-        <w:t>Hình 4.18 - Màn hình gọi nhân viên (Call Staff Dialog):</w:t>
-      </w:r>
-    </w:p>
-    <w:p>
-      <w:pPr>
-        <w:spacing w:after="0"/>
-      </w:pPr>
-      <w:r>
-        <w:t>Dialog cho phép khách hàng chọn loại yêu cầu (bảo trì, dọn dẹp, gọi đồ uống, hỗ trợ khác) và nhập mô tả chi tiết. Gửi yêu cầu đến nhân viên phụ trách.</w:t>
+        <w:t>Hình 4.24 - Màn hình hóa đơn đặt sân (Booking Bill):</w:t>
+      </w:r>
+    </w:p>
+    <w:p>
+      <w:pPr>
+        <w:spacing w:after="0"/>
+      </w:pPr>
+      <w:r>
+        <w:t>Hiển thị hóa đơn tổng hợp cho một lần đặt sân: phí sân theo giờ, danh sách đồ uống đã đặt, và tổng tiền thanh toán. Hỗ trợ xem chi tiết từng đơn hàng.</w:t>
       </w:r>
     </w:p>
     <w:p>
@@ -23340,15 +25196,15 @@
         <w:rPr>
           <w:b/>
         </w:rPr>
-        <w:t>Hình 4.19 - Màn hình danh sách yêu cầu (Staff Requests):</w:t>
-      </w:r>
-    </w:p>
-    <w:p>
-      <w:pPr>
-        <w:spacing w:after="0"/>
-      </w:pPr>
-      <w:r>
-        <w:t>Danh sách các yêu cầu đã gửi, hiển thị trạng thái: chờ xử lý, đã chấp nhận, đã hoàn thành.</w:t>
+        <w:t>Hình 4.25 - Màn hình lịch sử đơn hàng (Order History):</w:t>
+      </w:r>
+    </w:p>
+    <w:p>
+      <w:pPr>
+        <w:spacing w:after="0"/>
+      </w:pPr>
+      <w:r>
+        <w:t>Danh sách tất cả đơn hàng của khách hàng, hiển thị trạng thái, tổng tiền, và nút thanh toán nếu chưa trả.</w:t>
       </w:r>
     </w:p>
     <w:p>
@@ -23359,6 +25215,7 @@
         <w:rPr>
           <w:b/>
         </w:rPr>
+        <w:lastRenderedPageBreak/>
         <w:t>[Chèn ảnh chụp màn hình tại đây]</w:t>
       </w:r>
     </w:p>
@@ -23371,16 +25228,7 @@
         <w:rPr>
           <w:b/>
         </w:rPr>
-        <w:t>Hình 4.20 - Màn hình quản lý yêu cầu (Staff Request Management):</w:t>
-      </w:r>
-    </w:p>
-    <w:p>
-      <w:pPr>
-        <w:spacing w:after="0"/>
-      </w:pPr>
-      <w:r>
-        <w:lastRenderedPageBreak/>
-        <w:t>Giao diện cho nhân viên xem và xử lý yêu cầu từ khách hàng. Chia thành 2 nhóm: 'Chờ xử lý' và 'Đang xử lý'. Nhân viên có thể chấp nhận, hoàn thành, hoặc hủy yêu cầu.</w:t>
+        <w:t>K. Quản trị (Admin)</w:t>
       </w:r>
     </w:p>
     <w:p>
@@ -23391,6 +25239,25 @@
         <w:rPr>
           <w:b/>
         </w:rPr>
+        <w:t>Hình 4.26 - Màn hình quản lý đặt sân (Admin Booking):</w:t>
+      </w:r>
+    </w:p>
+    <w:p>
+      <w:pPr>
+        <w:spacing w:after="0"/>
+      </w:pPr>
+      <w:r>
+        <w:t>Admin xem tất cả đặt sân, lọc theo trạng thái, xem hóa đơn chi tiết, cập nhật trạng thái.</w:t>
+      </w:r>
+    </w:p>
+    <w:p>
+      <w:pPr>
+        <w:spacing w:after="0"/>
+      </w:pPr>
+      <w:r>
+        <w:rPr>
+          <w:b/>
+        </w:rPr>
         <w:t>[Chèn ảnh chụp màn hình tại đây]</w:t>
       </w:r>
     </w:p>
@@ -23403,7 +25270,15 @@
         <w:rPr>
           <w:b/>
         </w:rPr>
-        <w:t>H. Chat với nhân viên (Staff Chat)</w:t>
+        <w:t>Hình 4.27 - Màn hình quản lý menu (Admin Menu):</w:t>
+      </w:r>
+    </w:p>
+    <w:p>
+      <w:pPr>
+        <w:spacing w:after="0"/>
+      </w:pPr>
+      <w:r>
+        <w:t>Admin thêm/sửa/xóa món trong menu, cập nhật giá, bật/tắt tình trạng còn phục vụ.</w:t>
       </w:r>
     </w:p>
     <w:p>
@@ -23414,17 +25289,10 @@
         <w:rPr>
           <w:b/>
         </w:rPr>
-        <w:t>Hình 4.21 - Màn hình chat với nhân viên (Staff Chat):</w:t>
-      </w:r>
-    </w:p>
-    <w:p>
-      <w:pPr>
-        <w:spacing w:after="0"/>
-      </w:pPr>
-      <w:r>
-        <w:t>Giao diện chat thời gian thực giữa khách hàng và nhân viên. Sử dụng WebSocket để truyền tin nhắn tức thì. Hỗ trợ hiển thịn tin nhắn, thời gian gửi, và trạng thái đối phương online. Tích hợp gọi thoại (voice call) bằng WebRTC, signaling đi qua cùng WebSocket. Khi có cuộc gọi đến, hệ thống tự động hiển thịn màn hình cuộc gọi toàn cục với rung + chuông.</w:t>
-      </w:r>
-    </w:p>
+        <w:t>[Chèn ảnh chụp màn hình tại đây]</w:t>
+      </w:r>
+    </w:p>
+    <w:p/>
     <w:p>
       <w:pPr>
         <w:spacing w:after="0"/>
@@ -23433,6 +25301,25 @@
         <w:rPr>
           <w:b/>
         </w:rPr>
+        <w:t>Hình 4.28 - Màn hình Dashboard Admin:</w:t>
+      </w:r>
+    </w:p>
+    <w:p>
+      <w:pPr>
+        <w:spacing w:after="0"/>
+      </w:pPr>
+      <w:r>
+        <w:t>Tổng quan doanh thu, số lượng đặt sân, đơn hàng theo ngày. Biểu đồ và thống kê.</w:t>
+      </w:r>
+    </w:p>
+    <w:p>
+      <w:pPr>
+        <w:spacing w:after="0"/>
+      </w:pPr>
+      <w:r>
+        <w:rPr>
+          <w:b/>
+        </w:rPr>
         <w:t>[Chèn ảnh chụp màn hình tại đây]</w:t>
       </w:r>
     </w:p>
@@ -23445,15 +25332,7 @@
         <w:rPr>
           <w:b/>
         </w:rPr>
-        <w:t>Hình 4.22 - Màn hình hộp thư nhân viên (Staff Inbox):</w:t>
-      </w:r>
-    </w:p>
-    <w:p>
-      <w:pPr>
-        <w:spacing w:after="0"/>
-      </w:pPr>
-      <w:r>
-        <w:t>Danh sách các cuộc trò chuyện của nhân viên với khách hàng. Hiển thị tin nhắn cuối cùng, thời gian, và số tin nhắn chưa đọc.</w:t>
+        <w:t>L. Hồ sơ cá nhân và điều hướng nhân viên</w:t>
       </w:r>
     </w:p>
     <w:p>
@@ -23464,6 +25343,25 @@
         <w:rPr>
           <w:b/>
         </w:rPr>
+        <w:t>Hình 4.29 - Màn hình hồ sơ cá nhân (Profile):</w:t>
+      </w:r>
+    </w:p>
+    <w:p>
+      <w:pPr>
+        <w:spacing w:after="0"/>
+      </w:pPr>
+      <w:r>
+        <w:t>Xem thông tin cá nhân, đổi mật khẩu, đăng xuất. Hiển thị tên, số điện thoại, email.</w:t>
+      </w:r>
+    </w:p>
+    <w:p>
+      <w:pPr>
+        <w:spacing w:after="0"/>
+      </w:pPr>
+      <w:r>
+        <w:rPr>
+          <w:b/>
+        </w:rPr>
         <w:t>[Chèn ảnh chụp màn hình tại đây]</w:t>
       </w:r>
     </w:p>
@@ -23476,267 +25374,6 @@
         <w:rPr>
           <w:b/>
         </w:rPr>
-        <w:t>I. Thông báo vận hành</w:t>
-      </w:r>
-    </w:p>
-    <w:p>
-      <w:pPr>
-        <w:spacing w:after="0"/>
-      </w:pPr>
-      <w:r>
-        <w:rPr>
-          <w:b/>
-        </w:rPr>
-        <w:t>Hình 4.23 - Màn hình thông báo vận hành (Notifications):</w:t>
-      </w:r>
-    </w:p>
-    <w:p>
-      <w:pPr>
-        <w:spacing w:after="0"/>
-      </w:pPr>
-      <w:r>
-        <w:t>Danh sách thông báo cho nhân viên/admin: đặt sân mới, đặt đồ uống mới, yêu cầu hỗ trợ. Hiển thị kết nối realtime, đánh dấu đã đọc, phân trang vô hạn.</w:t>
-      </w:r>
-    </w:p>
-    <w:p>
-      <w:pPr>
-        <w:spacing w:after="0"/>
-      </w:pPr>
-      <w:r>
-        <w:rPr>
-          <w:b/>
-        </w:rPr>
-        <w:t>[Chèn ảnh chụp màn hình tại đây]</w:t>
-      </w:r>
-    </w:p>
-    <w:p/>
-    <w:p>
-      <w:pPr>
-        <w:spacing w:after="0"/>
-      </w:pPr>
-      <w:r>
-        <w:rPr>
-          <w:b/>
-        </w:rPr>
-        <w:t>J. Hóa đơn và lịch sử</w:t>
-      </w:r>
-    </w:p>
-    <w:p>
-      <w:pPr>
-        <w:spacing w:after="0"/>
-      </w:pPr>
-      <w:r>
-        <w:rPr>
-          <w:b/>
-        </w:rPr>
-        <w:t>Hình 4.24 - Màn hình hóa đơn đặt sân (Booking Bill):</w:t>
-      </w:r>
-    </w:p>
-    <w:p>
-      <w:pPr>
-        <w:spacing w:after="0"/>
-      </w:pPr>
-      <w:r>
-        <w:t>Hiển thị hóa đơn tổng hợp cho một lần đặt sân: phí sân theo giờ, danh sách đồ uống đã đặt, và tổng tiền thanh toán. Hỗ trợ xem chi tiết từng đơn hàng.</w:t>
-      </w:r>
-    </w:p>
-    <w:p>
-      <w:pPr>
-        <w:spacing w:after="0"/>
-      </w:pPr>
-      <w:r>
-        <w:rPr>
-          <w:b/>
-        </w:rPr>
-        <w:t>[Chèn ảnh chụp màn hình tại đây]</w:t>
-      </w:r>
-    </w:p>
-    <w:p/>
-    <w:p>
-      <w:pPr>
-        <w:spacing w:after="0"/>
-      </w:pPr>
-      <w:r>
-        <w:rPr>
-          <w:b/>
-        </w:rPr>
-        <w:t>Hình 4.25 - Màn hình lịch sử đơn hàng (Order History):</w:t>
-      </w:r>
-    </w:p>
-    <w:p>
-      <w:pPr>
-        <w:spacing w:after="0"/>
-      </w:pPr>
-      <w:r>
-        <w:t>Danh sách tất cả đơn hàng của khách hàng, hiển thị trạng thái, tổng tiền, và nút thanh toán nếu chưa trả.</w:t>
-      </w:r>
-    </w:p>
-    <w:p>
-      <w:pPr>
-        <w:spacing w:after="0"/>
-      </w:pPr>
-      <w:r>
-        <w:rPr>
-          <w:b/>
-        </w:rPr>
-        <w:t>[Chèn ảnh chụp màn hình tại đây]</w:t>
-      </w:r>
-    </w:p>
-    <w:p/>
-    <w:p>
-      <w:pPr>
-        <w:spacing w:after="0"/>
-      </w:pPr>
-      <w:r>
-        <w:rPr>
-          <w:b/>
-        </w:rPr>
-        <w:t>K. Quản trị (Admin)</w:t>
-      </w:r>
-    </w:p>
-    <w:p>
-      <w:pPr>
-        <w:spacing w:after="0"/>
-      </w:pPr>
-      <w:r>
-        <w:rPr>
-          <w:b/>
-        </w:rPr>
-        <w:t>Hình 4.26 - Màn hình quản lý đặt sân (Admin Booking):</w:t>
-      </w:r>
-    </w:p>
-    <w:p>
-      <w:pPr>
-        <w:spacing w:after="0"/>
-      </w:pPr>
-      <w:r>
-        <w:t>Admin xem tất cả đặt sân, lọc theo trạng thái, xem hóa đơn chi tiết, cập nhật trạng thái.</w:t>
-      </w:r>
-    </w:p>
-    <w:p>
-      <w:pPr>
-        <w:spacing w:after="0"/>
-      </w:pPr>
-      <w:r>
-        <w:rPr>
-          <w:b/>
-        </w:rPr>
-        <w:t>[Chèn ảnh chụp màn hình tại đây]</w:t>
-      </w:r>
-    </w:p>
-    <w:p/>
-    <w:p>
-      <w:pPr>
-        <w:spacing w:after="0"/>
-      </w:pPr>
-      <w:r>
-        <w:rPr>
-          <w:b/>
-        </w:rPr>
-        <w:t>Hình 4.27 - Màn hình quản lý menu (Admin Menu):</w:t>
-      </w:r>
-    </w:p>
-    <w:p>
-      <w:pPr>
-        <w:spacing w:after="0"/>
-      </w:pPr>
-      <w:r>
-        <w:t>Admin thêm/sửa/xóa món trong menu, cập nhật giá, bật/tắt tình trạng còn phục vụ.</w:t>
-      </w:r>
-    </w:p>
-    <w:p>
-      <w:pPr>
-        <w:spacing w:after="0"/>
-      </w:pPr>
-      <w:r>
-        <w:rPr>
-          <w:b/>
-        </w:rPr>
-        <w:t>[Chèn ảnh chụp màn hình tại đây]</w:t>
-      </w:r>
-    </w:p>
-    <w:p/>
-    <w:p>
-      <w:pPr>
-        <w:spacing w:after="0"/>
-      </w:pPr>
-      <w:r>
-        <w:rPr>
-          <w:b/>
-        </w:rPr>
-        <w:t>Hình 4.28 - Màn hình Dashboard Admin:</w:t>
-      </w:r>
-    </w:p>
-    <w:p>
-      <w:pPr>
-        <w:spacing w:after="0"/>
-      </w:pPr>
-      <w:r>
-        <w:t>Tổng quan doanh thu, số lượng đặt sân, đơn hàng theo ngày. Biểu đồ và thống kê.</w:t>
-      </w:r>
-    </w:p>
-    <w:p>
-      <w:pPr>
-        <w:spacing w:after="0"/>
-      </w:pPr>
-      <w:r>
-        <w:rPr>
-          <w:b/>
-        </w:rPr>
-        <w:t>[Chèn ảnh chụp màn hình tại đây]</w:t>
-      </w:r>
-    </w:p>
-    <w:p/>
-    <w:p>
-      <w:pPr>
-        <w:spacing w:after="0"/>
-      </w:pPr>
-      <w:r>
-        <w:rPr>
-          <w:b/>
-        </w:rPr>
-        <w:t>L. Hồ sơ cá nhân và điều hướng nhân viên</w:t>
-      </w:r>
-    </w:p>
-    <w:p>
-      <w:pPr>
-        <w:spacing w:after="0"/>
-      </w:pPr>
-      <w:r>
-        <w:rPr>
-          <w:b/>
-        </w:rPr>
-        <w:t>Hình 4.29 - Màn hình hồ sơ cá nhân (Profile):</w:t>
-      </w:r>
-    </w:p>
-    <w:p>
-      <w:pPr>
-        <w:spacing w:after="0"/>
-      </w:pPr>
-      <w:r>
-        <w:t>Xem thông tin cá nhân, đổi mật khẩu, đăng xuất. Hiển thị tên, số điện thoại, email.</w:t>
-      </w:r>
-    </w:p>
-    <w:p>
-      <w:pPr>
-        <w:spacing w:after="0"/>
-      </w:pPr>
-      <w:r>
-        <w:rPr>
-          <w:b/>
-        </w:rPr>
-        <w:t>[Chèn ảnh chụp màn hình tại đây]</w:t>
-      </w:r>
-    </w:p>
-    <w:p/>
-    <w:p>
-      <w:pPr>
-        <w:spacing w:after="0"/>
-      </w:pPr>
-      <w:r>
-        <w:rPr>
-          <w:b/>
-        </w:rPr>
         <w:t>Hình 4.30 - Thanh điều hướng nhân viên (Staff Shell):</w:t>
       </w:r>
     </w:p>
@@ -23745,7 +25382,6 @@
         <w:spacing w:after="0"/>
       </w:pPr>
       <w:r>
-        <w:lastRenderedPageBreak/>
         <w:t>Thanh navigation dành cho nhân viên với 3 tab: Thông báo, Tin nhắn (Inbox), Yêu cầu. Hiển thị badge số thông báo chưa đọc.</w:t>
       </w:r>
     </w:p>
@@ -23771,6 +25407,7 @@
           <w:rFonts w:ascii="Times New Roman" w:hAnsi="Times New Roman"/>
           <w:sz w:val="28"/>
         </w:rPr>
+        <w:lastRenderedPageBreak/>
         <w:t>4.4. Môi trường triển khai</w:t>
       </w:r>
     </w:p>
@@ -24260,6 +25897,7 @@
         <w:spacing w:after="0"/>
       </w:pPr>
       <w:r>
+        <w:lastRenderedPageBreak/>
         <w:t>Hệ thống thông báo real-time cho khách hàng khi nhân viên tiếp nhận yêu cầu (không cần polling).</w:t>
       </w:r>
     </w:p>
@@ -24269,7 +25907,6 @@
         <w:spacing w:after="0"/>
       </w:pPr>
       <w:r>
-        <w:lastRenderedPageBreak/>
         <w:t>Admin quản lý giá dịch vụ, xem hóa đơn chi tiết booking với tổng tiền.</w:t>
       </w:r>
     </w:p>
@@ -24672,6 +26309,7 @@
         <w:pStyle w:val="Heading1"/>
       </w:pPr>
       <w:r>
+        <w:lastRenderedPageBreak/>
         <w:t>PHẦN BỔ SUNG: TÍNH NĂNG MỚI</w:t>
       </w:r>
     </w:p>
@@ -24690,6 +26328,7 @@
         <w:pStyle w:val="Heading1"/>
       </w:pPr>
       <w:r>
+        <w:lastRenderedPageBreak/>
         <w:t>BỔ SUNG 1: CƠ SỞ LÝ THUYẾT FRAMEWORK</w:t>
       </w:r>
     </w:p>
@@ -24798,9 +26437,9 @@
     <w:tbl>
       <w:tblPr>
         <w:tblStyle w:val="TableGrid"/>
-        <w:tblW w:type="auto" w:w="0"/>
+        <w:tblW w:w="0" w:type="auto"/>
         <w:jc w:val="center"/>
-        <w:tblLook w:firstColumn="1" w:firstRow="1" w:lastColumn="0" w:lastRow="0" w:noHBand="0" w:noVBand="1" w:val="04A0"/>
+        <w:tblLook w:val="04A0" w:firstRow="1" w:lastRow="0" w:firstColumn="1" w:lastColumn="0" w:noHBand="0" w:noVBand="1"/>
       </w:tblPr>
       <w:tblGrid>
         <w:gridCol w:w="2280"/>
@@ -24809,9 +26448,12 @@
         <w:gridCol w:w="2280"/>
       </w:tblGrid>
       <w:tr>
-        <w:tc>
-          <w:tcPr>
-            <w:tcW w:type="dxa" w:w="2280"/>
+        <w:trPr>
+          <w:jc w:val="center"/>
+        </w:trPr>
+        <w:tc>
+          <w:tcPr>
+            <w:tcW w:w="2280" w:type="dxa"/>
           </w:tcPr>
           <w:p>
             <w:r>
@@ -24819,13 +26461,14 @@
                 <w:b/>
                 <w:sz w:val="22"/>
               </w:rPr>
+              <w:lastRenderedPageBreak/>
               <w:t>Tiêu chí</w:t>
             </w:r>
           </w:p>
         </w:tc>
         <w:tc>
           <w:tcPr>
-            <w:tcW w:type="dxa" w:w="2280"/>
+            <w:tcW w:w="2280" w:type="dxa"/>
           </w:tcPr>
           <w:p>
             <w:r>
@@ -24839,7 +26482,7 @@
         </w:tc>
         <w:tc>
           <w:tcPr>
-            <w:tcW w:type="dxa" w:w="2280"/>
+            <w:tcW w:w="2280" w:type="dxa"/>
           </w:tcPr>
           <w:p>
             <w:r>
@@ -24853,7 +26496,7 @@
         </w:tc>
         <w:tc>
           <w:tcPr>
-            <w:tcW w:type="dxa" w:w="2280"/>
+            <w:tcW w:w="2280" w:type="dxa"/>
           </w:tcPr>
           <w:p>
             <w:r>
@@ -24867,9 +26510,12 @@
         </w:tc>
       </w:tr>
       <w:tr>
-        <w:tc>
-          <w:tcPr>
-            <w:tcW w:type="dxa" w:w="2280"/>
+        <w:trPr>
+          <w:jc w:val="center"/>
+        </w:trPr>
+        <w:tc>
+          <w:tcPr>
+            <w:tcW w:w="2280" w:type="dxa"/>
           </w:tcPr>
           <w:p>
             <w:r>
@@ -24882,7 +26528,7 @@
         </w:tc>
         <w:tc>
           <w:tcPr>
-            <w:tcW w:type="dxa" w:w="2280"/>
+            <w:tcW w:w="2280" w:type="dxa"/>
           </w:tcPr>
           <w:p>
             <w:r>
@@ -24895,7 +26541,7 @@
         </w:tc>
         <w:tc>
           <w:tcPr>
-            <w:tcW w:type="dxa" w:w="2280"/>
+            <w:tcW w:w="2280" w:type="dxa"/>
           </w:tcPr>
           <w:p>
             <w:r>
@@ -24908,7 +26554,7 @@
         </w:tc>
         <w:tc>
           <w:tcPr>
-            <w:tcW w:type="dxa" w:w="2280"/>
+            <w:tcW w:w="2280" w:type="dxa"/>
           </w:tcPr>
           <w:p>
             <w:r>
@@ -24921,9 +26567,12 @@
         </w:tc>
       </w:tr>
       <w:tr>
-        <w:tc>
-          <w:tcPr>
-            <w:tcW w:type="dxa" w:w="2280"/>
+        <w:trPr>
+          <w:jc w:val="center"/>
+        </w:trPr>
+        <w:tc>
+          <w:tcPr>
+            <w:tcW w:w="2280" w:type="dxa"/>
           </w:tcPr>
           <w:p>
             <w:r>
@@ -24936,7 +26585,7 @@
         </w:tc>
         <w:tc>
           <w:tcPr>
-            <w:tcW w:type="dxa" w:w="2280"/>
+            <w:tcW w:w="2280" w:type="dxa"/>
           </w:tcPr>
           <w:p>
             <w:r>
@@ -24949,7 +26598,7 @@
         </w:tc>
         <w:tc>
           <w:tcPr>
-            <w:tcW w:type="dxa" w:w="2280"/>
+            <w:tcW w:w="2280" w:type="dxa"/>
           </w:tcPr>
           <w:p>
             <w:r>
@@ -24962,7 +26611,7 @@
         </w:tc>
         <w:tc>
           <w:tcPr>
-            <w:tcW w:type="dxa" w:w="2280"/>
+            <w:tcW w:w="2280" w:type="dxa"/>
           </w:tcPr>
           <w:p>
             <w:r>
@@ -24975,9 +26624,12 @@
         </w:tc>
       </w:tr>
       <w:tr>
-        <w:tc>
-          <w:tcPr>
-            <w:tcW w:type="dxa" w:w="2280"/>
+        <w:trPr>
+          <w:jc w:val="center"/>
+        </w:trPr>
+        <w:tc>
+          <w:tcPr>
+            <w:tcW w:w="2280" w:type="dxa"/>
           </w:tcPr>
           <w:p>
             <w:r>
@@ -24990,7 +26642,7 @@
         </w:tc>
         <w:tc>
           <w:tcPr>
-            <w:tcW w:type="dxa" w:w="2280"/>
+            <w:tcW w:w="2280" w:type="dxa"/>
           </w:tcPr>
           <w:p>
             <w:r>
@@ -25003,7 +26655,7 @@
         </w:tc>
         <w:tc>
           <w:tcPr>
-            <w:tcW w:type="dxa" w:w="2280"/>
+            <w:tcW w:w="2280" w:type="dxa"/>
           </w:tcPr>
           <w:p>
             <w:r>
@@ -25016,7 +26668,7 @@
         </w:tc>
         <w:tc>
           <w:tcPr>
-            <w:tcW w:type="dxa" w:w="2280"/>
+            <w:tcW w:w="2280" w:type="dxa"/>
           </w:tcPr>
           <w:p>
             <w:r>
@@ -25029,9 +26681,12 @@
         </w:tc>
       </w:tr>
       <w:tr>
-        <w:tc>
-          <w:tcPr>
-            <w:tcW w:type="dxa" w:w="2280"/>
+        <w:trPr>
+          <w:jc w:val="center"/>
+        </w:trPr>
+        <w:tc>
+          <w:tcPr>
+            <w:tcW w:w="2280" w:type="dxa"/>
           </w:tcPr>
           <w:p>
             <w:r>
@@ -25044,7 +26699,7 @@
         </w:tc>
         <w:tc>
           <w:tcPr>
-            <w:tcW w:type="dxa" w:w="2280"/>
+            <w:tcW w:w="2280" w:type="dxa"/>
           </w:tcPr>
           <w:p>
             <w:r>
@@ -25057,7 +26712,7 @@
         </w:tc>
         <w:tc>
           <w:tcPr>
-            <w:tcW w:type="dxa" w:w="2280"/>
+            <w:tcW w:w="2280" w:type="dxa"/>
           </w:tcPr>
           <w:p>
             <w:r>
@@ -25070,7 +26725,7 @@
         </w:tc>
         <w:tc>
           <w:tcPr>
-            <w:tcW w:type="dxa" w:w="2280"/>
+            <w:tcW w:w="2280" w:type="dxa"/>
           </w:tcPr>
           <w:p>
             <w:r>
@@ -25083,9 +26738,12 @@
         </w:tc>
       </w:tr>
       <w:tr>
-        <w:tc>
-          <w:tcPr>
-            <w:tcW w:type="dxa" w:w="2280"/>
+        <w:trPr>
+          <w:jc w:val="center"/>
+        </w:trPr>
+        <w:tc>
+          <w:tcPr>
+            <w:tcW w:w="2280" w:type="dxa"/>
           </w:tcPr>
           <w:p>
             <w:r>
@@ -25098,7 +26756,7 @@
         </w:tc>
         <w:tc>
           <w:tcPr>
-            <w:tcW w:type="dxa" w:w="2280"/>
+            <w:tcW w:w="2280" w:type="dxa"/>
           </w:tcPr>
           <w:p>
             <w:r>
@@ -25111,7 +26769,7 @@
         </w:tc>
         <w:tc>
           <w:tcPr>
-            <w:tcW w:type="dxa" w:w="2280"/>
+            <w:tcW w:w="2280" w:type="dxa"/>
           </w:tcPr>
           <w:p>
             <w:r>
@@ -25124,7 +26782,7 @@
         </w:tc>
         <w:tc>
           <w:tcPr>
-            <w:tcW w:type="dxa" w:w="2280"/>
+            <w:tcW w:w="2280" w:type="dxa"/>
           </w:tcPr>
           <w:p>
             <w:r>
@@ -25137,9 +26795,12 @@
         </w:tc>
       </w:tr>
       <w:tr>
-        <w:tc>
-          <w:tcPr>
-            <w:tcW w:type="dxa" w:w="2280"/>
+        <w:trPr>
+          <w:jc w:val="center"/>
+        </w:trPr>
+        <w:tc>
+          <w:tcPr>
+            <w:tcW w:w="2280" w:type="dxa"/>
           </w:tcPr>
           <w:p>
             <w:r>
@@ -25152,7 +26813,7 @@
         </w:tc>
         <w:tc>
           <w:tcPr>
-            <w:tcW w:type="dxa" w:w="2280"/>
+            <w:tcW w:w="2280" w:type="dxa"/>
           </w:tcPr>
           <w:p>
             <w:r>
@@ -25165,7 +26826,7 @@
         </w:tc>
         <w:tc>
           <w:tcPr>
-            <w:tcW w:type="dxa" w:w="2280"/>
+            <w:tcW w:w="2280" w:type="dxa"/>
           </w:tcPr>
           <w:p>
             <w:r>
@@ -25178,7 +26839,7 @@
         </w:tc>
         <w:tc>
           <w:tcPr>
-            <w:tcW w:type="dxa" w:w="2280"/>
+            <w:tcW w:w="2280" w:type="dxa"/>
           </w:tcPr>
           <w:p>
             <w:r>
@@ -25191,9 +26852,12 @@
         </w:tc>
       </w:tr>
       <w:tr>
-        <w:tc>
-          <w:tcPr>
-            <w:tcW w:type="dxa" w:w="2280"/>
+        <w:trPr>
+          <w:jc w:val="center"/>
+        </w:trPr>
+        <w:tc>
+          <w:tcPr>
+            <w:tcW w:w="2280" w:type="dxa"/>
           </w:tcPr>
           <w:p>
             <w:r>
@@ -25206,7 +26870,7 @@
         </w:tc>
         <w:tc>
           <w:tcPr>
-            <w:tcW w:type="dxa" w:w="2280"/>
+            <w:tcW w:w="2280" w:type="dxa"/>
           </w:tcPr>
           <w:p>
             <w:r>
@@ -25219,7 +26883,7 @@
         </w:tc>
         <w:tc>
           <w:tcPr>
-            <w:tcW w:type="dxa" w:w="2280"/>
+            <w:tcW w:w="2280" w:type="dxa"/>
           </w:tcPr>
           <w:p>
             <w:r>
@@ -25232,7 +26896,7 @@
         </w:tc>
         <w:tc>
           <w:tcPr>
-            <w:tcW w:type="dxa" w:w="2280"/>
+            <w:tcW w:w="2280" w:type="dxa"/>
           </w:tcPr>
           <w:p>
             <w:r>
@@ -25261,18 +26925,21 @@
     <w:tbl>
       <w:tblPr>
         <w:tblStyle w:val="TableGrid"/>
-        <w:tblW w:type="auto" w:w="0"/>
+        <w:tblW w:w="0" w:type="auto"/>
         <w:jc w:val="center"/>
-        <w:tblLook w:firstColumn="1" w:firstRow="1" w:lastColumn="0" w:lastRow="0" w:noHBand="0" w:noVBand="1" w:val="04A0"/>
+        <w:tblLook w:val="04A0" w:firstRow="1" w:lastRow="0" w:firstColumn="1" w:lastColumn="0" w:noHBand="0" w:noVBand="1"/>
       </w:tblPr>
       <w:tblGrid>
         <w:gridCol w:w="4561"/>
         <w:gridCol w:w="4561"/>
       </w:tblGrid>
       <w:tr>
-        <w:tc>
-          <w:tcPr>
-            <w:tcW w:type="dxa" w:w="4561"/>
+        <w:trPr>
+          <w:jc w:val="center"/>
+        </w:trPr>
+        <w:tc>
+          <w:tcPr>
+            <w:tcW w:w="4561" w:type="dxa"/>
           </w:tcPr>
           <w:p>
             <w:r>
@@ -25286,7 +26953,7 @@
         </w:tc>
         <w:tc>
           <w:tcPr>
-            <w:tcW w:type="dxa" w:w="4561"/>
+            <w:tcW w:w="4561" w:type="dxa"/>
           </w:tcPr>
           <w:p>
             <w:r>
@@ -25300,9 +26967,12 @@
         </w:tc>
       </w:tr>
       <w:tr>
-        <w:tc>
-          <w:tcPr>
-            <w:tcW w:type="dxa" w:w="4561"/>
+        <w:trPr>
+          <w:jc w:val="center"/>
+        </w:trPr>
+        <w:tc>
+          <w:tcPr>
+            <w:tcW w:w="4561" w:type="dxa"/>
           </w:tcPr>
           <w:p>
             <w:r>
@@ -25315,7 +26985,7 @@
         </w:tc>
         <w:tc>
           <w:tcPr>
-            <w:tcW w:type="dxa" w:w="4561"/>
+            <w:tcW w:w="4561" w:type="dxa"/>
           </w:tcPr>
           <w:p>
             <w:r>
@@ -25328,9 +26998,12 @@
         </w:tc>
       </w:tr>
       <w:tr>
-        <w:tc>
-          <w:tcPr>
-            <w:tcW w:type="dxa" w:w="4561"/>
+        <w:trPr>
+          <w:jc w:val="center"/>
+        </w:trPr>
+        <w:tc>
+          <w:tcPr>
+            <w:tcW w:w="4561" w:type="dxa"/>
           </w:tcPr>
           <w:p>
             <w:r>
@@ -25343,7 +27016,7 @@
         </w:tc>
         <w:tc>
           <w:tcPr>
-            <w:tcW w:type="dxa" w:w="4561"/>
+            <w:tcW w:w="4561" w:type="dxa"/>
           </w:tcPr>
           <w:p>
             <w:r>
@@ -25356,9 +27029,12 @@
         </w:tc>
       </w:tr>
       <w:tr>
-        <w:tc>
-          <w:tcPr>
-            <w:tcW w:type="dxa" w:w="4561"/>
+        <w:trPr>
+          <w:jc w:val="center"/>
+        </w:trPr>
+        <w:tc>
+          <w:tcPr>
+            <w:tcW w:w="4561" w:type="dxa"/>
           </w:tcPr>
           <w:p>
             <w:r>
@@ -25371,7 +27047,7 @@
         </w:tc>
         <w:tc>
           <w:tcPr>
-            <w:tcW w:type="dxa" w:w="4561"/>
+            <w:tcW w:w="4561" w:type="dxa"/>
           </w:tcPr>
           <w:p>
             <w:r>
@@ -25384,9 +27060,12 @@
         </w:tc>
       </w:tr>
       <w:tr>
-        <w:tc>
-          <w:tcPr>
-            <w:tcW w:type="dxa" w:w="4561"/>
+        <w:trPr>
+          <w:jc w:val="center"/>
+        </w:trPr>
+        <w:tc>
+          <w:tcPr>
+            <w:tcW w:w="4561" w:type="dxa"/>
           </w:tcPr>
           <w:p>
             <w:r>
@@ -25399,7 +27078,7 @@
         </w:tc>
         <w:tc>
           <w:tcPr>
-            <w:tcW w:type="dxa" w:w="4561"/>
+            <w:tcW w:w="4561" w:type="dxa"/>
           </w:tcPr>
           <w:p>
             <w:r>
@@ -25412,9 +27091,12 @@
         </w:tc>
       </w:tr>
       <w:tr>
-        <w:tc>
-          <w:tcPr>
-            <w:tcW w:type="dxa" w:w="4561"/>
+        <w:trPr>
+          <w:jc w:val="center"/>
+        </w:trPr>
+        <w:tc>
+          <w:tcPr>
+            <w:tcW w:w="4561" w:type="dxa"/>
           </w:tcPr>
           <w:p>
             <w:r>
@@ -25427,7 +27109,7 @@
         </w:tc>
         <w:tc>
           <w:tcPr>
-            <w:tcW w:type="dxa" w:w="4561"/>
+            <w:tcW w:w="4561" w:type="dxa"/>
           </w:tcPr>
           <w:p>
             <w:r>
@@ -25440,9 +27122,12 @@
         </w:tc>
       </w:tr>
       <w:tr>
-        <w:tc>
-          <w:tcPr>
-            <w:tcW w:type="dxa" w:w="4561"/>
+        <w:trPr>
+          <w:jc w:val="center"/>
+        </w:trPr>
+        <w:tc>
+          <w:tcPr>
+            <w:tcW w:w="4561" w:type="dxa"/>
           </w:tcPr>
           <w:p>
             <w:r>
@@ -25455,7 +27140,7 @@
         </w:tc>
         <w:tc>
           <w:tcPr>
-            <w:tcW w:type="dxa" w:w="4561"/>
+            <w:tcW w:w="4561" w:type="dxa"/>
           </w:tcPr>
           <w:p>
             <w:r>
@@ -25468,9 +27153,12 @@
         </w:tc>
       </w:tr>
       <w:tr>
-        <w:tc>
-          <w:tcPr>
-            <w:tcW w:type="dxa" w:w="4561"/>
+        <w:trPr>
+          <w:jc w:val="center"/>
+        </w:trPr>
+        <w:tc>
+          <w:tcPr>
+            <w:tcW w:w="4561" w:type="dxa"/>
           </w:tcPr>
           <w:p>
             <w:r>
@@ -25483,7 +27171,7 @@
         </w:tc>
         <w:tc>
           <w:tcPr>
-            <w:tcW w:type="dxa" w:w="4561"/>
+            <w:tcW w:w="4561" w:type="dxa"/>
           </w:tcPr>
           <w:p>
             <w:r>
@@ -25496,9 +27184,12 @@
         </w:tc>
       </w:tr>
       <w:tr>
-        <w:tc>
-          <w:tcPr>
-            <w:tcW w:type="dxa" w:w="4561"/>
+        <w:trPr>
+          <w:jc w:val="center"/>
+        </w:trPr>
+        <w:tc>
+          <w:tcPr>
+            <w:tcW w:w="4561" w:type="dxa"/>
           </w:tcPr>
           <w:p>
             <w:r>
@@ -25511,7 +27202,7 @@
         </w:tc>
         <w:tc>
           <w:tcPr>
-            <w:tcW w:type="dxa" w:w="4561"/>
+            <w:tcW w:w="4561" w:type="dxa"/>
           </w:tcPr>
           <w:p>
             <w:r>
@@ -25524,9 +27215,12 @@
         </w:tc>
       </w:tr>
       <w:tr>
-        <w:tc>
-          <w:tcPr>
-            <w:tcW w:type="dxa" w:w="4561"/>
+        <w:trPr>
+          <w:jc w:val="center"/>
+        </w:trPr>
+        <w:tc>
+          <w:tcPr>
+            <w:tcW w:w="4561" w:type="dxa"/>
           </w:tcPr>
           <w:p>
             <w:r>
@@ -25539,7 +27233,7 @@
         </w:tc>
         <w:tc>
           <w:tcPr>
-            <w:tcW w:type="dxa" w:w="4561"/>
+            <w:tcW w:w="4561" w:type="dxa"/>
           </w:tcPr>
           <w:p>
             <w:r>
@@ -25552,9 +27246,12 @@
         </w:tc>
       </w:tr>
       <w:tr>
-        <w:tc>
-          <w:tcPr>
-            <w:tcW w:type="dxa" w:w="4561"/>
+        <w:trPr>
+          <w:jc w:val="center"/>
+        </w:trPr>
+        <w:tc>
+          <w:tcPr>
+            <w:tcW w:w="4561" w:type="dxa"/>
           </w:tcPr>
           <w:p>
             <w:r>
@@ -25567,7 +27264,7 @@
         </w:tc>
         <w:tc>
           <w:tcPr>
-            <w:tcW w:type="dxa" w:w="4561"/>
+            <w:tcW w:w="4561" w:type="dxa"/>
           </w:tcPr>
           <w:p>
             <w:r>
@@ -25580,9 +27277,12 @@
         </w:tc>
       </w:tr>
       <w:tr>
-        <w:tc>
-          <w:tcPr>
-            <w:tcW w:type="dxa" w:w="4561"/>
+        <w:trPr>
+          <w:jc w:val="center"/>
+        </w:trPr>
+        <w:tc>
+          <w:tcPr>
+            <w:tcW w:w="4561" w:type="dxa"/>
           </w:tcPr>
           <w:p>
             <w:r>
@@ -25595,7 +27295,7 @@
         </w:tc>
         <w:tc>
           <w:tcPr>
-            <w:tcW w:type="dxa" w:w="4561"/>
+            <w:tcW w:w="4561" w:type="dxa"/>
           </w:tcPr>
           <w:p>
             <w:r>
@@ -25639,6 +27339,7 @@
         <w:pStyle w:val="ListBullet"/>
       </w:pPr>
       <w:r>
+        <w:lastRenderedPageBreak/>
         <w:t>Type-safe: Tự động validate request/response dựa trên type hints.</w:t>
       </w:r>
     </w:p>
@@ -25729,9 +27430,9 @@
     <w:tbl>
       <w:tblPr>
         <w:tblStyle w:val="TableGrid"/>
-        <w:tblW w:type="auto" w:w="0"/>
+        <w:tblW w:w="0" w:type="auto"/>
         <w:jc w:val="center"/>
-        <w:tblLook w:firstColumn="1" w:firstRow="1" w:lastColumn="0" w:lastRow="0" w:noHBand="0" w:noVBand="1" w:val="04A0"/>
+        <w:tblLook w:val="04A0" w:firstRow="1" w:lastRow="0" w:firstColumn="1" w:lastColumn="0" w:noHBand="0" w:noVBand="1"/>
       </w:tblPr>
       <w:tblGrid>
         <w:gridCol w:w="2280"/>
@@ -25740,9 +27441,12 @@
         <w:gridCol w:w="2280"/>
       </w:tblGrid>
       <w:tr>
-        <w:tc>
-          <w:tcPr>
-            <w:tcW w:type="dxa" w:w="2280"/>
+        <w:trPr>
+          <w:jc w:val="center"/>
+        </w:trPr>
+        <w:tc>
+          <w:tcPr>
+            <w:tcW w:w="2280" w:type="dxa"/>
           </w:tcPr>
           <w:p>
             <w:r>
@@ -25756,7 +27460,7 @@
         </w:tc>
         <w:tc>
           <w:tcPr>
-            <w:tcW w:type="dxa" w:w="2280"/>
+            <w:tcW w:w="2280" w:type="dxa"/>
           </w:tcPr>
           <w:p>
             <w:r>
@@ -25770,7 +27474,7 @@
         </w:tc>
         <w:tc>
           <w:tcPr>
-            <w:tcW w:type="dxa" w:w="2280"/>
+            <w:tcW w:w="2280" w:type="dxa"/>
           </w:tcPr>
           <w:p>
             <w:r>
@@ -25784,7 +27488,7 @@
         </w:tc>
         <w:tc>
           <w:tcPr>
-            <w:tcW w:type="dxa" w:w="2280"/>
+            <w:tcW w:w="2280" w:type="dxa"/>
           </w:tcPr>
           <w:p>
             <w:r>
@@ -25798,9 +27502,12 @@
         </w:tc>
       </w:tr>
       <w:tr>
-        <w:tc>
-          <w:tcPr>
-            <w:tcW w:type="dxa" w:w="2280"/>
+        <w:trPr>
+          <w:jc w:val="center"/>
+        </w:trPr>
+        <w:tc>
+          <w:tcPr>
+            <w:tcW w:w="2280" w:type="dxa"/>
           </w:tcPr>
           <w:p>
             <w:r>
@@ -25813,7 +27520,7 @@
         </w:tc>
         <w:tc>
           <w:tcPr>
-            <w:tcW w:type="dxa" w:w="2280"/>
+            <w:tcW w:w="2280" w:type="dxa"/>
           </w:tcPr>
           <w:p>
             <w:r>
@@ -25826,7 +27533,7 @@
         </w:tc>
         <w:tc>
           <w:tcPr>
-            <w:tcW w:type="dxa" w:w="2280"/>
+            <w:tcW w:w="2280" w:type="dxa"/>
           </w:tcPr>
           <w:p>
             <w:r>
@@ -25839,7 +27546,7 @@
         </w:tc>
         <w:tc>
           <w:tcPr>
-            <w:tcW w:type="dxa" w:w="2280"/>
+            <w:tcW w:w="2280" w:type="dxa"/>
           </w:tcPr>
           <w:p>
             <w:r>
@@ -25852,9 +27559,12 @@
         </w:tc>
       </w:tr>
       <w:tr>
-        <w:tc>
-          <w:tcPr>
-            <w:tcW w:type="dxa" w:w="2280"/>
+        <w:trPr>
+          <w:jc w:val="center"/>
+        </w:trPr>
+        <w:tc>
+          <w:tcPr>
+            <w:tcW w:w="2280" w:type="dxa"/>
           </w:tcPr>
           <w:p>
             <w:r>
@@ -25867,7 +27577,7 @@
         </w:tc>
         <w:tc>
           <w:tcPr>
-            <w:tcW w:type="dxa" w:w="2280"/>
+            <w:tcW w:w="2280" w:type="dxa"/>
           </w:tcPr>
           <w:p>
             <w:r>
@@ -25880,7 +27590,7 @@
         </w:tc>
         <w:tc>
           <w:tcPr>
-            <w:tcW w:type="dxa" w:w="2280"/>
+            <w:tcW w:w="2280" w:type="dxa"/>
           </w:tcPr>
           <w:p>
             <w:r>
@@ -25893,7 +27603,7 @@
         </w:tc>
         <w:tc>
           <w:tcPr>
-            <w:tcW w:type="dxa" w:w="2280"/>
+            <w:tcW w:w="2280" w:type="dxa"/>
           </w:tcPr>
           <w:p>
             <w:r>
@@ -25906,9 +27616,12 @@
         </w:tc>
       </w:tr>
       <w:tr>
-        <w:tc>
-          <w:tcPr>
-            <w:tcW w:type="dxa" w:w="2280"/>
+        <w:trPr>
+          <w:jc w:val="center"/>
+        </w:trPr>
+        <w:tc>
+          <w:tcPr>
+            <w:tcW w:w="2280" w:type="dxa"/>
           </w:tcPr>
           <w:p>
             <w:r>
@@ -25921,7 +27634,7 @@
         </w:tc>
         <w:tc>
           <w:tcPr>
-            <w:tcW w:type="dxa" w:w="2280"/>
+            <w:tcW w:w="2280" w:type="dxa"/>
           </w:tcPr>
           <w:p>
             <w:r>
@@ -25934,7 +27647,7 @@
         </w:tc>
         <w:tc>
           <w:tcPr>
-            <w:tcW w:type="dxa" w:w="2280"/>
+            <w:tcW w:w="2280" w:type="dxa"/>
           </w:tcPr>
           <w:p>
             <w:r>
@@ -25947,7 +27660,7 @@
         </w:tc>
         <w:tc>
           <w:tcPr>
-            <w:tcW w:type="dxa" w:w="2280"/>
+            <w:tcW w:w="2280" w:type="dxa"/>
           </w:tcPr>
           <w:p>
             <w:r>
@@ -25960,9 +27673,12 @@
         </w:tc>
       </w:tr>
       <w:tr>
-        <w:tc>
-          <w:tcPr>
-            <w:tcW w:type="dxa" w:w="2280"/>
+        <w:trPr>
+          <w:jc w:val="center"/>
+        </w:trPr>
+        <w:tc>
+          <w:tcPr>
+            <w:tcW w:w="2280" w:type="dxa"/>
           </w:tcPr>
           <w:p>
             <w:r>
@@ -25975,7 +27691,7 @@
         </w:tc>
         <w:tc>
           <w:tcPr>
-            <w:tcW w:type="dxa" w:w="2280"/>
+            <w:tcW w:w="2280" w:type="dxa"/>
           </w:tcPr>
           <w:p>
             <w:r>
@@ -25988,7 +27704,7 @@
         </w:tc>
         <w:tc>
           <w:tcPr>
-            <w:tcW w:type="dxa" w:w="2280"/>
+            <w:tcW w:w="2280" w:type="dxa"/>
           </w:tcPr>
           <w:p>
             <w:r>
@@ -26001,7 +27717,7 @@
         </w:tc>
         <w:tc>
           <w:tcPr>
-            <w:tcW w:type="dxa" w:w="2280"/>
+            <w:tcW w:w="2280" w:type="dxa"/>
           </w:tcPr>
           <w:p>
             <w:r>
@@ -26014,9 +27730,12 @@
         </w:tc>
       </w:tr>
       <w:tr>
-        <w:tc>
-          <w:tcPr>
-            <w:tcW w:type="dxa" w:w="2280"/>
+        <w:trPr>
+          <w:jc w:val="center"/>
+        </w:trPr>
+        <w:tc>
+          <w:tcPr>
+            <w:tcW w:w="2280" w:type="dxa"/>
           </w:tcPr>
           <w:p>
             <w:r>
@@ -26029,7 +27748,7 @@
         </w:tc>
         <w:tc>
           <w:tcPr>
-            <w:tcW w:type="dxa" w:w="2280"/>
+            <w:tcW w:w="2280" w:type="dxa"/>
           </w:tcPr>
           <w:p>
             <w:r>
@@ -26042,7 +27761,7 @@
         </w:tc>
         <w:tc>
           <w:tcPr>
-            <w:tcW w:type="dxa" w:w="2280"/>
+            <w:tcW w:w="2280" w:type="dxa"/>
           </w:tcPr>
           <w:p>
             <w:r>
@@ -26055,7 +27774,7 @@
         </w:tc>
         <w:tc>
           <w:tcPr>
-            <w:tcW w:type="dxa" w:w="2280"/>
+            <w:tcW w:w="2280" w:type="dxa"/>
           </w:tcPr>
           <w:p>
             <w:r>
@@ -26068,9 +27787,12 @@
         </w:tc>
       </w:tr>
       <w:tr>
-        <w:tc>
-          <w:tcPr>
-            <w:tcW w:type="dxa" w:w="2280"/>
+        <w:trPr>
+          <w:jc w:val="center"/>
+        </w:trPr>
+        <w:tc>
+          <w:tcPr>
+            <w:tcW w:w="2280" w:type="dxa"/>
           </w:tcPr>
           <w:p>
             <w:r>
@@ -26083,7 +27805,7 @@
         </w:tc>
         <w:tc>
           <w:tcPr>
-            <w:tcW w:type="dxa" w:w="2280"/>
+            <w:tcW w:w="2280" w:type="dxa"/>
           </w:tcPr>
           <w:p>
             <w:r>
@@ -26096,7 +27818,7 @@
         </w:tc>
         <w:tc>
           <w:tcPr>
-            <w:tcW w:type="dxa" w:w="2280"/>
+            <w:tcW w:w="2280" w:type="dxa"/>
           </w:tcPr>
           <w:p>
             <w:r>
@@ -26109,7 +27831,7 @@
         </w:tc>
         <w:tc>
           <w:tcPr>
-            <w:tcW w:type="dxa" w:w="2280"/>
+            <w:tcW w:w="2280" w:type="dxa"/>
           </w:tcPr>
           <w:p>
             <w:r>
@@ -26132,6 +27854,7 @@
         <w:pStyle w:val="Heading1"/>
       </w:pPr>
       <w:r>
+        <w:lastRenderedPageBreak/>
         <w:t>BỔ SUNG 2: HỆ THỐNG CAMERA RTSP</w:t>
       </w:r>
     </w:p>
@@ -26174,18 +27897,21 @@
     <w:tbl>
       <w:tblPr>
         <w:tblStyle w:val="TableGrid"/>
-        <w:tblW w:type="auto" w:w="0"/>
+        <w:tblW w:w="0" w:type="auto"/>
         <w:jc w:val="center"/>
-        <w:tblLook w:firstColumn="1" w:firstRow="1" w:lastColumn="0" w:lastRow="0" w:noHBand="0" w:noVBand="1" w:val="04A0"/>
+        <w:tblLook w:val="04A0" w:firstRow="1" w:lastRow="0" w:firstColumn="1" w:lastColumn="0" w:noHBand="0" w:noVBand="1"/>
       </w:tblPr>
       <w:tblGrid>
-        <w:gridCol w:w="4561"/>
-        <w:gridCol w:w="4561"/>
+        <w:gridCol w:w="3392"/>
+        <w:gridCol w:w="5946"/>
       </w:tblGrid>
       <w:tr>
-        <w:tc>
-          <w:tcPr>
-            <w:tcW w:type="dxa" w:w="4561"/>
+        <w:trPr>
+          <w:jc w:val="center"/>
+        </w:trPr>
+        <w:tc>
+          <w:tcPr>
+            <w:tcW w:w="4561" w:type="dxa"/>
           </w:tcPr>
           <w:p>
             <w:r>
@@ -26199,7 +27925,7 @@
         </w:tc>
         <w:tc>
           <w:tcPr>
-            <w:tcW w:type="dxa" w:w="4561"/>
+            <w:tcW w:w="4561" w:type="dxa"/>
           </w:tcPr>
           <w:p>
             <w:r>
@@ -26213,9 +27939,12 @@
         </w:tc>
       </w:tr>
       <w:tr>
-        <w:tc>
-          <w:tcPr>
-            <w:tcW w:type="dxa" w:w="4561"/>
+        <w:trPr>
+          <w:jc w:val="center"/>
+        </w:trPr>
+        <w:tc>
+          <w:tcPr>
+            <w:tcW w:w="4561" w:type="dxa"/>
           </w:tcPr>
           <w:p>
             <w:r>
@@ -26228,7 +27957,7 @@
         </w:tc>
         <w:tc>
           <w:tcPr>
-            <w:tcW w:type="dxa" w:w="4561"/>
+            <w:tcW w:w="4561" w:type="dxa"/>
           </w:tcPr>
           <w:p>
             <w:r>
@@ -26241,9 +27970,12 @@
         </w:tc>
       </w:tr>
       <w:tr>
-        <w:tc>
-          <w:tcPr>
-            <w:tcW w:type="dxa" w:w="4561"/>
+        <w:trPr>
+          <w:jc w:val="center"/>
+        </w:trPr>
+        <w:tc>
+          <w:tcPr>
+            <w:tcW w:w="4561" w:type="dxa"/>
           </w:tcPr>
           <w:p>
             <w:r>
@@ -26256,7 +27988,7 @@
         </w:tc>
         <w:tc>
           <w:tcPr>
-            <w:tcW w:type="dxa" w:w="4561"/>
+            <w:tcW w:w="4561" w:type="dxa"/>
           </w:tcPr>
           <w:p>
             <w:r>
@@ -26269,9 +28001,12 @@
         </w:tc>
       </w:tr>
       <w:tr>
-        <w:tc>
-          <w:tcPr>
-            <w:tcW w:type="dxa" w:w="4561"/>
+        <w:trPr>
+          <w:jc w:val="center"/>
+        </w:trPr>
+        <w:tc>
+          <w:tcPr>
+            <w:tcW w:w="4561" w:type="dxa"/>
           </w:tcPr>
           <w:p>
             <w:r>
@@ -26284,7 +28019,7 @@
         </w:tc>
         <w:tc>
           <w:tcPr>
-            <w:tcW w:type="dxa" w:w="4561"/>
+            <w:tcW w:w="4561" w:type="dxa"/>
           </w:tcPr>
           <w:p>
             <w:r>
@@ -26297,9 +28032,12 @@
         </w:tc>
       </w:tr>
       <w:tr>
-        <w:tc>
-          <w:tcPr>
-            <w:tcW w:type="dxa" w:w="4561"/>
+        <w:trPr>
+          <w:jc w:val="center"/>
+        </w:trPr>
+        <w:tc>
+          <w:tcPr>
+            <w:tcW w:w="4561" w:type="dxa"/>
           </w:tcPr>
           <w:p>
             <w:r>
@@ -26312,7 +28050,7 @@
         </w:tc>
         <w:tc>
           <w:tcPr>
-            <w:tcW w:type="dxa" w:w="4561"/>
+            <w:tcW w:w="4561" w:type="dxa"/>
           </w:tcPr>
           <w:p>
             <w:r>
@@ -26336,9 +28074,9 @@
     <w:tbl>
       <w:tblPr>
         <w:tblStyle w:val="TableGrid"/>
-        <w:tblW w:type="auto" w:w="0"/>
+        <w:tblW w:w="0" w:type="auto"/>
         <w:jc w:val="center"/>
-        <w:tblLook w:firstColumn="1" w:firstRow="1" w:lastColumn="0" w:lastRow="0" w:noHBand="0" w:noVBand="1" w:val="04A0"/>
+        <w:tblLook w:val="04A0" w:firstRow="1" w:lastRow="0" w:firstColumn="1" w:lastColumn="0" w:noHBand="0" w:noVBand="1"/>
       </w:tblPr>
       <w:tblGrid>
         <w:gridCol w:w="3041"/>
@@ -26346,9 +28084,12 @@
         <w:gridCol w:w="3041"/>
       </w:tblGrid>
       <w:tr>
-        <w:tc>
-          <w:tcPr>
-            <w:tcW w:type="dxa" w:w="3041"/>
+        <w:trPr>
+          <w:jc w:val="center"/>
+        </w:trPr>
+        <w:tc>
+          <w:tcPr>
+            <w:tcW w:w="3041" w:type="dxa"/>
           </w:tcPr>
           <w:p>
             <w:r>
@@ -26362,7 +28103,7 @@
         </w:tc>
         <w:tc>
           <w:tcPr>
-            <w:tcW w:type="dxa" w:w="3041"/>
+            <w:tcW w:w="3041" w:type="dxa"/>
           </w:tcPr>
           <w:p>
             <w:r>
@@ -26376,7 +28117,7 @@
         </w:tc>
         <w:tc>
           <w:tcPr>
-            <w:tcW w:type="dxa" w:w="3041"/>
+            <w:tcW w:w="3041" w:type="dxa"/>
           </w:tcPr>
           <w:p>
             <w:r>
@@ -26390,9 +28131,12 @@
         </w:tc>
       </w:tr>
       <w:tr>
-        <w:tc>
-          <w:tcPr>
-            <w:tcW w:type="dxa" w:w="3041"/>
+        <w:trPr>
+          <w:jc w:val="center"/>
+        </w:trPr>
+        <w:tc>
+          <w:tcPr>
+            <w:tcW w:w="3041" w:type="dxa"/>
           </w:tcPr>
           <w:p>
             <w:r>
@@ -26405,7 +28149,7 @@
         </w:tc>
         <w:tc>
           <w:tcPr>
-            <w:tcW w:type="dxa" w:w="3041"/>
+            <w:tcW w:w="3041" w:type="dxa"/>
           </w:tcPr>
           <w:p>
             <w:r>
@@ -26418,7 +28162,7 @@
         </w:tc>
         <w:tc>
           <w:tcPr>
-            <w:tcW w:type="dxa" w:w="3041"/>
+            <w:tcW w:w="3041" w:type="dxa"/>
           </w:tcPr>
           <w:p>
             <w:r>
@@ -26431,9 +28175,12 @@
         </w:tc>
       </w:tr>
       <w:tr>
-        <w:tc>
-          <w:tcPr>
-            <w:tcW w:type="dxa" w:w="3041"/>
+        <w:trPr>
+          <w:jc w:val="center"/>
+        </w:trPr>
+        <w:tc>
+          <w:tcPr>
+            <w:tcW w:w="3041" w:type="dxa"/>
           </w:tcPr>
           <w:p>
             <w:r>
@@ -26446,7 +28193,7 @@
         </w:tc>
         <w:tc>
           <w:tcPr>
-            <w:tcW w:type="dxa" w:w="3041"/>
+            <w:tcW w:w="3041" w:type="dxa"/>
           </w:tcPr>
           <w:p>
             <w:r>
@@ -26459,7 +28206,7 @@
         </w:tc>
         <w:tc>
           <w:tcPr>
-            <w:tcW w:type="dxa" w:w="3041"/>
+            <w:tcW w:w="3041" w:type="dxa"/>
           </w:tcPr>
           <w:p>
             <w:r>
@@ -26472,9 +28219,12 @@
         </w:tc>
       </w:tr>
       <w:tr>
-        <w:tc>
-          <w:tcPr>
-            <w:tcW w:type="dxa" w:w="3041"/>
+        <w:trPr>
+          <w:jc w:val="center"/>
+        </w:trPr>
+        <w:tc>
+          <w:tcPr>
+            <w:tcW w:w="3041" w:type="dxa"/>
           </w:tcPr>
           <w:p>
             <w:r>
@@ -26487,7 +28237,7 @@
         </w:tc>
         <w:tc>
           <w:tcPr>
-            <w:tcW w:type="dxa" w:w="3041"/>
+            <w:tcW w:w="3041" w:type="dxa"/>
           </w:tcPr>
           <w:p>
             <w:r>
@@ -26500,7 +28250,7 @@
         </w:tc>
         <w:tc>
           <w:tcPr>
-            <w:tcW w:type="dxa" w:w="3041"/>
+            <w:tcW w:w="3041" w:type="dxa"/>
           </w:tcPr>
           <w:p>
             <w:r>
@@ -26513,9 +28263,12 @@
         </w:tc>
       </w:tr>
       <w:tr>
-        <w:tc>
-          <w:tcPr>
-            <w:tcW w:type="dxa" w:w="3041"/>
+        <w:trPr>
+          <w:jc w:val="center"/>
+        </w:trPr>
+        <w:tc>
+          <w:tcPr>
+            <w:tcW w:w="3041" w:type="dxa"/>
           </w:tcPr>
           <w:p>
             <w:r>
@@ -26528,7 +28281,7 @@
         </w:tc>
         <w:tc>
           <w:tcPr>
-            <w:tcW w:type="dxa" w:w="3041"/>
+            <w:tcW w:w="3041" w:type="dxa"/>
           </w:tcPr>
           <w:p>
             <w:r>
@@ -26541,7 +28294,7 @@
         </w:tc>
         <w:tc>
           <w:tcPr>
-            <w:tcW w:type="dxa" w:w="3041"/>
+            <w:tcW w:w="3041" w:type="dxa"/>
           </w:tcPr>
           <w:p>
             <w:r>
@@ -26554,9 +28307,12 @@
         </w:tc>
       </w:tr>
       <w:tr>
-        <w:tc>
-          <w:tcPr>
-            <w:tcW w:type="dxa" w:w="3041"/>
+        <w:trPr>
+          <w:jc w:val="center"/>
+        </w:trPr>
+        <w:tc>
+          <w:tcPr>
+            <w:tcW w:w="3041" w:type="dxa"/>
           </w:tcPr>
           <w:p>
             <w:r>
@@ -26569,7 +28325,7 @@
         </w:tc>
         <w:tc>
           <w:tcPr>
-            <w:tcW w:type="dxa" w:w="3041"/>
+            <w:tcW w:w="3041" w:type="dxa"/>
           </w:tcPr>
           <w:p>
             <w:r>
@@ -26582,7 +28338,7 @@
         </w:tc>
         <w:tc>
           <w:tcPr>
-            <w:tcW w:type="dxa" w:w="3041"/>
+            <w:tcW w:w="3041" w:type="dxa"/>
           </w:tcPr>
           <w:p>
             <w:r>
@@ -26595,9 +28351,12 @@
         </w:tc>
       </w:tr>
       <w:tr>
-        <w:tc>
-          <w:tcPr>
-            <w:tcW w:type="dxa" w:w="3041"/>
+        <w:trPr>
+          <w:jc w:val="center"/>
+        </w:trPr>
+        <w:tc>
+          <w:tcPr>
+            <w:tcW w:w="3041" w:type="dxa"/>
           </w:tcPr>
           <w:p>
             <w:r>
@@ -26610,7 +28369,7 @@
         </w:tc>
         <w:tc>
           <w:tcPr>
-            <w:tcW w:type="dxa" w:w="3041"/>
+            <w:tcW w:w="3041" w:type="dxa"/>
           </w:tcPr>
           <w:p>
             <w:r>
@@ -26623,7 +28382,7 @@
         </w:tc>
         <w:tc>
           <w:tcPr>
-            <w:tcW w:type="dxa" w:w="3041"/>
+            <w:tcW w:w="3041" w:type="dxa"/>
           </w:tcPr>
           <w:p>
             <w:r>
@@ -26636,9 +28395,12 @@
         </w:tc>
       </w:tr>
       <w:tr>
-        <w:tc>
-          <w:tcPr>
-            <w:tcW w:type="dxa" w:w="3041"/>
+        <w:trPr>
+          <w:jc w:val="center"/>
+        </w:trPr>
+        <w:tc>
+          <w:tcPr>
+            <w:tcW w:w="3041" w:type="dxa"/>
           </w:tcPr>
           <w:p>
             <w:r>
@@ -26651,7 +28413,7 @@
         </w:tc>
         <w:tc>
           <w:tcPr>
-            <w:tcW w:type="dxa" w:w="3041"/>
+            <w:tcW w:w="3041" w:type="dxa"/>
           </w:tcPr>
           <w:p>
             <w:r>
@@ -26664,7 +28426,7 @@
         </w:tc>
         <w:tc>
           <w:tcPr>
-            <w:tcW w:type="dxa" w:w="3041"/>
+            <w:tcW w:w="3041" w:type="dxa"/>
           </w:tcPr>
           <w:p>
             <w:r>
@@ -26677,9 +28439,12 @@
         </w:tc>
       </w:tr>
       <w:tr>
-        <w:tc>
-          <w:tcPr>
-            <w:tcW w:type="dxa" w:w="3041"/>
+        <w:trPr>
+          <w:jc w:val="center"/>
+        </w:trPr>
+        <w:tc>
+          <w:tcPr>
+            <w:tcW w:w="3041" w:type="dxa"/>
           </w:tcPr>
           <w:p>
             <w:r>
@@ -26692,7 +28457,7 @@
         </w:tc>
         <w:tc>
           <w:tcPr>
-            <w:tcW w:type="dxa" w:w="3041"/>
+            <w:tcW w:w="3041" w:type="dxa"/>
           </w:tcPr>
           <w:p>
             <w:r>
@@ -26705,7 +28470,7 @@
         </w:tc>
         <w:tc>
           <w:tcPr>
-            <w:tcW w:type="dxa" w:w="3041"/>
+            <w:tcW w:w="3041" w:type="dxa"/>
           </w:tcPr>
           <w:p>
             <w:r>
@@ -26718,9 +28483,12 @@
         </w:tc>
       </w:tr>
       <w:tr>
-        <w:tc>
-          <w:tcPr>
-            <w:tcW w:type="dxa" w:w="3041"/>
+        <w:trPr>
+          <w:jc w:val="center"/>
+        </w:trPr>
+        <w:tc>
+          <w:tcPr>
+            <w:tcW w:w="3041" w:type="dxa"/>
           </w:tcPr>
           <w:p>
             <w:r>
@@ -26733,7 +28501,7 @@
         </w:tc>
         <w:tc>
           <w:tcPr>
-            <w:tcW w:type="dxa" w:w="3041"/>
+            <w:tcW w:w="3041" w:type="dxa"/>
           </w:tcPr>
           <w:p>
             <w:r>
@@ -26746,7 +28514,7 @@
         </w:tc>
         <w:tc>
           <w:tcPr>
-            <w:tcW w:type="dxa" w:w="3041"/>
+            <w:tcW w:w="3041" w:type="dxa"/>
           </w:tcPr>
           <w:p>
             <w:r>
@@ -26759,9 +28527,12 @@
         </w:tc>
       </w:tr>
       <w:tr>
-        <w:tc>
-          <w:tcPr>
-            <w:tcW w:type="dxa" w:w="3041"/>
+        <w:trPr>
+          <w:jc w:val="center"/>
+        </w:trPr>
+        <w:tc>
+          <w:tcPr>
+            <w:tcW w:w="3041" w:type="dxa"/>
           </w:tcPr>
           <w:p>
             <w:r>
@@ -26774,7 +28545,7 @@
         </w:tc>
         <w:tc>
           <w:tcPr>
-            <w:tcW w:type="dxa" w:w="3041"/>
+            <w:tcW w:w="3041" w:type="dxa"/>
           </w:tcPr>
           <w:p>
             <w:r>
@@ -26787,7 +28558,7 @@
         </w:tc>
         <w:tc>
           <w:tcPr>
-            <w:tcW w:type="dxa" w:w="3041"/>
+            <w:tcW w:w="3041" w:type="dxa"/>
           </w:tcPr>
           <w:p>
             <w:r>
@@ -26800,9 +28571,12 @@
         </w:tc>
       </w:tr>
       <w:tr>
-        <w:tc>
-          <w:tcPr>
-            <w:tcW w:type="dxa" w:w="3041"/>
+        <w:trPr>
+          <w:jc w:val="center"/>
+        </w:trPr>
+        <w:tc>
+          <w:tcPr>
+            <w:tcW w:w="3041" w:type="dxa"/>
           </w:tcPr>
           <w:p>
             <w:r>
@@ -26815,7 +28589,7 @@
         </w:tc>
         <w:tc>
           <w:tcPr>
-            <w:tcW w:type="dxa" w:w="3041"/>
+            <w:tcW w:w="3041" w:type="dxa"/>
           </w:tcPr>
           <w:p>
             <w:r>
@@ -26828,7 +28602,7 @@
         </w:tc>
         <w:tc>
           <w:tcPr>
-            <w:tcW w:type="dxa" w:w="3041"/>
+            <w:tcW w:w="3041" w:type="dxa"/>
           </w:tcPr>
           <w:p>
             <w:r>
@@ -26846,15 +28620,694 @@
         <w:pStyle w:val="Heading2"/>
       </w:pPr>
       <w:r>
+        <w:lastRenderedPageBreak/>
         <w:t>2.4. API Camera</w:t>
       </w:r>
     </w:p>
     <w:tbl>
       <w:tblPr>
         <w:tblStyle w:val="TableGrid"/>
-        <w:tblW w:type="auto" w:w="0"/>
+        <w:tblW w:w="0" w:type="auto"/>
         <w:jc w:val="center"/>
-        <w:tblLook w:firstColumn="1" w:firstRow="1" w:lastColumn="0" w:lastRow="0" w:noHBand="0" w:noVBand="1" w:val="04A0"/>
+        <w:tblLook w:val="04A0" w:firstRow="1" w:lastRow="0" w:firstColumn="1" w:lastColumn="0" w:noHBand="0" w:noVBand="1"/>
+      </w:tblPr>
+      <w:tblGrid>
+        <w:gridCol w:w="2280"/>
+        <w:gridCol w:w="2383"/>
+        <w:gridCol w:w="2280"/>
+        <w:gridCol w:w="2280"/>
+      </w:tblGrid>
+      <w:tr>
+        <w:trPr>
+          <w:jc w:val="center"/>
+        </w:trPr>
+        <w:tc>
+          <w:tcPr>
+            <w:tcW w:w="2280" w:type="dxa"/>
+          </w:tcPr>
+          <w:p>
+            <w:r>
+              <w:rPr>
+                <w:b/>
+                <w:sz w:val="22"/>
+              </w:rPr>
+              <w:t>Method</w:t>
+            </w:r>
+          </w:p>
+        </w:tc>
+        <w:tc>
+          <w:tcPr>
+            <w:tcW w:w="2280" w:type="dxa"/>
+          </w:tcPr>
+          <w:p>
+            <w:r>
+              <w:rPr>
+                <w:b/>
+                <w:sz w:val="22"/>
+              </w:rPr>
+              <w:t>Endpoint</w:t>
+            </w:r>
+          </w:p>
+        </w:tc>
+        <w:tc>
+          <w:tcPr>
+            <w:tcW w:w="2280" w:type="dxa"/>
+          </w:tcPr>
+          <w:p>
+            <w:r>
+              <w:rPr>
+                <w:b/>
+                <w:sz w:val="22"/>
+              </w:rPr>
+              <w:t>Mô tả</w:t>
+            </w:r>
+          </w:p>
+        </w:tc>
+        <w:tc>
+          <w:tcPr>
+            <w:tcW w:w="2280" w:type="dxa"/>
+          </w:tcPr>
+          <w:p>
+            <w:r>
+              <w:rPr>
+                <w:b/>
+                <w:sz w:val="22"/>
+              </w:rPr>
+              <w:t>Phân quyền</w:t>
+            </w:r>
+          </w:p>
+        </w:tc>
+      </w:tr>
+      <w:tr>
+        <w:trPr>
+          <w:jc w:val="center"/>
+        </w:trPr>
+        <w:tc>
+          <w:tcPr>
+            <w:tcW w:w="2280" w:type="dxa"/>
+          </w:tcPr>
+          <w:p>
+            <w:r>
+              <w:rPr>
+                <w:sz w:val="22"/>
+              </w:rPr>
+              <w:t>GET</w:t>
+            </w:r>
+          </w:p>
+        </w:tc>
+        <w:tc>
+          <w:tcPr>
+            <w:tcW w:w="2280" w:type="dxa"/>
+          </w:tcPr>
+          <w:p>
+            <w:r>
+              <w:rPr>
+                <w:sz w:val="22"/>
+              </w:rPr>
+              <w:t>/api/admin/cameras</w:t>
+            </w:r>
+          </w:p>
+        </w:tc>
+        <w:tc>
+          <w:tcPr>
+            <w:tcW w:w="2280" w:type="dxa"/>
+          </w:tcPr>
+          <w:p>
+            <w:r>
+              <w:rPr>
+                <w:sz w:val="22"/>
+              </w:rPr>
+              <w:t>Admin xem camera theo venue</w:t>
+            </w:r>
+          </w:p>
+        </w:tc>
+        <w:tc>
+          <w:tcPr>
+            <w:tcW w:w="2280" w:type="dxa"/>
+          </w:tcPr>
+          <w:p>
+            <w:r>
+              <w:rPr>
+                <w:sz w:val="22"/>
+              </w:rPr>
+              <w:t>ADMIN</w:t>
+            </w:r>
+          </w:p>
+        </w:tc>
+      </w:tr>
+      <w:tr>
+        <w:trPr>
+          <w:jc w:val="center"/>
+        </w:trPr>
+        <w:tc>
+          <w:tcPr>
+            <w:tcW w:w="2280" w:type="dxa"/>
+          </w:tcPr>
+          <w:p>
+            <w:r>
+              <w:rPr>
+                <w:sz w:val="22"/>
+              </w:rPr>
+              <w:t>POST</w:t>
+            </w:r>
+          </w:p>
+        </w:tc>
+        <w:tc>
+          <w:tcPr>
+            <w:tcW w:w="2280" w:type="dxa"/>
+          </w:tcPr>
+          <w:p>
+            <w:r>
+              <w:rPr>
+                <w:sz w:val="22"/>
+              </w:rPr>
+              <w:t>/api/admin/cameras</w:t>
+            </w:r>
+          </w:p>
+        </w:tc>
+        <w:tc>
+          <w:tcPr>
+            <w:tcW w:w="2280" w:type="dxa"/>
+          </w:tcPr>
+          <w:p>
+            <w:r>
+              <w:rPr>
+                <w:sz w:val="22"/>
+              </w:rPr>
+              <w:t>Admin thêm camera</w:t>
+            </w:r>
+          </w:p>
+        </w:tc>
+        <w:tc>
+          <w:tcPr>
+            <w:tcW w:w="2280" w:type="dxa"/>
+          </w:tcPr>
+          <w:p>
+            <w:r>
+              <w:rPr>
+                <w:sz w:val="22"/>
+              </w:rPr>
+              <w:t>ADMIN</w:t>
+            </w:r>
+          </w:p>
+        </w:tc>
+      </w:tr>
+      <w:tr>
+        <w:trPr>
+          <w:jc w:val="center"/>
+        </w:trPr>
+        <w:tc>
+          <w:tcPr>
+            <w:tcW w:w="2280" w:type="dxa"/>
+          </w:tcPr>
+          <w:p>
+            <w:r>
+              <w:rPr>
+                <w:sz w:val="22"/>
+              </w:rPr>
+              <w:t>PATCH</w:t>
+            </w:r>
+          </w:p>
+        </w:tc>
+        <w:tc>
+          <w:tcPr>
+            <w:tcW w:w="2280" w:type="dxa"/>
+          </w:tcPr>
+          <w:p>
+            <w:r>
+              <w:rPr>
+                <w:sz w:val="22"/>
+              </w:rPr>
+              <w:t>/api/admin/cameras/{id}</w:t>
+            </w:r>
+          </w:p>
+        </w:tc>
+        <w:tc>
+          <w:tcPr>
+            <w:tcW w:w="2280" w:type="dxa"/>
+          </w:tcPr>
+          <w:p>
+            <w:r>
+              <w:rPr>
+                <w:sz w:val="22"/>
+              </w:rPr>
+              <w:t>Admin sửa camera</w:t>
+            </w:r>
+          </w:p>
+        </w:tc>
+        <w:tc>
+          <w:tcPr>
+            <w:tcW w:w="2280" w:type="dxa"/>
+          </w:tcPr>
+          <w:p>
+            <w:r>
+              <w:rPr>
+                <w:sz w:val="22"/>
+              </w:rPr>
+              <w:t>ADMIN</w:t>
+            </w:r>
+          </w:p>
+        </w:tc>
+      </w:tr>
+      <w:tr>
+        <w:trPr>
+          <w:jc w:val="center"/>
+        </w:trPr>
+        <w:tc>
+          <w:tcPr>
+            <w:tcW w:w="2280" w:type="dxa"/>
+          </w:tcPr>
+          <w:p>
+            <w:r>
+              <w:rPr>
+                <w:sz w:val="22"/>
+              </w:rPr>
+              <w:t>DELETE</w:t>
+            </w:r>
+          </w:p>
+        </w:tc>
+        <w:tc>
+          <w:tcPr>
+            <w:tcW w:w="2280" w:type="dxa"/>
+          </w:tcPr>
+          <w:p>
+            <w:r>
+              <w:rPr>
+                <w:sz w:val="22"/>
+              </w:rPr>
+              <w:t>/api/admin/cameras/{id}</w:t>
+            </w:r>
+          </w:p>
+        </w:tc>
+        <w:tc>
+          <w:tcPr>
+            <w:tcW w:w="2280" w:type="dxa"/>
+          </w:tcPr>
+          <w:p>
+            <w:r>
+              <w:rPr>
+                <w:sz w:val="22"/>
+              </w:rPr>
+              <w:t>Admin xoá camera</w:t>
+            </w:r>
+          </w:p>
+        </w:tc>
+        <w:tc>
+          <w:tcPr>
+            <w:tcW w:w="2280" w:type="dxa"/>
+          </w:tcPr>
+          <w:p>
+            <w:r>
+              <w:rPr>
+                <w:sz w:val="22"/>
+              </w:rPr>
+              <w:t>ADMIN</w:t>
+            </w:r>
+          </w:p>
+        </w:tc>
+      </w:tr>
+      <w:tr>
+        <w:trPr>
+          <w:jc w:val="center"/>
+        </w:trPr>
+        <w:tc>
+          <w:tcPr>
+            <w:tcW w:w="2280" w:type="dxa"/>
+          </w:tcPr>
+          <w:p>
+            <w:r>
+              <w:rPr>
+                <w:sz w:val="22"/>
+              </w:rPr>
+              <w:t>GET</w:t>
+            </w:r>
+          </w:p>
+        </w:tc>
+        <w:tc>
+          <w:tcPr>
+            <w:tcW w:w="2280" w:type="dxa"/>
+          </w:tcPr>
+          <w:p>
+            <w:r>
+              <w:rPr>
+                <w:sz w:val="22"/>
+              </w:rPr>
+              <w:t>/api/staff/cameras</w:t>
+            </w:r>
+          </w:p>
+        </w:tc>
+        <w:tc>
+          <w:tcPr>
+            <w:tcW w:w="2280" w:type="dxa"/>
+          </w:tcPr>
+          <w:p>
+            <w:r>
+              <w:rPr>
+                <w:sz w:val="22"/>
+              </w:rPr>
+              <w:t>Staff xem camera theo phân công</w:t>
+            </w:r>
+          </w:p>
+        </w:tc>
+        <w:tc>
+          <w:tcPr>
+            <w:tcW w:w="2280" w:type="dxa"/>
+          </w:tcPr>
+          <w:p>
+            <w:r>
+              <w:rPr>
+                <w:sz w:val="22"/>
+              </w:rPr>
+              <w:t>STAFF, ADMIN</w:t>
+            </w:r>
+          </w:p>
+        </w:tc>
+      </w:tr>
+    </w:tbl>
+    <w:p>
+      <w:pPr>
+        <w:pStyle w:val="Heading2"/>
+      </w:pPr>
+      <w:r>
+        <w:t>2.5. Venue Scope - Phân quyền Camera</w:t>
+      </w:r>
+    </w:p>
+    <w:p>
+      <w:r>
+        <w:t>Camera được phân quyền theo venue:</w:t>
+      </w:r>
+    </w:p>
+    <w:tbl>
+      <w:tblPr>
+        <w:tblStyle w:val="TableGrid"/>
+        <w:tblW w:w="0" w:type="auto"/>
+        <w:jc w:val="center"/>
+        <w:tblLook w:val="04A0" w:firstRow="1" w:lastRow="0" w:firstColumn="1" w:lastColumn="0" w:noHBand="0" w:noVBand="1"/>
+      </w:tblPr>
+      <w:tblGrid>
+        <w:gridCol w:w="3041"/>
+        <w:gridCol w:w="3041"/>
+        <w:gridCol w:w="3041"/>
+      </w:tblGrid>
+      <w:tr>
+        <w:trPr>
+          <w:jc w:val="center"/>
+        </w:trPr>
+        <w:tc>
+          <w:tcPr>
+            <w:tcW w:w="3041" w:type="dxa"/>
+          </w:tcPr>
+          <w:p>
+            <w:r>
+              <w:rPr>
+                <w:b/>
+                <w:sz w:val="22"/>
+              </w:rPr>
+              <w:t>Vai trò</w:t>
+            </w:r>
+          </w:p>
+        </w:tc>
+        <w:tc>
+          <w:tcPr>
+            <w:tcW w:w="3041" w:type="dxa"/>
+          </w:tcPr>
+          <w:p>
+            <w:r>
+              <w:rPr>
+                <w:b/>
+                <w:sz w:val="22"/>
+              </w:rPr>
+              <w:t>Assignment</w:t>
+            </w:r>
+          </w:p>
+        </w:tc>
+        <w:tc>
+          <w:tcPr>
+            <w:tcW w:w="3041" w:type="dxa"/>
+          </w:tcPr>
+          <w:p>
+            <w:r>
+              <w:rPr>
+                <w:b/>
+                <w:sz w:val="22"/>
+              </w:rPr>
+              <w:t>Thấy camera</w:t>
+            </w:r>
+          </w:p>
+        </w:tc>
+      </w:tr>
+      <w:tr>
+        <w:trPr>
+          <w:jc w:val="center"/>
+        </w:trPr>
+        <w:tc>
+          <w:tcPr>
+            <w:tcW w:w="3041" w:type="dxa"/>
+          </w:tcPr>
+          <w:p>
+            <w:r>
+              <w:rPr>
+                <w:sz w:val="22"/>
+              </w:rPr>
+              <w:t>Admin</w:t>
+            </w:r>
+          </w:p>
+        </w:tc>
+        <w:tc>
+          <w:tcPr>
+            <w:tcW w:w="3041" w:type="dxa"/>
+          </w:tcPr>
+          <w:p>
+            <w:r>
+              <w:rPr>
+                <w:sz w:val="22"/>
+              </w:rPr>
+              <w:t>default_venue_id</w:t>
+            </w:r>
+          </w:p>
+        </w:tc>
+        <w:tc>
+          <w:tcPr>
+            <w:tcW w:w="3041" w:type="dxa"/>
+          </w:tcPr>
+          <w:p>
+            <w:r>
+              <w:rPr>
+                <w:sz w:val="22"/>
+              </w:rPr>
+              <w:t>Chỉ camera trong venue của mình</w:t>
+            </w:r>
+          </w:p>
+        </w:tc>
+      </w:tr>
+      <w:tr>
+        <w:trPr>
+          <w:jc w:val="center"/>
+        </w:trPr>
+        <w:tc>
+          <w:tcPr>
+            <w:tcW w:w="3041" w:type="dxa"/>
+          </w:tcPr>
+          <w:p>
+            <w:r>
+              <w:rPr>
+                <w:sz w:val="22"/>
+              </w:rPr>
+              <w:t>Staff</w:t>
+            </w:r>
+          </w:p>
+        </w:tc>
+        <w:tc>
+          <w:tcPr>
+            <w:tcW w:w="3041" w:type="dxa"/>
+          </w:tcPr>
+          <w:p>
+            <w:r>
+              <w:rPr>
+                <w:sz w:val="22"/>
+              </w:rPr>
+              <w:t>scope=venue (toàn sân)</w:t>
+            </w:r>
+          </w:p>
+        </w:tc>
+        <w:tc>
+          <w:tcPr>
+            <w:tcW w:w="3041" w:type="dxa"/>
+          </w:tcPr>
+          <w:p>
+            <w:r>
+              <w:rPr>
+                <w:sz w:val="22"/>
+              </w:rPr>
+              <w:t>Tất cả camera trong venue</w:t>
+            </w:r>
+          </w:p>
+        </w:tc>
+      </w:tr>
+      <w:tr>
+        <w:trPr>
+          <w:jc w:val="center"/>
+        </w:trPr>
+        <w:tc>
+          <w:tcPr>
+            <w:tcW w:w="3041" w:type="dxa"/>
+          </w:tcPr>
+          <w:p>
+            <w:r>
+              <w:rPr>
+                <w:sz w:val="22"/>
+              </w:rPr>
+              <w:t>Staff</w:t>
+            </w:r>
+          </w:p>
+        </w:tc>
+        <w:tc>
+          <w:tcPr>
+            <w:tcW w:w="3041" w:type="dxa"/>
+          </w:tcPr>
+          <w:p>
+            <w:r>
+              <w:rPr>
+                <w:sz w:val="22"/>
+              </w:rPr>
+              <w:t>scope=resource (sân cụ thể)</w:t>
+            </w:r>
+          </w:p>
+        </w:tc>
+        <w:tc>
+          <w:tcPr>
+            <w:tcW w:w="3041" w:type="dxa"/>
+          </w:tcPr>
+          <w:p>
+            <w:r>
+              <w:rPr>
+                <w:sz w:val="22"/>
+              </w:rPr>
+              <w:t>Chỉ camera gán cho sân đó</w:t>
+            </w:r>
+          </w:p>
+        </w:tc>
+      </w:tr>
+    </w:tbl>
+    <w:p>
+      <w:pPr>
+        <w:pStyle w:val="Heading2"/>
+      </w:pPr>
+      <w:r>
+        <w:t>2.6. Luồng hoạt động Camera</w:t>
+      </w:r>
+    </w:p>
+    <w:p>
+      <w:r>
+        <w:t>1. Admin cấu hình camera (IP, port, username, password, hãng)</w:t>
+      </w:r>
+    </w:p>
+    <w:p>
+      <w:r>
+        <w:t>2. Admin gán camera cho sân/bàn cụ thể qua dropdown</w:t>
+      </w:r>
+    </w:p>
+    <w:p>
+      <w:r>
+        <w:t>3. Staff mở "Camera sân" → thấy grid thumbnail các camera được phân công</w:t>
+      </w:r>
+    </w:p>
+    <w:p>
+      <w:r>
+        <w:t>4. Staff chọn camera → media_kit kết nối RTSP → hiển thị video live</w:t>
+      </w:r>
+    </w:p>
+    <w:p>
+      <w:pPr>
+        <w:pStyle w:val="Heading2"/>
+      </w:pPr>
+      <w:r>
+        <w:t>2.7. Giao diện Camera</w:t>
+      </w:r>
+    </w:p>
+    <w:p>
+      <w:r>
+        <w:t>Admin - Quản lý Camera:</w:t>
+      </w:r>
+    </w:p>
+    <w:p>
+      <w:r>
+        <w:t>- CRUD camera với form: tên, IP, port, username, password, hãng, gán sân</w:t>
+      </w:r>
+    </w:p>
+    <w:p>
+      <w:r>
+        <w:t>- Danh sách camera với thông tin: tên, IP, hãng, trạng thái</w:t>
+      </w:r>
+    </w:p>
+    <w:p/>
+    <w:p>
+      <w:r>
+        <w:lastRenderedPageBreak/>
+        <w:t>Staff - Xem Camera:</w:t>
+      </w:r>
+    </w:p>
+    <w:p>
+      <w:r>
+        <w:t>- Grid 2 cột với thumbnail cards</w:t>
+      </w:r>
+    </w:p>
+    <w:p>
+      <w:r>
+        <w:t>- Mỗi card: icon camera, tên, tên sân, badge LIVE/OFF</w:t>
+      </w:r>
+    </w:p>
+    <w:p>
+      <w:r>
+        <w:t>- Tap để mở full-screen RTSP live stream với indicator LIVE</w:t>
+      </w:r>
+    </w:p>
+    <w:p>
+      <w:r>
+        <w:br w:type="page"/>
+      </w:r>
+    </w:p>
+    <w:p>
+      <w:pPr>
+        <w:pStyle w:val="Heading1"/>
+      </w:pPr>
+      <w:r>
+        <w:lastRenderedPageBreak/>
+        <w:t>BỔ SUNG 3: QUẢN LÝ SÂN</w:t>
+      </w:r>
+    </w:p>
+    <w:p>
+      <w:r>
+        <w:t>(Bổ sung vào Chương 3 &amp; 4 - Thiết kế và Triển khai)</w:t>
+      </w:r>
+    </w:p>
+    <w:p>
+      <w:pPr>
+        <w:pStyle w:val="Heading2"/>
+      </w:pPr>
+      <w:r>
+        <w:t>3.1. Tổng quan quản lý sân</w:t>
+      </w:r>
+    </w:p>
+    <w:p>
+      <w:r>
+        <w:t>Tính năng quản lý sân cho phép admin quản lý trạng thái sân/bàn (hoạt động, bảo trì, tắt) và cấu hình giá theo giờ.</w:t>
+      </w:r>
+    </w:p>
+    <w:p>
+      <w:pPr>
+        <w:pStyle w:val="Heading2"/>
+      </w:pPr>
+      <w:r>
+        <w:t>3.2. Trạng thái sân</w:t>
+      </w:r>
+    </w:p>
+    <w:tbl>
+      <w:tblPr>
+        <w:tblStyle w:val="TableGrid"/>
+        <w:tblW w:w="0" w:type="auto"/>
+        <w:jc w:val="center"/>
+        <w:tblLook w:val="04A0" w:firstRow="1" w:lastRow="0" w:firstColumn="1" w:lastColumn="0" w:noHBand="0" w:noVBand="1"/>
       </w:tblPr>
       <w:tblGrid>
         <w:gridCol w:w="2280"/>
@@ -26863,9 +29316,12 @@
         <w:gridCol w:w="2280"/>
       </w:tblGrid>
       <w:tr>
-        <w:tc>
-          <w:tcPr>
-            <w:tcW w:type="dxa" w:w="2280"/>
+        <w:trPr>
+          <w:jc w:val="center"/>
+        </w:trPr>
+        <w:tc>
+          <w:tcPr>
+            <w:tcW w:w="2280" w:type="dxa"/>
           </w:tcPr>
           <w:p>
             <w:r>
@@ -26873,13 +29329,13 @@
                 <w:b/>
                 <w:sz w:val="22"/>
               </w:rPr>
-              <w:t>Method</w:t>
-            </w:r>
-          </w:p>
-        </w:tc>
-        <w:tc>
-          <w:tcPr>
-            <w:tcW w:type="dxa" w:w="2280"/>
+              <w:t>Status</w:t>
+            </w:r>
+          </w:p>
+        </w:tc>
+        <w:tc>
+          <w:tcPr>
+            <w:tcW w:w="2280" w:type="dxa"/>
           </w:tcPr>
           <w:p>
             <w:r>
@@ -26887,13 +29343,13 @@
                 <w:b/>
                 <w:sz w:val="22"/>
               </w:rPr>
-              <w:t>Endpoint</w:t>
-            </w:r>
-          </w:p>
-        </w:tc>
-        <w:tc>
-          <w:tcPr>
-            <w:tcW w:type="dxa" w:w="2280"/>
+              <w:t>Ý nghĩa</w:t>
+            </w:r>
+          </w:p>
+        </w:tc>
+        <w:tc>
+          <w:tcPr>
+            <w:tcW w:w="2280" w:type="dxa"/>
           </w:tcPr>
           <w:p>
             <w:r>
@@ -26901,13 +29357,13 @@
                 <w:b/>
                 <w:sz w:val="22"/>
               </w:rPr>
-              <w:t>Mô tả</w:t>
-            </w:r>
-          </w:p>
-        </w:tc>
-        <w:tc>
-          <w:tcPr>
-            <w:tcW w:type="dxa" w:w="2280"/>
+              <w:t>Khách đặt được?</w:t>
+            </w:r>
+          </w:p>
+        </w:tc>
+        <w:tc>
+          <w:tcPr>
+            <w:tcW w:w="2280" w:type="dxa"/>
           </w:tcPr>
           <w:p>
             <w:r>
@@ -26915,277 +29371,178 @@
                 <w:b/>
                 <w:sz w:val="22"/>
               </w:rPr>
-              <w:t>Phân quyền</w:t>
+              <w:t>Mô tả</w:t>
             </w:r>
           </w:p>
         </w:tc>
       </w:tr>
       <w:tr>
-        <w:tc>
-          <w:tcPr>
-            <w:tcW w:type="dxa" w:w="2280"/>
+        <w:trPr>
+          <w:jc w:val="center"/>
+        </w:trPr>
+        <w:tc>
+          <w:tcPr>
+            <w:tcW w:w="2280" w:type="dxa"/>
           </w:tcPr>
           <w:p>
             <w:r>
               <w:rPr>
                 <w:sz w:val="22"/>
               </w:rPr>
-              <w:t>GET</w:t>
-            </w:r>
-          </w:p>
-        </w:tc>
-        <w:tc>
-          <w:tcPr>
-            <w:tcW w:type="dxa" w:w="2280"/>
+              <w:t>active</w:t>
+            </w:r>
+          </w:p>
+        </w:tc>
+        <w:tc>
+          <w:tcPr>
+            <w:tcW w:w="2280" w:type="dxa"/>
           </w:tcPr>
           <w:p>
             <w:r>
               <w:rPr>
                 <w:sz w:val="22"/>
               </w:rPr>
-              <w:t>/api/admin/cameras</w:t>
-            </w:r>
-          </w:p>
-        </w:tc>
-        <w:tc>
-          <w:tcPr>
-            <w:tcW w:type="dxa" w:w="2280"/>
+              <w:t>Hoạt động</w:t>
+            </w:r>
+          </w:p>
+        </w:tc>
+        <w:tc>
+          <w:tcPr>
+            <w:tcW w:w="2280" w:type="dxa"/>
           </w:tcPr>
           <w:p>
             <w:r>
               <w:rPr>
                 <w:sz w:val="22"/>
               </w:rPr>
-              <w:t>Admin xem camera theo venue</w:t>
-            </w:r>
-          </w:p>
-        </w:tc>
-        <w:tc>
-          <w:tcPr>
-            <w:tcW w:type="dxa" w:w="2280"/>
+              <w:t>✅</w:t>
+            </w:r>
+          </w:p>
+        </w:tc>
+        <w:tc>
+          <w:tcPr>
+            <w:tcW w:w="2280" w:type="dxa"/>
           </w:tcPr>
           <w:p>
             <w:r>
               <w:rPr>
                 <w:sz w:val="22"/>
               </w:rPr>
-              <w:t>ADMIN</w:t>
+              <w:t>Sân sẵn sàng cho khách đặt</w:t>
             </w:r>
           </w:p>
         </w:tc>
       </w:tr>
       <w:tr>
-        <w:tc>
-          <w:tcPr>
-            <w:tcW w:type="dxa" w:w="2280"/>
+        <w:trPr>
+          <w:jc w:val="center"/>
+        </w:trPr>
+        <w:tc>
+          <w:tcPr>
+            <w:tcW w:w="2280" w:type="dxa"/>
           </w:tcPr>
           <w:p>
             <w:r>
               <w:rPr>
                 <w:sz w:val="22"/>
               </w:rPr>
-              <w:t>POST</w:t>
-            </w:r>
-          </w:p>
-        </w:tc>
-        <w:tc>
-          <w:tcPr>
-            <w:tcW w:type="dxa" w:w="2280"/>
+              <w:t>maintenance</w:t>
+            </w:r>
+          </w:p>
+        </w:tc>
+        <w:tc>
+          <w:tcPr>
+            <w:tcW w:w="2280" w:type="dxa"/>
           </w:tcPr>
           <w:p>
             <w:r>
               <w:rPr>
                 <w:sz w:val="22"/>
               </w:rPr>
-              <w:t>/api/admin/cameras</w:t>
-            </w:r>
-          </w:p>
-        </w:tc>
-        <w:tc>
-          <w:tcPr>
-            <w:tcW w:type="dxa" w:w="2280"/>
+              <w:t>Bảo trì</w:t>
+            </w:r>
+          </w:p>
+        </w:tc>
+        <w:tc>
+          <w:tcPr>
+            <w:tcW w:w="2280" w:type="dxa"/>
           </w:tcPr>
           <w:p>
             <w:r>
               <w:rPr>
                 <w:sz w:val="22"/>
               </w:rPr>
-              <w:t>Admin thêm camera</w:t>
-            </w:r>
-          </w:p>
-        </w:tc>
-        <w:tc>
-          <w:tcPr>
-            <w:tcW w:type="dxa" w:w="2280"/>
+              <w:t>❌</w:t>
+            </w:r>
+          </w:p>
+        </w:tc>
+        <w:tc>
+          <w:tcPr>
+            <w:tcW w:w="2280" w:type="dxa"/>
           </w:tcPr>
           <w:p>
             <w:r>
               <w:rPr>
                 <w:sz w:val="22"/>
               </w:rPr>
-              <w:t>ADMIN</w:t>
+              <w:t>Sân đang bảo trì, không thể đặt</w:t>
             </w:r>
           </w:p>
         </w:tc>
       </w:tr>
       <w:tr>
-        <w:tc>
-          <w:tcPr>
-            <w:tcW w:type="dxa" w:w="2280"/>
+        <w:trPr>
+          <w:jc w:val="center"/>
+        </w:trPr>
+        <w:tc>
+          <w:tcPr>
+            <w:tcW w:w="2280" w:type="dxa"/>
           </w:tcPr>
           <w:p>
             <w:r>
               <w:rPr>
                 <w:sz w:val="22"/>
               </w:rPr>
-              <w:t>PATCH</w:t>
-            </w:r>
-          </w:p>
-        </w:tc>
-        <w:tc>
-          <w:tcPr>
-            <w:tcW w:type="dxa" w:w="2280"/>
+              <w:t>inactive</w:t>
+            </w:r>
+          </w:p>
+        </w:tc>
+        <w:tc>
+          <w:tcPr>
+            <w:tcW w:w="2280" w:type="dxa"/>
           </w:tcPr>
           <w:p>
             <w:r>
               <w:rPr>
                 <w:sz w:val="22"/>
               </w:rPr>
-              <w:t>/api/admin/cameras/{id}</w:t>
-            </w:r>
-          </w:p>
-        </w:tc>
-        <w:tc>
-          <w:tcPr>
-            <w:tcW w:type="dxa" w:w="2280"/>
+              <w:t>Tắt</w:t>
+            </w:r>
+          </w:p>
+        </w:tc>
+        <w:tc>
+          <w:tcPr>
+            <w:tcW w:w="2280" w:type="dxa"/>
           </w:tcPr>
           <w:p>
             <w:r>
               <w:rPr>
                 <w:sz w:val="22"/>
               </w:rPr>
-              <w:t>Admin sửa camera</w:t>
-            </w:r>
-          </w:p>
-        </w:tc>
-        <w:tc>
-          <w:tcPr>
-            <w:tcW w:type="dxa" w:w="2280"/>
+              <w:t>❌</w:t>
+            </w:r>
+          </w:p>
+        </w:tc>
+        <w:tc>
+          <w:tcPr>
+            <w:tcW w:w="2280" w:type="dxa"/>
           </w:tcPr>
           <w:p>
             <w:r>
               <w:rPr>
                 <w:sz w:val="22"/>
               </w:rPr>
-              <w:t>ADMIN</w:t>
-            </w:r>
-          </w:p>
-        </w:tc>
-      </w:tr>
-      <w:tr>
-        <w:tc>
-          <w:tcPr>
-            <w:tcW w:type="dxa" w:w="2280"/>
-          </w:tcPr>
-          <w:p>
-            <w:r>
-              <w:rPr>
-                <w:sz w:val="22"/>
-              </w:rPr>
-              <w:t>DELETE</w:t>
-            </w:r>
-          </w:p>
-        </w:tc>
-        <w:tc>
-          <w:tcPr>
-            <w:tcW w:type="dxa" w:w="2280"/>
-          </w:tcPr>
-          <w:p>
-            <w:r>
-              <w:rPr>
-                <w:sz w:val="22"/>
-              </w:rPr>
-              <w:t>/api/admin/cameras/{id}</w:t>
-            </w:r>
-          </w:p>
-        </w:tc>
-        <w:tc>
-          <w:tcPr>
-            <w:tcW w:type="dxa" w:w="2280"/>
-          </w:tcPr>
-          <w:p>
-            <w:r>
-              <w:rPr>
-                <w:sz w:val="22"/>
-              </w:rPr>
-              <w:t>Admin xoá camera</w:t>
-            </w:r>
-          </w:p>
-        </w:tc>
-        <w:tc>
-          <w:tcPr>
-            <w:tcW w:type="dxa" w:w="2280"/>
-          </w:tcPr>
-          <w:p>
-            <w:r>
-              <w:rPr>
-                <w:sz w:val="22"/>
-              </w:rPr>
-              <w:t>ADMIN</w:t>
-            </w:r>
-          </w:p>
-        </w:tc>
-      </w:tr>
-      <w:tr>
-        <w:tc>
-          <w:tcPr>
-            <w:tcW w:type="dxa" w:w="2280"/>
-          </w:tcPr>
-          <w:p>
-            <w:r>
-              <w:rPr>
-                <w:sz w:val="22"/>
-              </w:rPr>
-              <w:t>GET</w:t>
-            </w:r>
-          </w:p>
-        </w:tc>
-        <w:tc>
-          <w:tcPr>
-            <w:tcW w:type="dxa" w:w="2280"/>
-          </w:tcPr>
-          <w:p>
-            <w:r>
-              <w:rPr>
-                <w:sz w:val="22"/>
-              </w:rPr>
-              <w:t>/api/staff/cameras</w:t>
-            </w:r>
-          </w:p>
-        </w:tc>
-        <w:tc>
-          <w:tcPr>
-            <w:tcW w:type="dxa" w:w="2280"/>
-          </w:tcPr>
-          <w:p>
-            <w:r>
-              <w:rPr>
-                <w:sz w:val="22"/>
-              </w:rPr>
-              <w:t>Staff xem camera theo phân công</w:t>
-            </w:r>
-          </w:p>
-        </w:tc>
-        <w:tc>
-          <w:tcPr>
-            <w:tcW w:type="dxa" w:w="2280"/>
-          </w:tcPr>
-          <w:p>
-            <w:r>
-              <w:rPr>
-                <w:sz w:val="22"/>
-              </w:rPr>
-              <w:t>STAFF, ADMIN</w:t>
+              <w:t>Sân không sử dụng</w:t>
             </w:r>
           </w:p>
         </w:tc>
@@ -27196,20 +29553,15 @@
         <w:pStyle w:val="Heading2"/>
       </w:pPr>
       <w:r>
-        <w:t>2.5. Venue Scope - Phân quyền Camera</w:t>
-      </w:r>
-    </w:p>
-    <w:p>
-      <w:r>
-        <w:t>Camera được phân quyền theo venue:</w:t>
+        <w:t>3.3. API Quản lý sân</w:t>
       </w:r>
     </w:p>
     <w:tbl>
       <w:tblPr>
         <w:tblStyle w:val="TableGrid"/>
-        <w:tblW w:type="auto" w:w="0"/>
+        <w:tblW w:w="0" w:type="auto"/>
         <w:jc w:val="center"/>
-        <w:tblLook w:firstColumn="1" w:firstRow="1" w:lastColumn="0" w:lastRow="0" w:noHBand="0" w:noVBand="1" w:val="04A0"/>
+        <w:tblLook w:val="04A0" w:firstRow="1" w:lastRow="0" w:firstColumn="1" w:lastColumn="0" w:noHBand="0" w:noVBand="1"/>
       </w:tblPr>
       <w:tblGrid>
         <w:gridCol w:w="3041"/>
@@ -27217,9 +29569,12 @@
         <w:gridCol w:w="3041"/>
       </w:tblGrid>
       <w:tr>
-        <w:tc>
-          <w:tcPr>
-            <w:tcW w:type="dxa" w:w="3041"/>
+        <w:trPr>
+          <w:jc w:val="center"/>
+        </w:trPr>
+        <w:tc>
+          <w:tcPr>
+            <w:tcW w:w="3041" w:type="dxa"/>
           </w:tcPr>
           <w:p>
             <w:r>
@@ -27227,13 +29582,13 @@
                 <w:b/>
                 <w:sz w:val="22"/>
               </w:rPr>
-              <w:t>Vai trò</w:t>
-            </w:r>
-          </w:p>
-        </w:tc>
-        <w:tc>
-          <w:tcPr>
-            <w:tcW w:type="dxa" w:w="3041"/>
+              <w:t>Method</w:t>
+            </w:r>
+          </w:p>
+        </w:tc>
+        <w:tc>
+          <w:tcPr>
+            <w:tcW w:w="3041" w:type="dxa"/>
           </w:tcPr>
           <w:p>
             <w:r>
@@ -27241,13 +29596,13 @@
                 <w:b/>
                 <w:sz w:val="22"/>
               </w:rPr>
-              <w:t>Assignment</w:t>
-            </w:r>
-          </w:p>
-        </w:tc>
-        <w:tc>
-          <w:tcPr>
-            <w:tcW w:type="dxa" w:w="3041"/>
+              <w:t>Endpoint</w:t>
+            </w:r>
+          </w:p>
+        </w:tc>
+        <w:tc>
+          <w:tcPr>
+            <w:tcW w:w="3041" w:type="dxa"/>
           </w:tcPr>
           <w:p>
             <w:r>
@@ -27255,130 +29610,139 @@
                 <w:b/>
                 <w:sz w:val="22"/>
               </w:rPr>
-              <w:t>Thấy camera</w:t>
+              <w:t>Mô tả</w:t>
             </w:r>
           </w:p>
         </w:tc>
       </w:tr>
       <w:tr>
-        <w:tc>
-          <w:tcPr>
-            <w:tcW w:type="dxa" w:w="3041"/>
+        <w:trPr>
+          <w:jc w:val="center"/>
+        </w:trPr>
+        <w:tc>
+          <w:tcPr>
+            <w:tcW w:w="3041" w:type="dxa"/>
           </w:tcPr>
           <w:p>
             <w:r>
               <w:rPr>
                 <w:sz w:val="22"/>
               </w:rPr>
-              <w:t>Admin</w:t>
-            </w:r>
-          </w:p>
-        </w:tc>
-        <w:tc>
-          <w:tcPr>
-            <w:tcW w:type="dxa" w:w="3041"/>
+              <w:t>GET</w:t>
+            </w:r>
+          </w:p>
+        </w:tc>
+        <w:tc>
+          <w:tcPr>
+            <w:tcW w:w="3041" w:type="dxa"/>
           </w:tcPr>
           <w:p>
             <w:r>
               <w:rPr>
                 <w:sz w:val="22"/>
               </w:rPr>
-              <w:t>default_venue_id</w:t>
-            </w:r>
-          </w:p>
-        </w:tc>
-        <w:tc>
-          <w:tcPr>
-            <w:tcW w:type="dxa" w:w="3041"/>
+              <w:t>/api/venues/resources</w:t>
+            </w:r>
+          </w:p>
+        </w:tc>
+        <w:tc>
+          <w:tcPr>
+            <w:tcW w:w="3041" w:type="dxa"/>
           </w:tcPr>
           <w:p>
             <w:r>
               <w:rPr>
                 <w:sz w:val="22"/>
               </w:rPr>
-              <w:t>Chỉ camera trong venue của mình</w:t>
+              <w:t>Danh sách sân (filter theo status)</w:t>
             </w:r>
           </w:p>
         </w:tc>
       </w:tr>
       <w:tr>
-        <w:tc>
-          <w:tcPr>
-            <w:tcW w:type="dxa" w:w="3041"/>
+        <w:trPr>
+          <w:jc w:val="center"/>
+        </w:trPr>
+        <w:tc>
+          <w:tcPr>
+            <w:tcW w:w="3041" w:type="dxa"/>
           </w:tcPr>
           <w:p>
             <w:r>
               <w:rPr>
                 <w:sz w:val="22"/>
               </w:rPr>
-              <w:t>Staff</w:t>
-            </w:r>
-          </w:p>
-        </w:tc>
-        <w:tc>
-          <w:tcPr>
-            <w:tcW w:type="dxa" w:w="3041"/>
+              <w:t>POST</w:t>
+            </w:r>
+          </w:p>
+        </w:tc>
+        <w:tc>
+          <w:tcPr>
+            <w:tcW w:w="3041" w:type="dxa"/>
           </w:tcPr>
           <w:p>
             <w:r>
               <w:rPr>
                 <w:sz w:val="22"/>
               </w:rPr>
-              <w:t>scope=venue (toàn sân)</w:t>
-            </w:r>
-          </w:p>
-        </w:tc>
-        <w:tc>
-          <w:tcPr>
-            <w:tcW w:type="dxa" w:w="3041"/>
+              <w:t>/api/admin/resources</w:t>
+            </w:r>
+          </w:p>
+        </w:tc>
+        <w:tc>
+          <w:tcPr>
+            <w:tcW w:w="3041" w:type="dxa"/>
           </w:tcPr>
           <w:p>
             <w:r>
               <w:rPr>
                 <w:sz w:val="22"/>
               </w:rPr>
-              <w:t>Tất cả camera trong venue</w:t>
+              <w:t>Admin thêm sân mới</w:t>
             </w:r>
           </w:p>
         </w:tc>
       </w:tr>
       <w:tr>
-        <w:tc>
-          <w:tcPr>
-            <w:tcW w:type="dxa" w:w="3041"/>
+        <w:trPr>
+          <w:jc w:val="center"/>
+        </w:trPr>
+        <w:tc>
+          <w:tcPr>
+            <w:tcW w:w="3041" w:type="dxa"/>
           </w:tcPr>
           <w:p>
             <w:r>
               <w:rPr>
                 <w:sz w:val="22"/>
               </w:rPr>
-              <w:t>Staff</w:t>
-            </w:r>
-          </w:p>
-        </w:tc>
-        <w:tc>
-          <w:tcPr>
-            <w:tcW w:type="dxa" w:w="3041"/>
+              <w:t>PATCH</w:t>
+            </w:r>
+          </w:p>
+        </w:tc>
+        <w:tc>
+          <w:tcPr>
+            <w:tcW w:w="3041" w:type="dxa"/>
           </w:tcPr>
           <w:p>
             <w:r>
               <w:rPr>
                 <w:sz w:val="22"/>
               </w:rPr>
-              <w:t>scope=resource (sân cụ thể)</w:t>
-            </w:r>
-          </w:p>
-        </w:tc>
-        <w:tc>
-          <w:tcPr>
-            <w:tcW w:type="dxa" w:w="3041"/>
+              <w:t>/api/admin/resources/{id}</w:t>
+            </w:r>
+          </w:p>
+        </w:tc>
+        <w:tc>
+          <w:tcPr>
+            <w:tcW w:w="3041" w:type="dxa"/>
           </w:tcPr>
           <w:p>
             <w:r>
               <w:rPr>
                 <w:sz w:val="22"/>
               </w:rPr>
-              <w:t>Chỉ camera gán cho sân đó</w:t>
+              <w:t>Admin cập nhật sân (status, giá, tên)</w:t>
             </w:r>
           </w:p>
         </w:tc>
@@ -27389,27 +29753,46 @@
         <w:pStyle w:val="Heading2"/>
       </w:pPr>
       <w:r>
-        <w:t>2.6. Luồng hoạt động Camera</w:t>
-      </w:r>
-    </w:p>
-    <w:p>
-      <w:r>
-        <w:t>1. Admin cấu hình camera (IP, port, username, password, hãng)</w:t>
-      </w:r>
-    </w:p>
-    <w:p>
-      <w:r>
-        <w:t>2. Admin gán camera cho sân/bàn cụ thể qua dropdown</w:t>
-      </w:r>
-    </w:p>
-    <w:p>
-      <w:r>
-        <w:t>3. Staff mở "Camera sân" → thấy grid thumbnail các camera được phân công</w:t>
-      </w:r>
-    </w:p>
-    <w:p>
-      <w:r>
-        <w:t>4. Staff chọn camera → media_kit kết nối RTSP → hiển thị video live</w:t>
+        <w:t>3.4. Giao diện Quản lý sân</w:t>
+      </w:r>
+    </w:p>
+    <w:p>
+      <w:r>
+        <w:t>Admin - Quản lý sân:</w:t>
+      </w:r>
+    </w:p>
+    <w:p>
+      <w:r>
+        <w:t>- Filter chips: Tất cả / Hoạt động / Bảo trì / Tắt</w:t>
+      </w:r>
+    </w:p>
+    <w:p>
+      <w:r>
+        <w:t>- Card hiển thị: icon loại sân, tên sân, khu vực, mã sân, giá/giờ</w:t>
+      </w:r>
+    </w:p>
+    <w:p>
+      <w:r>
+        <w:t>- Nút thao tác: Kích hoạt / Bảo trì / Tắt</w:t>
+      </w:r>
+    </w:p>
+    <w:p>
+      <w:r>
+        <w:t>- Badge trạng thái với màu sắc: Xanh (hoạt động), Vàng (bảo trì), Xám (tắt)</w:t>
+      </w:r>
+    </w:p>
+    <w:p>
+      <w:r>
+        <w:br w:type="page"/>
+      </w:r>
+    </w:p>
+    <w:p>
+      <w:pPr>
+        <w:pStyle w:val="Heading1"/>
+      </w:pPr>
+      <w:r>
+        <w:lastRenderedPageBreak/>
+        <w:t>BỔ SUNG 4: TỔNG HỢP CHỨC NĂNG HỆ THỐNG</w:t>
       </w:r>
     </w:p>
     <w:p>
@@ -27417,332 +29800,15 @@
         <w:pStyle w:val="Heading2"/>
       </w:pPr>
       <w:r>
-        <w:t>2.7. Giao diện Camera</w:t>
-      </w:r>
-    </w:p>
-    <w:p>
-      <w:r>
-        <w:t>Admin - Quản lý Camera:</w:t>
-      </w:r>
-    </w:p>
-    <w:p>
-      <w:r>
-        <w:t>- CRUD camera với form: tên, IP, port, username, password, hãng, gán sân</w:t>
-      </w:r>
-    </w:p>
-    <w:p>
-      <w:r>
-        <w:t>- Danh sách camera với thông tin: tên, IP, hãng, trạng thái</w:t>
-      </w:r>
-    </w:p>
-    <w:p/>
-    <w:p>
-      <w:r>
-        <w:t>Staff - Xem Camera:</w:t>
-      </w:r>
-    </w:p>
-    <w:p>
-      <w:r>
-        <w:t>- Grid 2 cột với thumbnail cards</w:t>
-      </w:r>
-    </w:p>
-    <w:p>
-      <w:r>
-        <w:t>- Mỗi card: icon camera, tên, tên sân, badge LIVE/OFF</w:t>
-      </w:r>
-    </w:p>
-    <w:p>
-      <w:r>
-        <w:t>- Tap để mở full-screen RTSP live stream với indicator LIVE</w:t>
-      </w:r>
-    </w:p>
-    <w:p>
-      <w:r>
-        <w:br w:type="page"/>
-      </w:r>
-    </w:p>
-    <w:p>
-      <w:pPr>
-        <w:pStyle w:val="Heading1"/>
-      </w:pPr>
-      <w:r>
-        <w:t>BỔ SUNG 3: QUẢN LÝ SÂN</w:t>
-      </w:r>
-    </w:p>
-    <w:p>
-      <w:r>
-        <w:t>(Bổ sung vào Chương 3 &amp; 4 - Thiết kế và Triển khai)</w:t>
-      </w:r>
-    </w:p>
-    <w:p>
-      <w:pPr>
-        <w:pStyle w:val="Heading2"/>
-      </w:pPr>
-      <w:r>
-        <w:t>3.1. Tổng quan quản lý sân</w:t>
-      </w:r>
-    </w:p>
-    <w:p>
-      <w:r>
-        <w:t>Tính năng quản lý sân cho phép admin quản lý trạng thái sân/bàn (hoạt động, bảo trì, tắt) và cấu hình giá theo giờ.</w:t>
-      </w:r>
-    </w:p>
-    <w:p>
-      <w:pPr>
-        <w:pStyle w:val="Heading2"/>
-      </w:pPr>
-      <w:r>
-        <w:t>3.2. Trạng thái sân</w:t>
+        <w:t>4.1. Chức năng Customer</w:t>
       </w:r>
     </w:p>
     <w:tbl>
       <w:tblPr>
         <w:tblStyle w:val="TableGrid"/>
-        <w:tblW w:type="auto" w:w="0"/>
+        <w:tblW w:w="0" w:type="auto"/>
         <w:jc w:val="center"/>
-        <w:tblLook w:firstColumn="1" w:firstRow="1" w:lastColumn="0" w:lastRow="0" w:noHBand="0" w:noVBand="1" w:val="04A0"/>
-      </w:tblPr>
-      <w:tblGrid>
-        <w:gridCol w:w="2280"/>
-        <w:gridCol w:w="2280"/>
-        <w:gridCol w:w="2280"/>
-        <w:gridCol w:w="2280"/>
-      </w:tblGrid>
-      <w:tr>
-        <w:tc>
-          <w:tcPr>
-            <w:tcW w:type="dxa" w:w="2280"/>
-          </w:tcPr>
-          <w:p>
-            <w:r>
-              <w:rPr>
-                <w:b/>
-                <w:sz w:val="22"/>
-              </w:rPr>
-              <w:t>Status</w:t>
-            </w:r>
-          </w:p>
-        </w:tc>
-        <w:tc>
-          <w:tcPr>
-            <w:tcW w:type="dxa" w:w="2280"/>
-          </w:tcPr>
-          <w:p>
-            <w:r>
-              <w:rPr>
-                <w:b/>
-                <w:sz w:val="22"/>
-              </w:rPr>
-              <w:t>Ý nghĩa</w:t>
-            </w:r>
-          </w:p>
-        </w:tc>
-        <w:tc>
-          <w:tcPr>
-            <w:tcW w:type="dxa" w:w="2280"/>
-          </w:tcPr>
-          <w:p>
-            <w:r>
-              <w:rPr>
-                <w:b/>
-                <w:sz w:val="22"/>
-              </w:rPr>
-              <w:t>Khách đặt được?</w:t>
-            </w:r>
-          </w:p>
-        </w:tc>
-        <w:tc>
-          <w:tcPr>
-            <w:tcW w:type="dxa" w:w="2280"/>
-          </w:tcPr>
-          <w:p>
-            <w:r>
-              <w:rPr>
-                <w:b/>
-                <w:sz w:val="22"/>
-              </w:rPr>
-              <w:t>Mô tả</w:t>
-            </w:r>
-          </w:p>
-        </w:tc>
-      </w:tr>
-      <w:tr>
-        <w:tc>
-          <w:tcPr>
-            <w:tcW w:type="dxa" w:w="2280"/>
-          </w:tcPr>
-          <w:p>
-            <w:r>
-              <w:rPr>
-                <w:sz w:val="22"/>
-              </w:rPr>
-              <w:t>active</w:t>
-            </w:r>
-          </w:p>
-        </w:tc>
-        <w:tc>
-          <w:tcPr>
-            <w:tcW w:type="dxa" w:w="2280"/>
-          </w:tcPr>
-          <w:p>
-            <w:r>
-              <w:rPr>
-                <w:sz w:val="22"/>
-              </w:rPr>
-              <w:t>Hoạt động</w:t>
-            </w:r>
-          </w:p>
-        </w:tc>
-        <w:tc>
-          <w:tcPr>
-            <w:tcW w:type="dxa" w:w="2280"/>
-          </w:tcPr>
-          <w:p>
-            <w:r>
-              <w:rPr>
-                <w:sz w:val="22"/>
-              </w:rPr>
-              <w:t>✅</w:t>
-            </w:r>
-          </w:p>
-        </w:tc>
-        <w:tc>
-          <w:tcPr>
-            <w:tcW w:type="dxa" w:w="2280"/>
-          </w:tcPr>
-          <w:p>
-            <w:r>
-              <w:rPr>
-                <w:sz w:val="22"/>
-              </w:rPr>
-              <w:t>Sân sẵn sàng cho khách đặt</w:t>
-            </w:r>
-          </w:p>
-        </w:tc>
-      </w:tr>
-      <w:tr>
-        <w:tc>
-          <w:tcPr>
-            <w:tcW w:type="dxa" w:w="2280"/>
-          </w:tcPr>
-          <w:p>
-            <w:r>
-              <w:rPr>
-                <w:sz w:val="22"/>
-              </w:rPr>
-              <w:t>maintenance</w:t>
-            </w:r>
-          </w:p>
-        </w:tc>
-        <w:tc>
-          <w:tcPr>
-            <w:tcW w:type="dxa" w:w="2280"/>
-          </w:tcPr>
-          <w:p>
-            <w:r>
-              <w:rPr>
-                <w:sz w:val="22"/>
-              </w:rPr>
-              <w:t>Bảo trì</w:t>
-            </w:r>
-          </w:p>
-        </w:tc>
-        <w:tc>
-          <w:tcPr>
-            <w:tcW w:type="dxa" w:w="2280"/>
-          </w:tcPr>
-          <w:p>
-            <w:r>
-              <w:rPr>
-                <w:sz w:val="22"/>
-              </w:rPr>
-              <w:t>❌</w:t>
-            </w:r>
-          </w:p>
-        </w:tc>
-        <w:tc>
-          <w:tcPr>
-            <w:tcW w:type="dxa" w:w="2280"/>
-          </w:tcPr>
-          <w:p>
-            <w:r>
-              <w:rPr>
-                <w:sz w:val="22"/>
-              </w:rPr>
-              <w:t>Sân đang bảo trì, không thể đặt</w:t>
-            </w:r>
-          </w:p>
-        </w:tc>
-      </w:tr>
-      <w:tr>
-        <w:tc>
-          <w:tcPr>
-            <w:tcW w:type="dxa" w:w="2280"/>
-          </w:tcPr>
-          <w:p>
-            <w:r>
-              <w:rPr>
-                <w:sz w:val="22"/>
-              </w:rPr>
-              <w:t>inactive</w:t>
-            </w:r>
-          </w:p>
-        </w:tc>
-        <w:tc>
-          <w:tcPr>
-            <w:tcW w:type="dxa" w:w="2280"/>
-          </w:tcPr>
-          <w:p>
-            <w:r>
-              <w:rPr>
-                <w:sz w:val="22"/>
-              </w:rPr>
-              <w:t>Tắt</w:t>
-            </w:r>
-          </w:p>
-        </w:tc>
-        <w:tc>
-          <w:tcPr>
-            <w:tcW w:type="dxa" w:w="2280"/>
-          </w:tcPr>
-          <w:p>
-            <w:r>
-              <w:rPr>
-                <w:sz w:val="22"/>
-              </w:rPr>
-              <w:t>❌</w:t>
-            </w:r>
-          </w:p>
-        </w:tc>
-        <w:tc>
-          <w:tcPr>
-            <w:tcW w:type="dxa" w:w="2280"/>
-          </w:tcPr>
-          <w:p>
-            <w:r>
-              <w:rPr>
-                <w:sz w:val="22"/>
-              </w:rPr>
-              <w:t>Sân không sử dụng</w:t>
-            </w:r>
-          </w:p>
-        </w:tc>
-      </w:tr>
-    </w:tbl>
-    <w:p>
-      <w:pPr>
-        <w:pStyle w:val="Heading2"/>
-      </w:pPr>
-      <w:r>
-        <w:t>3.3. API Quản lý sân</w:t>
-      </w:r>
-    </w:p>
-    <w:tbl>
-      <w:tblPr>
-        <w:tblStyle w:val="TableGrid"/>
-        <w:tblW w:type="auto" w:w="0"/>
-        <w:jc w:val="center"/>
-        <w:tblLook w:firstColumn="1" w:firstRow="1" w:lastColumn="0" w:lastRow="0" w:noHBand="0" w:noVBand="1" w:val="04A0"/>
+        <w:tblLook w:val="04A0" w:firstRow="1" w:lastRow="0" w:firstColumn="1" w:lastColumn="0" w:noHBand="0" w:noVBand="1"/>
       </w:tblPr>
       <w:tblGrid>
         <w:gridCol w:w="3041"/>
@@ -27750,9 +29816,12 @@
         <w:gridCol w:w="3041"/>
       </w:tblGrid>
       <w:tr>
-        <w:tc>
-          <w:tcPr>
-            <w:tcW w:type="dxa" w:w="3041"/>
+        <w:trPr>
+          <w:jc w:val="center"/>
+        </w:trPr>
+        <w:tc>
+          <w:tcPr>
+            <w:tcW w:w="3041" w:type="dxa"/>
           </w:tcPr>
           <w:p>
             <w:r>
@@ -27760,13 +29829,13 @@
                 <w:b/>
                 <w:sz w:val="22"/>
               </w:rPr>
-              <w:t>Method</w:t>
-            </w:r>
-          </w:p>
-        </w:tc>
-        <w:tc>
-          <w:tcPr>
-            <w:tcW w:type="dxa" w:w="3041"/>
+              <w:t>STT</w:t>
+            </w:r>
+          </w:p>
+        </w:tc>
+        <w:tc>
+          <w:tcPr>
+            <w:tcW w:w="3041" w:type="dxa"/>
           </w:tcPr>
           <w:p>
             <w:r>
@@ -27774,13 +29843,13 @@
                 <w:b/>
                 <w:sz w:val="22"/>
               </w:rPr>
-              <w:t>Endpoint</w:t>
-            </w:r>
-          </w:p>
-        </w:tc>
-        <w:tc>
-          <w:tcPr>
-            <w:tcW w:type="dxa" w:w="3041"/>
+              <w:t>Chức năng</w:t>
+            </w:r>
+          </w:p>
+        </w:tc>
+        <w:tc>
+          <w:tcPr>
+            <w:tcW w:w="3041" w:type="dxa"/>
           </w:tcPr>
           <w:p>
             <w:r>
@@ -27794,124 +29863,309 @@
         </w:tc>
       </w:tr>
       <w:tr>
-        <w:tc>
-          <w:tcPr>
-            <w:tcW w:type="dxa" w:w="3041"/>
+        <w:trPr>
+          <w:jc w:val="center"/>
+        </w:trPr>
+        <w:tc>
+          <w:tcPr>
+            <w:tcW w:w="3041" w:type="dxa"/>
           </w:tcPr>
           <w:p>
             <w:r>
               <w:rPr>
                 <w:sz w:val="22"/>
               </w:rPr>
-              <w:t>GET</w:t>
-            </w:r>
-          </w:p>
-        </w:tc>
-        <w:tc>
-          <w:tcPr>
-            <w:tcW w:type="dxa" w:w="3041"/>
+              <w:t>1</w:t>
+            </w:r>
+          </w:p>
+        </w:tc>
+        <w:tc>
+          <w:tcPr>
+            <w:tcW w:w="3041" w:type="dxa"/>
           </w:tcPr>
           <w:p>
             <w:r>
               <w:rPr>
                 <w:sz w:val="22"/>
               </w:rPr>
-              <w:t>/api/venues/resources</w:t>
-            </w:r>
-          </w:p>
-        </w:tc>
-        <w:tc>
-          <w:tcPr>
-            <w:tcW w:type="dxa" w:w="3041"/>
+              <w:t>Chat AI</w:t>
+            </w:r>
+          </w:p>
+        </w:tc>
+        <w:tc>
+          <w:tcPr>
+            <w:tcW w:w="3041" w:type="dxa"/>
           </w:tcPr>
           <w:p>
             <w:r>
               <w:rPr>
                 <w:sz w:val="22"/>
               </w:rPr>
-              <w:t>Danh sách sân (filter theo status)</w:t>
+              <w:t>Hỏi đáp về luật, kỹ thuật thể thao qua Knowledge Graph</w:t>
             </w:r>
           </w:p>
         </w:tc>
       </w:tr>
       <w:tr>
-        <w:tc>
-          <w:tcPr>
-            <w:tcW w:type="dxa" w:w="3041"/>
+        <w:trPr>
+          <w:jc w:val="center"/>
+        </w:trPr>
+        <w:tc>
+          <w:tcPr>
+            <w:tcW w:w="3041" w:type="dxa"/>
           </w:tcPr>
           <w:p>
             <w:r>
               <w:rPr>
                 <w:sz w:val="22"/>
               </w:rPr>
-              <w:t>POST</w:t>
-            </w:r>
-          </w:p>
-        </w:tc>
-        <w:tc>
-          <w:tcPr>
-            <w:tcW w:type="dxa" w:w="3041"/>
+              <w:t>2</w:t>
+            </w:r>
+          </w:p>
+        </w:tc>
+        <w:tc>
+          <w:tcPr>
+            <w:tcW w:w="3041" w:type="dxa"/>
           </w:tcPr>
           <w:p>
             <w:r>
               <w:rPr>
                 <w:sz w:val="22"/>
               </w:rPr>
-              <w:t>/api/admin/resources</w:t>
-            </w:r>
-          </w:p>
-        </w:tc>
-        <w:tc>
-          <w:tcPr>
-            <w:tcW w:type="dxa" w:w="3041"/>
+              <w:t>Đặt sân</w:t>
+            </w:r>
+          </w:p>
+        </w:tc>
+        <w:tc>
+          <w:tcPr>
+            <w:tcW w:w="3041" w:type="dxa"/>
           </w:tcPr>
           <w:p>
             <w:r>
               <w:rPr>
                 <w:sz w:val="22"/>
               </w:rPr>
-              <w:t>Admin thêm sân mới</w:t>
+              <w:t>Chọn sân, thời gian, xác nhận đặt với check availability</w:t>
             </w:r>
           </w:p>
         </w:tc>
       </w:tr>
       <w:tr>
-        <w:tc>
-          <w:tcPr>
-            <w:tcW w:type="dxa" w:w="3041"/>
+        <w:trPr>
+          <w:jc w:val="center"/>
+        </w:trPr>
+        <w:tc>
+          <w:tcPr>
+            <w:tcW w:w="3041" w:type="dxa"/>
           </w:tcPr>
           <w:p>
             <w:r>
               <w:rPr>
                 <w:sz w:val="22"/>
               </w:rPr>
-              <w:t>PATCH</w:t>
-            </w:r>
-          </w:p>
-        </w:tc>
-        <w:tc>
-          <w:tcPr>
-            <w:tcW w:type="dxa" w:w="3041"/>
+              <w:t>3</w:t>
+            </w:r>
+          </w:p>
+        </w:tc>
+        <w:tc>
+          <w:tcPr>
+            <w:tcW w:w="3041" w:type="dxa"/>
           </w:tcPr>
           <w:p>
             <w:r>
               <w:rPr>
                 <w:sz w:val="22"/>
               </w:rPr>
-              <w:t>/api/admin/resources/{id}</w:t>
-            </w:r>
-          </w:p>
-        </w:tc>
-        <w:tc>
-          <w:tcPr>
-            <w:tcW w:type="dxa" w:w="3041"/>
+              <w:t>Đặt món</w:t>
+            </w:r>
+          </w:p>
+        </w:tc>
+        <w:tc>
+          <w:tcPr>
+            <w:tcW w:w="3041" w:type="dxa"/>
           </w:tcPr>
           <w:p>
             <w:r>
               <w:rPr>
                 <w:sz w:val="22"/>
               </w:rPr>
-              <w:t>Admin cập nhật sân (status, giá, tên)</w:t>
+              <w:t>Xem menu, đặt thức ăn/thức uống liên kết booking</w:t>
+            </w:r>
+          </w:p>
+        </w:tc>
+      </w:tr>
+      <w:tr>
+        <w:trPr>
+          <w:jc w:val="center"/>
+        </w:trPr>
+        <w:tc>
+          <w:tcPr>
+            <w:tcW w:w="3041" w:type="dxa"/>
+          </w:tcPr>
+          <w:p>
+            <w:r>
+              <w:rPr>
+                <w:sz w:val="22"/>
+              </w:rPr>
+              <w:t>4</w:t>
+            </w:r>
+          </w:p>
+        </w:tc>
+        <w:tc>
+          <w:tcPr>
+            <w:tcW w:w="3041" w:type="dxa"/>
+          </w:tcPr>
+          <w:p>
+            <w:r>
+              <w:rPr>
+                <w:sz w:val="22"/>
+              </w:rPr>
+              <w:t>Gọi nhân viên</w:t>
+            </w:r>
+          </w:p>
+        </w:tc>
+        <w:tc>
+          <w:tcPr>
+            <w:tcW w:w="3041" w:type="dxa"/>
+          </w:tcPr>
+          <w:p>
+            <w:r>
+              <w:rPr>
+                <w:sz w:val="22"/>
+              </w:rPr>
+              <w:t>Tạo yêu cầu hỗ trợ, thông báo real-time</w:t>
+            </w:r>
+          </w:p>
+        </w:tc>
+      </w:tr>
+      <w:tr>
+        <w:trPr>
+          <w:jc w:val="center"/>
+        </w:trPr>
+        <w:tc>
+          <w:tcPr>
+            <w:tcW w:w="3041" w:type="dxa"/>
+          </w:tcPr>
+          <w:p>
+            <w:r>
+              <w:rPr>
+                <w:sz w:val="22"/>
+              </w:rPr>
+              <w:t>5</w:t>
+            </w:r>
+          </w:p>
+        </w:tc>
+        <w:tc>
+          <w:tcPr>
+            <w:tcW w:w="3041" w:type="dxa"/>
+          </w:tcPr>
+          <w:p>
+            <w:r>
+              <w:rPr>
+                <w:sz w:val="22"/>
+              </w:rPr>
+              <w:t>Xem lịch</w:t>
+            </w:r>
+          </w:p>
+        </w:tc>
+        <w:tc>
+          <w:tcPr>
+            <w:tcW w:w="3041" w:type="dxa"/>
+          </w:tcPr>
+          <w:p>
+            <w:r>
+              <w:rPr>
+                <w:sz w:val="22"/>
+              </w:rPr>
+              <w:t>Lịch sử đặt sân và trạng thái đơn hàng</w:t>
+            </w:r>
+          </w:p>
+        </w:tc>
+      </w:tr>
+      <w:tr>
+        <w:trPr>
+          <w:jc w:val="center"/>
+        </w:trPr>
+        <w:tc>
+          <w:tcPr>
+            <w:tcW w:w="3041" w:type="dxa"/>
+          </w:tcPr>
+          <w:p>
+            <w:r>
+              <w:rPr>
+                <w:sz w:val="22"/>
+              </w:rPr>
+              <w:t>6</w:t>
+            </w:r>
+          </w:p>
+        </w:tc>
+        <w:tc>
+          <w:tcPr>
+            <w:tcW w:w="3041" w:type="dxa"/>
+          </w:tcPr>
+          <w:p>
+            <w:r>
+              <w:rPr>
+                <w:sz w:val="22"/>
+              </w:rPr>
+              <w:t>Thanh toán</w:t>
+            </w:r>
+          </w:p>
+        </w:tc>
+        <w:tc>
+          <w:tcPr>
+            <w:tcW w:w="3041" w:type="dxa"/>
+          </w:tcPr>
+          <w:p>
+            <w:r>
+              <w:rPr>
+                <w:sz w:val="22"/>
+              </w:rPr>
+              <w:t>Stripe (quốc tế) + VNPay (nội địa)</w:t>
+            </w:r>
+          </w:p>
+        </w:tc>
+      </w:tr>
+      <w:tr>
+        <w:trPr>
+          <w:jc w:val="center"/>
+        </w:trPr>
+        <w:tc>
+          <w:tcPr>
+            <w:tcW w:w="3041" w:type="dxa"/>
+          </w:tcPr>
+          <w:p>
+            <w:r>
+              <w:rPr>
+                <w:sz w:val="22"/>
+              </w:rPr>
+              <w:t>7</w:t>
+            </w:r>
+          </w:p>
+        </w:tc>
+        <w:tc>
+          <w:tcPr>
+            <w:tcW w:w="3041" w:type="dxa"/>
+          </w:tcPr>
+          <w:p>
+            <w:r>
+              <w:rPr>
+                <w:sz w:val="22"/>
+              </w:rPr>
+              <w:t>Quét QR nhận sân</w:t>
+            </w:r>
+          </w:p>
+        </w:tc>
+        <w:tc>
+          <w:tcPr>
+            <w:tcW w:w="3041" w:type="dxa"/>
+          </w:tcPr>
+          <w:p>
+            <w:r>
+              <w:rPr>
+                <w:sz w:val="22"/>
+              </w:rPr>
+              <w:t>Quét QR code để xác nhận nhận sân</w:t>
             </w:r>
           </w:p>
         </w:tc>
@@ -27922,61 +30176,15 @@
         <w:pStyle w:val="Heading2"/>
       </w:pPr>
       <w:r>
-        <w:t>3.4. Giao diện Quản lý sân</w:t>
-      </w:r>
-    </w:p>
-    <w:p>
-      <w:r>
-        <w:t>Admin - Quản lý sân:</w:t>
-      </w:r>
-    </w:p>
-    <w:p>
-      <w:r>
-        <w:t>- Filter chips: Tất cả / Hoạt động / Bảo trì / Tắt</w:t>
-      </w:r>
-    </w:p>
-    <w:p>
-      <w:r>
-        <w:t>- Card hiển thị: icon loại sân, tên sân, khu vực, mã sân, giá/giờ</w:t>
-      </w:r>
-    </w:p>
-    <w:p>
-      <w:r>
-        <w:t>- Nút thao tác: Kích hoạt / Bảo trì / Tắt</w:t>
-      </w:r>
-    </w:p>
-    <w:p>
-      <w:r>
-        <w:t>- Badge trạng thái với màu sắc: Xanh (hoạt động), Vàng (bảo trì), Xám (tắt)</w:t>
-      </w:r>
-    </w:p>
-    <w:p>
-      <w:r>
-        <w:br w:type="page"/>
-      </w:r>
-    </w:p>
-    <w:p>
-      <w:pPr>
-        <w:pStyle w:val="Heading1"/>
-      </w:pPr>
-      <w:r>
-        <w:t>BỔ SUNG 4: TỔNG HỢP CHỨC NĂNG HỆ THỐNG</w:t>
-      </w:r>
-    </w:p>
-    <w:p>
-      <w:pPr>
-        <w:pStyle w:val="Heading2"/>
-      </w:pPr>
-      <w:r>
-        <w:t>4.1. Chức năng Customer</w:t>
+        <w:t>4.2. Chức năng Staff</w:t>
       </w:r>
     </w:p>
     <w:tbl>
       <w:tblPr>
         <w:tblStyle w:val="TableGrid"/>
-        <w:tblW w:type="auto" w:w="0"/>
+        <w:tblW w:w="0" w:type="auto"/>
         <w:jc w:val="center"/>
-        <w:tblLook w:firstColumn="1" w:firstRow="1" w:lastColumn="0" w:lastRow="0" w:noHBand="0" w:noVBand="1" w:val="04A0"/>
+        <w:tblLook w:val="04A0" w:firstRow="1" w:lastRow="0" w:firstColumn="1" w:lastColumn="0" w:noHBand="0" w:noVBand="1"/>
       </w:tblPr>
       <w:tblGrid>
         <w:gridCol w:w="3041"/>
@@ -27984,9 +30192,12 @@
         <w:gridCol w:w="3041"/>
       </w:tblGrid>
       <w:tr>
-        <w:tc>
-          <w:tcPr>
-            <w:tcW w:type="dxa" w:w="3041"/>
+        <w:trPr>
+          <w:jc w:val="center"/>
+        </w:trPr>
+        <w:tc>
+          <w:tcPr>
+            <w:tcW w:w="3041" w:type="dxa"/>
           </w:tcPr>
           <w:p>
             <w:r>
@@ -28000,7 +30211,7 @@
         </w:tc>
         <w:tc>
           <w:tcPr>
-            <w:tcW w:type="dxa" w:w="3041"/>
+            <w:tcW w:w="3041" w:type="dxa"/>
           </w:tcPr>
           <w:p>
             <w:r>
@@ -28014,7 +30225,7 @@
         </w:tc>
         <w:tc>
           <w:tcPr>
-            <w:tcW w:type="dxa" w:w="3041"/>
+            <w:tcW w:w="3041" w:type="dxa"/>
           </w:tcPr>
           <w:p>
             <w:r>
@@ -28028,9 +30239,12 @@
         </w:tc>
       </w:tr>
       <w:tr>
-        <w:tc>
-          <w:tcPr>
-            <w:tcW w:type="dxa" w:w="3041"/>
+        <w:trPr>
+          <w:jc w:val="center"/>
+        </w:trPr>
+        <w:tc>
+          <w:tcPr>
+            <w:tcW w:w="3041" w:type="dxa"/>
           </w:tcPr>
           <w:p>
             <w:r>
@@ -28043,35 +30257,38 @@
         </w:tc>
         <w:tc>
           <w:tcPr>
-            <w:tcW w:type="dxa" w:w="3041"/>
+            <w:tcW w:w="3041" w:type="dxa"/>
           </w:tcPr>
           <w:p>
             <w:r>
               <w:rPr>
                 <w:sz w:val="22"/>
               </w:rPr>
-              <w:t>Chat AI</w:t>
-            </w:r>
-          </w:p>
-        </w:tc>
-        <w:tc>
-          <w:tcPr>
-            <w:tcW w:type="dxa" w:w="3041"/>
+              <w:t>Quản lý đặt sân</w:t>
+            </w:r>
+          </w:p>
+        </w:tc>
+        <w:tc>
+          <w:tcPr>
+            <w:tcW w:w="3041" w:type="dxa"/>
           </w:tcPr>
           <w:p>
             <w:r>
               <w:rPr>
                 <w:sz w:val="22"/>
               </w:rPr>
-              <w:t>Hỏi đáp về luật, kỹ thuật thể thao qua Knowledge Graph</w:t>
+              <w:t>Xem, xác nhận, check-in booking</w:t>
             </w:r>
           </w:p>
         </w:tc>
       </w:tr>
       <w:tr>
-        <w:tc>
-          <w:tcPr>
-            <w:tcW w:type="dxa" w:w="3041"/>
+        <w:trPr>
+          <w:jc w:val="center"/>
+        </w:trPr>
+        <w:tc>
+          <w:tcPr>
+            <w:tcW w:w="3041" w:type="dxa"/>
           </w:tcPr>
           <w:p>
             <w:r>
@@ -28084,35 +30301,38 @@
         </w:tc>
         <w:tc>
           <w:tcPr>
-            <w:tcW w:type="dxa" w:w="3041"/>
+            <w:tcW w:w="3041" w:type="dxa"/>
           </w:tcPr>
           <w:p>
             <w:r>
               <w:rPr>
                 <w:sz w:val="22"/>
               </w:rPr>
-              <w:t>Đặt sân</w:t>
-            </w:r>
-          </w:p>
-        </w:tc>
-        <w:tc>
-          <w:tcPr>
-            <w:tcW w:type="dxa" w:w="3041"/>
+              <w:t>Quản lý yêu cầu</w:t>
+            </w:r>
+          </w:p>
+        </w:tc>
+        <w:tc>
+          <w:tcPr>
+            <w:tcW w:w="3041" w:type="dxa"/>
           </w:tcPr>
           <w:p>
             <w:r>
               <w:rPr>
                 <w:sz w:val="22"/>
               </w:rPr>
-              <w:t>Chọn sân, thời gian, xác nhận đặt với check availability</w:t>
+              <w:t>Tiếp nhận, xử lý yêu cầu khách</w:t>
             </w:r>
           </w:p>
         </w:tc>
       </w:tr>
       <w:tr>
-        <w:tc>
-          <w:tcPr>
-            <w:tcW w:type="dxa" w:w="3041"/>
+        <w:trPr>
+          <w:jc w:val="center"/>
+        </w:trPr>
+        <w:tc>
+          <w:tcPr>
+            <w:tcW w:w="3041" w:type="dxa"/>
           </w:tcPr>
           <w:p>
             <w:r>
@@ -28125,35 +30345,38 @@
         </w:tc>
         <w:tc>
           <w:tcPr>
-            <w:tcW w:type="dxa" w:w="3041"/>
+            <w:tcW w:w="3041" w:type="dxa"/>
           </w:tcPr>
           <w:p>
             <w:r>
               <w:rPr>
                 <w:sz w:val="22"/>
               </w:rPr>
-              <w:t>Đặt món</w:t>
-            </w:r>
-          </w:p>
-        </w:tc>
-        <w:tc>
-          <w:tcPr>
-            <w:tcW w:type="dxa" w:w="3041"/>
+              <w:t>Chat với khách</w:t>
+            </w:r>
+          </w:p>
+        </w:tc>
+        <w:tc>
+          <w:tcPr>
+            <w:tcW w:w="3041" w:type="dxa"/>
           </w:tcPr>
           <w:p>
             <w:r>
               <w:rPr>
                 <w:sz w:val="22"/>
               </w:rPr>
-              <w:t>Xem menu, đặt thức ăn/thức uống liên kết booking</w:t>
+              <w:t>Trò chuyện real-time với khách</w:t>
             </w:r>
           </w:p>
         </w:tc>
       </w:tr>
       <w:tr>
-        <w:tc>
-          <w:tcPr>
-            <w:tcW w:type="dxa" w:w="3041"/>
+        <w:trPr>
+          <w:jc w:val="center"/>
+        </w:trPr>
+        <w:tc>
+          <w:tcPr>
+            <w:tcW w:w="3041" w:type="dxa"/>
           </w:tcPr>
           <w:p>
             <w:r>
@@ -28166,35 +30389,38 @@
         </w:tc>
         <w:tc>
           <w:tcPr>
-            <w:tcW w:type="dxa" w:w="3041"/>
+            <w:tcW w:w="3041" w:type="dxa"/>
           </w:tcPr>
           <w:p>
             <w:r>
               <w:rPr>
                 <w:sz w:val="22"/>
               </w:rPr>
-              <w:t>Gọi nhân viên</w:t>
-            </w:r>
-          </w:p>
-        </w:tc>
-        <w:tc>
-          <w:tcPr>
-            <w:tcW w:type="dxa" w:w="3041"/>
+              <w:t>Xem camera sân</w:t>
+            </w:r>
+          </w:p>
+        </w:tc>
+        <w:tc>
+          <w:tcPr>
+            <w:tcW w:w="3041" w:type="dxa"/>
           </w:tcPr>
           <w:p>
             <w:r>
               <w:rPr>
                 <w:sz w:val="22"/>
               </w:rPr>
-              <w:t>Tạo yêu cầu hỗ trợ, thông báo real-time</w:t>
+              <w:t>Giám sát camera IP các sân được phân công</w:t>
             </w:r>
           </w:p>
         </w:tc>
       </w:tr>
       <w:tr>
-        <w:tc>
-          <w:tcPr>
-            <w:tcW w:type="dxa" w:w="3041"/>
+        <w:trPr>
+          <w:jc w:val="center"/>
+        </w:trPr>
+        <w:tc>
+          <w:tcPr>
+            <w:tcW w:w="3041" w:type="dxa"/>
           </w:tcPr>
           <w:p>
             <w:r>
@@ -28207,35 +30433,38 @@
         </w:tc>
         <w:tc>
           <w:tcPr>
-            <w:tcW w:type="dxa" w:w="3041"/>
+            <w:tcW w:w="3041" w:type="dxa"/>
           </w:tcPr>
           <w:p>
             <w:r>
               <w:rPr>
                 <w:sz w:val="22"/>
               </w:rPr>
-              <w:t>Xem lịch</w:t>
-            </w:r>
-          </w:p>
-        </w:tc>
-        <w:tc>
-          <w:tcPr>
-            <w:tcW w:type="dxa" w:w="3041"/>
+              <w:t>Quản lý menu</w:t>
+            </w:r>
+          </w:p>
+        </w:tc>
+        <w:tc>
+          <w:tcPr>
+            <w:tcW w:w="3041" w:type="dxa"/>
           </w:tcPr>
           <w:p>
             <w:r>
               <w:rPr>
                 <w:sz w:val="22"/>
               </w:rPr>
-              <w:t>Lịch sử đặt sân và trạng thái đơn hàng</w:t>
+              <w:t>Xem, cập nhật trạng thái món</w:t>
             </w:r>
           </w:p>
         </w:tc>
       </w:tr>
       <w:tr>
-        <w:tc>
-          <w:tcPr>
-            <w:tcW w:type="dxa" w:w="3041"/>
+        <w:trPr>
+          <w:jc w:val="center"/>
+        </w:trPr>
+        <w:tc>
+          <w:tcPr>
+            <w:tcW w:w="3041" w:type="dxa"/>
           </w:tcPr>
           <w:p>
             <w:r>
@@ -28248,68 +30477,27 @@
         </w:tc>
         <w:tc>
           <w:tcPr>
-            <w:tcW w:type="dxa" w:w="3041"/>
+            <w:tcW w:w="3041" w:type="dxa"/>
           </w:tcPr>
           <w:p>
             <w:r>
               <w:rPr>
                 <w:sz w:val="22"/>
               </w:rPr>
-              <w:t>Thanh toán</w:t>
-            </w:r>
-          </w:p>
-        </w:tc>
-        <w:tc>
-          <w:tcPr>
-            <w:tcW w:type="dxa" w:w="3041"/>
+              <w:t>Hoá đơn</w:t>
+            </w:r>
+          </w:p>
+        </w:tc>
+        <w:tc>
+          <w:tcPr>
+            <w:tcW w:w="3041" w:type="dxa"/>
           </w:tcPr>
           <w:p>
             <w:r>
               <w:rPr>
                 <w:sz w:val="22"/>
               </w:rPr>
-              <w:t>Stripe (quốc tế) + VNPay (nội địa)</w:t>
-            </w:r>
-          </w:p>
-        </w:tc>
-      </w:tr>
-      <w:tr>
-        <w:tc>
-          <w:tcPr>
-            <w:tcW w:type="dxa" w:w="3041"/>
-          </w:tcPr>
-          <w:p>
-            <w:r>
-              <w:rPr>
-                <w:sz w:val="22"/>
-              </w:rPr>
-              <w:t>7</w:t>
-            </w:r>
-          </w:p>
-        </w:tc>
-        <w:tc>
-          <w:tcPr>
-            <w:tcW w:type="dxa" w:w="3041"/>
-          </w:tcPr>
-          <w:p>
-            <w:r>
-              <w:rPr>
-                <w:sz w:val="22"/>
-              </w:rPr>
-              <w:t>Quét QR nhận sân</w:t>
-            </w:r>
-          </w:p>
-        </w:tc>
-        <w:tc>
-          <w:tcPr>
-            <w:tcW w:type="dxa" w:w="3041"/>
-          </w:tcPr>
-          <w:p>
-            <w:r>
-              <w:rPr>
-                <w:sz w:val="22"/>
-              </w:rPr>
-              <w:t>Quét QR code để xác nhận nhận sân</w:t>
+              <w:t>Xem hoá đơn khách</w:t>
             </w:r>
           </w:p>
         </w:tc>
@@ -28320,15 +30508,15 @@
         <w:pStyle w:val="Heading2"/>
       </w:pPr>
       <w:r>
-        <w:t>4.2. Chức năng Staff</w:t>
+        <w:t>4.3. Chức năng Admin</w:t>
       </w:r>
     </w:p>
     <w:tbl>
       <w:tblPr>
         <w:tblStyle w:val="TableGrid"/>
-        <w:tblW w:type="auto" w:w="0"/>
+        <w:tblW w:w="0" w:type="auto"/>
         <w:jc w:val="center"/>
-        <w:tblLook w:firstColumn="1" w:firstRow="1" w:lastColumn="0" w:lastRow="0" w:noHBand="0" w:noVBand="1" w:val="04A0"/>
+        <w:tblLook w:val="04A0" w:firstRow="1" w:lastRow="0" w:firstColumn="1" w:lastColumn="0" w:noHBand="0" w:noVBand="1"/>
       </w:tblPr>
       <w:tblGrid>
         <w:gridCol w:w="3041"/>
@@ -28336,9 +30524,12 @@
         <w:gridCol w:w="3041"/>
       </w:tblGrid>
       <w:tr>
-        <w:tc>
-          <w:tcPr>
-            <w:tcW w:type="dxa" w:w="3041"/>
+        <w:trPr>
+          <w:jc w:val="center"/>
+        </w:trPr>
+        <w:tc>
+          <w:tcPr>
+            <w:tcW w:w="3041" w:type="dxa"/>
           </w:tcPr>
           <w:p>
             <w:r>
@@ -28352,7 +30543,7 @@
         </w:tc>
         <w:tc>
           <w:tcPr>
-            <w:tcW w:type="dxa" w:w="3041"/>
+            <w:tcW w:w="3041" w:type="dxa"/>
           </w:tcPr>
           <w:p>
             <w:r>
@@ -28366,7 +30557,7 @@
         </w:tc>
         <w:tc>
           <w:tcPr>
-            <w:tcW w:type="dxa" w:w="3041"/>
+            <w:tcW w:w="3041" w:type="dxa"/>
           </w:tcPr>
           <w:p>
             <w:r>
@@ -28380,9 +30571,12 @@
         </w:tc>
       </w:tr>
       <w:tr>
-        <w:tc>
-          <w:tcPr>
-            <w:tcW w:type="dxa" w:w="3041"/>
+        <w:trPr>
+          <w:jc w:val="center"/>
+        </w:trPr>
+        <w:tc>
+          <w:tcPr>
+            <w:tcW w:w="3041" w:type="dxa"/>
           </w:tcPr>
           <w:p>
             <w:r>
@@ -28395,76 +30589,83 @@
         </w:tc>
         <w:tc>
           <w:tcPr>
-            <w:tcW w:type="dxa" w:w="3041"/>
+            <w:tcW w:w="3041" w:type="dxa"/>
           </w:tcPr>
           <w:p>
             <w:r>
               <w:rPr>
                 <w:sz w:val="22"/>
               </w:rPr>
-              <w:t>Quản lý đặt sân</w:t>
-            </w:r>
-          </w:p>
-        </w:tc>
-        <w:tc>
-          <w:tcPr>
-            <w:tcW w:type="dxa" w:w="3041"/>
+              <w:t>Dashboard</w:t>
+            </w:r>
+          </w:p>
+        </w:tc>
+        <w:tc>
+          <w:tcPr>
+            <w:tcW w:w="3041" w:type="dxa"/>
           </w:tcPr>
           <w:p>
             <w:r>
               <w:rPr>
                 <w:sz w:val="22"/>
               </w:rPr>
-              <w:t>Xem, xác nhận, check-in booking</w:t>
+              <w:t>Tổng quan doanh thu, booking, orders</w:t>
             </w:r>
           </w:p>
         </w:tc>
       </w:tr>
       <w:tr>
-        <w:tc>
-          <w:tcPr>
-            <w:tcW w:type="dxa" w:w="3041"/>
+        <w:trPr>
+          <w:jc w:val="center"/>
+        </w:trPr>
+        <w:tc>
+          <w:tcPr>
+            <w:tcW w:w="3041" w:type="dxa"/>
           </w:tcPr>
           <w:p>
             <w:r>
               <w:rPr>
                 <w:sz w:val="22"/>
               </w:rPr>
+              <w:lastRenderedPageBreak/>
               <w:t>2</w:t>
             </w:r>
           </w:p>
         </w:tc>
         <w:tc>
           <w:tcPr>
-            <w:tcW w:type="dxa" w:w="3041"/>
+            <w:tcW w:w="3041" w:type="dxa"/>
           </w:tcPr>
           <w:p>
             <w:r>
               <w:rPr>
                 <w:sz w:val="22"/>
               </w:rPr>
-              <w:t>Quản lý yêu cầu</w:t>
-            </w:r>
-          </w:p>
-        </w:tc>
-        <w:tc>
-          <w:tcPr>
-            <w:tcW w:type="dxa" w:w="3041"/>
+              <w:t>Quản lý đặt sân</w:t>
+            </w:r>
+          </w:p>
+        </w:tc>
+        <w:tc>
+          <w:tcPr>
+            <w:tcW w:w="3041" w:type="dxa"/>
           </w:tcPr>
           <w:p>
             <w:r>
               <w:rPr>
                 <w:sz w:val="22"/>
               </w:rPr>
-              <w:t>Tiếp nhận, xử lý yêu cầu khách</w:t>
+              <w:t>CRUD booking, đổi trạng thái</w:t>
             </w:r>
           </w:p>
         </w:tc>
       </w:tr>
       <w:tr>
-        <w:tc>
-          <w:tcPr>
-            <w:tcW w:type="dxa" w:w="3041"/>
+        <w:trPr>
+          <w:jc w:val="center"/>
+        </w:trPr>
+        <w:tc>
+          <w:tcPr>
+            <w:tcW w:w="3041" w:type="dxa"/>
           </w:tcPr>
           <w:p>
             <w:r>
@@ -28477,35 +30678,38 @@
         </w:tc>
         <w:tc>
           <w:tcPr>
-            <w:tcW w:type="dxa" w:w="3041"/>
+            <w:tcW w:w="3041" w:type="dxa"/>
           </w:tcPr>
           <w:p>
             <w:r>
               <w:rPr>
                 <w:sz w:val="22"/>
               </w:rPr>
-              <w:t>Chat với khách</w:t>
-            </w:r>
-          </w:p>
-        </w:tc>
-        <w:tc>
-          <w:tcPr>
-            <w:tcW w:type="dxa" w:w="3041"/>
+              <w:t>Quản lý sân</w:t>
+            </w:r>
+          </w:p>
+        </w:tc>
+        <w:tc>
+          <w:tcPr>
+            <w:tcW w:w="3041" w:type="dxa"/>
           </w:tcPr>
           <w:p>
             <w:r>
               <w:rPr>
                 <w:sz w:val="22"/>
               </w:rPr>
-              <w:t>Trò chuyện real-time với khách</w:t>
+              <w:t>Thêm/sửa/xoá sân, đổi trạng thái (active/maintenance/inactive)</w:t>
             </w:r>
           </w:p>
         </w:tc>
       </w:tr>
       <w:tr>
-        <w:tc>
-          <w:tcPr>
-            <w:tcW w:type="dxa" w:w="3041"/>
+        <w:trPr>
+          <w:jc w:val="center"/>
+        </w:trPr>
+        <w:tc>
+          <w:tcPr>
+            <w:tcW w:w="3041" w:type="dxa"/>
           </w:tcPr>
           <w:p>
             <w:r>
@@ -28518,35 +30722,38 @@
         </w:tc>
         <w:tc>
           <w:tcPr>
-            <w:tcW w:type="dxa" w:w="3041"/>
+            <w:tcW w:w="3041" w:type="dxa"/>
           </w:tcPr>
           <w:p>
             <w:r>
               <w:rPr>
                 <w:sz w:val="22"/>
               </w:rPr>
-              <w:t>Xem camera sân</w:t>
-            </w:r>
-          </w:p>
-        </w:tc>
-        <w:tc>
-          <w:tcPr>
-            <w:tcW w:type="dxa" w:w="3041"/>
+              <w:t>Cấu hình giá</w:t>
+            </w:r>
+          </w:p>
+        </w:tc>
+        <w:tc>
+          <w:tcPr>
+            <w:tcW w:w="3041" w:type="dxa"/>
           </w:tcPr>
           <w:p>
             <w:r>
               <w:rPr>
                 <w:sz w:val="22"/>
               </w:rPr>
-              <w:t>Giám sát camera IP các sân được phân công</w:t>
+              <w:t>Thiết lập giá theo giờ cho từng sân</w:t>
             </w:r>
           </w:p>
         </w:tc>
       </w:tr>
       <w:tr>
-        <w:tc>
-          <w:tcPr>
-            <w:tcW w:type="dxa" w:w="3041"/>
+        <w:trPr>
+          <w:jc w:val="center"/>
+        </w:trPr>
+        <w:tc>
+          <w:tcPr>
+            <w:tcW w:w="3041" w:type="dxa"/>
           </w:tcPr>
           <w:p>
             <w:r>
@@ -28559,35 +30766,38 @@
         </w:tc>
         <w:tc>
           <w:tcPr>
-            <w:tcW w:type="dxa" w:w="3041"/>
+            <w:tcW w:w="3041" w:type="dxa"/>
           </w:tcPr>
           <w:p>
             <w:r>
               <w:rPr>
                 <w:sz w:val="22"/>
               </w:rPr>
-              <w:t>Quản lý menu</w:t>
-            </w:r>
-          </w:p>
-        </w:tc>
-        <w:tc>
-          <w:tcPr>
-            <w:tcW w:type="dxa" w:w="3041"/>
+              <w:t>Quản lý camera</w:t>
+            </w:r>
+          </w:p>
+        </w:tc>
+        <w:tc>
+          <w:tcPr>
+            <w:tcW w:w="3041" w:type="dxa"/>
           </w:tcPr>
           <w:p>
             <w:r>
               <w:rPr>
                 <w:sz w:val="22"/>
               </w:rPr>
-              <w:t>Xem, cập nhật trạng thái món</w:t>
+              <w:t>CRUD camera IP, gán camera cho sân</w:t>
             </w:r>
           </w:p>
         </w:tc>
       </w:tr>
       <w:tr>
-        <w:tc>
-          <w:tcPr>
-            <w:tcW w:type="dxa" w:w="3041"/>
+        <w:trPr>
+          <w:jc w:val="center"/>
+        </w:trPr>
+        <w:tc>
+          <w:tcPr>
+            <w:tcW w:w="3041" w:type="dxa"/>
           </w:tcPr>
           <w:p>
             <w:r>
@@ -28600,467 +30810,165 @@
         </w:tc>
         <w:tc>
           <w:tcPr>
-            <w:tcW w:type="dxa" w:w="3041"/>
+            <w:tcW w:w="3041" w:type="dxa"/>
           </w:tcPr>
           <w:p>
             <w:r>
               <w:rPr>
                 <w:sz w:val="22"/>
               </w:rPr>
-              <w:t>Hoá đơn</w:t>
-            </w:r>
-          </w:p>
-        </w:tc>
-        <w:tc>
-          <w:tcPr>
-            <w:tcW w:type="dxa" w:w="3041"/>
+              <w:t>Quản lý nhân viên</w:t>
+            </w:r>
+          </w:p>
+        </w:tc>
+        <w:tc>
+          <w:tcPr>
+            <w:tcW w:w="3041" w:type="dxa"/>
           </w:tcPr>
           <w:p>
             <w:r>
               <w:rPr>
                 <w:sz w:val="22"/>
               </w:rPr>
-              <w:t>Xem hoá đơn khách</w:t>
+              <w:t>CRUD staff, phân quyền theo venue/area/resource</w:t>
+            </w:r>
+          </w:p>
+        </w:tc>
+      </w:tr>
+      <w:tr>
+        <w:trPr>
+          <w:jc w:val="center"/>
+        </w:trPr>
+        <w:tc>
+          <w:tcPr>
+            <w:tcW w:w="3041" w:type="dxa"/>
+          </w:tcPr>
+          <w:p>
+            <w:r>
+              <w:rPr>
+                <w:sz w:val="22"/>
+              </w:rPr>
+              <w:t>7</w:t>
+            </w:r>
+          </w:p>
+        </w:tc>
+        <w:tc>
+          <w:tcPr>
+            <w:tcW w:w="3041" w:type="dxa"/>
+          </w:tcPr>
+          <w:p>
+            <w:r>
+              <w:rPr>
+                <w:sz w:val="22"/>
+              </w:rPr>
+              <w:t>Quản lý menu</w:t>
+            </w:r>
+          </w:p>
+        </w:tc>
+        <w:tc>
+          <w:tcPr>
+            <w:tcW w:w="3041" w:type="dxa"/>
+          </w:tcPr>
+          <w:p>
+            <w:r>
+              <w:rPr>
+                <w:sz w:val="22"/>
+              </w:rPr>
+              <w:t>CRUD thức ăn/thức uống</w:t>
+            </w:r>
+          </w:p>
+        </w:tc>
+      </w:tr>
+      <w:tr>
+        <w:trPr>
+          <w:jc w:val="center"/>
+        </w:trPr>
+        <w:tc>
+          <w:tcPr>
+            <w:tcW w:w="3041" w:type="dxa"/>
+          </w:tcPr>
+          <w:p>
+            <w:r>
+              <w:rPr>
+                <w:sz w:val="22"/>
+              </w:rPr>
+              <w:t>8</w:t>
+            </w:r>
+          </w:p>
+        </w:tc>
+        <w:tc>
+          <w:tcPr>
+            <w:tcW w:w="3041" w:type="dxa"/>
+          </w:tcPr>
+          <w:p>
+            <w:r>
+              <w:rPr>
+                <w:sz w:val="22"/>
+              </w:rPr>
+              <w:t>Biểu đồ</w:t>
+            </w:r>
+          </w:p>
+        </w:tc>
+        <w:tc>
+          <w:tcPr>
+            <w:tcW w:w="3041" w:type="dxa"/>
+          </w:tcPr>
+          <w:p>
+            <w:r>
+              <w:rPr>
+                <w:sz w:val="22"/>
+              </w:rPr>
+              <w:t>Thống kê doanh thu, booking</w:t>
+            </w:r>
+          </w:p>
+        </w:tc>
+      </w:tr>
+      <w:tr>
+        <w:trPr>
+          <w:jc w:val="center"/>
+        </w:trPr>
+        <w:tc>
+          <w:tcPr>
+            <w:tcW w:w="3041" w:type="dxa"/>
+          </w:tcPr>
+          <w:p>
+            <w:r>
+              <w:rPr>
+                <w:sz w:val="22"/>
+              </w:rPr>
+              <w:t>9</w:t>
+            </w:r>
+          </w:p>
+        </w:tc>
+        <w:tc>
+          <w:tcPr>
+            <w:tcW w:w="3041" w:type="dxa"/>
+          </w:tcPr>
+          <w:p>
+            <w:r>
+              <w:rPr>
+                <w:sz w:val="22"/>
+              </w:rPr>
+              <w:t>Quản lý hoá đơn</w:t>
+            </w:r>
+          </w:p>
+        </w:tc>
+        <w:tc>
+          <w:tcPr>
+            <w:tcW w:w="3041" w:type="dxa"/>
+          </w:tcPr>
+          <w:p>
+            <w:r>
+              <w:rPr>
+                <w:sz w:val="22"/>
+              </w:rPr>
+              <w:t>Xem, quản lý hoá đơn</w:t>
             </w:r>
           </w:p>
         </w:tc>
       </w:tr>
     </w:tbl>
     <w:p>
-      <w:pPr>
-        <w:pStyle w:val="Heading2"/>
-      </w:pPr>
-      <w:r>
-        <w:t>4.3. Chức năng Admin</w:t>
-      </w:r>
-    </w:p>
-    <w:tbl>
-      <w:tblPr>
-        <w:tblStyle w:val="TableGrid"/>
-        <w:tblW w:type="auto" w:w="0"/>
-        <w:jc w:val="center"/>
-        <w:tblLook w:firstColumn="1" w:firstRow="1" w:lastColumn="0" w:lastRow="0" w:noHBand="0" w:noVBand="1" w:val="04A0"/>
-      </w:tblPr>
-      <w:tblGrid>
-        <w:gridCol w:w="3041"/>
-        <w:gridCol w:w="3041"/>
-        <w:gridCol w:w="3041"/>
-      </w:tblGrid>
-      <w:tr>
-        <w:tc>
-          <w:tcPr>
-            <w:tcW w:type="dxa" w:w="3041"/>
-          </w:tcPr>
-          <w:p>
-            <w:r>
-              <w:rPr>
-                <w:b/>
-                <w:sz w:val="22"/>
-              </w:rPr>
-              <w:t>STT</w:t>
-            </w:r>
-          </w:p>
-        </w:tc>
-        <w:tc>
-          <w:tcPr>
-            <w:tcW w:type="dxa" w:w="3041"/>
-          </w:tcPr>
-          <w:p>
-            <w:r>
-              <w:rPr>
-                <w:b/>
-                <w:sz w:val="22"/>
-              </w:rPr>
-              <w:t>Chức năng</w:t>
-            </w:r>
-          </w:p>
-        </w:tc>
-        <w:tc>
-          <w:tcPr>
-            <w:tcW w:type="dxa" w:w="3041"/>
-          </w:tcPr>
-          <w:p>
-            <w:r>
-              <w:rPr>
-                <w:b/>
-                <w:sz w:val="22"/>
-              </w:rPr>
-              <w:t>Mô tả</w:t>
-            </w:r>
-          </w:p>
-        </w:tc>
-      </w:tr>
-      <w:tr>
-        <w:tc>
-          <w:tcPr>
-            <w:tcW w:type="dxa" w:w="3041"/>
-          </w:tcPr>
-          <w:p>
-            <w:r>
-              <w:rPr>
-                <w:sz w:val="22"/>
-              </w:rPr>
-              <w:t>1</w:t>
-            </w:r>
-          </w:p>
-        </w:tc>
-        <w:tc>
-          <w:tcPr>
-            <w:tcW w:type="dxa" w:w="3041"/>
-          </w:tcPr>
-          <w:p>
-            <w:r>
-              <w:rPr>
-                <w:sz w:val="22"/>
-              </w:rPr>
-              <w:t>Dashboard</w:t>
-            </w:r>
-          </w:p>
-        </w:tc>
-        <w:tc>
-          <w:tcPr>
-            <w:tcW w:type="dxa" w:w="3041"/>
-          </w:tcPr>
-          <w:p>
-            <w:r>
-              <w:rPr>
-                <w:sz w:val="22"/>
-              </w:rPr>
-              <w:t>Tổng quan doanh thu, booking, orders</w:t>
-            </w:r>
-          </w:p>
-        </w:tc>
-      </w:tr>
-      <w:tr>
-        <w:tc>
-          <w:tcPr>
-            <w:tcW w:type="dxa" w:w="3041"/>
-          </w:tcPr>
-          <w:p>
-            <w:r>
-              <w:rPr>
-                <w:sz w:val="22"/>
-              </w:rPr>
-              <w:t>2</w:t>
-            </w:r>
-          </w:p>
-        </w:tc>
-        <w:tc>
-          <w:tcPr>
-            <w:tcW w:type="dxa" w:w="3041"/>
-          </w:tcPr>
-          <w:p>
-            <w:r>
-              <w:rPr>
-                <w:sz w:val="22"/>
-              </w:rPr>
-              <w:t>Quản lý đặt sân</w:t>
-            </w:r>
-          </w:p>
-        </w:tc>
-        <w:tc>
-          <w:tcPr>
-            <w:tcW w:type="dxa" w:w="3041"/>
-          </w:tcPr>
-          <w:p>
-            <w:r>
-              <w:rPr>
-                <w:sz w:val="22"/>
-              </w:rPr>
-              <w:t>CRUD booking, đổi trạng thái</w:t>
-            </w:r>
-          </w:p>
-        </w:tc>
-      </w:tr>
-      <w:tr>
-        <w:tc>
-          <w:tcPr>
-            <w:tcW w:type="dxa" w:w="3041"/>
-          </w:tcPr>
-          <w:p>
-            <w:r>
-              <w:rPr>
-                <w:sz w:val="22"/>
-              </w:rPr>
-              <w:t>3</w:t>
-            </w:r>
-          </w:p>
-        </w:tc>
-        <w:tc>
-          <w:tcPr>
-            <w:tcW w:type="dxa" w:w="3041"/>
-          </w:tcPr>
-          <w:p>
-            <w:r>
-              <w:rPr>
-                <w:sz w:val="22"/>
-              </w:rPr>
-              <w:t>Quản lý sân</w:t>
-            </w:r>
-          </w:p>
-        </w:tc>
-        <w:tc>
-          <w:tcPr>
-            <w:tcW w:type="dxa" w:w="3041"/>
-          </w:tcPr>
-          <w:p>
-            <w:r>
-              <w:rPr>
-                <w:sz w:val="22"/>
-              </w:rPr>
-              <w:t>Thêm/sửa/xoá sân, đổi trạng thái (active/maintenance/inactive)</w:t>
-            </w:r>
-          </w:p>
-        </w:tc>
-      </w:tr>
-      <w:tr>
-        <w:tc>
-          <w:tcPr>
-            <w:tcW w:type="dxa" w:w="3041"/>
-          </w:tcPr>
-          <w:p>
-            <w:r>
-              <w:rPr>
-                <w:sz w:val="22"/>
-              </w:rPr>
-              <w:t>4</w:t>
-            </w:r>
-          </w:p>
-        </w:tc>
-        <w:tc>
-          <w:tcPr>
-            <w:tcW w:type="dxa" w:w="3041"/>
-          </w:tcPr>
-          <w:p>
-            <w:r>
-              <w:rPr>
-                <w:sz w:val="22"/>
-              </w:rPr>
-              <w:t>Cấu hình giá</w:t>
-            </w:r>
-          </w:p>
-        </w:tc>
-        <w:tc>
-          <w:tcPr>
-            <w:tcW w:type="dxa" w:w="3041"/>
-          </w:tcPr>
-          <w:p>
-            <w:r>
-              <w:rPr>
-                <w:sz w:val="22"/>
-              </w:rPr>
-              <w:t>Thiết lập giá theo giờ cho từng sân</w:t>
-            </w:r>
-          </w:p>
-        </w:tc>
-      </w:tr>
-      <w:tr>
-        <w:tc>
-          <w:tcPr>
-            <w:tcW w:type="dxa" w:w="3041"/>
-          </w:tcPr>
-          <w:p>
-            <w:r>
-              <w:rPr>
-                <w:sz w:val="22"/>
-              </w:rPr>
-              <w:t>5</w:t>
-            </w:r>
-          </w:p>
-        </w:tc>
-        <w:tc>
-          <w:tcPr>
-            <w:tcW w:type="dxa" w:w="3041"/>
-          </w:tcPr>
-          <w:p>
-            <w:r>
-              <w:rPr>
-                <w:sz w:val="22"/>
-              </w:rPr>
-              <w:t>Quản lý camera</w:t>
-            </w:r>
-          </w:p>
-        </w:tc>
-        <w:tc>
-          <w:tcPr>
-            <w:tcW w:type="dxa" w:w="3041"/>
-          </w:tcPr>
-          <w:p>
-            <w:r>
-              <w:rPr>
-                <w:sz w:val="22"/>
-              </w:rPr>
-              <w:t>CRUD camera IP, gán camera cho sân</w:t>
-            </w:r>
-          </w:p>
-        </w:tc>
-      </w:tr>
-      <w:tr>
-        <w:tc>
-          <w:tcPr>
-            <w:tcW w:type="dxa" w:w="3041"/>
-          </w:tcPr>
-          <w:p>
-            <w:r>
-              <w:rPr>
-                <w:sz w:val="22"/>
-              </w:rPr>
-              <w:t>6</w:t>
-            </w:r>
-          </w:p>
-        </w:tc>
-        <w:tc>
-          <w:tcPr>
-            <w:tcW w:type="dxa" w:w="3041"/>
-          </w:tcPr>
-          <w:p>
-            <w:r>
-              <w:rPr>
-                <w:sz w:val="22"/>
-              </w:rPr>
-              <w:t>Quản lý nhân viên</w:t>
-            </w:r>
-          </w:p>
-        </w:tc>
-        <w:tc>
-          <w:tcPr>
-            <w:tcW w:type="dxa" w:w="3041"/>
-          </w:tcPr>
-          <w:p>
-            <w:r>
-              <w:rPr>
-                <w:sz w:val="22"/>
-              </w:rPr>
-              <w:t>CRUD staff, phân quyền theo venue/area/resource</w:t>
-            </w:r>
-          </w:p>
-        </w:tc>
-      </w:tr>
-      <w:tr>
-        <w:tc>
-          <w:tcPr>
-            <w:tcW w:type="dxa" w:w="3041"/>
-          </w:tcPr>
-          <w:p>
-            <w:r>
-              <w:rPr>
-                <w:sz w:val="22"/>
-              </w:rPr>
-              <w:t>7</w:t>
-            </w:r>
-          </w:p>
-        </w:tc>
-        <w:tc>
-          <w:tcPr>
-            <w:tcW w:type="dxa" w:w="3041"/>
-          </w:tcPr>
-          <w:p>
-            <w:r>
-              <w:rPr>
-                <w:sz w:val="22"/>
-              </w:rPr>
-              <w:t>Quản lý menu</w:t>
-            </w:r>
-          </w:p>
-        </w:tc>
-        <w:tc>
-          <w:tcPr>
-            <w:tcW w:type="dxa" w:w="3041"/>
-          </w:tcPr>
-          <w:p>
-            <w:r>
-              <w:rPr>
-                <w:sz w:val="22"/>
-              </w:rPr>
-              <w:t>CRUD thức ăn/thức uống</w:t>
-            </w:r>
-          </w:p>
-        </w:tc>
-      </w:tr>
-      <w:tr>
-        <w:tc>
-          <w:tcPr>
-            <w:tcW w:type="dxa" w:w="3041"/>
-          </w:tcPr>
-          <w:p>
-            <w:r>
-              <w:rPr>
-                <w:sz w:val="22"/>
-              </w:rPr>
-              <w:t>8</w:t>
-            </w:r>
-          </w:p>
-        </w:tc>
-        <w:tc>
-          <w:tcPr>
-            <w:tcW w:type="dxa" w:w="3041"/>
-          </w:tcPr>
-          <w:p>
-            <w:r>
-              <w:rPr>
-                <w:sz w:val="22"/>
-              </w:rPr>
-              <w:t>Biểu đồ</w:t>
-            </w:r>
-          </w:p>
-        </w:tc>
-        <w:tc>
-          <w:tcPr>
-            <w:tcW w:type="dxa" w:w="3041"/>
-          </w:tcPr>
-          <w:p>
-            <w:r>
-              <w:rPr>
-                <w:sz w:val="22"/>
-              </w:rPr>
-              <w:t>Thống kê doanh thu, booking</w:t>
-            </w:r>
-          </w:p>
-        </w:tc>
-      </w:tr>
-      <w:tr>
-        <w:tc>
-          <w:tcPr>
-            <w:tcW w:type="dxa" w:w="3041"/>
-          </w:tcPr>
-          <w:p>
-            <w:r>
-              <w:rPr>
-                <w:sz w:val="22"/>
-              </w:rPr>
-              <w:t>9</w:t>
-            </w:r>
-          </w:p>
-        </w:tc>
-        <w:tc>
-          <w:tcPr>
-            <w:tcW w:type="dxa" w:w="3041"/>
-          </w:tcPr>
-          <w:p>
-            <w:r>
-              <w:rPr>
-                <w:sz w:val="22"/>
-              </w:rPr>
-              <w:t>Quản lý hoá đơn</w:t>
-            </w:r>
-          </w:p>
-        </w:tc>
-        <w:tc>
-          <w:tcPr>
-            <w:tcW w:type="dxa" w:w="3041"/>
-          </w:tcPr>
-          <w:p>
-            <w:r>
-              <w:rPr>
-                <w:sz w:val="22"/>
-              </w:rPr>
-              <w:t>Xem, quản lý hoá đơn</w:t>
-            </w:r>
-          </w:p>
-        </w:tc>
-      </w:tr>
-    </w:tbl>
-    <w:p>
       <w:r>
         <w:br w:type="page"/>
       </w:r>
@@ -29070,6 +30978,7 @@
         <w:pStyle w:val="Heading1"/>
       </w:pPr>
       <w:r>
+        <w:lastRenderedPageBreak/>
         <w:t>TÀI LIỆU THAM KHẢO BỔ SUNG</w:t>
       </w:r>
     </w:p>

--- a/Documentations/BaoCaoDoAn_SportsVenueChatbot.docx
+++ b/Documentations/BaoCaoDoAn_SportsVenueChatbot.docx
@@ -1117,7 +1117,7 @@
         <w:spacing w:after="0"/>
       </w:pPr>
       <w:r>
-        <w:t>4.2.1. AI Agent Implementation</w:t>
+        <w:t>4.2.1. Hiện thực AI Agent và Function Calling</w:t>
       </w:r>
     </w:p>
     <w:p>
@@ -6418,7 +6418,7 @@
         <w:spacing w:after="0"/>
       </w:pPr>
       <w:r>
-        <w:t>Trong đồ án này, LangChain kết hợp với Ollama (hoặc Gemini API) để xử lý chat, phát hiện ý định (intent) và gọi các tool: query_knowledge (tra cứu KG), book_court (đặt sân), order_food (gọi món), call_staff (gọi nhân viên).</w:t>
+        <w:t>Trong đồ án này, LangChain kết hợp với Google Gemini, MiMo hoặc Ollama để xử lý hội thoại và Function Calling. LLM chỉ được gọi các tool đã đăng ký như query_knowledge, book_court, order_menu_items, recommend_menu, call_staff và check_schedule; LLM không truy cập database trực tiếp.</w:t>
       </w:r>
     </w:p>
     <w:p>
@@ -10730,31 +10730,31 @@
         <w:spacing w:after="0"/>
       </w:pPr>
       <w:r>
-        <w:t>4. IntentRouter phân tích ý định người dùng (embedding-based classification).</w:t>
-      </w:r>
-    </w:p>
-    <w:p>
-      <w:pPr>
-        <w:spacing w:after="0"/>
-      </w:pPr>
-      <w:r>
-        <w:t>5. Nếu ý định là câu hỏi đơn giản (greeting, goodbye), IntentRouter trả lời trực tiếp.</w:t>
-      </w:r>
-    </w:p>
-    <w:p>
-      <w:pPr>
-        <w:spacing w:after="0"/>
-      </w:pPr>
-      <w:r>
-        <w:t>6. Nếu ý định phức tạp, VenueAgent gọi LLM (Ollama/Gemini) với system prompt.</w:t>
-      </w:r>
-    </w:p>
-    <w:p>
-      <w:pPr>
-        <w:spacing w:after="0"/>
-      </w:pPr>
-      <w:r>
-        <w:t>7. LLM phân tích và quyết định gọi tool phù hợp (query_knowledge, book_court, order_food, call_staff).</w:t>
+        <w:t>4. IntentRouter kiểm tra Redis cache, keyword và embedding similarity để tối ưu định tuyến.</w:t>
+      </w:r>
+    </w:p>
+    <w:p>
+      <w:pPr>
+        <w:spacing w:after="0"/>
+      </w:pPr>
+      <w:r>
+        <w:t>5. Router chỉ trả lời trực tiếp trường hợp chắc chắn; yêu cầu nghiệp vụ được chuyển đến VenueAgent.</w:t>
+      </w:r>
+    </w:p>
+    <w:p>
+      <w:pPr>
+        <w:spacing w:after="0"/>
+      </w:pPr>
+      <w:r>
+        <w:t>6. VenueAgent gọi LLM provider đang hoạt động với system prompt, history và tool schemas.</w:t>
+      </w:r>
+    </w:p>
+    <w:p>
+      <w:pPr>
+        <w:spacing w:after="0"/>
+      </w:pPr>
+      <w:r>
+        <w:t>7. LLM quyết định trả lời trực tiếp hoặc gọi tool phù hợp (query_knowledge, book_court, order_menu_items, recommend_menu, call_staff, check_schedule).</w:t>
       </w:r>
     </w:p>
     <w:p>
@@ -20679,7 +20679,7 @@
         <w:spacing w:after="0"/>
       </w:pPr>
       <w:r>
-        <w:t>Tools: query_knowledge, book_court, order_food, call_staff, check_schedule, recommend_menu.</w:t>
+        <w:t>Tools: query_knowledge, book_court, order_menu_items, call_staff, check_schedule, recommend_menu.</w:t>
       </w:r>
     </w:p>
     <w:p>
@@ -20757,7 +20757,7 @@
         <w:spacing w:after="0"/>
       </w:pPr>
       <w:r>
-        <w:t>5. IntentRouter kiểm tra intent đơn giản (greeting, goodbye).</w:t>
+        <w:t>5. IntentRouter kiểm tra cache, keyword và embedding; các yêu cầu nghiệp vụ được chuyển cho LLM.</w:t>
       </w:r>
     </w:p>
     <w:p>
@@ -23857,1260 +23857,148 @@
     <w:p>
       <w:pPr>
         <w:pStyle w:val="Heading3"/>
-        <w:spacing w:before="240" w:after="120"/>
+        <w:spacing w:before="240" w:after="120" w:line="360" w:lineRule="auto"/>
       </w:pPr>
       <w:r>
         <w:rPr>
           <w:rFonts w:ascii="Times New Roman" w:hAnsi="Times New Roman"/>
-        </w:rPr>
-        <w:t>4.2.1. AI Agent Implementation</w:t>
-      </w:r>
-    </w:p>
-    <w:p>
-      <w:pPr>
-        <w:spacing w:after="0"/>
-      </w:pPr>
-      <w:r>
-        <w:t>AI Agent được xây dựng bằng LangChain với kiến trúc Tool Calling. Agent chính (VenueAgent) sử dụng LLM để phân tích ý định người dùng và quyết định gọi tool phù hợp.</w:t>
-      </w:r>
-    </w:p>
-    <w:p>
-      <w:pPr>
-        <w:spacing w:after="0"/>
-      </w:pPr>
-      <w:r>
-        <w:t>Cấu trúc Agent:</w:t>
-      </w:r>
-    </w:p>
-    <w:p>
-      <w:pPr>
-        <w:pStyle w:val="ListBullet"/>
-        <w:spacing w:after="0"/>
-      </w:pPr>
-      <w:r>
-        <w:t>VenueAgent: Agent chính, xử lý chat message.</w:t>
-      </w:r>
-    </w:p>
-    <w:p>
-      <w:pPr>
-        <w:pStyle w:val="ListBullet"/>
-        <w:spacing w:after="0"/>
-      </w:pPr>
-      <w:r>
-        <w:t>IntentRouter: Phân loại intent nhanh (embedding-based) cho các câu hỏi đơn giản.</w:t>
-      </w:r>
-    </w:p>
-    <w:p>
-      <w:pPr>
-        <w:pStyle w:val="ListBullet"/>
-        <w:spacing w:after="0"/>
-      </w:pPr>
-      <w:r>
-        <w:lastRenderedPageBreak/>
-        <w:t>SimpleVenueAgent: Fallback agent khi LLM không khả dụng.</w:t>
-      </w:r>
-    </w:p>
-    <w:p>
-      <w:pPr>
-        <w:pStyle w:val="ListBullet"/>
-        <w:spacing w:after="0"/>
-      </w:pPr>
-      <w:r>
-        <w:t>Tools: Các hàm xử lý nghiệp vụ (book_court, order_food, call_staff, query_knowledge).</w:t>
-      </w:r>
-    </w:p>
-    <w:p>
-      <w:pPr>
-        <w:spacing w:after="0"/>
-      </w:pPr>
-      <w:r>
-        <w:t>Luồng xử lý:</w:t>
-      </w:r>
-    </w:p>
-    <w:p>
-      <w:pPr>
-        <w:spacing w:after="0"/>
-      </w:pPr>
-      <w:r>
-        <w:t>1. Nhận message từ người dùng.</w:t>
-      </w:r>
-    </w:p>
-    <w:p>
-      <w:pPr>
-        <w:spacing w:after="0"/>
-      </w:pPr>
-      <w:r>
-        <w:t>2. IntentRouter kiểm tra intent đơn giản (greeting, goodbye).</w:t>
-      </w:r>
-    </w:p>
-    <w:p>
-      <w:pPr>
-        <w:spacing w:after="0"/>
-      </w:pPr>
-      <w:r>
-        <w:t>3. Nếu phức tạp, gọi LLM AgentExecutor.</w:t>
-      </w:r>
-    </w:p>
-    <w:p>
-      <w:pPr>
-        <w:spacing w:after="0"/>
-      </w:pPr>
-      <w:r>
-        <w:t>4. LLM phân tích và gọi tool phù hợp.</w:t>
-      </w:r>
-    </w:p>
-    <w:p>
-      <w:pPr>
-        <w:spacing w:after="0"/>
-      </w:pPr>
-      <w:r>
-        <w:t>5. Tool thực thi, trả kết quả về LLM.</w:t>
-      </w:r>
-    </w:p>
-    <w:p>
-      <w:pPr>
-        <w:spacing w:after="0"/>
-      </w:pPr>
-      <w:r>
-        <w:t>6. LLM tổng hợp phản hồi cuối cùng.</w:t>
-      </w:r>
-    </w:p>
-    <w:p/>
-    <w:p>
-      <w:pPr>
-        <w:spacing w:after="0"/>
-      </w:pPr>
-      <w:r>
-        <w:rPr>
+          <w:sz w:val="26"/>
+        </w:rPr>
+        <w:t>4.2.1. Hiện thực AI Agent và Function Calling</w:t>
+      </w:r>
+    </w:p>
+    <w:p>
+      <w:pPr>
+        <w:spacing w:before="0" w:after="0" w:line="360" w:lineRule="auto"/>
+      </w:pPr>
+      <w:r>
+        <w:rPr>
+          <w:rFonts w:ascii="Times New Roman" w:hAnsi="Times New Roman"/>
           <w:b/>
-        </w:rPr>
-        <w:t>[Chèn hình Agent Flow Diagram tại đây]</w:t>
-      </w:r>
-    </w:p>
-    <w:p/>
-    <w:p>
-      <w:pPr>
-        <w:spacing w:before="120" w:after="80"/>
-      </w:pPr>
-      <w:r>
-        <w:rPr>
+          <w:sz w:val="26"/>
+        </w:rPr>
+        <w:t>A. Ý tưởng thiết kế</w:t>
+      </w:r>
+    </w:p>
+    <w:p>
+      <w:pPr>
+        <w:spacing w:before="0" w:after="0" w:line="360" w:lineRule="auto"/>
+      </w:pPr>
+      <w:r>
+        <w:rPr>
+          <w:rFonts w:ascii="Times New Roman" w:hAnsi="Times New Roman"/>
+          <w:b w:val="0"/>
+          <w:sz w:val="26"/>
+        </w:rPr>
+        <w:t>AI Agent được thiết kế như một lớp điều phối thông minh giữa giao diện hội thoại và các dịch vụ nghiệp vụ. LLM chịu trách nhiệm hiểu ngôn ngữ tự nhiên, xác định thông tin còn thiếu và chọn hành động phù hợp; LLM không tự thực hiện truy vấn database và không được tự tạo kết quả nghiệp vụ. Mọi thao tác cần dữ liệu chính xác như đặt sân, đặt món, xem lịch, gọi nhân viên hoặc tra cứu tri thức đều phải đi qua tool đã được backend kiểm soát. Thiết kế này kết hợp tính linh hoạt của mô hình ngôn ngữ với tính xác định, kiểm thử được và an toàn của mã nguồn truyền thống.</w:t>
+      </w:r>
+    </w:p>
+    <w:p>
+      <w:pPr>
+        <w:spacing w:before="0" w:after="0" w:line="360" w:lineRule="auto"/>
+      </w:pPr>
+      <w:r>
+        <w:rPr>
+          <w:rFonts w:ascii="Times New Roman" w:hAnsi="Times New Roman"/>
+          <w:b w:val="0"/>
+          <w:sz w:val="26"/>
+        </w:rPr>
+        <w:t>Agent trong hệ thống là agent có phạm vi giới hạn (bounded agent). Không gian hành động chỉ gồm sáu function được đăng ký trước, số vòng suy luận tối đa là 5 và toàn bộ tool chạy trong backend. Vì vậy LLM không có quyền thực thi mã tùy ý, truy cập file hệ thống hoặc gửi câu lệnh SQL/Cypher do người dùng cung cấp.</w:t>
+      </w:r>
+    </w:p>
+    <w:p>
+      <w:pPr>
+        <w:spacing w:before="0" w:after="0" w:line="360" w:lineRule="auto"/>
+      </w:pPr>
+      <w:r>
+        <w:rPr>
+          <w:rFonts w:ascii="Times New Roman" w:hAnsi="Times New Roman"/>
           <w:b/>
-        </w:rPr>
-        <w:t>Luồng xử lý AI Agent:</w:t>
-      </w:r>
-    </w:p>
-    <w:p>
-      <w:r>
-        <w:rPr>
-          <w:i/>
-          <w:sz w:val="22"/>
-        </w:rPr>
-        <w:t>Mermaid code (copy để generate hình):</w:t>
-      </w:r>
-    </w:p>
-    <w:p>
-      <w:pPr>
-        <w:shd w:val="clear" w:color="auto" w:fill="F5F5F5"/>
-        <w:spacing w:before="40" w:after="120" w:line="276" w:lineRule="auto"/>
-      </w:pPr>
-      <w:r>
-        <w:rPr>
-          <w:rFonts w:ascii="Consolas" w:hAnsi="Consolas"/>
-          <w:sz w:val="18"/>
-        </w:rPr>
-        <w:t>flowchart TD</w:t>
-      </w:r>
-      <w:r>
-        <w:rPr>
-          <w:rFonts w:ascii="Consolas" w:hAnsi="Consolas"/>
-          <w:sz w:val="18"/>
-        </w:rPr>
-        <w:br/>
-        <w:t xml:space="preserve">    A[Nhận message từ user] --&gt; B{IntentRouter</w:t>
-      </w:r>
-      <w:r>
-        <w:rPr>
-          <w:rFonts w:ascii="Consolas" w:hAnsi="Consolas"/>
-          <w:sz w:val="18"/>
-        </w:rPr>
-        <w:br/>
-        <w:t>phân tích intent}</w:t>
-      </w:r>
-      <w:r>
-        <w:rPr>
-          <w:rFonts w:ascii="Consolas" w:hAnsi="Consolas"/>
-          <w:sz w:val="18"/>
-        </w:rPr>
-        <w:br/>
-        <w:t xml:space="preserve">    B --&gt;|Greeting/Goodbye| C[Trả lời trực tiếp</w:t>
-      </w:r>
-      <w:r>
-        <w:rPr>
-          <w:rFonts w:ascii="Consolas" w:hAnsi="Consolas"/>
-          <w:sz w:val="18"/>
-        </w:rPr>
-        <w:br/>
-        <w:t>không gọi LLM]</w:t>
-      </w:r>
-      <w:r>
-        <w:rPr>
-          <w:rFonts w:ascii="Consolas" w:hAnsi="Consolas"/>
-          <w:sz w:val="18"/>
-        </w:rPr>
-        <w:br/>
-        <w:t xml:space="preserve">    B --&gt;|Hỏi luật/kỹ thuật| D[Gọi LLM AgentExecutor]</w:t>
-      </w:r>
-      <w:r>
-        <w:rPr>
-          <w:rFonts w:ascii="Consolas" w:hAnsi="Consolas"/>
-          <w:sz w:val="18"/>
-        </w:rPr>
-        <w:br/>
-        <w:t xml:space="preserve">    B --&gt;|Đặt sân| D</w:t>
-      </w:r>
-      <w:r>
-        <w:rPr>
-          <w:rFonts w:ascii="Consolas" w:hAnsi="Consolas"/>
-          <w:sz w:val="18"/>
-        </w:rPr>
-        <w:br/>
-        <w:t xml:space="preserve">    B --&gt;|Gọi món| D</w:t>
-      </w:r>
-      <w:r>
-        <w:rPr>
-          <w:rFonts w:ascii="Consolas" w:hAnsi="Consolas"/>
-          <w:sz w:val="18"/>
-        </w:rPr>
-        <w:br/>
-        <w:t xml:space="preserve">    B --&gt;|Gọi nhân viên| D</w:t>
-      </w:r>
-      <w:r>
-        <w:rPr>
-          <w:rFonts w:ascii="Consolas" w:hAnsi="Consolas"/>
-          <w:sz w:val="18"/>
-        </w:rPr>
-        <w:br/>
-      </w:r>
-      <w:r>
-        <w:rPr>
-          <w:rFonts w:ascii="Consolas" w:hAnsi="Consolas"/>
-          <w:sz w:val="18"/>
-        </w:rPr>
-        <w:br/>
-        <w:t xml:space="preserve">    D --&gt; E[LLM phân tích</w:t>
-      </w:r>
-      <w:r>
-        <w:rPr>
-          <w:rFonts w:ascii="Consolas" w:hAnsi="Consolas"/>
-          <w:sz w:val="18"/>
-        </w:rPr>
-        <w:br/>
-        <w:t>và chọn tool]</w:t>
-      </w:r>
-      <w:r>
-        <w:rPr>
-          <w:rFonts w:ascii="Consolas" w:hAnsi="Consolas"/>
-          <w:sz w:val="18"/>
-        </w:rPr>
-        <w:br/>
-      </w:r>
-      <w:r>
-        <w:rPr>
-          <w:rFonts w:ascii="Consolas" w:hAnsi="Consolas"/>
-          <w:sz w:val="18"/>
-        </w:rPr>
-        <w:br/>
-        <w:t xml:space="preserve">    E --&gt;|query_knowledge| F[Truy vấn Neo4j</w:t>
-      </w:r>
-      <w:r>
-        <w:rPr>
-          <w:rFonts w:ascii="Consolas" w:hAnsi="Consolas"/>
-          <w:sz w:val="18"/>
-        </w:rPr>
-        <w:br/>
-        <w:t>Cypher + Fulltext]</w:t>
-      </w:r>
-      <w:r>
-        <w:rPr>
-          <w:rFonts w:ascii="Consolas" w:hAnsi="Consolas"/>
-          <w:sz w:val="18"/>
-        </w:rPr>
-        <w:br/>
-        <w:t xml:space="preserve">    E --&gt;|book_court| G[Kiểm tra availability</w:t>
-      </w:r>
-      <w:r>
-        <w:rPr>
-          <w:rFonts w:ascii="Consolas" w:hAnsi="Consolas"/>
-          <w:sz w:val="18"/>
-        </w:rPr>
-        <w:br/>
-        <w:t>Insert PostgreSQL]</w:t>
-      </w:r>
-      <w:r>
-        <w:rPr>
-          <w:rFonts w:ascii="Consolas" w:hAnsi="Consolas"/>
-          <w:sz w:val="18"/>
-        </w:rPr>
-        <w:br/>
-        <w:t xml:space="preserve">    E --&gt;|order_food| H[Tạo order</w:t>
-      </w:r>
-      <w:r>
-        <w:rPr>
-          <w:rFonts w:ascii="Consolas" w:hAnsi="Consolas"/>
-          <w:sz w:val="18"/>
-        </w:rPr>
-        <w:br/>
-        <w:t>Link booking]</w:t>
-      </w:r>
-      <w:r>
-        <w:rPr>
-          <w:rFonts w:ascii="Consolas" w:hAnsi="Consolas"/>
-          <w:sz w:val="18"/>
-        </w:rPr>
-        <w:br/>
-        <w:t xml:space="preserve">    E --&gt;|call_staff| I[Tạo staff request</w:t>
-      </w:r>
-      <w:r>
-        <w:rPr>
-          <w:rFonts w:ascii="Consolas" w:hAnsi="Consolas"/>
-          <w:sz w:val="18"/>
-        </w:rPr>
-        <w:br/>
-        <w:t>Notify WebSocket]</w:t>
-      </w:r>
-      <w:r>
-        <w:rPr>
-          <w:rFonts w:ascii="Consolas" w:hAnsi="Consolas"/>
-          <w:sz w:val="18"/>
-        </w:rPr>
-        <w:br/>
-        <w:t xml:space="preserve">    E --&gt;|check_schedule| J[Query bookings</w:t>
-      </w:r>
-      <w:r>
-        <w:rPr>
-          <w:rFonts w:ascii="Consolas" w:hAnsi="Consolas"/>
-          <w:sz w:val="18"/>
-        </w:rPr>
-        <w:br/>
-        <w:t>theo ngày]</w:t>
-      </w:r>
-      <w:r>
-        <w:rPr>
-          <w:rFonts w:ascii="Consolas" w:hAnsi="Consolas"/>
-          <w:sz w:val="18"/>
-        </w:rPr>
-        <w:br/>
-      </w:r>
-      <w:r>
-        <w:rPr>
-          <w:rFonts w:ascii="Consolas" w:hAnsi="Consolas"/>
-          <w:sz w:val="18"/>
-        </w:rPr>
-        <w:lastRenderedPageBreak/>
-        <w:t xml:space="preserve">    E --&gt;|Không cần tool| K[LLM trả lời trực tiếp]</w:t>
-      </w:r>
-      <w:r>
-        <w:rPr>
-          <w:rFonts w:ascii="Consolas" w:hAnsi="Consolas"/>
-          <w:sz w:val="18"/>
-        </w:rPr>
-        <w:br/>
-      </w:r>
-      <w:r>
-        <w:rPr>
-          <w:rFonts w:ascii="Consolas" w:hAnsi="Consolas"/>
-          <w:sz w:val="18"/>
-        </w:rPr>
-        <w:br/>
-        <w:t xml:space="preserve">    F --&gt; L[Kết quả tool</w:t>
-      </w:r>
-      <w:r>
-        <w:rPr>
-          <w:rFonts w:ascii="Consolas" w:hAnsi="Consolas"/>
-          <w:sz w:val="18"/>
-        </w:rPr>
-        <w:br/>
-        <w:t>trả về LLM]</w:t>
-      </w:r>
-      <w:r>
-        <w:rPr>
-          <w:rFonts w:ascii="Consolas" w:hAnsi="Consolas"/>
-          <w:sz w:val="18"/>
-        </w:rPr>
-        <w:br/>
-        <w:t xml:space="preserve">    G --&gt; L</w:t>
-      </w:r>
-      <w:r>
-        <w:rPr>
-          <w:rFonts w:ascii="Consolas" w:hAnsi="Consolas"/>
-          <w:sz w:val="18"/>
-        </w:rPr>
-        <w:br/>
-        <w:t xml:space="preserve">    H --&gt; L</w:t>
-      </w:r>
-      <w:r>
-        <w:rPr>
-          <w:rFonts w:ascii="Consolas" w:hAnsi="Consolas"/>
-          <w:sz w:val="18"/>
-        </w:rPr>
-        <w:br/>
-        <w:t xml:space="preserve">    I --&gt; L</w:t>
-      </w:r>
-      <w:r>
-        <w:rPr>
-          <w:rFonts w:ascii="Consolas" w:hAnsi="Consolas"/>
-          <w:sz w:val="18"/>
-        </w:rPr>
-        <w:br/>
-        <w:t xml:space="preserve">    J --&gt; L</w:t>
-      </w:r>
-      <w:r>
-        <w:rPr>
-          <w:rFonts w:ascii="Consolas" w:hAnsi="Consolas"/>
-          <w:sz w:val="18"/>
-        </w:rPr>
-        <w:br/>
-      </w:r>
-      <w:r>
-        <w:rPr>
-          <w:rFonts w:ascii="Consolas" w:hAnsi="Consolas"/>
-          <w:sz w:val="18"/>
-        </w:rPr>
-        <w:br/>
-        <w:t xml:space="preserve">    L --&gt; M[LLM tổng hợp</w:t>
-      </w:r>
-      <w:r>
-        <w:rPr>
-          <w:rFonts w:ascii="Consolas" w:hAnsi="Consolas"/>
-          <w:sz w:val="18"/>
-        </w:rPr>
-        <w:br/>
-        <w:t>phản hồi cuối cùng]</w:t>
-      </w:r>
-      <w:r>
-        <w:rPr>
-          <w:rFonts w:ascii="Consolas" w:hAnsi="Consolas"/>
-          <w:sz w:val="18"/>
-        </w:rPr>
-        <w:br/>
-        <w:t xml:space="preserve">    K --&gt; M</w:t>
-      </w:r>
-      <w:r>
-        <w:rPr>
-          <w:rFonts w:ascii="Consolas" w:hAnsi="Consolas"/>
-          <w:sz w:val="18"/>
-        </w:rPr>
-        <w:br/>
-        <w:t xml:space="preserve">    C --&gt; M</w:t>
-      </w:r>
-      <w:r>
-        <w:rPr>
-          <w:rFonts w:ascii="Consolas" w:hAnsi="Consolas"/>
-          <w:sz w:val="18"/>
-        </w:rPr>
-        <w:br/>
-      </w:r>
-      <w:r>
-        <w:rPr>
-          <w:rFonts w:ascii="Consolas" w:hAnsi="Consolas"/>
-          <w:sz w:val="18"/>
-        </w:rPr>
-        <w:br/>
-        <w:t xml:space="preserve">    M --&gt; N[Trả response</w:t>
-      </w:r>
-      <w:r>
-        <w:rPr>
-          <w:rFonts w:ascii="Consolas" w:hAnsi="Consolas"/>
-          <w:sz w:val="18"/>
-        </w:rPr>
-        <w:br/>
-        <w:t>về Flutter App]</w:t>
-      </w:r>
-      <w:r>
-        <w:rPr>
-          <w:rFonts w:ascii="Consolas" w:hAnsi="Consolas"/>
-          <w:sz w:val="18"/>
-        </w:rPr>
-        <w:br/>
-      </w:r>
-    </w:p>
-    <w:p/>
-    <w:p>
-      <w:pPr>
-        <w:spacing w:before="120" w:after="80"/>
-      </w:pPr>
-      <w:r>
-        <w:rPr>
-          <w:b/>
-        </w:rPr>
-        <w:t>Luồng quyết định thanh toán:</w:t>
-      </w:r>
-    </w:p>
-    <w:p>
-      <w:r>
-        <w:rPr>
-          <w:i/>
-          <w:sz w:val="22"/>
-        </w:rPr>
-        <w:t>Mermaid code (copy để generate hình):</w:t>
-      </w:r>
-    </w:p>
-    <w:p>
-      <w:pPr>
-        <w:shd w:val="clear" w:color="auto" w:fill="F5F5F5"/>
-        <w:spacing w:before="40" w:after="120" w:line="276" w:lineRule="auto"/>
-      </w:pPr>
-      <w:r>
-        <w:rPr>
-          <w:rFonts w:ascii="Consolas" w:hAnsi="Consolas"/>
-          <w:sz w:val="18"/>
-        </w:rPr>
-        <w:t>flowchart TD</w:t>
-      </w:r>
-      <w:r>
-        <w:rPr>
-          <w:rFonts w:ascii="Consolas" w:hAnsi="Consolas"/>
-          <w:sz w:val="18"/>
-        </w:rPr>
-        <w:br/>
-        <w:t xml:space="preserve">    A[Đặt sân / Đặt hàng thành công] --&gt; B{Chọn phương thức</w:t>
-      </w:r>
-      <w:r>
-        <w:rPr>
-          <w:rFonts w:ascii="Consolas" w:hAnsi="Consolas"/>
-          <w:sz w:val="18"/>
-        </w:rPr>
-        <w:br/>
-        <w:t>thanh toán?}</w:t>
-      </w:r>
-      <w:r>
-        <w:rPr>
-          <w:rFonts w:ascii="Consolas" w:hAnsi="Consolas"/>
-          <w:sz w:val="18"/>
-        </w:rPr>
-        <w:br/>
-      </w:r>
-      <w:r>
-        <w:rPr>
-          <w:rFonts w:ascii="Consolas" w:hAnsi="Consolas"/>
-          <w:sz w:val="18"/>
-        </w:rPr>
-        <w:br/>
-        <w:t xml:space="preserve">    B --&gt;|Stripe| C[POST /stripe/create-payment-intent]</w:t>
-      </w:r>
-      <w:r>
-        <w:rPr>
-          <w:rFonts w:ascii="Consolas" w:hAnsi="Consolas"/>
-          <w:sz w:val="18"/>
-        </w:rPr>
-        <w:br/>
-        <w:t xml:space="preserve">    B --&gt;|VNPay| D[POST /payment/create]</w:t>
-      </w:r>
-      <w:r>
-        <w:rPr>
-          <w:rFonts w:ascii="Consolas" w:hAnsi="Consolas"/>
-          <w:sz w:val="18"/>
-        </w:rPr>
-        <w:br/>
-        <w:t xml:space="preserve">    B --&gt;|Để sau| E[Lưu trạng thái unpaid]</w:t>
-      </w:r>
-      <w:r>
-        <w:rPr>
-          <w:rFonts w:ascii="Consolas" w:hAnsi="Consolas"/>
-          <w:sz w:val="18"/>
-        </w:rPr>
-        <w:br/>
-      </w:r>
-      <w:r>
-        <w:rPr>
-          <w:rFonts w:ascii="Consolas" w:hAnsi="Consolas"/>
-          <w:sz w:val="18"/>
-        </w:rPr>
-        <w:br/>
-        <w:t xml:space="preserve">    C --&gt; F[Stripe PaymentIntent</w:t>
-      </w:r>
-      <w:r>
-        <w:rPr>
-          <w:rFonts w:ascii="Consolas" w:hAnsi="Consolas"/>
-          <w:sz w:val="18"/>
-        </w:rPr>
-        <w:br/>
-        <w:t>trả client_secret]</w:t>
-      </w:r>
-      <w:r>
-        <w:rPr>
-          <w:rFonts w:ascii="Consolas" w:hAnsi="Consolas"/>
-          <w:sz w:val="18"/>
-        </w:rPr>
-        <w:br/>
-        <w:t xml:space="preserve">    F --&gt; G[Flutter: initPaymentSheet]</w:t>
-      </w:r>
-      <w:r>
-        <w:rPr>
-          <w:rFonts w:ascii="Consolas" w:hAnsi="Consolas"/>
-          <w:sz w:val="18"/>
-        </w:rPr>
-        <w:br/>
-        <w:t xml:space="preserve">    G --&gt; H[User nhập thông tin thẻ]</w:t>
-      </w:r>
-      <w:r>
-        <w:rPr>
-          <w:rFonts w:ascii="Consolas" w:hAnsi="Consolas"/>
-          <w:sz w:val="18"/>
-        </w:rPr>
-        <w:br/>
-        <w:t xml:space="preserve">    H --&gt; I{Thanh toán?}</w:t>
-      </w:r>
-      <w:r>
-        <w:rPr>
-          <w:rFonts w:ascii="Consolas" w:hAnsi="Consolas"/>
-          <w:sz w:val="18"/>
-        </w:rPr>
-        <w:br/>
-        <w:t xml:space="preserve">    I --&gt;|Thành công| J[Webhook: payment_intent.succeeded]</w:t>
-      </w:r>
-      <w:r>
-        <w:rPr>
-          <w:rFonts w:ascii="Consolas" w:hAnsi="Consolas"/>
-          <w:sz w:val="18"/>
-        </w:rPr>
-        <w:br/>
-        <w:t xml:space="preserve">    I --&gt;|Thất bại| K[Hiển thị lỗi]</w:t>
-      </w:r>
-      <w:r>
-        <w:rPr>
-          <w:rFonts w:ascii="Consolas" w:hAnsi="Consolas"/>
-          <w:sz w:val="18"/>
-        </w:rPr>
-        <w:br/>
-        <w:t xml:space="preserve">    I --&gt;|Hủy| E</w:t>
-      </w:r>
-      <w:r>
-        <w:rPr>
-          <w:rFonts w:ascii="Consolas" w:hAnsi="Consolas"/>
-          <w:sz w:val="18"/>
-        </w:rPr>
-        <w:br/>
-      </w:r>
-      <w:r>
-        <w:rPr>
-          <w:rFonts w:ascii="Consolas" w:hAnsi="Consolas"/>
-          <w:sz w:val="18"/>
-        </w:rPr>
-        <w:br/>
-        <w:t xml:space="preserve">    D --&gt; L[Java Service tạo</w:t>
-      </w:r>
-      <w:r>
-        <w:rPr>
-          <w:rFonts w:ascii="Consolas" w:hAnsi="Consolas"/>
-          <w:sz w:val="18"/>
-        </w:rPr>
-        <w:br/>
-        <w:t>VNPay payment URL]</w:t>
-      </w:r>
-      <w:r>
-        <w:rPr>
-          <w:rFonts w:ascii="Consolas" w:hAnsi="Consolas"/>
-          <w:sz w:val="18"/>
-        </w:rPr>
-        <w:br/>
-        <w:t xml:space="preserve">    L --&gt; M[Flutter: mở VNPay SDK]</w:t>
-      </w:r>
-      <w:r>
-        <w:rPr>
-          <w:rFonts w:ascii="Consolas" w:hAnsi="Consolas"/>
-          <w:sz w:val="18"/>
-        </w:rPr>
-        <w:br/>
-        <w:t xml:space="preserve">    M --&gt; N[User chọn ngân hàng]</w:t>
-      </w:r>
-      <w:r>
-        <w:rPr>
-          <w:rFonts w:ascii="Consolas" w:hAnsi="Consolas"/>
-          <w:sz w:val="18"/>
-        </w:rPr>
-        <w:br/>
-        <w:t xml:space="preserve">    N --&gt; O{Thanh toán?}</w:t>
-      </w:r>
-      <w:r>
-        <w:rPr>
-          <w:rFonts w:ascii="Consolas" w:hAnsi="Consolas"/>
-          <w:sz w:val="18"/>
-        </w:rPr>
-        <w:br/>
-        <w:t xml:space="preserve">    O --&gt;|Thành công| P[Callback: xác thực chữ ký]</w:t>
-      </w:r>
-      <w:r>
-        <w:rPr>
-          <w:rFonts w:ascii="Consolas" w:hAnsi="Consolas"/>
-          <w:sz w:val="18"/>
-        </w:rPr>
-        <w:br/>
-        <w:t xml:space="preserve">    O --&gt;|Thất bại| K</w:t>
-      </w:r>
-      <w:r>
-        <w:rPr>
-          <w:rFonts w:ascii="Consolas" w:hAnsi="Consolas"/>
-          <w:sz w:val="18"/>
-        </w:rPr>
-        <w:br/>
-        <w:t xml:space="preserve">    O --&gt;|Hủy| E</w:t>
-      </w:r>
-      <w:r>
-        <w:rPr>
-          <w:rFonts w:ascii="Consolas" w:hAnsi="Consolas"/>
-          <w:sz w:val="18"/>
-        </w:rPr>
-        <w:br/>
-      </w:r>
-      <w:r>
-        <w:rPr>
-          <w:rFonts w:ascii="Consolas" w:hAnsi="Consolas"/>
-          <w:sz w:val="18"/>
-        </w:rPr>
-        <w:br/>
-        <w:t xml:space="preserve">    J --&gt; Q[Cập nhật payment_status = paid]</w:t>
-      </w:r>
-      <w:r>
-        <w:rPr>
-          <w:rFonts w:ascii="Consolas" w:hAnsi="Consolas"/>
-          <w:sz w:val="18"/>
-        </w:rPr>
-        <w:br/>
-        <w:t xml:space="preserve">    P --&gt; Q</w:t>
-      </w:r>
-      <w:r>
-        <w:rPr>
-          <w:rFonts w:ascii="Consolas" w:hAnsi="Consolas"/>
-          <w:sz w:val="18"/>
-        </w:rPr>
-        <w:br/>
-      </w:r>
-      <w:r>
-        <w:rPr>
-          <w:rFonts w:ascii="Consolas" w:hAnsi="Consolas"/>
-          <w:sz w:val="18"/>
-        </w:rPr>
-        <w:lastRenderedPageBreak/>
-        <w:t xml:space="preserve">    Q --&gt; R[Cập nhật booking/order]</w:t>
-      </w:r>
-      <w:r>
-        <w:rPr>
-          <w:rFonts w:ascii="Consolas" w:hAnsi="Consolas"/>
-          <w:sz w:val="18"/>
-        </w:rPr>
-        <w:br/>
-        <w:t xml:space="preserve">    R --&gt; S[Hiển kết quả thành công]</w:t>
-      </w:r>
-      <w:r>
-        <w:rPr>
-          <w:rFonts w:ascii="Consolas" w:hAnsi="Consolas"/>
-          <w:sz w:val="18"/>
-        </w:rPr>
-        <w:br/>
-      </w:r>
-    </w:p>
-    <w:p/>
-    <w:p>
-      <w:pPr>
-        <w:spacing w:before="120" w:after="80"/>
-      </w:pPr>
-      <w:r>
-        <w:rPr>
-          <w:b/>
-        </w:rPr>
-        <w:t>Hoạt động - Journey người dùng (Customer):</w:t>
-      </w:r>
-    </w:p>
-    <w:p>
-      <w:r>
-        <w:rPr>
-          <w:i/>
-          <w:sz w:val="22"/>
-        </w:rPr>
-        <w:t>Mermaid code (copy để generate hình):</w:t>
-      </w:r>
-    </w:p>
-    <w:p>
-      <w:pPr>
-        <w:shd w:val="clear" w:color="auto" w:fill="F5F5F5"/>
-        <w:spacing w:before="40" w:after="120" w:line="276" w:lineRule="auto"/>
-      </w:pPr>
-      <w:r>
-        <w:rPr>
-          <w:rFonts w:ascii="Consolas" w:hAnsi="Consolas"/>
-          <w:sz w:val="18"/>
-        </w:rPr>
-        <w:t>flowchart TD</w:t>
-      </w:r>
-      <w:r>
-        <w:rPr>
-          <w:rFonts w:ascii="Consolas" w:hAnsi="Consolas"/>
-          <w:sz w:val="18"/>
-        </w:rPr>
-        <w:br/>
-        <w:t xml:space="preserve">    START([Mở app]) --&gt; LOGIN{Đăng nhập?}</w:t>
-      </w:r>
-      <w:r>
-        <w:rPr>
-          <w:rFonts w:ascii="Consolas" w:hAnsi="Consolas"/>
-          <w:sz w:val="18"/>
-        </w:rPr>
-        <w:br/>
-        <w:t xml:space="preserve">    LOGIN --&gt;|Chưa có TK| REGISTER[Đăng ký]</w:t>
-      </w:r>
-      <w:r>
-        <w:rPr>
-          <w:rFonts w:ascii="Consolas" w:hAnsi="Consolas"/>
-          <w:sz w:val="18"/>
-        </w:rPr>
-        <w:br/>
-        <w:t xml:space="preserve">    LOGIN --&gt;|Đã có TK| INPUT[Nhập SĐT + MK]</w:t>
-      </w:r>
-      <w:r>
-        <w:rPr>
-          <w:rFonts w:ascii="Consolas" w:hAnsi="Consolas"/>
-          <w:sz w:val="18"/>
-        </w:rPr>
-        <w:br/>
-        <w:t xml:space="preserve">    REGISTER --&gt; INPUT</w:t>
-      </w:r>
-      <w:r>
-        <w:rPr>
-          <w:rFonts w:ascii="Consolas" w:hAnsi="Consolas"/>
-          <w:sz w:val="18"/>
-        </w:rPr>
-        <w:br/>
-        <w:t xml:space="preserve">    INPUT --&gt; HOME[Màn hình chính]</w:t>
-      </w:r>
-      <w:r>
-        <w:rPr>
-          <w:rFonts w:ascii="Consolas" w:hAnsi="Consolas"/>
-          <w:sz w:val="18"/>
-        </w:rPr>
-        <w:br/>
-      </w:r>
-      <w:r>
-        <w:rPr>
-          <w:rFonts w:ascii="Consolas" w:hAnsi="Consolas"/>
-          <w:sz w:val="18"/>
-        </w:rPr>
-        <w:br/>
-        <w:t xml:space="preserve">    HOME --&gt; CHAT[Chat AI]</w:t>
-      </w:r>
-      <w:r>
-        <w:rPr>
-          <w:rFonts w:ascii="Consolas" w:hAnsi="Consolas"/>
-          <w:sz w:val="18"/>
-        </w:rPr>
-        <w:br/>
-        <w:t xml:space="preserve">    HOME --&gt; BOOK[Đặt sân]</w:t>
-      </w:r>
-      <w:r>
-        <w:rPr>
-          <w:rFonts w:ascii="Consolas" w:hAnsi="Consolas"/>
-          <w:sz w:val="18"/>
-        </w:rPr>
-        <w:br/>
-        <w:t xml:space="preserve">    HOME --&gt; ORDER[Đặt đồ uống]</w:t>
-      </w:r>
-      <w:r>
-        <w:rPr>
-          <w:rFonts w:ascii="Consolas" w:hAnsi="Consolas"/>
-          <w:sz w:val="18"/>
-        </w:rPr>
-        <w:br/>
-        <w:t xml:space="preserve">    HOME --&gt; STAFF[0 Gọi nhân viên]</w:t>
-      </w:r>
-      <w:r>
-        <w:rPr>
-          <w:rFonts w:ascii="Consolas" w:hAnsi="Consolas"/>
-          <w:sz w:val="18"/>
-        </w:rPr>
-        <w:br/>
-        <w:t xml:space="preserve">    HOME --&gt; PROFILE[Hồ sơ]</w:t>
-      </w:r>
-      <w:r>
-        <w:rPr>
-          <w:rFonts w:ascii="Consolas" w:hAnsi="Consolas"/>
-          <w:sz w:val="18"/>
-        </w:rPr>
-        <w:br/>
-      </w:r>
-      <w:r>
-        <w:rPr>
-          <w:rFonts w:ascii="Consolas" w:hAnsi="Consolas"/>
-          <w:sz w:val="18"/>
-        </w:rPr>
-        <w:br/>
-        <w:t xml:space="preserve">    CHAT --&gt; ASK[Nhập tin nhắn]</w:t>
-      </w:r>
-      <w:r>
-        <w:rPr>
-          <w:rFonts w:ascii="Consolas" w:hAnsi="Consolas"/>
-          <w:sz w:val="18"/>
-        </w:rPr>
-        <w:br/>
-        <w:t xml:space="preserve">    ASK --&gt; REPLY[Nhận phản hồi AI]</w:t>
-      </w:r>
-      <w:r>
-        <w:rPr>
-          <w:rFonts w:ascii="Consolas" w:hAnsi="Consolas"/>
-          <w:sz w:val="18"/>
-        </w:rPr>
-        <w:br/>
-        <w:t xml:space="preserve">    REPLY --&gt; CHAT</w:t>
-      </w:r>
-      <w:r>
-        <w:rPr>
-          <w:rFonts w:ascii="Consolas" w:hAnsi="Consolas"/>
-          <w:sz w:val="18"/>
-        </w:rPr>
-        <w:br/>
-      </w:r>
-      <w:r>
-        <w:rPr>
-          <w:rFonts w:ascii="Consolas" w:hAnsi="Consolas"/>
-          <w:sz w:val="18"/>
-        </w:rPr>
-        <w:br/>
-        <w:t xml:space="preserve">    BOOK --&gt; SELECT[Chọn loại sân + thời gian]</w:t>
-      </w:r>
-      <w:r>
-        <w:rPr>
-          <w:rFonts w:ascii="Consolas" w:hAnsi="Consolas"/>
-          <w:sz w:val="18"/>
-        </w:rPr>
-        <w:br/>
-        <w:t xml:space="preserve">    SELECT --&gt; CHECK{Sân trống?}</w:t>
-      </w:r>
-      <w:r>
-        <w:rPr>
-          <w:rFonts w:ascii="Consolas" w:hAnsi="Consolas"/>
-          <w:sz w:val="18"/>
-        </w:rPr>
-        <w:br/>
-        <w:t xml:space="preserve">    CHECK --&gt;|Có| CONFIRM[Xác nhận đặt]</w:t>
-      </w:r>
-      <w:r>
-        <w:rPr>
-          <w:rFonts w:ascii="Consolas" w:hAnsi="Consolas"/>
-          <w:sz w:val="18"/>
-        </w:rPr>
-        <w:br/>
-        <w:t xml:space="preserve">    CHECK --&gt;|Không| SELECT</w:t>
-      </w:r>
-      <w:r>
-        <w:rPr>
-          <w:rFonts w:ascii="Consolas" w:hAnsi="Consolas"/>
-          <w:sz w:val="18"/>
-        </w:rPr>
-        <w:br/>
-        <w:t xml:space="preserve">    CONFIRM --&gt; PAY1{Thanh toán?}</w:t>
-      </w:r>
-      <w:r>
-        <w:rPr>
-          <w:rFonts w:ascii="Consolas" w:hAnsi="Consolas"/>
-          <w:sz w:val="18"/>
-        </w:rPr>
-        <w:br/>
-      </w:r>
-      <w:r>
-        <w:rPr>
-          <w:rFonts w:ascii="Consolas" w:hAnsi="Consolas"/>
-          <w:sz w:val="18"/>
-        </w:rPr>
-        <w:br/>
-        <w:t xml:space="preserve">    ORDER --&gt; MENU[Xem menu]</w:t>
-      </w:r>
-      <w:r>
-        <w:rPr>
-          <w:rFonts w:ascii="Consolas" w:hAnsi="Consolas"/>
-          <w:sz w:val="18"/>
-        </w:rPr>
-        <w:br/>
-        <w:t xml:space="preserve">    MENU --&gt; CART[Thêm vào giỏ]</w:t>
-      </w:r>
-      <w:r>
-        <w:rPr>
-          <w:rFonts w:ascii="Consolas" w:hAnsi="Consolas"/>
-          <w:sz w:val="18"/>
-        </w:rPr>
-        <w:br/>
-        <w:t xml:space="preserve">    CART --&gt; PLACE[Đặt hàng]</w:t>
-      </w:r>
-      <w:r>
-        <w:rPr>
-          <w:rFonts w:ascii="Consolas" w:hAnsi="Consolas"/>
-          <w:sz w:val="18"/>
-        </w:rPr>
-        <w:br/>
-        <w:t xml:space="preserve">    PLACE --&gt; PAY2{Thanh toán?}</w:t>
-      </w:r>
-      <w:r>
-        <w:rPr>
-          <w:rFonts w:ascii="Consolas" w:hAnsi="Consolas"/>
-          <w:sz w:val="18"/>
-        </w:rPr>
-        <w:br/>
-      </w:r>
-      <w:r>
-        <w:rPr>
-          <w:rFonts w:ascii="Consolas" w:hAnsi="Consolas"/>
-          <w:sz w:val="18"/>
-        </w:rPr>
-        <w:br/>
-        <w:t xml:space="preserve">    PAY1 --&gt;|Stripe| STRIPE[Stripe Payment Sheet]</w:t>
-      </w:r>
-      <w:r>
-        <w:rPr>
-          <w:rFonts w:ascii="Consolas" w:hAnsi="Consolas"/>
-          <w:sz w:val="18"/>
-        </w:rPr>
-        <w:br/>
-        <w:t xml:space="preserve">    PAY1 --&gt;|VNPay| VNPAY[VNPay SDK]</w:t>
-      </w:r>
-      <w:r>
-        <w:rPr>
-          <w:rFonts w:ascii="Consolas" w:hAnsi="Consolas"/>
-          <w:sz w:val="18"/>
-        </w:rPr>
-        <w:br/>
-        <w:t xml:space="preserve">    PAY1 --&gt;|Để sau| HOME</w:t>
-      </w:r>
-      <w:r>
-        <w:rPr>
-          <w:rFonts w:ascii="Consolas" w:hAnsi="Consolas"/>
-          <w:sz w:val="18"/>
-        </w:rPr>
-        <w:br/>
-      </w:r>
-      <w:r>
-        <w:rPr>
-          <w:rFonts w:ascii="Consolas" w:hAnsi="Consolas"/>
-          <w:sz w:val="18"/>
-        </w:rPr>
-        <w:br/>
-        <w:t xml:space="preserve">    PAY2 --&gt;|Stripe| STRIPE</w:t>
-      </w:r>
-      <w:r>
-        <w:rPr>
-          <w:rFonts w:ascii="Consolas" w:hAnsi="Consolas"/>
-          <w:sz w:val="18"/>
-        </w:rPr>
-        <w:br/>
-        <w:t xml:space="preserve">    PAY2 --&gt;|VNPay| VNPAY</w:t>
-      </w:r>
-      <w:r>
-        <w:rPr>
-          <w:rFonts w:ascii="Consolas" w:hAnsi="Consolas"/>
-          <w:sz w:val="18"/>
-        </w:rPr>
-        <w:br/>
-        <w:t xml:space="preserve">    PAY2 --&gt;|Để sau| HOME</w:t>
-      </w:r>
-      <w:r>
-        <w:rPr>
-          <w:rFonts w:ascii="Consolas" w:hAnsi="Consolas"/>
-          <w:sz w:val="18"/>
-        </w:rPr>
-        <w:br/>
-      </w:r>
-      <w:r>
-        <w:rPr>
-          <w:rFonts w:ascii="Consolas" w:hAnsi="Consolas"/>
-          <w:sz w:val="18"/>
-        </w:rPr>
-        <w:br/>
-        <w:t xml:space="preserve">    STRIPE --&gt; RESULT{Kết quả}</w:t>
-      </w:r>
-      <w:r>
-        <w:rPr>
-          <w:rFonts w:ascii="Consolas" w:hAnsi="Consolas"/>
-          <w:sz w:val="18"/>
-        </w:rPr>
-        <w:br/>
-        <w:t xml:space="preserve">    VNPAY --&gt; RESULT</w:t>
-      </w:r>
-      <w:r>
-        <w:rPr>
-          <w:rFonts w:ascii="Consolas" w:hAnsi="Consolas"/>
-          <w:sz w:val="18"/>
-        </w:rPr>
-        <w:br/>
-        <w:t xml:space="preserve">    RESULT --&gt;|OK| SUCCESS[Thành công]</w:t>
-      </w:r>
-      <w:r>
-        <w:rPr>
-          <w:rFonts w:ascii="Consolas" w:hAnsi="Consolas"/>
-          <w:sz w:val="18"/>
-        </w:rPr>
-        <w:br/>
-        <w:t xml:space="preserve">    RESULT --&gt;|Fail| RETRY[Thử lại]</w:t>
-      </w:r>
-      <w:r>
-        <w:rPr>
-          <w:rFonts w:ascii="Consolas" w:hAnsi="Consolas"/>
-          <w:sz w:val="18"/>
-        </w:rPr>
-        <w:br/>
-        <w:t xml:space="preserve">    SUCCESS --&gt; HOME</w:t>
-      </w:r>
-      <w:r>
-        <w:rPr>
-          <w:rFonts w:ascii="Consolas" w:hAnsi="Consolas"/>
-          <w:sz w:val="18"/>
-        </w:rPr>
-        <w:br/>
-        <w:t xml:space="preserve">    RETRY --&gt; HOME</w:t>
-      </w:r>
-      <w:r>
-        <w:rPr>
-          <w:rFonts w:ascii="Consolas" w:hAnsi="Consolas"/>
-          <w:sz w:val="18"/>
-        </w:rPr>
-        <w:br/>
-      </w:r>
-      <w:r>
-        <w:rPr>
-          <w:rFonts w:ascii="Consolas" w:hAnsi="Consolas"/>
-          <w:sz w:val="18"/>
-        </w:rPr>
-        <w:lastRenderedPageBreak/>
-        <w:br/>
-        <w:t xml:space="preserve">    STAFF --&gt; REQ[Chọn loại yêu cầu]</w:t>
-      </w:r>
-      <w:r>
-        <w:rPr>
-          <w:rFonts w:ascii="Consolas" w:hAnsi="Consolas"/>
-          <w:sz w:val="18"/>
-        </w:rPr>
-        <w:br/>
-        <w:t xml:space="preserve">    REQ --&gt; SEND[Gửi yêu cầu]</w:t>
-      </w:r>
-      <w:r>
-        <w:rPr>
-          <w:rFonts w:ascii="Consolas" w:hAnsi="Consolas"/>
-          <w:sz w:val="18"/>
-        </w:rPr>
-        <w:br/>
-        <w:t xml:space="preserve">    SEND --&gt; WAIT[Chờ nhân viên xử lý]</w:t>
-      </w:r>
-      <w:r>
-        <w:rPr>
-          <w:rFonts w:ascii="Consolas" w:hAnsi="Consolas"/>
-          <w:sz w:val="18"/>
-        </w:rPr>
-        <w:br/>
-        <w:t xml:space="preserve">    WAIT --&gt; HOME</w:t>
-      </w:r>
-      <w:r>
-        <w:rPr>
-          <w:rFonts w:ascii="Consolas" w:hAnsi="Consolas"/>
-          <w:sz w:val="18"/>
-        </w:rPr>
-        <w:br/>
-      </w:r>
-    </w:p>
-    <w:p>
-      <w:pPr>
-        <w:pStyle w:val="Heading3"/>
-      </w:pPr>
-      <w:r>
-        <w:t>4.2.1b. Tối ưu hiệu suất hệ thống Chat</w:t>
-      </w:r>
-    </w:p>
-    <w:p>
-      <w:r>
-        <w:t>Kiến trúc luồng xử lý tin nhắn</w:t>
-      </w:r>
-    </w:p>
-    <w:p>
-      <w:r>
-        <w:rPr>
-          <w:b/>
-        </w:rPr>
-        <w:t>Luồng xử lý tin nhắn trong hệ thống:</w:t>
-      </w:r>
-    </w:p>
-    <w:p>
-      <w:r>
-        <w:t>1. Người dùng gửi tin nhắn</w:t>
-      </w:r>
-    </w:p>
-    <w:p>
-      <w:r>
-        <w:t>2. ChatService: tải lịch sử và bổ sung ngữ cảnh cho tin nhắn</w:t>
-      </w:r>
-    </w:p>
-    <w:p>
-      <w:r>
-        <w:t>3. IntentRouter: kiểm tra cache -&gt; so khớp từ khóa -&gt; so khớp embedding</w:t>
-      </w:r>
-    </w:p>
-    <w:p>
-      <w:r>
-        <w:t>4. VenueAgent: gọi LLM (Google chính, MiMo dự phòng)</w:t>
-      </w:r>
-    </w:p>
-    <w:p>
-      <w:r>
-        <w:t>5. Streaming: trả session ID -&gt; các đoạn văn bản -&gt; metadata</w:t>
-      </w:r>
-    </w:p>
-    <w:p>
-      <w:r>
-        <w:t>6. Frontend: phân tích stream, hiển thị văn bản và OrderCard</w:t>
+          <w:sz w:val="26"/>
+        </w:rPr>
+        <w:t>B. Từ chatbot sinh văn bản đến AI Agent có khả năng hành động</w:t>
+      </w:r>
+    </w:p>
+    <w:p>
+      <w:pPr>
+        <w:spacing w:before="0" w:after="0" w:line="360" w:lineRule="auto"/>
+      </w:pPr>
+      <w:r>
+        <w:rPr>
+          <w:rFonts w:ascii="Times New Roman" w:hAnsi="Times New Roman"/>
+          <w:b w:val="0"/>
+          <w:sz w:val="26"/>
+        </w:rPr>
+        <w:t>Chatbot LLM thông thường có luồng Input -&gt; LLM -&gt; Text output. Mô hình có thể giải thích cách đặt sân nhưng không biết sân nào còn trống, không thể tạo booking thật và cũng không có cơ chế xác nhận thao tác đã thành công. Nếu yêu cầu LLM tự trả lời, model có thể sinh ra giá, mã đặt sân hoặc trạng thái không tồn tại. AI Agent bổ sung một lớp điều khiển hành động: sau khi đọc yêu cầu, model được quyền chọn một function trong danh sách cho phép; backend thực thi function trên dữ liệu thật; kết quả thực thi được đưa trở lại model trước khi model tạo câu trả lời cuối cùng.</w:t>
       </w:r>
     </w:p>
     <w:tbl>
       <w:tblPr>
         <w:tblStyle w:val="TableGrid"/>
-        <w:tblW w:w="0" w:type="auto"/>
-        <w:tblLook w:val="04A0" w:firstRow="1" w:lastRow="0" w:firstColumn="1" w:lastColumn="0" w:noHBand="0" w:noVBand="1"/>
+        <w:tblW w:type="auto" w:w="0"/>
+        <w:jc w:val="center"/>
+        <w:tblLook w:firstColumn="1" w:firstRow="1" w:lastColumn="0" w:lastRow="0" w:noHBand="0" w:noVBand="1" w:val="04A0"/>
       </w:tblPr>
       <w:tblGrid>
-        <w:gridCol w:w="1603"/>
-        <w:gridCol w:w="2130"/>
-        <w:gridCol w:w="3401"/>
+        <w:gridCol w:w="3041"/>
+        <w:gridCol w:w="3041"/>
+        <w:gridCol w:w="3041"/>
       </w:tblGrid>
       <w:tr>
         <w:tc>
           <w:tcPr>
-            <w:tcW w:w="0" w:type="auto"/>
-          </w:tcPr>
-          <w:p>
-            <w:r>
-              <w:rPr>
+            <w:tcW w:type="dxa" w:w="3041"/>
+            <w:shd w:fill="D9E2F3" w:val="clear"/>
+          </w:tcPr>
+          <w:p>
+            <w:pPr>
+              <w:spacing w:before="0" w:after="0" w:line="276" w:lineRule="auto"/>
+            </w:pPr>
+            <w:r>
+              <w:rPr>
+                <w:rFonts w:ascii="Times New Roman" w:hAnsi="Times New Roman"/>
                 <w:b/>
-              </w:rPr>
-              <w:t>Thành phần</w:t>
-            </w:r>
-          </w:p>
-        </w:tc>
-        <w:tc>
-          <w:tcPr>
-            <w:tcW w:w="0" w:type="auto"/>
-          </w:tcPr>
-          <w:p>
-            <w:r>
-              <w:rPr>
+                <w:sz w:val="24"/>
+              </w:rPr>
+              <w:t>Tiêu chí</w:t>
+            </w:r>
+          </w:p>
+        </w:tc>
+        <w:tc>
+          <w:tcPr>
+            <w:tcW w:type="dxa" w:w="3041"/>
+            <w:shd w:fill="D9E2F3" w:val="clear"/>
+          </w:tcPr>
+          <w:p>
+            <w:pPr>
+              <w:spacing w:before="0" w:after="0" w:line="276" w:lineRule="auto"/>
+            </w:pPr>
+            <w:r>
+              <w:rPr>
+                <w:rFonts w:ascii="Times New Roman" w:hAnsi="Times New Roman"/>
                 <w:b/>
-              </w:rPr>
-              <w:t>Tệp</w:t>
-            </w:r>
-          </w:p>
-        </w:tc>
-        <w:tc>
-          <w:tcPr>
-            <w:tcW w:w="0" w:type="auto"/>
-          </w:tcPr>
-          <w:p>
-            <w:r>
-              <w:rPr>
+                <w:sz w:val="24"/>
+              </w:rPr>
+              <w:t>Chatbot LLM thông thường</w:t>
+            </w:r>
+          </w:p>
+        </w:tc>
+        <w:tc>
+          <w:tcPr>
+            <w:tcW w:type="dxa" w:w="3041"/>
+            <w:shd w:fill="D9E2F3" w:val="clear"/>
+          </w:tcPr>
+          <w:p>
+            <w:pPr>
+              <w:spacing w:before="0" w:after="0" w:line="276" w:lineRule="auto"/>
+            </w:pPr>
+            <w:r>
+              <w:rPr>
+                <w:rFonts w:ascii="Times New Roman" w:hAnsi="Times New Roman"/>
                 <w:b/>
-              </w:rPr>
-              <w:t>Chức năng</w:t>
+                <w:sz w:val="24"/>
+              </w:rPr>
+              <w:t>AI Agent trong hệ thống</w:t>
             </w:r>
           </w:p>
         </w:tc>
@@ -25118,31 +24006,52 @@
       <w:tr>
         <w:tc>
           <w:tcPr>
-            <w:tcW w:w="0" w:type="auto"/>
-          </w:tcPr>
-          <w:p>
-            <w:r>
-              <w:t>ChatService</w:t>
-            </w:r>
-          </w:p>
-        </w:tc>
-        <w:tc>
-          <w:tcPr>
-            <w:tcW w:w="0" w:type="auto"/>
-          </w:tcPr>
-          <w:p>
-            <w:r>
-              <w:t>chat_service.py</w:t>
-            </w:r>
-          </w:p>
-        </w:tc>
-        <w:tc>
-          <w:tcPr>
-            <w:tcW w:w="0" w:type="auto"/>
-          </w:tcPr>
-          <w:p>
-            <w:r>
-              <w:t>Xử lý tin nhắn, quản lý lịch sử</w:t>
+            <w:tcW w:type="dxa" w:w="3041"/>
+          </w:tcPr>
+          <w:p>
+            <w:pPr>
+              <w:spacing w:before="0" w:after="0" w:line="276" w:lineRule="auto"/>
+            </w:pPr>
+            <w:r>
+              <w:rPr>
+                <w:rFonts w:ascii="Times New Roman" w:hAnsi="Times New Roman"/>
+                <w:sz w:val="24"/>
+              </w:rPr>
+              <w:t>Luồng xử lý</w:t>
+            </w:r>
+          </w:p>
+        </w:tc>
+        <w:tc>
+          <w:tcPr>
+            <w:tcW w:type="dxa" w:w="3041"/>
+          </w:tcPr>
+          <w:p>
+            <w:pPr>
+              <w:spacing w:before="0" w:after="0" w:line="276" w:lineRule="auto"/>
+            </w:pPr>
+            <w:r>
+              <w:rPr>
+                <w:rFonts w:ascii="Times New Roman" w:hAnsi="Times New Roman"/>
+                <w:sz w:val="24"/>
+              </w:rPr>
+              <w:t>Message -&gt; LLM -&gt; Text</w:t>
+            </w:r>
+          </w:p>
+        </w:tc>
+        <w:tc>
+          <w:tcPr>
+            <w:tcW w:type="dxa" w:w="3041"/>
+          </w:tcPr>
+          <w:p>
+            <w:pPr>
+              <w:spacing w:before="0" w:after="0" w:line="276" w:lineRule="auto"/>
+            </w:pPr>
+            <w:r>
+              <w:rPr>
+                <w:rFonts w:ascii="Times New Roman" w:hAnsi="Times New Roman"/>
+                <w:sz w:val="24"/>
+              </w:rPr>
+              <w:t>Message -&gt; LLM decision -&gt; Tool -&gt; Observation -&gt; LLM -&gt; Text</w:t>
             </w:r>
           </w:p>
         </w:tc>
@@ -25150,31 +24059,52 @@
       <w:tr>
         <w:tc>
           <w:tcPr>
-            <w:tcW w:w="0" w:type="auto"/>
-          </w:tcPr>
-          <w:p>
-            <w:r>
-              <w:t>VenueAgent</w:t>
-            </w:r>
-          </w:p>
-        </w:tc>
-        <w:tc>
-          <w:tcPr>
-            <w:tcW w:w="0" w:type="auto"/>
-          </w:tcPr>
-          <w:p>
-            <w:r>
-              <w:t>agent.py</w:t>
-            </w:r>
-          </w:p>
-        </w:tc>
-        <w:tc>
-          <w:tcPr>
-            <w:tcW w:w="0" w:type="auto"/>
-          </w:tcPr>
-          <w:p>
-            <w:r>
-              <w:t>Gọi LLM, xử lý dự phòng</w:t>
+            <w:tcW w:type="dxa" w:w="3041"/>
+          </w:tcPr>
+          <w:p>
+            <w:pPr>
+              <w:spacing w:before="0" w:after="0" w:line="276" w:lineRule="auto"/>
+            </w:pPr>
+            <w:r>
+              <w:rPr>
+                <w:rFonts w:ascii="Times New Roman" w:hAnsi="Times New Roman"/>
+                <w:sz w:val="24"/>
+              </w:rPr>
+              <w:t>Nguồn sự thật</w:t>
+            </w:r>
+          </w:p>
+        </w:tc>
+        <w:tc>
+          <w:tcPr>
+            <w:tcW w:type="dxa" w:w="3041"/>
+          </w:tcPr>
+          <w:p>
+            <w:pPr>
+              <w:spacing w:before="0" w:after="0" w:line="276" w:lineRule="auto"/>
+            </w:pPr>
+            <w:r>
+              <w:rPr>
+                <w:rFonts w:ascii="Times New Roman" w:hAnsi="Times New Roman"/>
+                <w:sz w:val="24"/>
+              </w:rPr>
+              <w:t>Kiến thức trong model và prompt</w:t>
+            </w:r>
+          </w:p>
+        </w:tc>
+        <w:tc>
+          <w:tcPr>
+            <w:tcW w:type="dxa" w:w="3041"/>
+          </w:tcPr>
+          <w:p>
+            <w:pPr>
+              <w:spacing w:before="0" w:after="0" w:line="276" w:lineRule="auto"/>
+            </w:pPr>
+            <w:r>
+              <w:rPr>
+                <w:rFonts w:ascii="Times New Roman" w:hAnsi="Times New Roman"/>
+                <w:sz w:val="24"/>
+              </w:rPr>
+              <w:t>PostgreSQL, Neo4j, Redis và kết quả service</w:t>
             </w:r>
           </w:p>
         </w:tc>
@@ -25182,31 +24112,52 @@
       <w:tr>
         <w:tc>
           <w:tcPr>
-            <w:tcW w:w="0" w:type="auto"/>
-          </w:tcPr>
-          <w:p>
-            <w:r>
-              <w:t>IntentRouter</w:t>
-            </w:r>
-          </w:p>
-        </w:tc>
-        <w:tc>
-          <w:tcPr>
-            <w:tcW w:w="0" w:type="auto"/>
-          </w:tcPr>
-          <w:p>
-            <w:r>
-              <w:t>intent_router.py</w:t>
-            </w:r>
-          </w:p>
-        </w:tc>
-        <w:tc>
-          <w:tcPr>
-            <w:tcW w:w="0" w:type="auto"/>
-          </w:tcPr>
-          <w:p>
-            <w:r>
-              <w:t>Phân loại ý định</w:t>
+            <w:tcW w:type="dxa" w:w="3041"/>
+          </w:tcPr>
+          <w:p>
+            <w:pPr>
+              <w:spacing w:before="0" w:after="0" w:line="276" w:lineRule="auto"/>
+            </w:pPr>
+            <w:r>
+              <w:rPr>
+                <w:rFonts w:ascii="Times New Roman" w:hAnsi="Times New Roman"/>
+                <w:sz w:val="24"/>
+              </w:rPr>
+              <w:t>Khả năng hành động</w:t>
+            </w:r>
+          </w:p>
+        </w:tc>
+        <w:tc>
+          <w:tcPr>
+            <w:tcW w:type="dxa" w:w="3041"/>
+          </w:tcPr>
+          <w:p>
+            <w:pPr>
+              <w:spacing w:before="0" w:after="0" w:line="276" w:lineRule="auto"/>
+            </w:pPr>
+            <w:r>
+              <w:rPr>
+                <w:rFonts w:ascii="Times New Roman" w:hAnsi="Times New Roman"/>
+                <w:sz w:val="24"/>
+              </w:rPr>
+              <w:t>Chỉ tư vấn bằng văn bản</w:t>
+            </w:r>
+          </w:p>
+        </w:tc>
+        <w:tc>
+          <w:tcPr>
+            <w:tcW w:type="dxa" w:w="3041"/>
+          </w:tcPr>
+          <w:p>
+            <w:pPr>
+              <w:spacing w:before="0" w:after="0" w:line="276" w:lineRule="auto"/>
+            </w:pPr>
+            <w:r>
+              <w:rPr>
+                <w:rFonts w:ascii="Times New Roman" w:hAnsi="Times New Roman"/>
+                <w:sz w:val="24"/>
+              </w:rPr>
+              <w:t>Tạo booking/order/request và truy vấn lịch thật</w:t>
             </w:r>
           </w:p>
         </w:tc>
@@ -25214,31 +24165,52 @@
       <w:tr>
         <w:tc>
           <w:tcPr>
-            <w:tcW w:w="0" w:type="auto"/>
-          </w:tcPr>
-          <w:p>
-            <w:r>
-              <w:t>ChatApi</w:t>
-            </w:r>
-          </w:p>
-        </w:tc>
-        <w:tc>
-          <w:tcPr>
-            <w:tcW w:w="0" w:type="auto"/>
-          </w:tcPr>
-          <w:p>
-            <w:r>
-              <w:t>chat_api.dart</w:t>
-            </w:r>
-          </w:p>
-        </w:tc>
-        <w:tc>
-          <w:tcPr>
-            <w:tcW w:w="0" w:type="auto"/>
-          </w:tcPr>
-          <w:p>
-            <w:r>
-              <w:t>Gọi API từ frontend</w:t>
+            <w:tcW w:type="dxa" w:w="3041"/>
+          </w:tcPr>
+          <w:p>
+            <w:pPr>
+              <w:spacing w:before="0" w:after="0" w:line="276" w:lineRule="auto"/>
+            </w:pPr>
+            <w:r>
+              <w:rPr>
+                <w:rFonts w:ascii="Times New Roman" w:hAnsi="Times New Roman"/>
+                <w:sz w:val="24"/>
+              </w:rPr>
+              <w:t>Độ tin cậy</w:t>
+            </w:r>
+          </w:p>
+        </w:tc>
+        <w:tc>
+          <w:tcPr>
+            <w:tcW w:type="dxa" w:w="3041"/>
+          </w:tcPr>
+          <w:p>
+            <w:pPr>
+              <w:spacing w:before="0" w:after="0" w:line="276" w:lineRule="auto"/>
+            </w:pPr>
+            <w:r>
+              <w:rPr>
+                <w:rFonts w:ascii="Times New Roman" w:hAnsi="Times New Roman"/>
+                <w:sz w:val="24"/>
+              </w:rPr>
+              <w:t>Có thể hallucinate dữ liệu động</w:t>
+            </w:r>
+          </w:p>
+        </w:tc>
+        <w:tc>
+          <w:tcPr>
+            <w:tcW w:type="dxa" w:w="3041"/>
+          </w:tcPr>
+          <w:p>
+            <w:pPr>
+              <w:spacing w:before="0" w:after="0" w:line="276" w:lineRule="auto"/>
+            </w:pPr>
+            <w:r>
+              <w:rPr>
+                <w:rFonts w:ascii="Times New Roman" w:hAnsi="Times New Roman"/>
+                <w:sz w:val="24"/>
+              </w:rPr>
+              <w:t>Dữ liệu động bắt buộc qua function có validation</w:t>
             </w:r>
           </w:p>
         </w:tc>
@@ -25246,31 +24218,52 @@
       <w:tr>
         <w:tc>
           <w:tcPr>
-            <w:tcW w:w="0" w:type="auto"/>
-          </w:tcPr>
-          <w:p>
-            <w:r>
-              <w:t>ChatProvider</w:t>
-            </w:r>
-          </w:p>
-        </w:tc>
-        <w:tc>
-          <w:tcPr>
-            <w:tcW w:w="0" w:type="auto"/>
-          </w:tcPr>
-          <w:p>
-            <w:r>
-              <w:t>chat_provider.dart</w:t>
-            </w:r>
-          </w:p>
-        </w:tc>
-        <w:tc>
-          <w:tcPr>
-            <w:tcW w:w="0" w:type="auto"/>
-          </w:tcPr>
-          <w:p>
-            <w:r>
-              <w:t>Quản lý trạng thái frontend</w:t>
+            <w:tcW w:type="dxa" w:w="3041"/>
+          </w:tcPr>
+          <w:p>
+            <w:pPr>
+              <w:spacing w:before="0" w:after="0" w:line="276" w:lineRule="auto"/>
+            </w:pPr>
+            <w:r>
+              <w:rPr>
+                <w:rFonts w:ascii="Times New Roman" w:hAnsi="Times New Roman"/>
+                <w:sz w:val="24"/>
+              </w:rPr>
+              <w:t>Khả năng kiểm thử</w:t>
+            </w:r>
+          </w:p>
+        </w:tc>
+        <w:tc>
+          <w:tcPr>
+            <w:tcW w:type="dxa" w:w="3041"/>
+          </w:tcPr>
+          <w:p>
+            <w:pPr>
+              <w:spacing w:before="0" w:after="0" w:line="276" w:lineRule="auto"/>
+            </w:pPr>
+            <w:r>
+              <w:rPr>
+                <w:rFonts w:ascii="Times New Roman" w:hAnsi="Times New Roman"/>
+                <w:sz w:val="24"/>
+              </w:rPr>
+              <w:t>Khó tách lỗi hiểu ngôn ngữ và lỗi nghiệp vụ</w:t>
+            </w:r>
+          </w:p>
+        </w:tc>
+        <w:tc>
+          <w:tcPr>
+            <w:tcW w:type="dxa" w:w="3041"/>
+          </w:tcPr>
+          <w:p>
+            <w:pPr>
+              <w:spacing w:before="0" w:after="0" w:line="276" w:lineRule="auto"/>
+            </w:pPr>
+            <w:r>
+              <w:rPr>
+                <w:rFonts w:ascii="Times New Roman" w:hAnsi="Times New Roman"/>
+                <w:sz w:val="24"/>
+              </w:rPr>
+              <w:t>Tool/service được unit test độc lập với LLM</w:t>
             </w:r>
           </w:p>
         </w:tc>
@@ -25278,103 +24271,130 @@
       <w:tr>
         <w:tc>
           <w:tcPr>
-            <w:tcW w:w="0" w:type="auto"/>
-          </w:tcPr>
-          <w:p>
-            <w:r>
-              <w:t>OrderCard</w:t>
-            </w:r>
-          </w:p>
-        </w:tc>
-        <w:tc>
-          <w:tcPr>
-            <w:tcW w:w="0" w:type="auto"/>
-          </w:tcPr>
-          <w:p>
-            <w:r>
-              <w:t>order_card.dart</w:t>
-            </w:r>
-          </w:p>
-        </w:tc>
-        <w:tc>
-          <w:tcPr>
-            <w:tcW w:w="0" w:type="auto"/>
-          </w:tcPr>
-          <w:p>
-            <w:r>
-              <w:t>Widget thanh toán</w:t>
+            <w:tcW w:type="dxa" w:w="3041"/>
+          </w:tcPr>
+          <w:p>
+            <w:pPr>
+              <w:spacing w:before="0" w:after="0" w:line="276" w:lineRule="auto"/>
+            </w:pPr>
+            <w:r>
+              <w:rPr>
+                <w:rFonts w:ascii="Times New Roman" w:hAnsi="Times New Roman"/>
+                <w:sz w:val="24"/>
+              </w:rPr>
+              <w:t>Quyền hạn</w:t>
+            </w:r>
+          </w:p>
+        </w:tc>
+        <w:tc>
+          <w:tcPr>
+            <w:tcW w:type="dxa" w:w="3041"/>
+          </w:tcPr>
+          <w:p>
+            <w:pPr>
+              <w:spacing w:before="0" w:after="0" w:line="276" w:lineRule="auto"/>
+            </w:pPr>
+            <w:r>
+              <w:rPr>
+                <w:rFonts w:ascii="Times New Roman" w:hAnsi="Times New Roman"/>
+                <w:sz w:val="24"/>
+              </w:rPr>
+              <w:t>Không có ranh giới hành động rõ</w:t>
+            </w:r>
+          </w:p>
+        </w:tc>
+        <w:tc>
+          <w:tcPr>
+            <w:tcW w:type="dxa" w:w="3041"/>
+          </w:tcPr>
+          <w:p>
+            <w:pPr>
+              <w:spacing w:before="0" w:after="0" w:line="276" w:lineRule="auto"/>
+            </w:pPr>
+            <w:r>
+              <w:rPr>
+                <w:rFonts w:ascii="Times New Roman" w:hAnsi="Times New Roman"/>
+                <w:sz w:val="24"/>
+              </w:rPr>
+              <w:t>Chỉ được gọi sáu function đã đăng ký</w:t>
             </w:r>
           </w:p>
         </w:tc>
       </w:tr>
     </w:tbl>
     <w:p>
-      <w:r>
-        <w:t>Bảng tổng kết hiệu suất</w:t>
+      <w:pPr>
+        <w:spacing w:before="0" w:after="0" w:line="360" w:lineRule="auto"/>
+      </w:pPr>
+      <w:r>
+        <w:rPr>
+          <w:rFonts w:ascii="Times New Roman" w:hAnsi="Times New Roman"/>
+          <w:b w:val="0"/>
+          <w:sz w:val="26"/>
+        </w:rPr>
+        <w:t>Do đó, điểm làm hệ thống trở thành agent không nằm ở việc sử dụng một model lớn hơn, mà nằm ở vòng lặp quyết định - hành động - quan sát. Model đóng vai trò bộ lập kế hoạch ở mức hội thoại; mã nguồn Python và các service vẫn là nơi thực thi và kiểm soát nghiệp vụ.</w:t>
+      </w:r>
+    </w:p>
+    <w:p>
+      <w:pPr>
+        <w:spacing w:before="0" w:after="0" w:line="360" w:lineRule="auto"/>
+      </w:pPr>
+      <w:r>
+        <w:rPr>
+          <w:rFonts w:ascii="Times New Roman" w:hAnsi="Times New Roman"/>
+          <w:b/>
+          <w:sz w:val="26"/>
+        </w:rPr>
+        <w:t>C. Các thành phần triển khai</w:t>
       </w:r>
     </w:p>
     <w:tbl>
       <w:tblPr>
         <w:tblStyle w:val="TableGrid"/>
-        <w:tblW w:w="0" w:type="auto"/>
-        <w:tblLook w:val="04A0" w:firstRow="1" w:lastRow="0" w:firstColumn="1" w:lastColumn="0" w:noHBand="0" w:noVBand="1"/>
+        <w:tblW w:type="auto" w:w="0"/>
+        <w:jc w:val="center"/>
+        <w:tblLook w:firstColumn="1" w:firstRow="1" w:lastColumn="0" w:lastRow="0" w:noHBand="0" w:noVBand="1" w:val="04A0"/>
       </w:tblPr>
       <w:tblGrid>
-        <w:gridCol w:w="3032"/>
-        <w:gridCol w:w="1603"/>
-        <w:gridCol w:w="1704"/>
-        <w:gridCol w:w="1235"/>
+        <w:gridCol w:w="4561"/>
+        <w:gridCol w:w="4561"/>
       </w:tblGrid>
       <w:tr>
         <w:tc>
           <w:tcPr>
-            <w:tcW w:w="0" w:type="auto"/>
-          </w:tcPr>
-          <w:p>
-            <w:r>
-              <w:rPr>
+            <w:tcW w:type="dxa" w:w="4561"/>
+            <w:shd w:fill="D9E2F3" w:val="clear"/>
+          </w:tcPr>
+          <w:p>
+            <w:pPr>
+              <w:spacing w:before="0" w:after="0" w:line="276" w:lineRule="auto"/>
+            </w:pPr>
+            <w:r>
+              <w:rPr>
+                <w:rFonts w:ascii="Times New Roman" w:hAnsi="Times New Roman"/>
                 <w:b/>
-              </w:rPr>
-              <w:t>Chỉ số</w:t>
-            </w:r>
-          </w:p>
-        </w:tc>
-        <w:tc>
-          <w:tcPr>
-            <w:tcW w:w="0" w:type="auto"/>
-          </w:tcPr>
-          <w:p>
-            <w:r>
-              <w:rPr>
+                <w:sz w:val="24"/>
+              </w:rPr>
+              <w:t>Thành phần</w:t>
+            </w:r>
+          </w:p>
+        </w:tc>
+        <w:tc>
+          <w:tcPr>
+            <w:tcW w:type="dxa" w:w="4561"/>
+            <w:shd w:fill="D9E2F3" w:val="clear"/>
+          </w:tcPr>
+          <w:p>
+            <w:pPr>
+              <w:spacing w:before="0" w:after="0" w:line="276" w:lineRule="auto"/>
+            </w:pPr>
+            <w:r>
+              <w:rPr>
+                <w:rFonts w:ascii="Times New Roman" w:hAnsi="Times New Roman"/>
                 <w:b/>
-              </w:rPr>
-              <w:t>Trước tối ưu</w:t>
-            </w:r>
-          </w:p>
-        </w:tc>
-        <w:tc>
-          <w:tcPr>
-            <w:tcW w:w="0" w:type="auto"/>
-          </w:tcPr>
-          <w:p>
-            <w:r>
-              <w:rPr>
-                <w:b/>
-              </w:rPr>
-              <w:t>Sau tối ưu</w:t>
-            </w:r>
-          </w:p>
-        </w:tc>
-        <w:tc>
-          <w:tcPr>
-            <w:tcW w:w="0" w:type="auto"/>
-          </w:tcPr>
-          <w:p>
-            <w:r>
-              <w:rPr>
-                <w:b/>
-              </w:rPr>
-              <w:t>Cải thiện</w:t>
+                <w:sz w:val="24"/>
+              </w:rPr>
+              <w:t>Vai trò trong luồng AI</w:t>
             </w:r>
           </w:p>
         </w:tc>
@@ -25382,41 +24402,35 @@
       <w:tr>
         <w:tc>
           <w:tcPr>
-            <w:tcW w:w="0" w:type="auto"/>
-          </w:tcPr>
-          <w:p>
-            <w:r>
-              <w:t>Định tuyến ý định (cache)</w:t>
-            </w:r>
-          </w:p>
-        </w:tc>
-        <w:tc>
-          <w:tcPr>
-            <w:tcW w:w="0" w:type="auto"/>
-          </w:tcPr>
-          <w:p>
-            <w:r>
-              <w:t>200-500 ms</w:t>
-            </w:r>
-          </w:p>
-        </w:tc>
-        <w:tc>
-          <w:tcPr>
-            <w:tcW w:w="0" w:type="auto"/>
-          </w:tcPr>
-          <w:p>
-            <w:r>
-              <w:t>~0 ms</w:t>
-            </w:r>
-          </w:p>
-        </w:tc>
-        <w:tc>
-          <w:tcPr>
-            <w:tcW w:w="0" w:type="auto"/>
-          </w:tcPr>
-          <w:p>
-            <w:r>
-              <w:t>100%</w:t>
+            <w:tcW w:type="dxa" w:w="4561"/>
+          </w:tcPr>
+          <w:p>
+            <w:pPr>
+              <w:spacing w:before="0" w:after="0" w:line="276" w:lineRule="auto"/>
+            </w:pPr>
+            <w:r>
+              <w:rPr>
+                <w:rFonts w:ascii="Times New Roman" w:hAnsi="Times New Roman"/>
+                <w:sz w:val="24"/>
+              </w:rPr>
+              <w:t>Chat API</w:t>
+            </w:r>
+          </w:p>
+        </w:tc>
+        <w:tc>
+          <w:tcPr>
+            <w:tcW w:type="dxa" w:w="4561"/>
+          </w:tcPr>
+          <w:p>
+            <w:pPr>
+              <w:spacing w:before="0" w:after="0" w:line="276" w:lineRule="auto"/>
+            </w:pPr>
+            <w:r>
+              <w:rPr>
+                <w:rFonts w:ascii="Times New Roman" w:hAnsi="Times New Roman"/>
+                <w:sz w:val="24"/>
+              </w:rPr>
+              <w:t>Xác thực user, nhận message/session/context và bổ sung dữ liệu venue đáng tin cậy.</w:t>
             </w:r>
           </w:p>
         </w:tc>
@@ -25424,41 +24438,35 @@
       <w:tr>
         <w:tc>
           <w:tcPr>
-            <w:tcW w:w="0" w:type="auto"/>
-          </w:tcPr>
-          <w:p>
-            <w:r>
-              <w:t>Định tuyến ý định (từ khóa)</w:t>
-            </w:r>
-          </w:p>
-        </w:tc>
-        <w:tc>
-          <w:tcPr>
-            <w:tcW w:w="0" w:type="auto"/>
-          </w:tcPr>
-          <w:p>
-            <w:r>
-              <w:t>200-500 ms</w:t>
-            </w:r>
-          </w:p>
-        </w:tc>
-        <w:tc>
-          <w:tcPr>
-            <w:tcW w:w="0" w:type="auto"/>
-          </w:tcPr>
-          <w:p>
-            <w:r>
-              <w:t>~0 ms</w:t>
-            </w:r>
-          </w:p>
-        </w:tc>
-        <w:tc>
-          <w:tcPr>
-            <w:tcW w:w="0" w:type="auto"/>
-          </w:tcPr>
-          <w:p>
-            <w:r>
-              <w:t>100%</w:t>
+            <w:tcW w:type="dxa" w:w="4561"/>
+          </w:tcPr>
+          <w:p>
+            <w:pPr>
+              <w:spacing w:before="0" w:after="0" w:line="276" w:lineRule="auto"/>
+            </w:pPr>
+            <w:r>
+              <w:rPr>
+                <w:rFonts w:ascii="Times New Roman" w:hAnsi="Times New Roman"/>
+                <w:sz w:val="24"/>
+              </w:rPr>
+              <w:t>ChatService</w:t>
+            </w:r>
+          </w:p>
+        </w:tc>
+        <w:tc>
+          <w:tcPr>
+            <w:tcW w:type="dxa" w:w="4561"/>
+          </w:tcPr>
+          <w:p>
+            <w:pPr>
+              <w:spacing w:before="0" w:after="0" w:line="276" w:lineRule="auto"/>
+            </w:pPr>
+            <w:r>
+              <w:rPr>
+                <w:rFonts w:ascii="Times New Roman" w:hAnsi="Times New Roman"/>
+                <w:sz w:val="24"/>
+              </w:rPr>
+              <w:t>Quản lý lịch sử Redis, enrich message, gắn ContextVar và trả text/metadata.</w:t>
             </w:r>
           </w:p>
         </w:tc>
@@ -25466,41 +24474,35 @@
       <w:tr>
         <w:tc>
           <w:tcPr>
-            <w:tcW w:w="0" w:type="auto"/>
-          </w:tcPr>
-          <w:p>
-            <w:r>
-              <w:t>Định tuyến ý định (embedding)</w:t>
-            </w:r>
-          </w:p>
-        </w:tc>
-        <w:tc>
-          <w:tcPr>
-            <w:tcW w:w="0" w:type="auto"/>
-          </w:tcPr>
-          <w:p>
-            <w:r>
-              <w:t>200-500 ms</w:t>
-            </w:r>
-          </w:p>
-        </w:tc>
-        <w:tc>
-          <w:tcPr>
-            <w:tcW w:w="0" w:type="auto"/>
-          </w:tcPr>
-          <w:p>
-            <w:r>
-              <w:t>100-300 ms</w:t>
-            </w:r>
-          </w:p>
-        </w:tc>
-        <w:tc>
-          <w:tcPr>
-            <w:tcW w:w="0" w:type="auto"/>
-          </w:tcPr>
-          <w:p>
-            <w:r>
-              <w:t>50%</w:t>
+            <w:tcW w:type="dxa" w:w="4561"/>
+          </w:tcPr>
+          <w:p>
+            <w:pPr>
+              <w:spacing w:before="0" w:after="0" w:line="276" w:lineRule="auto"/>
+            </w:pPr>
+            <w:r>
+              <w:rPr>
+                <w:rFonts w:ascii="Times New Roman" w:hAnsi="Times New Roman"/>
+                <w:sz w:val="24"/>
+              </w:rPr>
+              <w:t>IntentRouter</w:t>
+            </w:r>
+          </w:p>
+        </w:tc>
+        <w:tc>
+          <w:tcPr>
+            <w:tcW w:type="dxa" w:w="4561"/>
+          </w:tcPr>
+          <w:p>
+            <w:pPr>
+              <w:spacing w:before="0" w:after="0" w:line="276" w:lineRule="auto"/>
+            </w:pPr>
+            <w:r>
+              <w:rPr>
+                <w:rFonts w:ascii="Times New Roman" w:hAnsi="Times New Roman"/>
+                <w:sz w:val="24"/>
+              </w:rPr>
+              <w:t>Tối ưu trước LLM bằng cache, keyword và cosine similarity của embedding.</w:t>
             </w:r>
           </w:p>
         </w:tc>
@@ -25508,41 +24510,35 @@
       <w:tr>
         <w:tc>
           <w:tcPr>
-            <w:tcW w:w="0" w:type="auto"/>
-          </w:tcPr>
-          <w:p>
-            <w:r>
-              <w:t>Thời gian nhận token đầu tiên</w:t>
-            </w:r>
-          </w:p>
-        </w:tc>
-        <w:tc>
-          <w:tcPr>
-            <w:tcW w:w="0" w:type="auto"/>
-          </w:tcPr>
-          <w:p>
-            <w:r>
-              <w:t>2-5 giây</w:t>
-            </w:r>
-          </w:p>
-        </w:tc>
-        <w:tc>
-          <w:tcPr>
-            <w:tcW w:w="0" w:type="auto"/>
-          </w:tcPr>
-          <w:p>
-            <w:r>
-              <w:t>0,3-1 giây</w:t>
-            </w:r>
-          </w:p>
-        </w:tc>
-        <w:tc>
-          <w:tcPr>
-            <w:tcW w:w="0" w:type="auto"/>
-          </w:tcPr>
-          <w:p>
-            <w:r>
-              <w:t>80%</w:t>
+            <w:tcW w:type="dxa" w:w="4561"/>
+          </w:tcPr>
+          <w:p>
+            <w:pPr>
+              <w:spacing w:before="0" w:after="0" w:line="276" w:lineRule="auto"/>
+            </w:pPr>
+            <w:r>
+              <w:rPr>
+                <w:rFonts w:ascii="Times New Roman" w:hAnsi="Times New Roman"/>
+                <w:sz w:val="24"/>
+              </w:rPr>
+              <w:t>VenueAgent</w:t>
+            </w:r>
+          </w:p>
+        </w:tc>
+        <w:tc>
+          <w:tcPr>
+            <w:tcW w:type="dxa" w:w="4561"/>
+          </w:tcPr>
+          <w:p>
+            <w:pPr>
+              <w:spacing w:before="0" w:after="0" w:line="276" w:lineRule="auto"/>
+            </w:pPr>
+            <w:r>
+              <w:rPr>
+                <w:rFonts w:ascii="Times New Roman" w:hAnsi="Times New Roman"/>
+                <w:sz w:val="24"/>
+              </w:rPr>
+              <w:t>Khởi tạo LLM, prompt, AgentExecutor, tool registry và cơ chế fallback.</w:t>
             </w:r>
           </w:p>
         </w:tc>
@@ -25550,41 +24546,35 @@
       <w:tr>
         <w:tc>
           <w:tcPr>
-            <w:tcW w:w="0" w:type="auto"/>
-          </w:tcPr>
-          <w:p>
-            <w:r>
-              <w:t>Khả năng duy trì ngữ cảnh</w:t>
-            </w:r>
-          </w:p>
-        </w:tc>
-        <w:tc>
-          <w:tcPr>
-            <w:tcW w:w="0" w:type="auto"/>
-          </w:tcPr>
-          <w:p>
-            <w:r>
-              <w:t>Mất</w:t>
-            </w:r>
-          </w:p>
-        </w:tc>
-        <w:tc>
-          <w:tcPr>
-            <w:tcW w:w="0" w:type="auto"/>
-          </w:tcPr>
-          <w:p>
-            <w:r>
-              <w:t>Giữ nguyên</w:t>
-            </w:r>
-          </w:p>
-        </w:tc>
-        <w:tc>
-          <w:tcPr>
-            <w:tcW w:w="0" w:type="auto"/>
-          </w:tcPr>
-          <w:p>
-            <w:r>
-              <w:t>100%</w:t>
+            <w:tcW w:type="dxa" w:w="4561"/>
+          </w:tcPr>
+          <w:p>
+            <w:pPr>
+              <w:spacing w:before="0" w:after="0" w:line="276" w:lineRule="auto"/>
+            </w:pPr>
+            <w:r>
+              <w:rPr>
+                <w:rFonts w:ascii="Times New Roman" w:hAnsi="Times New Roman"/>
+                <w:sz w:val="24"/>
+              </w:rPr>
+              <w:t>AgentExecutor</w:t>
+            </w:r>
+          </w:p>
+        </w:tc>
+        <w:tc>
+          <w:tcPr>
+            <w:tcW w:type="dxa" w:w="4561"/>
+          </w:tcPr>
+          <w:p>
+            <w:pPr>
+              <w:spacing w:before="0" w:after="0" w:line="276" w:lineRule="auto"/>
+            </w:pPr>
+            <w:r>
+              <w:rPr>
+                <w:rFonts w:ascii="Times New Roman" w:hAnsi="Times New Roman"/>
+                <w:sz w:val="24"/>
+              </w:rPr>
+              <w:t>Điều khiển vòng lặp LLM -&gt; function call -&gt; tool result -&gt; LLM.</w:t>
             </w:r>
           </w:p>
         </w:tc>
@@ -25592,550 +24582,486 @@
       <w:tr>
         <w:tc>
           <w:tcPr>
-            <w:tcW w:w="0" w:type="auto"/>
-          </w:tcPr>
-          <w:p>
-            <w:r>
-              <w:t>Độ chính xác giá sân</w:t>
-            </w:r>
-          </w:p>
-        </w:tc>
-        <w:tc>
-          <w:tcPr>
-            <w:tcW w:w="0" w:type="auto"/>
-          </w:tcPr>
-          <w:p>
-            <w:r>
-              <w:t>Tự tạo giá</w:t>
-            </w:r>
-          </w:p>
-        </w:tc>
-        <w:tc>
-          <w:tcPr>
-            <w:tcW w:w="0" w:type="auto"/>
-          </w:tcPr>
-          <w:p>
-            <w:r>
-              <w:t>Chính xác theo CSDL</w:t>
-            </w:r>
-          </w:p>
-        </w:tc>
-        <w:tc>
-          <w:tcPr>
-            <w:tcW w:w="0" w:type="auto"/>
-          </w:tcPr>
-          <w:p>
-            <w:r>
-              <w:t>100%</w:t>
+            <w:tcW w:type="dxa" w:w="4561"/>
+          </w:tcPr>
+          <w:p>
+            <w:pPr>
+              <w:spacing w:before="0" w:after="0" w:line="276" w:lineRule="auto"/>
+            </w:pPr>
+            <w:r>
+              <w:rPr>
+                <w:rFonts w:ascii="Times New Roman" w:hAnsi="Times New Roman"/>
+                <w:sz w:val="24"/>
+              </w:rPr>
+              <w:t>Tools</w:t>
+            </w:r>
+          </w:p>
+        </w:tc>
+        <w:tc>
+          <w:tcPr>
+            <w:tcW w:type="dxa" w:w="4561"/>
+          </w:tcPr>
+          <w:p>
+            <w:pPr>
+              <w:spacing w:before="0" w:after="0" w:line="276" w:lineRule="auto"/>
+            </w:pPr>
+            <w:r>
+              <w:rPr>
+                <w:rFonts w:ascii="Times New Roman" w:hAnsi="Times New Roman"/>
+                <w:sz w:val="24"/>
+              </w:rPr>
+              <w:t>Adapter có schema giữa LLM và service/repository của hệ thống.</w:t>
+            </w:r>
+          </w:p>
+        </w:tc>
+      </w:tr>
+      <w:tr>
+        <w:tc>
+          <w:tcPr>
+            <w:tcW w:type="dxa" w:w="4561"/>
+          </w:tcPr>
+          <w:p>
+            <w:pPr>
+              <w:spacing w:before="0" w:after="0" w:line="276" w:lineRule="auto"/>
+            </w:pPr>
+            <w:r>
+              <w:rPr>
+                <w:rFonts w:ascii="Times New Roman" w:hAnsi="Times New Roman"/>
+                <w:sz w:val="24"/>
+              </w:rPr>
+              <w:t>SimpleVenueAgent</w:t>
+            </w:r>
+          </w:p>
+        </w:tc>
+        <w:tc>
+          <w:tcPr>
+            <w:tcW w:type="dxa" w:w="4561"/>
+          </w:tcPr>
+          <w:p>
+            <w:pPr>
+              <w:spacing w:before="0" w:after="0" w:line="276" w:lineRule="auto"/>
+            </w:pPr>
+            <w:r>
+              <w:rPr>
+                <w:rFonts w:ascii="Times New Roman" w:hAnsi="Times New Roman"/>
+                <w:sz w:val="24"/>
+              </w:rPr>
+              <w:t>Fallback xác định khi không thể khởi tạo agent dùng LLM.</w:t>
+            </w:r>
+          </w:p>
+        </w:tc>
+      </w:tr>
+      <w:tr>
+        <w:tc>
+          <w:tcPr>
+            <w:tcW w:type="dxa" w:w="4561"/>
+          </w:tcPr>
+          <w:p>
+            <w:pPr>
+              <w:spacing w:before="0" w:after="0" w:line="276" w:lineRule="auto"/>
+            </w:pPr>
+            <w:r>
+              <w:rPr>
+                <w:rFonts w:ascii="Times New Roman" w:hAnsi="Times New Roman"/>
+                <w:sz w:val="24"/>
+              </w:rPr>
+              <w:t>Redis</w:t>
+            </w:r>
+          </w:p>
+        </w:tc>
+        <w:tc>
+          <w:tcPr>
+            <w:tcW w:type="dxa" w:w="4561"/>
+          </w:tcPr>
+          <w:p>
+            <w:pPr>
+              <w:spacing w:before="0" w:after="0" w:line="276" w:lineRule="auto"/>
+            </w:pPr>
+            <w:r>
+              <w:rPr>
+                <w:rFonts w:ascii="Times New Roman" w:hAnsi="Times New Roman"/>
+                <w:sz w:val="24"/>
+              </w:rPr>
+              <w:t>Lưu chat history, intent cache và cache kết quả Knowledge Graph.</w:t>
+            </w:r>
+          </w:p>
+        </w:tc>
+      </w:tr>
+      <w:tr>
+        <w:tc>
+          <w:tcPr>
+            <w:tcW w:type="dxa" w:w="4561"/>
+          </w:tcPr>
+          <w:p>
+            <w:pPr>
+              <w:spacing w:before="0" w:after="0" w:line="276" w:lineRule="auto"/>
+            </w:pPr>
+            <w:r>
+              <w:rPr>
+                <w:rFonts w:ascii="Times New Roman" w:hAnsi="Times New Roman"/>
+                <w:sz w:val="24"/>
+              </w:rPr>
+              <w:t>PostgreSQL/Neo4j</w:t>
+            </w:r>
+          </w:p>
+        </w:tc>
+        <w:tc>
+          <w:tcPr>
+            <w:tcW w:type="dxa" w:w="4561"/>
+          </w:tcPr>
+          <w:p>
+            <w:pPr>
+              <w:spacing w:before="0" w:after="0" w:line="276" w:lineRule="auto"/>
+            </w:pPr>
+            <w:r>
+              <w:rPr>
+                <w:rFonts w:ascii="Times New Roman" w:hAnsi="Times New Roman"/>
+                <w:sz w:val="24"/>
+              </w:rPr>
+              <w:t>Nguồn dữ liệu nghiệp vụ động và nguồn tri thức thể thao.</w:t>
             </w:r>
           </w:p>
         </w:tc>
       </w:tr>
     </w:tbl>
     <w:p>
-      <w:r>
-        <w:t>Cơ chế dự phòng cố định (Google -&gt; MiMo)</w:t>
-      </w:r>
-    </w:p>
-    <w:p>
-      <w:r>
-        <w:t>Vấn đề: API Google Gemini bị giới hạn tần suất khi có nhiều yêu cầu liên tục.</w:t>
-      </w:r>
-    </w:p>
-    <w:p>
-      <w:r>
-        <w:rPr>
+      <w:pPr>
+        <w:spacing w:before="0" w:after="0" w:line="360" w:lineRule="auto"/>
+      </w:pPr>
+      <w:r>
+        <w:rPr>
+          <w:rFonts w:ascii="Times New Roman" w:hAnsi="Times New Roman"/>
           <w:b/>
-        </w:rPr>
-        <w:t>Giải pháp: triển khai cơ chế "Sticky Fallback"; khi đã chuyển sang mô hình dự phòng, hệ thống duy trì mô hình đó trong 24 giờ:</w:t>
-      </w:r>
-    </w:p>
-    <w:p>
-      <w:r>
-        <w:t>- Khi mô hình chính (Google) gặp lỗi -&gt; kích hoạt mô hình dự phòng (MiMo)</w:t>
-      </w:r>
-    </w:p>
-    <w:p>
-      <w:r>
-        <w:t>- Ghi nhớ thời điểm chuyển sang mô hình dự phòng</w:t>
-      </w:r>
-    </w:p>
-    <w:p>
-      <w:r>
-        <w:t>- Trong 24 giờ tiếp theo -&gt; luôn sử dụng MiMo, không kiểm tra Google</w:t>
-      </w:r>
-    </w:p>
-    <w:p>
-      <w:r>
-        <w:t>- Sau 24 giờ -&gt; thử sử dụng Google trở lại</w:t>
-      </w:r>
-    </w:p>
-    <w:p>
-      <w:r>
-        <w:t>Khắc phục lỗi widget thanh toán không hiển thị</w:t>
-      </w:r>
-    </w:p>
-    <w:p>
-      <w:r>
-        <w:t>Vấn đề:</w:t>
-      </w:r>
-    </w:p>
-    <w:p>
-      <w:r>
-        <w:t>Sau khi đặt sân hoặc đặt đồ ăn thành công, widget thanh toán (OrderCard) không hiển thị trong chat.</w:t>
-      </w:r>
-    </w:p>
-    <w:p>
-      <w:r>
-        <w:t>Giải pháp:</w:t>
-      </w:r>
-    </w:p>
-    <w:p>
-      <w:r>
-        <w:rPr>
+          <w:sz w:val="26"/>
+        </w:rPr>
+        <w:t>D. Cơ chế Function Calling ở mức kỹ thuật</w:t>
+      </w:r>
+    </w:p>
+    <w:p>
+      <w:pPr>
+        <w:spacing w:before="0" w:after="0" w:line="360" w:lineRule="auto"/>
+      </w:pPr>
+      <w:r>
+        <w:rPr>
+          <w:rFonts w:ascii="Times New Roman" w:hAnsi="Times New Roman"/>
+          <w:b w:val="0"/>
+          <w:sz w:val="26"/>
+        </w:rPr>
+        <w:t>Mỗi tool được khai báo bằng decorator @tool của LangChain. Từ tên hàm, type hint, tham số và docstring, LangChain tạo mô tả công cụ cùng JSON schema gửi cho LLM. Ví dụ, book_court yêu cầu court_type, court_number, start_time, end_time và notes. Khi hiểu rằng người dùng đã cung cấp đủ dữ kiện, LLM không trả một câu xác nhận giả mà phát sinh một function call có cấu trúc. AgentExecutor nhận function call, ánh xạ tên tool sang hàm Python tương ứng, truyền arguments, chờ kết quả bất đồng bộ và đưa kết quả về lại LLM dưới dạng observation.</w:t>
+      </w:r>
+    </w:p>
+    <w:p>
+      <w:pPr>
+        <w:spacing w:before="0" w:after="0" w:line="360" w:lineRule="auto"/>
+      </w:pPr>
+      <w:r>
+        <w:rPr>
+          <w:rFonts w:ascii="Times New Roman" w:hAnsi="Times New Roman"/>
+          <w:b w:val="0"/>
+          <w:sz w:val="26"/>
+        </w:rPr>
+        <w:t>Sau khi nhận observation, LLM tổng hợp câu trả lời cuối cùng bằng tiếng Việt. Cách làm này tách rõ hai loại đầu ra: văn bản hội thoại do LLM sinh và trạng thái nghiệp vụ do code xác định. AgentExecutor được cấu hình handle_parsing_errors=True để tiếp tục xử lý khi model trả sai định dạng, return_intermediate_steps=True để ghi nhận tools_used, và max_iterations=5 để tránh vòng lặp gọi tool không giới hạn.</w:t>
+      </w:r>
+    </w:p>
+    <w:p>
+      <w:pPr>
+        <w:spacing w:before="0" w:after="0" w:line="360" w:lineRule="auto"/>
+      </w:pPr>
+      <w:r>
+        <w:rPr>
+          <w:rFonts w:ascii="Times New Roman" w:hAnsi="Times New Roman"/>
           <w:b/>
-        </w:rPr>
-        <w:t>A. Backend trả metadata:</w:t>
-      </w:r>
-    </w:p>
-    <w:p>
-      <w:r>
-        <w:t>Sau khi stream phản hồi văn bản, backend trả metadata dạng JSON: "__METADATA__:{type: booking, id: ..., total_price: 160000}"</w:t>
-      </w:r>
-    </w:p>
-    <w:p>
-      <w:r>
-        <w:rPr>
+          <w:sz w:val="26"/>
+        </w:rPr>
+        <w:t>D.1. Đăng ký function và tạo schema</w:t>
+      </w:r>
+    </w:p>
+    <w:p>
+      <w:pPr>
+        <w:spacing w:before="0" w:after="0" w:line="360" w:lineRule="auto"/>
+      </w:pPr>
+      <w:r>
+        <w:rPr>
+          <w:rFonts w:ascii="Times New Roman" w:hAnsi="Times New Roman"/>
+          <w:b w:val="0"/>
+          <w:sz w:val="26"/>
+        </w:rPr>
+        <w:t>Tại thời điểm startup, backend tạo VenueAgent và truyền danh sách Python function đã được bọc thành LangChain tool. create_tool_calling_agent kết hợp LLM, danh sách tool và ChatPromptTemplate. Tool schema được suy ra từ chữ ký hàm. Ví dụ chữ ký book_court(court_type: str, court_number: int, start_time: str, end_time: str, notes: str = '') trở thành một object schema trong đó bốn trường đầu là dữ liệu quan trọng cho thao tác đặt sân. Docstring mô tả ý nghĩa, miền giá trị và định dạng ISO 8601; LLM dùng chính mô tả này để biết khi nào gọi tool và cách tạo arguments.</w:t>
+      </w:r>
+    </w:p>
+    <w:p>
+      <w:pPr>
+        <w:spacing w:before="0" w:after="0" w:line="360" w:lineRule="auto"/>
+      </w:pPr>
+      <w:r>
+        <w:rPr>
+          <w:rFonts w:ascii="Times New Roman" w:hAnsi="Times New Roman"/>
           <w:b/>
-        </w:rPr>
-        <w:t>B. Frontend phân tích metadata:</w:t>
-      </w:r>
-    </w:p>
-    <w:p>
-      <w:r>
-        <w:t>Frontend nhận metadata từ stream và gán vào ChatMessage.metadata. Widget OrderCard hiển thị khi metadata != null.</w:t>
-      </w:r>
-    </w:p>
-    <w:p>
-      <w:r>
-        <w:rPr>
+          <w:sz w:val="26"/>
+        </w:rPr>
+        <w:t>D.2. Dạng dữ liệu mà LLM phát sinh</w:t>
+      </w:r>
+    </w:p>
+    <w:p>
+      <w:pPr>
+        <w:spacing w:before="0" w:after="0" w:line="360" w:lineRule="auto"/>
+      </w:pPr>
+      <w:r>
+        <w:rPr>
+          <w:rFonts w:ascii="Times New Roman" w:hAnsi="Times New Roman"/>
+          <w:b w:val="0"/>
+          <w:sz w:val="26"/>
+        </w:rPr>
+        <w:t>Function Calling không có nghĩa là LLM tự chạy hàm. LLM chỉ trả về một yêu cầu có cấu trúc trong AIMessage.tool_calls. Về mặt logic, một yêu cầu đặt sân có dạng:</w:t>
+      </w:r>
+    </w:p>
+    <w:p>
+      <w:pPr>
+        <w:spacing w:before="0" w:after="0" w:line="360" w:lineRule="auto"/>
+      </w:pPr>
+      <w:r>
+        <w:rPr>
+          <w:rFonts w:ascii="Times New Roman" w:hAnsi="Times New Roman"/>
           <w:b/>
-        </w:rPr>
-        <w:t>C. Xử lý việc tuần tự hóa Decimal:</w:t>
-      </w:r>
-    </w:p>
-    <w:p>
-      <w:r>
-        <w:t>PostgreSQL trả về Decimal cho các trường số. Cần chuyển sang kiểu float trước khi tuần tự hóa JSON.</w:t>
-      </w:r>
-    </w:p>
-    <w:p>
-      <w:r>
-        <w:t>Khắc phục luồng đặt sân</w:t>
-      </w:r>
-    </w:p>
-    <w:p>
-      <w:r>
-        <w:t>Vấn đề: LLM hỏi lại thông tin đã có, không gọi công cụ đúng lúc.</w:t>
-      </w:r>
-    </w:p>
-    <w:p>
-      <w:r>
-        <w:rPr>
+          <w:sz w:val="26"/>
+        </w:rPr>
+        <w:t>Ví dụ dữ liệu function call (biểu diễn logic):</w:t>
+      </w:r>
+    </w:p>
+    <w:p>
+      <w:pPr>
+        <w:spacing w:before="40" w:after="120" w:line="276" w:lineRule="auto"/>
+        <w:shd w:fill="F5F5F5" w:val="clear"/>
+      </w:pPr>
+      <w:r>
+        <w:rPr>
+          <w:rFonts w:ascii="Consolas" w:hAnsi="Consolas"/>
+          <w:sz w:val="18"/>
+        </w:rPr>
+        <w:t>{</w:t>
+        <w:br/>
+        <w:t xml:space="preserve">  "name": "book_court",</w:t>
+        <w:br/>
+        <w:t xml:space="preserve">  "args": {</w:t>
+        <w:br/>
+        <w:t xml:space="preserve">    "court_type": "billiards",</w:t>
+        <w:br/>
+        <w:t xml:space="preserve">    "court_number": 1,</w:t>
+        <w:br/>
+        <w:t xml:space="preserve">    "start_time": "2026-06-14T20:00:00",</w:t>
+        <w:br/>
+        <w:t xml:space="preserve">    "end_time": "2026-06-14T22:00:00",</w:t>
+        <w:br/>
+        <w:t xml:space="preserve">    "notes": ""</w:t>
+        <w:br/>
+        <w:t xml:space="preserve">  }</w:t>
+        <w:br/>
+        <w:t>}</w:t>
+      </w:r>
+    </w:p>
+    <w:p>
+      <w:pPr>
+        <w:spacing w:before="0" w:after="0" w:line="360" w:lineRule="auto"/>
+      </w:pPr>
+      <w:r>
+        <w:rPr>
+          <w:rFonts w:ascii="Times New Roman" w:hAnsi="Times New Roman"/>
+          <w:b w:val="0"/>
+          <w:sz w:val="26"/>
+        </w:rPr>
+        <w:t>Đây là dữ liệu điều khiển nội bộ, không phải nội dung hiển thị cho người dùng. AgentExecutor đọc trường name, tìm tool cùng tên trong registry và truyền args vào hàm Python. LLM không gọi trực tiếp REST API, không giữ database connection và không tự commit transaction.</w:t>
+      </w:r>
+    </w:p>
+    <w:p>
+      <w:pPr>
+        <w:spacing w:before="0" w:after="0" w:line="360" w:lineRule="auto"/>
+      </w:pPr>
+      <w:r>
+        <w:rPr>
+          <w:rFonts w:ascii="Times New Roman" w:hAnsi="Times New Roman"/>
           <w:b/>
-        </w:rPr>
-        <w:t>Giải pháp: cải thiện System Prompt với luồng đặt sân rõ ràng:</w:t>
-      </w:r>
-    </w:p>
-    <w:p>
-      <w:r>
-        <w:t>1. Loại sân (nếu chưa có trong ngữ cảnh)</w:t>
-      </w:r>
-    </w:p>
-    <w:p>
-      <w:r>
-        <w:t>2. Thời gian bắt đầu (giờ, ngày)</w:t>
-      </w:r>
-    </w:p>
-    <w:p>
-      <w:r>
-        <w:t>3. Thời lượng chơi (mấy tiếng)</w:t>
-      </w:r>
-    </w:p>
-    <w:p>
-      <w:r>
-        <w:t>4. Số bàn/sân (hoặc "bàn nào cũng được")</w:t>
-      </w:r>
-    </w:p>
-    <w:p>
-      <w:r>
-        <w:t>Khi đã có đủ thông tin -&gt; PHẢI gọi công cụ book_court NGAY. KHÔNG hỏi lại thông tin đã có.</w:t>
-      </w:r>
-    </w:p>
-    <w:p>
-      <w:r>
-        <w:t>Khắc phục lỗi mất ngữ cảnh giữa các lượt hội thoại</w:t>
-      </w:r>
-    </w:p>
-    <w:p>
-      <w:r>
-        <w:t>Vấn đề:</w:t>
-      </w:r>
-    </w:p>
-    <w:p>
-      <w:r>
-        <w:t>LLM hỏi lại thông tin đã có trong lượt trước:</w:t>
-      </w:r>
-    </w:p>
-    <w:p>
-      <w:r>
-        <w:t>- Lượt 1: "Đặt 1 bàn" -&gt; "Bạn muốn đặt lúc mấy giờ?"</w:t>
-      </w:r>
-    </w:p>
-    <w:p>
-      <w:r>
-        <w:t>- Lượt 2: "8h tối" -&gt; "Bạn muốn đặt lúc mấy giờ?" (lặp lại!)</w:t>
-      </w:r>
-    </w:p>
-    <w:p>
-      <w:r>
-        <w:t>Giải pháp:</w:t>
-      </w:r>
-    </w:p>
-    <w:p>
-      <w:r>
-        <w:rPr>
+          <w:sz w:val="26"/>
+        </w:rPr>
+        <w:t>D.3. Vòng lặp AgentExecutor</w:t>
+      </w:r>
+    </w:p>
+    <w:p>
+      <w:pPr>
+        <w:spacing w:before="0" w:after="0" w:line="360" w:lineRule="auto"/>
+      </w:pPr>
+      <w:r>
+        <w:rPr>
+          <w:rFonts w:ascii="Times New Roman" w:hAnsi="Times New Roman"/>
+          <w:b w:val="0"/>
+          <w:sz w:val="26"/>
+        </w:rPr>
+        <w:t>Bước 1 - Model invocation: AgentExecutor gửi system prompt, chat_history, input, tool schemas và agent_scratchpad đến LLM.</w:t>
+      </w:r>
+    </w:p>
+    <w:p>
+      <w:pPr>
+        <w:spacing w:before="0" w:after="0" w:line="360" w:lineRule="auto"/>
+      </w:pPr>
+      <w:r>
+        <w:rPr>
+          <w:rFonts w:ascii="Times New Roman" w:hAnsi="Times New Roman"/>
+          <w:b w:val="0"/>
+          <w:sz w:val="26"/>
+        </w:rPr>
+        <w:t>Bước 2 - Decision: LLM trả AgentFinish nếu có thể trả lời ngay, hoặc AgentAction/tool_call nếu cần hành động.</w:t>
+      </w:r>
+    </w:p>
+    <w:p>
+      <w:pPr>
+        <w:spacing w:before="0" w:after="0" w:line="360" w:lineRule="auto"/>
+      </w:pPr>
+      <w:r>
+        <w:rPr>
+          <w:rFonts w:ascii="Times New Roman" w:hAnsi="Times New Roman"/>
+          <w:b w:val="0"/>
+          <w:sz w:val="26"/>
+        </w:rPr>
+        <w:t>Bước 3 - Dispatch: AgentExecutor ánh xạ tên function sang tool object và invoke tool bất đồng bộ với arguments.</w:t>
+      </w:r>
+    </w:p>
+    <w:p>
+      <w:pPr>
+        <w:spacing w:before="0" w:after="0" w:line="360" w:lineRule="auto"/>
+      </w:pPr>
+      <w:r>
+        <w:rPr>
+          <w:rFonts w:ascii="Times New Roman" w:hAnsi="Times New Roman"/>
+          <w:b w:val="0"/>
+          <w:sz w:val="26"/>
+        </w:rPr>
+        <w:t>Bước 4 - Observation: Chuỗi kết quả hoặc lỗi từ tool được đóng gói thành tool message và thêm vào agent_scratchpad.</w:t>
+      </w:r>
+    </w:p>
+    <w:p>
+      <w:pPr>
+        <w:spacing w:before="0" w:after="0" w:line="360" w:lineRule="auto"/>
+      </w:pPr>
+      <w:r>
+        <w:rPr>
+          <w:rFonts w:ascii="Times New Roman" w:hAnsi="Times New Roman"/>
+          <w:b w:val="0"/>
+          <w:sz w:val="26"/>
+        </w:rPr>
+        <w:t>Bước 5 - Re-invocation: LLM được gọi lại với observation mới. Model có thể gọi thêm tool, hỏi người dùng hoặc tạo final answer.</w:t>
+      </w:r>
+    </w:p>
+    <w:p>
+      <w:pPr>
+        <w:spacing w:before="0" w:after="0" w:line="360" w:lineRule="auto"/>
+      </w:pPr>
+      <w:r>
+        <w:rPr>
+          <w:rFonts w:ascii="Times New Roman" w:hAnsi="Times New Roman"/>
+          <w:b w:val="0"/>
+          <w:sz w:val="26"/>
+        </w:rPr>
+        <w:t>Bước 6 - Termination: Vòng lặp kết thúc khi có AgentFinish, khi đạt max_iterations=5 hoặc khi lỗi được cơ chế parsing/fallback xử lý.</w:t>
+      </w:r>
+    </w:p>
+    <w:p>
+      <w:pPr>
+        <w:spacing w:before="0" w:after="0" w:line="360" w:lineRule="auto"/>
+      </w:pPr>
+      <w:r>
+        <w:rPr>
+          <w:rFonts w:ascii="Times New Roman" w:hAnsi="Times New Roman"/>
+          <w:b w:val="0"/>
+          <w:sz w:val="26"/>
+        </w:rPr>
+        <w:t>agent_scratchpad là bộ nhớ làm việc tạm thời của một lượt chạy agent. Nó chứa các action và observation đã xảy ra trong vòng lặp hiện tại để model không quên mình đã gọi function nào. Scratchpad khác với chat_history: chat_history tồn tại qua nhiều lượt trong Redis, còn scratchpad chỉ phục vụ quá trình xử lý một request.</w:t>
+      </w:r>
+    </w:p>
+    <w:p>
+      <w:pPr>
+        <w:spacing w:before="0" w:after="0" w:line="360" w:lineRule="auto"/>
+      </w:pPr>
+      <w:r>
+        <w:rPr>
+          <w:rFonts w:ascii="Times New Roman" w:hAnsi="Times New Roman"/>
           <w:b/>
-        </w:rPr>
-        <w:t>A. Lưu tin nhắn đã bổ sung ngữ cảnh vào lịch sử:</w:t>
-      </w:r>
-    </w:p>
-    <w:p>
-      <w:r>
-        <w:t>Thay vì lưu tin nhắn gốc, hệ thống lưu tin nhắn đã bổ sung ngữ cảnh vào lịch sử Redis.</w:t>
-      </w:r>
-    </w:p>
-    <w:p>
-      <w:r>
-        <w:rPr>
+          <w:sz w:val="26"/>
+        </w:rPr>
+        <w:t>D.4. Cách Agent chọn function</w:t>
+      </w:r>
+    </w:p>
+    <w:p>
+      <w:pPr>
+        <w:spacing w:before="0" w:after="0" w:line="360" w:lineRule="auto"/>
+      </w:pPr>
+      <w:r>
+        <w:rPr>
+          <w:rFonts w:ascii="Times New Roman" w:hAnsi="Times New Roman"/>
+          <w:b w:val="0"/>
+          <w:sz w:val="26"/>
+        </w:rPr>
+        <w:t>Việc chọn function không được thực hiện bằng câu lệnh if/else cố định cho từng ý định. LLM suy luận dựa trên bốn nguồn: system prompt, mô tả của từng tool, nội dung message hiện tại và chat history. IntentRouter chỉ là lớp tối ưu trước LLM; nó không thay thế cơ chế chọn tool. Với các yêu cầu nghiệp vụ, router trả None để chuyển tiếp cho VenueAgent. Ví dụ, từ câu 'Mai 8 giờ tối đặt cho tôi một bàn bida trong 2 tiếng', prompt yêu cầu model quy đổi 'mai' theo current_date/current_timezone, suy ra start_time/end_time và gọi book_court khi đã đủ dữ liệu.</w:t>
+      </w:r>
+    </w:p>
+    <w:p>
+      <w:pPr>
+        <w:spacing w:before="0" w:after="0" w:line="360" w:lineRule="auto"/>
+      </w:pPr>
+      <w:r>
+        <w:rPr>
+          <w:rFonts w:ascii="Times New Roman" w:hAnsi="Times New Roman"/>
           <w:b/>
-        </w:rPr>
-        <w:t>B. Duy trì session ID:</w:t>
-      </w:r>
-    </w:p>
-    <w:p>
-      <w:r>
-        <w:t>Backend gửi session_id cho frontend ngay khi bắt đầu stream. Frontend lưu session_id và sử dụng cho các tin nhắn tiếp theo.</w:t>
-      </w:r>
-    </w:p>
-    <w:p>
-      <w:r>
-        <w:t>Khắc phục việc LLM tự tạo giá sân thể thao</w:t>
-      </w:r>
-    </w:p>
-    <w:p>
-      <w:r>
-        <w:t>Vấn đề:</w:t>
-      </w:r>
-    </w:p>
-    <w:p>
-      <w:r>
-        <w:t>Khi người dùng hỏi về giá thuê sân, LLM tạo ra giá không chính xác thay vì lấy từ cơ sở dữ liệu.</w:t>
-      </w:r>
-    </w:p>
-    <w:p>
-      <w:r>
-        <w:rPr>
-          <w:b/>
-        </w:rPr>
-        <w:t>Ví dụ:</w:t>
-      </w:r>
-    </w:p>
-    <w:p>
-      <w:r>
-        <w:t>- Giá thực tế trong cơ sở dữ liệu: 100.000 VND/giờ (cầu lông)</w:t>
-      </w:r>
-    </w:p>
-    <w:p>
-      <w:r>
-        <w:t>- LLM trả lời: 60.000 VND/giờ (tự tạo giá)</w:t>
-      </w:r>
-    </w:p>
-    <w:p>
-      <w:r>
-        <w:t>Nguyên nhân:</w:t>
-      </w:r>
-    </w:p>
-    <w:p>
-      <w:r>
-        <w:t>LLM không có công cụ nào để truy vấn giá sân từ cơ sở dữ liệu. Khi không có thông tin trong ngữ cảnh, LLM "hallucinate" (tự tạo thông tin).</w:t>
-      </w:r>
-    </w:p>
-    <w:p>
-      <w:r>
-        <w:t>Giải pháp:</w:t>
-      </w:r>
-    </w:p>
-    <w:p>
-      <w:r>
-        <w:rPr>
-          <w:b/>
-        </w:rPr>
-        <w:t>A. Bổ sung giá từ cơ sở dữ liệu vào ngữ cảnh:</w:t>
-      </w:r>
-    </w:p>
-    <w:p>
-      <w:r>
-        <w:t>Khi người dùng chọn địa điểm, hệ thống tự động truy vấn giá của tất cả loại sân từ bảng service_resources và bổ sung vào ngữ cảnh.</w:t>
-      </w:r>
-    </w:p>
-    <w:p>
-      <w:r>
-        <w:rPr>
-          <w:b/>
-        </w:rPr>
-        <w:t>B. Cấm tự tạo giá trong System Prompt:</w:t>
-      </w:r>
-    </w:p>
-    <w:p>
-      <w:r>
-        <w:t>Thêm quy tắc: "TUYỆT ĐỐI KHÔNG tự tạo giá, giờ mở cửa hay bất kỳ số liệu nào."</w:t>
-      </w:r>
-    </w:p>
-    <w:p>
-      <w:r>
-        <w:rPr>
-          <w:b/>
-        </w:rPr>
-        <w:t>C. Không cache giá sân:</w:t>
-      </w:r>
-    </w:p>
-    <w:p>
-      <w:r>
-        <w:t>Giá sân có thể thay đổi. Hệ thống nhận diện truy vấn động (chứa "giá", "bao nhiêu") và bỏ qua cache.</w:t>
-      </w:r>
-    </w:p>
-    <w:p>
-      <w:r>
-        <w:t>Tối ưu tốc độ truy vấn</w:t>
-      </w:r>
-    </w:p>
-    <w:p>
-      <w:r>
-        <w:t>Vấn đề:</w:t>
-      </w:r>
-    </w:p>
-    <w:p>
-      <w:r>
-        <w:t>Mỗi tin nhắn người dùng gửi đến hệ thống đều phải trải qua nhiều bước xử lý:</w:t>
-      </w:r>
-    </w:p>
-    <w:p>
-      <w:r>
-        <w:t>- Gọi API embedding để phân loại ý định (200-500 ms)</w:t>
-      </w:r>
-    </w:p>
-    <w:p>
-      <w:r>
-        <w:t>- Gọi LLM để sinh câu trả lời (1-5 giây)</w:t>
-      </w:r>
-    </w:p>
-    <w:p>
-      <w:r>
-        <w:t>- Truy vấn cơ sở dữ liệu để lấy thông tin (50-200 ms)</w:t>
-      </w:r>
-    </w:p>
-    <w:p>
-      <w:r>
-        <w:t>Tổng thời gian chờ có thể lên đến 5-6 giây, gây trải nghiệm kém cho người dùng.</w:t>
-      </w:r>
-    </w:p>
-    <w:p>
-      <w:r>
-        <w:t>Giải pháp A: lưu cache kết quả định tuyến ý định trong Redis</w:t>
-      </w:r>
-    </w:p>
-    <w:p>
-      <w:r>
-        <w:t>Hệ thống sử dụng Redis để lưu cache kết quả phân loại ý định. Khi người dùng gửi tin nhắn trùng lặp hoặc tương tự, hệ thống trả về kết quả đã lưu ngay lập tức mà không cần gọi API embedding.</w:t>
-      </w:r>
-    </w:p>
-    <w:p>
-      <w:r>
-        <w:rPr>
-          <w:b/>
-        </w:rPr>
-        <w:t>Cài đặt kỹ thuật:</w:t>
-      </w:r>
-    </w:p>
-    <w:p>
-      <w:r>
-        <w:t>- Khóa: mã băm SHA256 của tin nhắn (đã chuẩn hóa)</w:t>
-      </w:r>
-    </w:p>
-    <w:p>
-      <w:r>
-        <w:t>- Giá trị: kết quả ý định (hoặc "__NONE__" nếu chuyển tiếp sang LLM)</w:t>
-      </w:r>
-    </w:p>
-    <w:p>
-      <w:r>
-        <w:t>- TTL: 600 giây (10 phút)</w:t>
-      </w:r>
-    </w:p>
-    <w:p>
-      <w:r>
-        <w:t>- Bỏ qua cache đối với các truy vấn động (giá, giờ mở cửa, khuyến mãi)</w:t>
-      </w:r>
-    </w:p>
-    <w:p>
-      <w:r>
-        <w:t>Kết quả: giảm độ trễ từ 200-500 ms xuống gần 0 ms đối với tin nhắn đã lưu cache.</w:t>
-      </w:r>
-    </w:p>
-    <w:p>
-      <w:r>
-        <w:t>Giải pháp B: định tuyến ưu tiên từ khóa (Keyword-First Routing)</w:t>
-      </w:r>
-    </w:p>
-    <w:p>
-      <w:r>
-        <w:t>Thay vì gọi API embedding cho mỗi tin nhắn, hệ thống thử so khớp từ khóa trước. Chỉ khi không tìm thấy kết quả rõ ràng, hệ thống mới gọi API embedding.</w:t>
-      </w:r>
-    </w:p>
-    <w:p>
-      <w:r>
-        <w:rPr>
-          <w:b/>
-        </w:rPr>
-        <w:t>Quy trình:</w:t>
-      </w:r>
-    </w:p>
-    <w:p>
-      <w:r>
-        <w:t>1. Kiểm tra cache Redis</w:t>
-      </w:r>
-    </w:p>
-    <w:p>
-      <w:r>
-        <w:t>2. So khớp từ khóa (không cần gọi API)</w:t>
-      </w:r>
-    </w:p>
-    <w:p>
-      <w:r>
-        <w:t>3. Nếu kết quả không rõ ràng -&gt; gọi API embedding</w:t>
-      </w:r>
-    </w:p>
-    <w:p>
-      <w:r>
-        <w:t>Kết quả: giảm số lần gọi API embedding từ 100% xuống khoảng 20%.</w:t>
-      </w:r>
-    </w:p>
-    <w:p>
-      <w:r>
-        <w:t>Giải pháp C: phản hồi dạng luồng (Streaming Response)</w:t>
-      </w:r>
-    </w:p>
-    <w:p>
-      <w:r>
-        <w:t>Thay vì chờ toàn bộ câu trả lời hoàn tất, hệ thống truyền từng phần văn bản ngay khi LLM bắt đầu sinh nội dung.</w:t>
-      </w:r>
-    </w:p>
-    <w:p>
-      <w:r>
-        <w:rPr>
-          <w:b/>
-        </w:rPr>
-        <w:t>Cài đặt kỹ thuật:</w:t>
-      </w:r>
-    </w:p>
-    <w:p>
-      <w:r>
-        <w:t>- Backend: sử dụng Server-Sent Events (SSE) với FastAPI StreamingResponse</w:t>
-      </w:r>
-    </w:p>
-    <w:p>
-      <w:r>
-        <w:t>- Frontend: sử dụng Dart Stream để nhận và hiển thị từng đoạn dữ liệu</w:t>
-      </w:r>
-    </w:p>
-    <w:p>
-      <w:r>
-        <w:t>Kết quả: người dùng thấy văn bản xuất hiện sau 0,3-1 giây thay vì chờ 2-5 giây.</w:t>
-      </w:r>
-    </w:p>
-    <w:p>
-      <w:r>
-        <w:t>Giải pháp D: giảm số lượng câu mẫu (Exemplar Phrases)</w:t>
-      </w:r>
-    </w:p>
-    <w:p>
-      <w:r>
-        <w:t>Intent Router sử dụng các câu mẫu để so sánh vector embedding. Số lượng câu mẫu càng nhiều, thời gian tính toán càng lâu.</w:t>
+          <w:sz w:val="26"/>
+        </w:rPr>
+        <w:t>D.5. Các tầng kiểm tra trước khi thay đổi dữ liệu</w:t>
       </w:r>
     </w:p>
     <w:tbl>
       <w:tblPr>
         <w:tblStyle w:val="TableGrid"/>
-        <w:tblW w:w="0" w:type="auto"/>
-        <w:tblLook w:val="04A0" w:firstRow="1" w:lastRow="0" w:firstColumn="1" w:lastColumn="0" w:noHBand="0" w:noVBand="1"/>
+        <w:tblW w:type="auto" w:w="0"/>
+        <w:jc w:val="center"/>
+        <w:tblLook w:firstColumn="1" w:firstRow="1" w:lastColumn="0" w:lastRow="0" w:noHBand="0" w:noVBand="1" w:val="04A0"/>
       </w:tblPr>
       <w:tblGrid>
-        <w:gridCol w:w="1603"/>
-        <w:gridCol w:w="895"/>
-        <w:gridCol w:w="636"/>
-        <w:gridCol w:w="838"/>
+        <w:gridCol w:w="4561"/>
+        <w:gridCol w:w="4561"/>
       </w:tblGrid>
       <w:tr>
         <w:tc>
           <w:tcPr>
-            <w:tcW w:w="0" w:type="auto"/>
-          </w:tcPr>
-          <w:p>
-            <w:r>
-              <w:rPr>
+            <w:tcW w:type="dxa" w:w="4561"/>
+            <w:shd w:fill="D9E2F3" w:val="clear"/>
+          </w:tcPr>
+          <w:p>
+            <w:pPr>
+              <w:spacing w:before="0" w:after="0" w:line="276" w:lineRule="auto"/>
+            </w:pPr>
+            <w:r>
+              <w:rPr>
+                <w:rFonts w:ascii="Times New Roman" w:hAnsi="Times New Roman"/>
                 <w:b/>
-              </w:rPr>
-              <w:t>Loại</w:t>
-            </w:r>
-          </w:p>
-        </w:tc>
-        <w:tc>
-          <w:tcPr>
-            <w:tcW w:w="0" w:type="auto"/>
-          </w:tcPr>
-          <w:p>
-            <w:r>
-              <w:rPr>
+                <w:sz w:val="24"/>
+              </w:rPr>
+              <w:t>Tầng</w:t>
+            </w:r>
+          </w:p>
+        </w:tc>
+        <w:tc>
+          <w:tcPr>
+            <w:tcW w:type="dxa" w:w="4561"/>
+            <w:shd w:fill="D9E2F3" w:val="clear"/>
+          </w:tcPr>
+          <w:p>
+            <w:pPr>
+              <w:spacing w:before="0" w:after="0" w:line="276" w:lineRule="auto"/>
+            </w:pPr>
+            <w:r>
+              <w:rPr>
+                <w:rFonts w:ascii="Times New Roman" w:hAnsi="Times New Roman"/>
                 <w:b/>
-              </w:rPr>
-              <w:t>Trước</w:t>
-            </w:r>
-          </w:p>
-        </w:tc>
-        <w:tc>
-          <w:tcPr>
-            <w:tcW w:w="0" w:type="auto"/>
-          </w:tcPr>
-          <w:p>
-            <w:r>
-              <w:rPr>
-                <w:b/>
-              </w:rPr>
-              <w:t>Sau</w:t>
-            </w:r>
-          </w:p>
-        </w:tc>
-        <w:tc>
-          <w:tcPr>
-            <w:tcW w:w="0" w:type="auto"/>
-          </w:tcPr>
-          <w:p>
-            <w:r>
-              <w:rPr>
-                <w:b/>
-              </w:rPr>
-              <w:t>Giảm</w:t>
+                <w:sz w:val="24"/>
+              </w:rPr>
+              <w:t>Kiểm tra kỹ thuật</w:t>
             </w:r>
           </w:p>
         </w:tc>
@@ -26143,41 +25069,35 @@
       <w:tr>
         <w:tc>
           <w:tcPr>
-            <w:tcW w:w="0" w:type="auto"/>
-          </w:tcPr>
-          <w:p>
-            <w:r>
-              <w:t>Lời chào</w:t>
-            </w:r>
-          </w:p>
-        </w:tc>
-        <w:tc>
-          <w:tcPr>
-            <w:tcW w:w="0" w:type="auto"/>
-          </w:tcPr>
-          <w:p>
-            <w:r>
-              <w:t>27</w:t>
-            </w:r>
-          </w:p>
-        </w:tc>
-        <w:tc>
-          <w:tcPr>
-            <w:tcW w:w="0" w:type="auto"/>
-          </w:tcPr>
-          <w:p>
-            <w:r>
-              <w:t>18</w:t>
-            </w:r>
-          </w:p>
-        </w:tc>
-        <w:tc>
-          <w:tcPr>
-            <w:tcW w:w="0" w:type="auto"/>
-          </w:tcPr>
-          <w:p>
-            <w:r>
-              <w:t>-33%</w:t>
+            <w:tcW w:type="dxa" w:w="4561"/>
+          </w:tcPr>
+          <w:p>
+            <w:pPr>
+              <w:spacing w:before="0" w:after="0" w:line="276" w:lineRule="auto"/>
+            </w:pPr>
+            <w:r>
+              <w:rPr>
+                <w:rFonts w:ascii="Times New Roman" w:hAnsi="Times New Roman"/>
+                <w:sz w:val="24"/>
+              </w:rPr>
+              <w:t>Tool schema</w:t>
+            </w:r>
+          </w:p>
+        </w:tc>
+        <w:tc>
+          <w:tcPr>
+            <w:tcW w:type="dxa" w:w="4561"/>
+          </w:tcPr>
+          <w:p>
+            <w:pPr>
+              <w:spacing w:before="0" w:after="0" w:line="276" w:lineRule="auto"/>
+            </w:pPr>
+            <w:r>
+              <w:rPr>
+                <w:rFonts w:ascii="Times New Roman" w:hAnsi="Times New Roman"/>
+                <w:sz w:val="24"/>
+              </w:rPr>
+              <w:t>Kiểu và tên arguments; tham số bắt buộc/tùy chọn được công bố cho model.</w:t>
             </w:r>
           </w:p>
         </w:tc>
@@ -26185,41 +25105,35 @@
       <w:tr>
         <w:tc>
           <w:tcPr>
-            <w:tcW w:w="0" w:type="auto"/>
-          </w:tcPr>
-          <w:p>
-            <w:r>
-              <w:t>Domain</w:t>
-            </w:r>
-          </w:p>
-        </w:tc>
-        <w:tc>
-          <w:tcPr>
-            <w:tcW w:w="0" w:type="auto"/>
-          </w:tcPr>
-          <w:p>
-            <w:r>
-              <w:t>120</w:t>
-            </w:r>
-          </w:p>
-        </w:tc>
-        <w:tc>
-          <w:tcPr>
-            <w:tcW w:w="0" w:type="auto"/>
-          </w:tcPr>
-          <w:p>
-            <w:r>
-              <w:t>67</w:t>
-            </w:r>
-          </w:p>
-        </w:tc>
-        <w:tc>
-          <w:tcPr>
-            <w:tcW w:w="0" w:type="auto"/>
-          </w:tcPr>
-          <w:p>
-            <w:r>
-              <w:t>-44%</w:t>
+            <w:tcW w:type="dxa" w:w="4561"/>
+          </w:tcPr>
+          <w:p>
+            <w:pPr>
+              <w:spacing w:before="0" w:after="0" w:line="276" w:lineRule="auto"/>
+            </w:pPr>
+            <w:r>
+              <w:rPr>
+                <w:rFonts w:ascii="Times New Roman" w:hAnsi="Times New Roman"/>
+                <w:sz w:val="24"/>
+              </w:rPr>
+              <w:t>Tool function</w:t>
+            </w:r>
+          </w:p>
+        </w:tc>
+        <w:tc>
+          <w:tcPr>
+            <w:tcW w:type="dxa" w:w="4561"/>
+          </w:tcPr>
+          <w:p>
+            <w:pPr>
+              <w:spacing w:before="0" w:after="0" w:line="276" w:lineRule="auto"/>
+            </w:pPr>
+            <w:r>
+              <w:rPr>
+                <w:rFonts w:ascii="Times New Roman" w:hAnsi="Times New Roman"/>
+                <w:sz w:val="24"/>
+              </w:rPr>
+              <w:t>Parse JSON/ISO date, chuẩn hóa court_type, kiểm tra quantity và xử lý lỗi đầu vào.</w:t>
             </w:r>
           </w:p>
         </w:tc>
@@ -26227,41 +25141,35 @@
       <w:tr>
         <w:tc>
           <w:tcPr>
-            <w:tcW w:w="0" w:type="auto"/>
-          </w:tcPr>
-          <w:p>
-            <w:r>
-              <w:t>Thể thao</w:t>
-            </w:r>
-          </w:p>
-        </w:tc>
-        <w:tc>
-          <w:tcPr>
-            <w:tcW w:w="0" w:type="auto"/>
-          </w:tcPr>
-          <w:p>
-            <w:r>
-              <w:t>10</w:t>
-            </w:r>
-          </w:p>
-        </w:tc>
-        <w:tc>
-          <w:tcPr>
-            <w:tcW w:w="0" w:type="auto"/>
-          </w:tcPr>
-          <w:p>
-            <w:r>
-              <w:t>10</w:t>
-            </w:r>
-          </w:p>
-        </w:tc>
-        <w:tc>
-          <w:tcPr>
-            <w:tcW w:w="0" w:type="auto"/>
-          </w:tcPr>
-          <w:p>
-            <w:r>
-              <w:t>0%</w:t>
+            <w:tcW w:type="dxa" w:w="4561"/>
+          </w:tcPr>
+          <w:p>
+            <w:pPr>
+              <w:spacing w:before="0" w:after="0" w:line="276" w:lineRule="auto"/>
+            </w:pPr>
+            <w:r>
+              <w:rPr>
+                <w:rFonts w:ascii="Times New Roman" w:hAnsi="Times New Roman"/>
+                <w:sz w:val="24"/>
+              </w:rPr>
+              <w:t>Context bảo mật</w:t>
+            </w:r>
+          </w:p>
+        </w:tc>
+        <w:tc>
+          <w:tcPr>
+            <w:tcW w:type="dxa" w:w="4561"/>
+          </w:tcPr>
+          <w:p>
+            <w:pPr>
+              <w:spacing w:before="0" w:after="0" w:line="276" w:lineRule="auto"/>
+            </w:pPr>
+            <w:r>
+              <w:rPr>
+                <w:rFonts w:ascii="Times New Roman" w:hAnsi="Times New Roman"/>
+                <w:sz w:val="24"/>
+              </w:rPr>
+              <w:t>user_id và venue_id lấy từ xác thực/ContextVar, không cho LLM tùy ý gán.</w:t>
             </w:r>
           </w:p>
         </w:tc>
@@ -26269,41 +25177,35 @@
       <w:tr>
         <w:tc>
           <w:tcPr>
-            <w:tcW w:w="0" w:type="auto"/>
-          </w:tcPr>
-          <w:p>
-            <w:r>
-              <w:t>Ngoài chủ đề</w:t>
-            </w:r>
-          </w:p>
-        </w:tc>
-        <w:tc>
-          <w:tcPr>
-            <w:tcW w:w="0" w:type="auto"/>
-          </w:tcPr>
-          <w:p>
-            <w:r>
-              <w:t>28</w:t>
-            </w:r>
-          </w:p>
-        </w:tc>
-        <w:tc>
-          <w:tcPr>
-            <w:tcW w:w="0" w:type="auto"/>
-          </w:tcPr>
-          <w:p>
-            <w:r>
-              <w:t>20</w:t>
-            </w:r>
-          </w:p>
-        </w:tc>
-        <w:tc>
-          <w:tcPr>
-            <w:tcW w:w="0" w:type="auto"/>
-          </w:tcPr>
-          <w:p>
-            <w:r>
-              <w:t>-29%</w:t>
+            <w:tcW w:type="dxa" w:w="4561"/>
+          </w:tcPr>
+          <w:p>
+            <w:pPr>
+              <w:spacing w:before="0" w:after="0" w:line="276" w:lineRule="auto"/>
+            </w:pPr>
+            <w:r>
+              <w:rPr>
+                <w:rFonts w:ascii="Times New Roman" w:hAnsi="Times New Roman"/>
+                <w:sz w:val="24"/>
+              </w:rPr>
+              <w:t>Service layer</w:t>
+            </w:r>
+          </w:p>
+        </w:tc>
+        <w:tc>
+          <w:tcPr>
+            <w:tcW w:type="dxa" w:w="4561"/>
+          </w:tcPr>
+          <w:p>
+            <w:pPr>
+              <w:spacing w:before="0" w:after="0" w:line="276" w:lineRule="auto"/>
+            </w:pPr>
+            <w:r>
+              <w:rPr>
+                <w:rFonts w:ascii="Times New Roman" w:hAnsi="Times New Roman"/>
+                <w:sz w:val="24"/>
+              </w:rPr>
+              <w:t>Kiểm tra availability, business rule, trạng thái menu, active booking và quyền venue.</w:t>
             </w:r>
           </w:p>
         </w:tc>
@@ -26311,126 +25213,260 @@
       <w:tr>
         <w:tc>
           <w:tcPr>
-            <w:tcW w:w="0" w:type="auto"/>
-          </w:tcPr>
-          <w:p>
-            <w:r>
-              <w:t>Tổng</w:t>
-            </w:r>
-          </w:p>
-        </w:tc>
-        <w:tc>
-          <w:tcPr>
-            <w:tcW w:w="0" w:type="auto"/>
-          </w:tcPr>
-          <w:p>
-            <w:r>
-              <w:t>185</w:t>
-            </w:r>
-          </w:p>
-        </w:tc>
-        <w:tc>
-          <w:tcPr>
-            <w:tcW w:w="0" w:type="auto"/>
-          </w:tcPr>
-          <w:p>
-            <w:r>
-              <w:t>115</w:t>
-            </w:r>
-          </w:p>
-        </w:tc>
-        <w:tc>
-          <w:tcPr>
-            <w:tcW w:w="0" w:type="auto"/>
-          </w:tcPr>
-          <w:p>
-            <w:r>
-              <w:t>-38%</w:t>
+            <w:tcW w:type="dxa" w:w="4561"/>
+          </w:tcPr>
+          <w:p>
+            <w:pPr>
+              <w:spacing w:before="0" w:after="0" w:line="276" w:lineRule="auto"/>
+            </w:pPr>
+            <w:r>
+              <w:rPr>
+                <w:rFonts w:ascii="Times New Roman" w:hAnsi="Times New Roman"/>
+                <w:sz w:val="24"/>
+              </w:rPr>
+              <w:t>Repository/Database</w:t>
+            </w:r>
+          </w:p>
+        </w:tc>
+        <w:tc>
+          <w:tcPr>
+            <w:tcW w:type="dxa" w:w="4561"/>
+          </w:tcPr>
+          <w:p>
+            <w:pPr>
+              <w:spacing w:before="0" w:after="0" w:line="276" w:lineRule="auto"/>
+            </w:pPr>
+            <w:r>
+              <w:rPr>
+                <w:rFonts w:ascii="Times New Roman" w:hAnsi="Times New Roman"/>
+                <w:sz w:val="24"/>
+              </w:rPr>
+              <w:t>Truy vấn dữ liệu thật, transaction và commit chỉ khi nghiệp vụ thành công.</w:t>
+            </w:r>
+          </w:p>
+        </w:tc>
+      </w:tr>
+      <w:tr>
+        <w:tc>
+          <w:tcPr>
+            <w:tcW w:type="dxa" w:w="4561"/>
+          </w:tcPr>
+          <w:p>
+            <w:pPr>
+              <w:spacing w:before="0" w:after="0" w:line="276" w:lineRule="auto"/>
+            </w:pPr>
+            <w:r>
+              <w:rPr>
+                <w:rFonts w:ascii="Times New Roman" w:hAnsi="Times New Roman"/>
+                <w:sz w:val="24"/>
+              </w:rPr>
+              <w:t>Response layer</w:t>
+            </w:r>
+          </w:p>
+        </w:tc>
+        <w:tc>
+          <w:tcPr>
+            <w:tcW w:type="dxa" w:w="4561"/>
+          </w:tcPr>
+          <w:p>
+            <w:pPr>
+              <w:spacing w:before="0" w:after="0" w:line="276" w:lineRule="auto"/>
+            </w:pPr>
+            <w:r>
+              <w:rPr>
+                <w:rFonts w:ascii="Times New Roman" w:hAnsi="Times New Roman"/>
+                <w:sz w:val="24"/>
+              </w:rPr>
+              <w:t>Chỉ trả metadata đã tạo từ entity database; không lấy mã booking/order từ text của LLM.</w:t>
             </w:r>
           </w:p>
         </w:tc>
       </w:tr>
     </w:tbl>
     <w:p>
-      <w:r>
-        <w:t>Tổng quan các vấn đề đã phát hiện và giải quyết</w:t>
-      </w:r>
-    </w:p>
-    <w:p>
-      <w:r>
-        <w:t>Trong quá trình phát triển và kiểm thử hệ thống chatbot, nhóm đã phát hiện nhiều vấn đề ảnh hưởng đến trải nghiệm người dùng. Phần này mô tả chi tiết các vấn đề và giải pháp kỹ thuật đã triển khai.</w:t>
-      </w:r>
-    </w:p>
-    <w:p>
-      <w:r>
-        <w:rPr>
+      <w:pPr>
+        <w:spacing w:before="0" w:after="0" w:line="360" w:lineRule="auto"/>
+      </w:pPr>
+      <w:r>
+        <w:rPr>
+          <w:rFonts w:ascii="Times New Roman" w:hAnsi="Times New Roman"/>
           <w:b/>
-        </w:rPr>
-        <w:t>Bảng tổng hợp các vấn đề:</w:t>
+          <w:sz w:val="26"/>
+        </w:rPr>
+        <w:t>D.6. Ví dụ kỹ thuật: hội thoại đặt sân nhiều lượt</w:t>
+      </w:r>
+    </w:p>
+    <w:p>
+      <w:pPr>
+        <w:spacing w:before="0" w:after="0" w:line="360" w:lineRule="auto"/>
+      </w:pPr>
+      <w:r>
+        <w:rPr>
+          <w:rFonts w:ascii="Times New Roman" w:hAnsi="Times New Roman"/>
+          <w:b w:val="0"/>
+          <w:sz w:val="26"/>
+        </w:rPr>
+        <w:t>Lượt 1 - User: 'Đặt một bàn bida tối mai'. Agent thấy thiếu giờ và thời lượng nên chưa gọi function, chỉ hỏi thêm.</w:t>
+      </w:r>
+    </w:p>
+    <w:p>
+      <w:pPr>
+        <w:spacing w:before="0" w:after="0" w:line="360" w:lineRule="auto"/>
+      </w:pPr>
+      <w:r>
+        <w:rPr>
+          <w:rFonts w:ascii="Times New Roman" w:hAnsi="Times New Roman"/>
+          <w:b w:val="0"/>
+          <w:sz w:val="26"/>
+        </w:rPr>
+        <w:t>Lượt 2 - User: '8 giờ, chơi 2 tiếng, bàn nào cũng được'. Chat history cho model biết loại sân và ngày từ lượt trước; context cho biết ngày hiện tại, timezone và venue.</w:t>
+      </w:r>
+    </w:p>
+    <w:p>
+      <w:pPr>
+        <w:spacing w:before="0" w:after="0" w:line="360" w:lineRule="auto"/>
+      </w:pPr>
+      <w:r>
+        <w:rPr>
+          <w:rFonts w:ascii="Times New Roman" w:hAnsi="Times New Roman"/>
+          <w:b w:val="0"/>
+          <w:sz w:val="26"/>
+        </w:rPr>
+        <w:t>LLM tạo tool call book_court với start_time=20:00, end_time=22:00 và court_number=1 theo quy ước của prompt.</w:t>
+      </w:r>
+    </w:p>
+    <w:p>
+      <w:pPr>
+        <w:spacing w:before="0" w:after="0" w:line="360" w:lineRule="auto"/>
+      </w:pPr>
+      <w:r>
+        <w:rPr>
+          <w:rFonts w:ascii="Times New Roman" w:hAnsi="Times New Roman"/>
+          <w:b w:val="0"/>
+          <w:sz w:val="26"/>
+        </w:rPr>
+        <w:t>Tool lấy current_user_id và venue_id từ ContextVar, ánh xạ bàn trong venue, gọi BookingService.check_availability().</w:t>
+      </w:r>
+    </w:p>
+    <w:p>
+      <w:pPr>
+        <w:spacing w:before="0" w:after="0" w:line="360" w:lineRule="auto"/>
+      </w:pPr>
+      <w:r>
+        <w:rPr>
+          <w:rFonts w:ascii="Times New Roman" w:hAnsi="Times New Roman"/>
+          <w:b w:val="0"/>
+          <w:sz w:val="26"/>
+        </w:rPr>
+        <w:t>Nếu bàn bận, tool kiểm tra các bàn thay thế và trả danh sách còn trống. Observation này giúp LLM hỏi người dùng chọn phương án khác.</w:t>
+      </w:r>
+    </w:p>
+    <w:p>
+      <w:pPr>
+        <w:spacing w:before="0" w:after="0" w:line="360" w:lineRule="auto"/>
+      </w:pPr>
+      <w:r>
+        <w:rPr>
+          <w:rFonts w:ascii="Times New Roman" w:hAnsi="Times New Roman"/>
+          <w:b w:val="0"/>
+          <w:sz w:val="26"/>
+        </w:rPr>
+        <w:t>Nếu bàn trống, tool tạo BookingCreate, commit PostgreSQL, ghi metadata gồm booking id, thời gian, giá và payment_status.</w:t>
+      </w:r>
+    </w:p>
+    <w:p>
+      <w:pPr>
+        <w:spacing w:before="0" w:after="0" w:line="360" w:lineRule="auto"/>
+      </w:pPr>
+      <w:r>
+        <w:rPr>
+          <w:rFonts w:ascii="Times New Roman" w:hAnsi="Times New Roman"/>
+          <w:b w:val="0"/>
+          <w:sz w:val="26"/>
+        </w:rPr>
+        <w:t>LLM nhận chuỗi xác nhận thật từ tool rồi diễn đạt phản hồi; Flutter nhận thêm metadata để hiển thị card thanh toán.</w:t>
+      </w:r>
+    </w:p>
+    <w:p>
+      <w:pPr>
+        <w:spacing w:before="0" w:after="0" w:line="360" w:lineRule="auto"/>
+      </w:pPr>
+      <w:r>
+        <w:rPr>
+          <w:rFonts w:ascii="Times New Roman" w:hAnsi="Times New Roman"/>
+          <w:b/>
+          <w:sz w:val="26"/>
+        </w:rPr>
+        <w:t>Danh sách tool được cấp cho Agent:</w:t>
       </w:r>
     </w:p>
     <w:tbl>
       <w:tblPr>
         <w:tblStyle w:val="TableGrid"/>
-        <w:tblW w:w="0" w:type="auto"/>
-        <w:tblLook w:val="04A0" w:firstRow="1" w:lastRow="0" w:firstColumn="1" w:lastColumn="0" w:noHBand="0" w:noVBand="1"/>
+        <w:tblW w:type="auto" w:w="0"/>
+        <w:jc w:val="center"/>
+        <w:tblLook w:firstColumn="1" w:firstRow="1" w:lastColumn="0" w:lastRow="0" w:noHBand="0" w:noVBand="1" w:val="04A0"/>
       </w:tblPr>
       <w:tblGrid>
-        <w:gridCol w:w="346"/>
-        <w:gridCol w:w="4729"/>
-        <w:gridCol w:w="1379"/>
-        <w:gridCol w:w="1646"/>
+        <w:gridCol w:w="3041"/>
+        <w:gridCol w:w="3041"/>
+        <w:gridCol w:w="3041"/>
       </w:tblGrid>
       <w:tr>
         <w:tc>
           <w:tcPr>
-            <w:tcW w:w="0" w:type="auto"/>
-          </w:tcPr>
-          <w:p>
-            <w:r>
-              <w:rPr>
+            <w:tcW w:type="dxa" w:w="3041"/>
+            <w:shd w:fill="D9E2F3" w:val="clear"/>
+          </w:tcPr>
+          <w:p>
+            <w:pPr>
+              <w:spacing w:before="0" w:after="0" w:line="276" w:lineRule="auto"/>
+            </w:pPr>
+            <w:r>
+              <w:rPr>
+                <w:rFonts w:ascii="Times New Roman" w:hAnsi="Times New Roman"/>
                 <w:b/>
-              </w:rPr>
-              <w:t>#</w:t>
-            </w:r>
-          </w:p>
-        </w:tc>
-        <w:tc>
-          <w:tcPr>
-            <w:tcW w:w="0" w:type="auto"/>
-          </w:tcPr>
-          <w:p>
-            <w:r>
-              <w:rPr>
+                <w:sz w:val="24"/>
+              </w:rPr>
+              <w:t>Tool</w:t>
+            </w:r>
+          </w:p>
+        </w:tc>
+        <w:tc>
+          <w:tcPr>
+            <w:tcW w:type="dxa" w:w="3041"/>
+            <w:shd w:fill="D9E2F3" w:val="clear"/>
+          </w:tcPr>
+          <w:p>
+            <w:pPr>
+              <w:spacing w:before="0" w:after="0" w:line="276" w:lineRule="auto"/>
+            </w:pPr>
+            <w:r>
+              <w:rPr>
+                <w:rFonts w:ascii="Times New Roman" w:hAnsi="Times New Roman"/>
                 <w:b/>
-              </w:rPr>
-              <w:t>Vấn đề</w:t>
-            </w:r>
-          </w:p>
-        </w:tc>
-        <w:tc>
-          <w:tcPr>
-            <w:tcW w:w="0" w:type="auto"/>
-          </w:tcPr>
-          <w:p>
-            <w:r>
-              <w:rPr>
+                <w:sz w:val="24"/>
+              </w:rPr>
+              <w:t>Arguments chính</w:t>
+            </w:r>
+          </w:p>
+        </w:tc>
+        <w:tc>
+          <w:tcPr>
+            <w:tcW w:type="dxa" w:w="3041"/>
+            <w:shd w:fill="D9E2F3" w:val="clear"/>
+          </w:tcPr>
+          <w:p>
+            <w:pPr>
+              <w:spacing w:before="0" w:after="0" w:line="276" w:lineRule="auto"/>
+            </w:pPr>
+            <w:r>
+              <w:rPr>
+                <w:rFonts w:ascii="Times New Roman" w:hAnsi="Times New Roman"/>
                 <w:b/>
-              </w:rPr>
-              <w:t>Mức độ</w:t>
-            </w:r>
-          </w:p>
-        </w:tc>
-        <w:tc>
-          <w:tcPr>
-            <w:tcW w:w="0" w:type="auto"/>
-          </w:tcPr>
-          <w:p>
-            <w:r>
-              <w:rPr>
-                <w:b/>
-              </w:rPr>
-              <w:t>Trạng thái</w:t>
+                <w:sz w:val="24"/>
+              </w:rPr>
+              <w:t>Nguồn dữ liệu / tác động</w:t>
             </w:r>
           </w:p>
         </w:tc>
@@ -26438,41 +25474,52 @@
       <w:tr>
         <w:tc>
           <w:tcPr>
-            <w:tcW w:w="0" w:type="auto"/>
-          </w:tcPr>
-          <w:p>
-            <w:r>
-              <w:t>1</w:t>
-            </w:r>
-          </w:p>
-        </w:tc>
-        <w:tc>
-          <w:tcPr>
-            <w:tcW w:w="0" w:type="auto"/>
-          </w:tcPr>
-          <w:p>
-            <w:r>
-              <w:t>Tốc độ truy vấn chậm (200-500 ms/yêu cầu)</w:t>
-            </w:r>
-          </w:p>
-        </w:tc>
-        <w:tc>
-          <w:tcPr>
-            <w:tcW w:w="0" w:type="auto"/>
-          </w:tcPr>
-          <w:p>
-            <w:r>
-              <w:t>Cao</w:t>
-            </w:r>
-          </w:p>
-        </w:tc>
-        <w:tc>
-          <w:tcPr>
-            <w:tcW w:w="0" w:type="auto"/>
-          </w:tcPr>
-          <w:p>
-            <w:r>
-              <w:t>Đã khắc phục</w:t>
+            <w:tcW w:type="dxa" w:w="3041"/>
+          </w:tcPr>
+          <w:p>
+            <w:pPr>
+              <w:spacing w:before="0" w:after="0" w:line="276" w:lineRule="auto"/>
+            </w:pPr>
+            <w:r>
+              <w:rPr>
+                <w:rFonts w:ascii="Times New Roman" w:hAnsi="Times New Roman"/>
+                <w:sz w:val="24"/>
+              </w:rPr>
+              <w:t>query_knowledge</w:t>
+            </w:r>
+          </w:p>
+        </w:tc>
+        <w:tc>
+          <w:tcPr>
+            <w:tcW w:type="dxa" w:w="3041"/>
+          </w:tcPr>
+          <w:p>
+            <w:pPr>
+              <w:spacing w:before="0" w:after="0" w:line="276" w:lineRule="auto"/>
+            </w:pPr>
+            <w:r>
+              <w:rPr>
+                <w:rFonts w:ascii="Times New Roman" w:hAnsi="Times New Roman"/>
+                <w:sz w:val="24"/>
+              </w:rPr>
+              <w:t>query</w:t>
+            </w:r>
+          </w:p>
+        </w:tc>
+        <w:tc>
+          <w:tcPr>
+            <w:tcW w:type="dxa" w:w="3041"/>
+          </w:tcPr>
+          <w:p>
+            <w:pPr>
+              <w:spacing w:before="0" w:after="0" w:line="276" w:lineRule="auto"/>
+            </w:pPr>
+            <w:r>
+              <w:rPr>
+                <w:rFonts w:ascii="Times New Roman" w:hAnsi="Times New Roman"/>
+                <w:sz w:val="24"/>
+              </w:rPr>
+              <w:t>Neo4j full-text search; lấy node và quan hệ liên quan; chỉ đọc.</w:t>
             </w:r>
           </w:p>
         </w:tc>
@@ -26480,41 +25527,52 @@
       <w:tr>
         <w:tc>
           <w:tcPr>
-            <w:tcW w:w="0" w:type="auto"/>
-          </w:tcPr>
-          <w:p>
-            <w:r>
-              <w:t>2</w:t>
-            </w:r>
-          </w:p>
-        </w:tc>
-        <w:tc>
-          <w:tcPr>
-            <w:tcW w:w="0" w:type="auto"/>
-          </w:tcPr>
-          <w:p>
-            <w:r>
-              <w:t>LLM tự tạo giá sân thể thao</w:t>
-            </w:r>
-          </w:p>
-        </w:tc>
-        <w:tc>
-          <w:tcPr>
-            <w:tcW w:w="0" w:type="auto"/>
-          </w:tcPr>
-          <w:p>
-            <w:r>
-              <w:t>Cao</w:t>
-            </w:r>
-          </w:p>
-        </w:tc>
-        <w:tc>
-          <w:tcPr>
-            <w:tcW w:w="0" w:type="auto"/>
-          </w:tcPr>
-          <w:p>
-            <w:r>
-              <w:t>Đã khắc phục</w:t>
+            <w:tcW w:type="dxa" w:w="3041"/>
+          </w:tcPr>
+          <w:p>
+            <w:pPr>
+              <w:spacing w:before="0" w:after="0" w:line="276" w:lineRule="auto"/>
+            </w:pPr>
+            <w:r>
+              <w:rPr>
+                <w:rFonts w:ascii="Times New Roman" w:hAnsi="Times New Roman"/>
+                <w:sz w:val="24"/>
+              </w:rPr>
+              <w:t>book_court</w:t>
+            </w:r>
+          </w:p>
+        </w:tc>
+        <w:tc>
+          <w:tcPr>
+            <w:tcW w:type="dxa" w:w="3041"/>
+          </w:tcPr>
+          <w:p>
+            <w:pPr>
+              <w:spacing w:before="0" w:after="0" w:line="276" w:lineRule="auto"/>
+            </w:pPr>
+            <w:r>
+              <w:rPr>
+                <w:rFonts w:ascii="Times New Roman" w:hAnsi="Times New Roman"/>
+                <w:sz w:val="24"/>
+              </w:rPr>
+              <w:t>court_type, court_number, start_time, end_time, notes</w:t>
+            </w:r>
+          </w:p>
+        </w:tc>
+        <w:tc>
+          <w:tcPr>
+            <w:tcW w:type="dxa" w:w="3041"/>
+          </w:tcPr>
+          <w:p>
+            <w:pPr>
+              <w:spacing w:before="0" w:after="0" w:line="276" w:lineRule="auto"/>
+            </w:pPr>
+            <w:r>
+              <w:rPr>
+                <w:rFonts w:ascii="Times New Roman" w:hAnsi="Times New Roman"/>
+                <w:sz w:val="24"/>
+              </w:rPr>
+              <w:t>Kiểm tra trùng lịch, tạo booking PostgreSQL, phát metadata thanh toán.</w:t>
             </w:r>
           </w:p>
         </w:tc>
@@ -26522,41 +25580,52 @@
       <w:tr>
         <w:tc>
           <w:tcPr>
-            <w:tcW w:w="0" w:type="auto"/>
-          </w:tcPr>
-          <w:p>
-            <w:r>
-              <w:t>3</w:t>
-            </w:r>
-          </w:p>
-        </w:tc>
-        <w:tc>
-          <w:tcPr>
-            <w:tcW w:w="0" w:type="auto"/>
-          </w:tcPr>
-          <w:p>
-            <w:r>
-              <w:t>Ngữ cảnh bị mất giữa các lượt hội thoại</w:t>
-            </w:r>
-          </w:p>
-        </w:tc>
-        <w:tc>
-          <w:tcPr>
-            <w:tcW w:w="0" w:type="auto"/>
-          </w:tcPr>
-          <w:p>
-            <w:r>
-              <w:t>Cao</w:t>
-            </w:r>
-          </w:p>
-        </w:tc>
-        <w:tc>
-          <w:tcPr>
-            <w:tcW w:w="0" w:type="auto"/>
-          </w:tcPr>
-          <w:p>
-            <w:r>
-              <w:t>Đã khắc phục</w:t>
+            <w:tcW w:type="dxa" w:w="3041"/>
+          </w:tcPr>
+          <w:p>
+            <w:pPr>
+              <w:spacing w:before="0" w:after="0" w:line="276" w:lineRule="auto"/>
+            </w:pPr>
+            <w:r>
+              <w:rPr>
+                <w:rFonts w:ascii="Times New Roman" w:hAnsi="Times New Roman"/>
+                <w:sz w:val="24"/>
+              </w:rPr>
+              <w:t>order_menu_items</w:t>
+            </w:r>
+          </w:p>
+        </w:tc>
+        <w:tc>
+          <w:tcPr>
+            <w:tcW w:type="dxa" w:w="3041"/>
+          </w:tcPr>
+          <w:p>
+            <w:pPr>
+              <w:spacing w:before="0" w:after="0" w:line="276" w:lineRule="auto"/>
+            </w:pPr>
+            <w:r>
+              <w:rPr>
+                <w:rFonts w:ascii="Times New Roman" w:hAnsi="Times New Roman"/>
+                <w:sz w:val="24"/>
+              </w:rPr>
+              <w:t>items (JSON), notes</w:t>
+            </w:r>
+          </w:p>
+        </w:tc>
+        <w:tc>
+          <w:tcPr>
+            <w:tcW w:type="dxa" w:w="3041"/>
+          </w:tcPr>
+          <w:p>
+            <w:pPr>
+              <w:spacing w:before="0" w:after="0" w:line="276" w:lineRule="auto"/>
+            </w:pPr>
+            <w:r>
+              <w:rPr>
+                <w:rFonts w:ascii="Times New Roman" w:hAnsi="Times New Roman"/>
+                <w:sz w:val="24"/>
+              </w:rPr>
+              <w:t>Khớp tên món, liên kết booking hiện tại, tạo order PostgreSQL.</w:t>
             </w:r>
           </w:p>
         </w:tc>
@@ -26564,41 +25633,52 @@
       <w:tr>
         <w:tc>
           <w:tcPr>
-            <w:tcW w:w="0" w:type="auto"/>
-          </w:tcPr>
-          <w:p>
-            <w:r>
-              <w:t>4</w:t>
-            </w:r>
-          </w:p>
-        </w:tc>
-        <w:tc>
-          <w:tcPr>
-            <w:tcW w:w="0" w:type="auto"/>
-          </w:tcPr>
-          <w:p>
-            <w:r>
-              <w:t>Chatbot hỏi lại thông tin đã có</w:t>
-            </w:r>
-          </w:p>
-        </w:tc>
-        <w:tc>
-          <w:tcPr>
-            <w:tcW w:w="0" w:type="auto"/>
-          </w:tcPr>
-          <w:p>
-            <w:r>
-              <w:t>Trung bình</w:t>
-            </w:r>
-          </w:p>
-        </w:tc>
-        <w:tc>
-          <w:tcPr>
-            <w:tcW w:w="0" w:type="auto"/>
-          </w:tcPr>
-          <w:p>
-            <w:r>
-              <w:t>Đã khắc phục</w:t>
+            <w:tcW w:type="dxa" w:w="3041"/>
+          </w:tcPr>
+          <w:p>
+            <w:pPr>
+              <w:spacing w:before="0" w:after="0" w:line="276" w:lineRule="auto"/>
+            </w:pPr>
+            <w:r>
+              <w:rPr>
+                <w:rFonts w:ascii="Times New Roman" w:hAnsi="Times New Roman"/>
+                <w:sz w:val="24"/>
+              </w:rPr>
+              <w:t>recommend_menu</w:t>
+            </w:r>
+          </w:p>
+        </w:tc>
+        <w:tc>
+          <w:tcPr>
+            <w:tcW w:type="dxa" w:w="3041"/>
+          </w:tcPr>
+          <w:p>
+            <w:pPr>
+              <w:spacing w:before="0" w:after="0" w:line="276" w:lineRule="auto"/>
+            </w:pPr>
+            <w:r>
+              <w:rPr>
+                <w:rFonts w:ascii="Times New Roman" w:hAnsi="Times New Roman"/>
+                <w:sz w:val="24"/>
+              </w:rPr>
+              <w:t>preference, limit</w:t>
+            </w:r>
+          </w:p>
+        </w:tc>
+        <w:tc>
+          <w:tcPr>
+            <w:tcW w:type="dxa" w:w="3041"/>
+          </w:tcPr>
+          <w:p>
+            <w:pPr>
+              <w:spacing w:before="0" w:after="0" w:line="276" w:lineRule="auto"/>
+            </w:pPr>
+            <w:r>
+              <w:rPr>
+                <w:rFonts w:ascii="Times New Roman" w:hAnsi="Times New Roman"/>
+                <w:sz w:val="24"/>
+              </w:rPr>
+              <w:t>Tìm món theo sở thích hoặc lấy món bán chạy từ PostgreSQL.</w:t>
             </w:r>
           </w:p>
         </w:tc>
@@ -26606,41 +25686,52 @@
       <w:tr>
         <w:tc>
           <w:tcPr>
-            <w:tcW w:w="0" w:type="auto"/>
-          </w:tcPr>
-          <w:p>
-            <w:r>
-              <w:t>5</w:t>
-            </w:r>
-          </w:p>
-        </w:tc>
-        <w:tc>
-          <w:tcPr>
-            <w:tcW w:w="0" w:type="auto"/>
-          </w:tcPr>
-          <w:p>
-            <w:r>
-              <w:t>Widget thanh toán không hiển thị</w:t>
-            </w:r>
-          </w:p>
-        </w:tc>
-        <w:tc>
-          <w:tcPr>
-            <w:tcW w:w="0" w:type="auto"/>
-          </w:tcPr>
-          <w:p>
-            <w:r>
-              <w:t>Trung bình</w:t>
-            </w:r>
-          </w:p>
-        </w:tc>
-        <w:tc>
-          <w:tcPr>
-            <w:tcW w:w="0" w:type="auto"/>
-          </w:tcPr>
-          <w:p>
-            <w:r>
-              <w:t>Đã khắc phục</w:t>
+            <w:tcW w:type="dxa" w:w="3041"/>
+          </w:tcPr>
+          <w:p>
+            <w:pPr>
+              <w:spacing w:before="0" w:after="0" w:line="276" w:lineRule="auto"/>
+            </w:pPr>
+            <w:r>
+              <w:rPr>
+                <w:rFonts w:ascii="Times New Roman" w:hAnsi="Times New Roman"/>
+                <w:sz w:val="24"/>
+              </w:rPr>
+              <w:t>call_staff</w:t>
+            </w:r>
+          </w:p>
+        </w:tc>
+        <w:tc>
+          <w:tcPr>
+            <w:tcW w:type="dxa" w:w="3041"/>
+          </w:tcPr>
+          <w:p>
+            <w:pPr>
+              <w:spacing w:before="0" w:after="0" w:line="276" w:lineRule="auto"/>
+            </w:pPr>
+            <w:r>
+              <w:rPr>
+                <w:rFonts w:ascii="Times New Roman" w:hAnsi="Times New Roman"/>
+                <w:sz w:val="24"/>
+              </w:rPr>
+              <w:t>message, table_number, request_type</w:t>
+            </w:r>
+          </w:p>
+        </w:tc>
+        <w:tc>
+          <w:tcPr>
+            <w:tcW w:type="dxa" w:w="3041"/>
+          </w:tcPr>
+          <w:p>
+            <w:pPr>
+              <w:spacing w:before="0" w:after="0" w:line="276" w:lineRule="auto"/>
+            </w:pPr>
+            <w:r>
+              <w:rPr>
+                <w:rFonts w:ascii="Times New Roman" w:hAnsi="Times New Roman"/>
+                <w:sz w:val="24"/>
+              </w:rPr>
+              <w:t>Tạo staff request và thông báo cho bộ phận vận hành.</w:t>
             </w:r>
           </w:p>
         </w:tc>
@@ -26648,46 +25739,1200 @@
       <w:tr>
         <w:tc>
           <w:tcPr>
-            <w:tcW w:w="0" w:type="auto"/>
-          </w:tcPr>
-          <w:p>
-            <w:r>
-              <w:t>6</w:t>
-            </w:r>
-          </w:p>
-        </w:tc>
-        <w:tc>
-          <w:tcPr>
-            <w:tcW w:w="0" w:type="auto"/>
-          </w:tcPr>
-          <w:p>
-            <w:r>
-              <w:t>API Google Gemini bị giới hạn tần suất</w:t>
-            </w:r>
-          </w:p>
-        </w:tc>
-        <w:tc>
-          <w:tcPr>
-            <w:tcW w:w="0" w:type="auto"/>
-          </w:tcPr>
-          <w:p>
-            <w:r>
-              <w:t>Thấp</w:t>
-            </w:r>
-          </w:p>
-        </w:tc>
-        <w:tc>
-          <w:tcPr>
-            <w:tcW w:w="0" w:type="auto"/>
-          </w:tcPr>
-          <w:p>
-            <w:r>
-              <w:t>Đã khắc phục</w:t>
+            <w:tcW w:type="dxa" w:w="3041"/>
+          </w:tcPr>
+          <w:p>
+            <w:pPr>
+              <w:spacing w:before="0" w:after="0" w:line="276" w:lineRule="auto"/>
+            </w:pPr>
+            <w:r>
+              <w:rPr>
+                <w:rFonts w:ascii="Times New Roman" w:hAnsi="Times New Roman"/>
+                <w:sz w:val="24"/>
+              </w:rPr>
+              <w:t>check_schedule</w:t>
+            </w:r>
+          </w:p>
+        </w:tc>
+        <w:tc>
+          <w:tcPr>
+            <w:tcW w:type="dxa" w:w="3041"/>
+          </w:tcPr>
+          <w:p>
+            <w:pPr>
+              <w:spacing w:before="0" w:after="0" w:line="276" w:lineRule="auto"/>
+            </w:pPr>
+            <w:r>
+              <w:rPr>
+                <w:rFonts w:ascii="Times New Roman" w:hAnsi="Times New Roman"/>
+                <w:sz w:val="24"/>
+              </w:rPr>
+              <w:t>date, court_type</w:t>
+            </w:r>
+          </w:p>
+        </w:tc>
+        <w:tc>
+          <w:tcPr>
+            <w:tcW w:type="dxa" w:w="3041"/>
+          </w:tcPr>
+          <w:p>
+            <w:pPr>
+              <w:spacing w:before="0" w:after="0" w:line="276" w:lineRule="auto"/>
+            </w:pPr>
+            <w:r>
+              <w:rPr>
+                <w:rFonts w:ascii="Times New Roman" w:hAnsi="Times New Roman"/>
+                <w:sz w:val="24"/>
+              </w:rPr>
+              <w:t>Đọc lịch booking theo ngày, venue và loại sân.</w:t>
             </w:r>
           </w:p>
         </w:tc>
       </w:tr>
     </w:tbl>
+    <w:p>
+      <w:pPr>
+        <w:spacing w:before="0" w:after="0" w:line="360" w:lineRule="auto"/>
+      </w:pPr>
+      <w:r>
+        <w:rPr>
+          <w:rFonts w:ascii="Times New Roman" w:hAnsi="Times New Roman"/>
+          <w:b/>
+          <w:sz w:val="26"/>
+        </w:rPr>
+        <w:t>E. Luồng xử lý một tin nhắn</w:t>
+      </w:r>
+    </w:p>
+    <w:p>
+      <w:pPr>
+        <w:spacing w:before="0" w:after="0" w:line="360" w:lineRule="auto"/>
+      </w:pPr>
+      <w:r>
+        <w:rPr>
+          <w:rFonts w:ascii="Times New Roman" w:hAnsi="Times New Roman"/>
+          <w:b w:val="0"/>
+          <w:sz w:val="26"/>
+        </w:rPr>
+        <w:t>1. Flutter gửi message, session_id và context của venue đến /api/chat hoặc /api/chat/stream.</w:t>
+      </w:r>
+    </w:p>
+    <w:p>
+      <w:pPr>
+        <w:spacing w:before="0" w:after="0" w:line="360" w:lineRule="auto"/>
+      </w:pPr>
+      <w:r>
+        <w:rPr>
+          <w:rFonts w:ascii="Times New Roman" w:hAnsi="Times New Roman"/>
+          <w:b w:val="0"/>
+          <w:sz w:val="26"/>
+        </w:rPr>
+        <w:t>2. Backend xác thực user; venue_id được kiểm tra quyền truy cập và dùng để lấy loại sân, tài nguyên, múi giờ và giá từ PostgreSQL.</w:t>
+      </w:r>
+    </w:p>
+    <w:p>
+      <w:pPr>
+        <w:spacing w:before="0" w:after="0" w:line="360" w:lineRule="auto"/>
+      </w:pPr>
+      <w:r>
+        <w:rPr>
+          <w:rFonts w:ascii="Times New Roman" w:hAnsi="Times New Roman"/>
+          <w:b w:val="0"/>
+          <w:sz w:val="26"/>
+        </w:rPr>
+        <w:t>3. ChatService tải lịch sử theo session_id từ Redis và thêm current_date, current_time, timezone, venue, loại sân, tài nguyên và pricing vào message.</w:t>
+      </w:r>
+    </w:p>
+    <w:p>
+      <w:pPr>
+        <w:spacing w:before="0" w:after="0" w:line="360" w:lineRule="auto"/>
+      </w:pPr>
+      <w:r>
+        <w:rPr>
+          <w:rFonts w:ascii="Times New Roman" w:hAnsi="Times New Roman"/>
+          <w:b w:val="0"/>
+          <w:sz w:val="26"/>
+        </w:rPr>
+        <w:t>4. IntentRouter bỏ qua cache cho dữ liệu động; với dữ liệu tĩnh, router kiểm tra Redis, keyword và embedding. Router chỉ trả lời trực tiếp khi có kết quả chắc chắn như danh sách môn được hỗ trợ; các yêu cầu nghiệp vụ vẫn được chuyển cho LLM.</w:t>
+      </w:r>
+    </w:p>
+    <w:p>
+      <w:pPr>
+        <w:spacing w:before="0" w:after="0" w:line="360" w:lineRule="auto"/>
+      </w:pPr>
+      <w:r>
+        <w:rPr>
+          <w:rFonts w:ascii="Times New Roman" w:hAnsi="Times New Roman"/>
+          <w:b w:val="0"/>
+          <w:sz w:val="26"/>
+        </w:rPr>
+        <w:t>5. VenueAgent chuyển system prompt, lịch sử và message hiện tại vào AgentExecutor. LLM chọn trả lời trực tiếp, hỏi thêm dữ kiện hoặc gọi một tool.</w:t>
+      </w:r>
+    </w:p>
+    <w:p>
+      <w:pPr>
+        <w:spacing w:before="0" w:after="0" w:line="360" w:lineRule="auto"/>
+      </w:pPr>
+      <w:r>
+        <w:rPr>
+          <w:rFonts w:ascii="Times New Roman" w:hAnsi="Times New Roman"/>
+          <w:b w:val="0"/>
+          <w:sz w:val="26"/>
+        </w:rPr>
+        <w:t>6. Tool dùng current_user_id/current_chat_context để thực hiện đúng user và venue, gọi service/repository, validate dữ liệu và commit transaction khi thành công.</w:t>
+      </w:r>
+    </w:p>
+    <w:p>
+      <w:pPr>
+        <w:spacing w:before="0" w:after="0" w:line="360" w:lineRule="auto"/>
+      </w:pPr>
+      <w:r>
+        <w:rPr>
+          <w:rFonts w:ascii="Times New Roman" w:hAnsi="Times New Roman"/>
+          <w:b w:val="0"/>
+          <w:sz w:val="26"/>
+        </w:rPr>
+        <w:t>7. Kết quả tool được LLM diễn đạt lại. Backend đồng thời lấy tools_used và metadata có cấu trúc để Flutter hiển thị booking/order card.</w:t>
+      </w:r>
+    </w:p>
+    <w:p>
+      <w:pPr>
+        <w:spacing w:before="0" w:after="0" w:line="360" w:lineRule="auto"/>
+      </w:pPr>
+      <w:r>
+        <w:rPr>
+          <w:rFonts w:ascii="Times New Roman" w:hAnsi="Times New Roman"/>
+          <w:b w:val="0"/>
+          <w:sz w:val="26"/>
+        </w:rPr>
+        <w:t>8. Phản hồi và enriched message được lưu lại Redis với TTL. Ở chế độ streaming, text được gửi từng phần qua Server-Sent Events.</w:t>
+      </w:r>
+    </w:p>
+    <w:p>
+      <w:pPr>
+        <w:spacing w:before="0" w:after="0" w:line="360" w:lineRule="auto"/>
+      </w:pPr>
+      <w:r>
+        <w:rPr>
+          <w:rFonts w:ascii="Times New Roman" w:hAnsi="Times New Roman"/>
+          <w:b/>
+          <w:sz w:val="26"/>
+        </w:rPr>
+        <w:t>F. Prompt engineering và chống hallucination</w:t>
+      </w:r>
+    </w:p>
+    <w:p>
+      <w:pPr>
+        <w:pStyle w:val="ListBullet"/>
+        <w:spacing w:before="0" w:after="0" w:line="360" w:lineRule="auto"/>
+      </w:pPr>
+      <w:r>
+        <w:rPr>
+          <w:rFonts w:ascii="Times New Roman" w:hAnsi="Times New Roman"/>
+          <w:sz w:val="26"/>
+        </w:rPr>
+        <w:t>Bắt buộc trả lời tiếng Việt và không hiển thị JSON, tên tool, arguments hoặc cú pháp nội bộ.</w:t>
+      </w:r>
+    </w:p>
+    <w:p>
+      <w:pPr>
+        <w:pStyle w:val="ListBullet"/>
+        <w:spacing w:before="0" w:after="0" w:line="360" w:lineRule="auto"/>
+      </w:pPr>
+      <w:r>
+        <w:rPr>
+          <w:rFonts w:ascii="Times New Roman" w:hAnsi="Times New Roman"/>
+          <w:sz w:val="26"/>
+        </w:rPr>
+        <w:t>Kiến thức luật/kỹ thuật phải truy vấn Knowledge Graph; không tìm thấy thì phải nói chưa có thông tin.</w:t>
+      </w:r>
+    </w:p>
+    <w:p>
+      <w:pPr>
+        <w:pStyle w:val="ListBullet"/>
+        <w:spacing w:before="0" w:after="0" w:line="360" w:lineRule="auto"/>
+      </w:pPr>
+      <w:r>
+        <w:rPr>
+          <w:rFonts w:ascii="Times New Roman" w:hAnsi="Times New Roman"/>
+          <w:sz w:val="26"/>
+        </w:rPr>
+        <w:t>Giá, giờ mở cửa, khuyến mãi và dữ liệu động chỉ được lấy từ context hoặc database, tuyệt đối không tự bịa.</w:t>
+      </w:r>
+    </w:p>
+    <w:p>
+      <w:pPr>
+        <w:pStyle w:val="ListBullet"/>
+        <w:spacing w:before="0" w:after="0" w:line="360" w:lineRule="auto"/>
+      </w:pPr>
+      <w:r>
+        <w:rPr>
+          <w:rFonts w:ascii="Times New Roman" w:hAnsi="Times New Roman"/>
+          <w:sz w:val="26"/>
+        </w:rPr>
+        <w:t>Booking được điều khiển theo state hội thoại: loại sân, thời gian bắt đầu, thời lượng và số sân/bàn; đủ dữ liệu thì phải gọi book_court.</w:t>
+      </w:r>
+    </w:p>
+    <w:p>
+      <w:pPr>
+        <w:pStyle w:val="ListBullet"/>
+        <w:spacing w:before="0" w:after="0" w:line="360" w:lineRule="auto"/>
+      </w:pPr>
+      <w:r>
+        <w:rPr>
+          <w:rFonts w:ascii="Times New Roman" w:hAnsi="Times New Roman"/>
+          <w:sz w:val="26"/>
+        </w:rPr>
+        <w:t>Tool description quy định schema đầu vào, còn service/repository tiếp tục kiểm tra availability, quyền truy cập, item tồn tại và transaction.</w:t>
+      </w:r>
+    </w:p>
+    <w:p>
+      <w:pPr>
+        <w:spacing w:before="0" w:after="0" w:line="360" w:lineRule="auto"/>
+      </w:pPr>
+      <w:r>
+        <w:rPr>
+          <w:rFonts w:ascii="Times New Roman" w:hAnsi="Times New Roman"/>
+          <w:b/>
+          <w:sz w:val="26"/>
+        </w:rPr>
+        <w:t>G. Graph RAG trong Agent</w:t>
+      </w:r>
+    </w:p>
+    <w:p>
+      <w:pPr>
+        <w:spacing w:before="0" w:after="0" w:line="360" w:lineRule="auto"/>
+      </w:pPr>
+      <w:r>
+        <w:rPr>
+          <w:rFonts w:ascii="Times New Roman" w:hAnsi="Times New Roman"/>
+          <w:b w:val="0"/>
+          <w:sz w:val="26"/>
+        </w:rPr>
+        <w:t>Khi LLM chọn query_knowledge, tool chuẩn hóa câu hỏi và kiểm tra Redis cache. Nếu cache miss, Neo4j full-text index entity_fulltext tìm trên thuộc tính name và description của các node Rule, Technique, Equipment, Sport, Concept và GameType. Neo4j/Lucene sinh relevance score; hệ thống giữ kết quả có score lớn hơn 0,3, sắp xếp giảm dần và lấy tối đa 5 record. Với mỗi node, truy vấn OPTIONAL MATCH lấy thêm một node liên quan để cung cấp ngữ cảnh đồ thị. Nếu full-text index không khả dụng, tool fallback sang CONTAINS, tìm từng keyword và prefix. Context truy xuất được đưa lại cho LLM để tạo câu trả lời, thay vì để LLM trả lời hoàn toàn từ kiến thức tham số.</w:t>
+      </w:r>
+    </w:p>
+    <w:p>
+      <w:pPr>
+        <w:spacing w:before="0" w:after="0" w:line="360" w:lineRule="auto"/>
+      </w:pPr>
+      <w:r>
+        <w:rPr>
+          <w:rFonts w:ascii="Times New Roman" w:hAnsi="Times New Roman"/>
+          <w:b/>
+          <w:sz w:val="26"/>
+        </w:rPr>
+        <w:t>H. Memory, context và dữ liệu có cấu trúc</w:t>
+      </w:r>
+    </w:p>
+    <w:p>
+      <w:pPr>
+        <w:spacing w:before="0" w:after="0" w:line="360" w:lineRule="auto"/>
+      </w:pPr>
+      <w:r>
+        <w:rPr>
+          <w:rFonts w:ascii="Times New Roman" w:hAnsi="Times New Roman"/>
+          <w:b w:val="0"/>
+          <w:sz w:val="26"/>
+        </w:rPr>
+        <w:t>Memory hội thoại được triển khai bằng Redis theo khóa session:{session_id}, mặc định TTL 1 giờ. Hệ thống lưu enriched message thay vì chỉ lưu câu người dùng, nhờ đó các lượt sau vẫn thấy venue, ngày giờ và dữ kiện đã thu thập. ContextVar current_user_id và current_chat_context truyền identity/context đến tool mà không đưa các tham số nhạy cảm này cho LLM tự lựa chọn. Khi booking hoặc order thành công, tool ghi order_metadata vào context; ChatService trả metadata riêng để giao diện dựng card thanh toán, tránh phải phân tích ngược văn bản do LLM sinh.</w:t>
+      </w:r>
+    </w:p>
+    <w:p>
+      <w:pPr>
+        <w:spacing w:before="0" w:after="0" w:line="360" w:lineRule="auto"/>
+      </w:pPr>
+      <w:r>
+        <w:rPr>
+          <w:rFonts w:ascii="Times New Roman" w:hAnsi="Times New Roman"/>
+          <w:b/>
+          <w:sz w:val="26"/>
+        </w:rPr>
+        <w:t>I. Khả năng chịu lỗi và fallback</w:t>
+      </w:r>
+    </w:p>
+    <w:p>
+      <w:pPr>
+        <w:pStyle w:val="ListBullet"/>
+        <w:spacing w:before="0" w:after="0" w:line="360" w:lineRule="auto"/>
+      </w:pPr>
+      <w:r>
+        <w:rPr>
+          <w:rFonts w:ascii="Times New Roman" w:hAnsi="Times New Roman"/>
+          <w:sz w:val="26"/>
+        </w:rPr>
+        <w:t>Primary LLM được chọn bằng cấu hình: Google, MiMo hoặc Ollama.</w:t>
+      </w:r>
+    </w:p>
+    <w:p>
+      <w:pPr>
+        <w:pStyle w:val="ListBullet"/>
+        <w:spacing w:before="0" w:after="0" w:line="360" w:lineRule="auto"/>
+      </w:pPr>
+      <w:r>
+        <w:rPr>
+          <w:rFonts w:ascii="Times New Roman" w:hAnsi="Times New Roman"/>
+          <w:sz w:val="26"/>
+        </w:rPr>
+        <w:t>Nếu provider chính gặp lỗi rate limit/quota, VenueAgent chuyển sang MiMo; nếu MiMo không được cấu hình thì dùng Ollama.</w:t>
+      </w:r>
+    </w:p>
+    <w:p>
+      <w:pPr>
+        <w:pStyle w:val="ListBullet"/>
+        <w:spacing w:before="0" w:after="0" w:line="360" w:lineRule="auto"/>
+      </w:pPr>
+      <w:r>
+        <w:rPr>
+          <w:rFonts w:ascii="Times New Roman" w:hAnsi="Times New Roman"/>
+          <w:sz w:val="26"/>
+        </w:rPr>
+        <w:t>Sau khi chuyển provider, cơ chế sticky fallback giữ model dự phòng trong 24 giờ rồi mới thử lại model chính.</w:t>
+      </w:r>
+    </w:p>
+    <w:p>
+      <w:pPr>
+        <w:pStyle w:val="ListBullet"/>
+        <w:spacing w:before="0" w:after="0" w:line="360" w:lineRule="auto"/>
+      </w:pPr>
+      <w:r>
+        <w:rPr>
+          <w:rFonts w:ascii="Times New Roman" w:hAnsi="Times New Roman"/>
+          <w:sz w:val="26"/>
+        </w:rPr>
+        <w:t>Nếu agent dùng LLM không thể khởi tạo, backend chuyển sang SimpleVenueAgent để duy trì một số chức năng menu, order, booking guidance và gọi nhân viên.</w:t>
+      </w:r>
+    </w:p>
+    <w:p>
+      <w:pPr>
+        <w:pStyle w:val="ListBullet"/>
+        <w:spacing w:before="0" w:after="0" w:line="360" w:lineRule="auto"/>
+      </w:pPr>
+      <w:r>
+        <w:rPr>
+          <w:rFonts w:ascii="Times New Roman" w:hAnsi="Times New Roman"/>
+          <w:sz w:val="26"/>
+        </w:rPr>
+        <w:t>Nếu Neo4j không kết nối lúc startup, query_knowledge trả trạng thái không khả dụng thay vì giả lập tri thức.</w:t>
+      </w:r>
+    </w:p>
+    <w:p>
+      <w:pPr>
+        <w:pStyle w:val="ListBullet"/>
+        <w:spacing w:before="0" w:after="0" w:line="360" w:lineRule="auto"/>
+      </w:pPr>
+      <w:r>
+        <w:rPr>
+          <w:rFonts w:ascii="Times New Roman" w:hAnsi="Times New Roman"/>
+          <w:sz w:val="26"/>
+        </w:rPr>
+        <w:t>Agent có cơ chế phát hiện trường hợp model in function call ra văn bản và cố thực thi lại query_knowledge khi có thể.</w:t>
+      </w:r>
+    </w:p>
+    <w:p>
+      <w:pPr>
+        <w:spacing w:before="0" w:after="0" w:line="360" w:lineRule="auto"/>
+      </w:pPr>
+      <w:r>
+        <w:rPr>
+          <w:rFonts w:ascii="Times New Roman" w:hAnsi="Times New Roman"/>
+          <w:b/>
+          <w:sz w:val="26"/>
+        </w:rPr>
+        <w:t>J. Các tính năng AI được hiện thực</w:t>
+      </w:r>
+    </w:p>
+    <w:p>
+      <w:pPr>
+        <w:pStyle w:val="ListBullet"/>
+        <w:spacing w:before="0" w:after="0" w:line="360" w:lineRule="auto"/>
+      </w:pPr>
+      <w:r>
+        <w:rPr>
+          <w:rFonts w:ascii="Times New Roman" w:hAnsi="Times New Roman"/>
+          <w:sz w:val="26"/>
+        </w:rPr>
+        <w:t>Hiểu ngôn ngữ tự nhiên tiếng Việt và hội thoại nhiều lượt.</w:t>
+      </w:r>
+    </w:p>
+    <w:p>
+      <w:pPr>
+        <w:pStyle w:val="ListBullet"/>
+        <w:spacing w:before="0" w:after="0" w:line="360" w:lineRule="auto"/>
+      </w:pPr>
+      <w:r>
+        <w:rPr>
+          <w:rFonts w:ascii="Times New Roman" w:hAnsi="Times New Roman"/>
+          <w:sz w:val="26"/>
+        </w:rPr>
+        <w:t>Function Calling để biến yêu cầu tự nhiên thành thao tác nghiệp vụ có kiểm soát.</w:t>
+      </w:r>
+    </w:p>
+    <w:p>
+      <w:pPr>
+        <w:pStyle w:val="ListBullet"/>
+        <w:spacing w:before="0" w:after="0" w:line="360" w:lineRule="auto"/>
+      </w:pPr>
+      <w:r>
+        <w:rPr>
+          <w:rFonts w:ascii="Times New Roman" w:hAnsi="Times New Roman"/>
+          <w:sz w:val="26"/>
+        </w:rPr>
+        <w:t>Graph RAG để grounding câu trả lời luật và kỹ thuật vào Neo4j.</w:t>
+      </w:r>
+    </w:p>
+    <w:p>
+      <w:pPr>
+        <w:pStyle w:val="ListBullet"/>
+        <w:spacing w:before="0" w:after="0" w:line="360" w:lineRule="auto"/>
+      </w:pPr>
+      <w:r>
+        <w:rPr>
+          <w:rFonts w:ascii="Times New Roman" w:hAnsi="Times New Roman"/>
+          <w:sz w:val="26"/>
+        </w:rPr>
+        <w:t>Semantic intent routing bằng embedding và cosine similarity kết hợp keyword/cache.</w:t>
+      </w:r>
+    </w:p>
+    <w:p>
+      <w:pPr>
+        <w:pStyle w:val="ListBullet"/>
+        <w:spacing w:before="0" w:after="0" w:line="360" w:lineRule="auto"/>
+      </w:pPr>
+      <w:r>
+        <w:rPr>
+          <w:rFonts w:ascii="Times New Roman" w:hAnsi="Times New Roman"/>
+          <w:sz w:val="26"/>
+        </w:rPr>
+        <w:t>Context-aware reasoning theo user, venue, loại sân, tài nguyên, múi giờ và giá thực tế.</w:t>
+      </w:r>
+    </w:p>
+    <w:p>
+      <w:pPr>
+        <w:pStyle w:val="ListBullet"/>
+        <w:spacing w:before="0" w:after="0" w:line="360" w:lineRule="auto"/>
+      </w:pPr>
+      <w:r>
+        <w:rPr>
+          <w:rFonts w:ascii="Times New Roman" w:hAnsi="Times New Roman"/>
+          <w:sz w:val="26"/>
+        </w:rPr>
+        <w:t>Gợi ý thực đơn và fuzzy matching tên món khi người dùng nhập không chính xác.</w:t>
+      </w:r>
+    </w:p>
+    <w:p>
+      <w:pPr>
+        <w:pStyle w:val="ListBullet"/>
+        <w:spacing w:before="0" w:after="0" w:line="360" w:lineRule="auto"/>
+      </w:pPr>
+      <w:r>
+        <w:rPr>
+          <w:rFonts w:ascii="Times New Roman" w:hAnsi="Times New Roman"/>
+          <w:sz w:val="26"/>
+        </w:rPr>
+        <w:t>Streaming phản hồi bằng SSE và trả metadata có cấu trúc cho giao diện.</w:t>
+      </w:r>
+    </w:p>
+    <w:p>
+      <w:pPr>
+        <w:pStyle w:val="ListBullet"/>
+        <w:spacing w:before="0" w:after="0" w:line="360" w:lineRule="auto"/>
+      </w:pPr>
+      <w:r>
+        <w:rPr>
+          <w:rFonts w:ascii="Times New Roman" w:hAnsi="Times New Roman"/>
+          <w:sz w:val="26"/>
+        </w:rPr>
+        <w:t>Multi-provider LLM, sticky fallback và deterministic fallback.</w:t>
+      </w:r>
+    </w:p>
+    <w:p>
+      <w:pPr>
+        <w:spacing w:before="0" w:after="0" w:line="360" w:lineRule="auto"/>
+      </w:pPr>
+      <w:r>
+        <w:rPr>
+          <w:rFonts w:ascii="Times New Roman" w:hAnsi="Times New Roman"/>
+          <w:b/>
+          <w:sz w:val="26"/>
+        </w:rPr>
+        <w:t>K. Đánh giá thiết kế và giới hạn hiện tại</w:t>
+      </w:r>
+    </w:p>
+    <w:tbl>
+      <w:tblPr>
+        <w:tblStyle w:val="TableGrid"/>
+        <w:tblW w:type="auto" w:w="0"/>
+        <w:jc w:val="center"/>
+        <w:tblLook w:firstColumn="1" w:firstRow="1" w:lastColumn="0" w:lastRow="0" w:noHBand="0" w:noVBand="1" w:val="04A0"/>
+      </w:tblPr>
+      <w:tblGrid>
+        <w:gridCol w:w="4561"/>
+        <w:gridCol w:w="4561"/>
+      </w:tblGrid>
+      <w:tr>
+        <w:tc>
+          <w:tcPr>
+            <w:tcW w:type="dxa" w:w="4561"/>
+            <w:shd w:fill="D9E2F3" w:val="clear"/>
+          </w:tcPr>
+          <w:p>
+            <w:pPr>
+              <w:spacing w:before="0" w:after="0" w:line="276" w:lineRule="auto"/>
+            </w:pPr>
+            <w:r>
+              <w:rPr>
+                <w:rFonts w:ascii="Times New Roman" w:hAnsi="Times New Roman"/>
+                <w:b/>
+                <w:sz w:val="24"/>
+              </w:rPr>
+              <w:t>Khía cạnh</w:t>
+            </w:r>
+          </w:p>
+        </w:tc>
+        <w:tc>
+          <w:tcPr>
+            <w:tcW w:type="dxa" w:w="4561"/>
+            <w:shd w:fill="D9E2F3" w:val="clear"/>
+          </w:tcPr>
+          <w:p>
+            <w:pPr>
+              <w:spacing w:before="0" w:after="0" w:line="276" w:lineRule="auto"/>
+            </w:pPr>
+            <w:r>
+              <w:rPr>
+                <w:rFonts w:ascii="Times New Roman" w:hAnsi="Times New Roman"/>
+                <w:b/>
+                <w:sz w:val="24"/>
+              </w:rPr>
+              <w:t>Đánh giá</w:t>
+            </w:r>
+          </w:p>
+        </w:tc>
+      </w:tr>
+      <w:tr>
+        <w:tc>
+          <w:tcPr>
+            <w:tcW w:type="dxa" w:w="4561"/>
+          </w:tcPr>
+          <w:p>
+            <w:pPr>
+              <w:spacing w:before="0" w:after="0" w:line="276" w:lineRule="auto"/>
+            </w:pPr>
+            <w:r>
+              <w:rPr>
+                <w:rFonts w:ascii="Times New Roman" w:hAnsi="Times New Roman"/>
+                <w:sz w:val="24"/>
+              </w:rPr>
+              <w:t>Ưu điểm</w:t>
+            </w:r>
+          </w:p>
+        </w:tc>
+        <w:tc>
+          <w:tcPr>
+            <w:tcW w:type="dxa" w:w="4561"/>
+          </w:tcPr>
+          <w:p>
+            <w:pPr>
+              <w:spacing w:before="0" w:after="0" w:line="276" w:lineRule="auto"/>
+            </w:pPr>
+            <w:r>
+              <w:rPr>
+                <w:rFonts w:ascii="Times New Roman" w:hAnsi="Times New Roman"/>
+                <w:sz w:val="24"/>
+              </w:rPr>
+              <w:t>LLM linh hoạt trong hiểu câu nhưng hành động bị giới hạn bởi tool; dữ liệu động có nguồn xác định; dễ thêm tool mới; hỗ trợ multi-tenant và hội thoại nhiều lượt.</w:t>
+            </w:r>
+          </w:p>
+        </w:tc>
+      </w:tr>
+      <w:tr>
+        <w:tc>
+          <w:tcPr>
+            <w:tcW w:type="dxa" w:w="4561"/>
+          </w:tcPr>
+          <w:p>
+            <w:pPr>
+              <w:spacing w:before="0" w:after="0" w:line="276" w:lineRule="auto"/>
+            </w:pPr>
+            <w:r>
+              <w:rPr>
+                <w:rFonts w:ascii="Times New Roman" w:hAnsi="Times New Roman"/>
+                <w:sz w:val="24"/>
+              </w:rPr>
+              <w:t>Tính kiểm thử</w:t>
+            </w:r>
+          </w:p>
+        </w:tc>
+        <w:tc>
+          <w:tcPr>
+            <w:tcW w:type="dxa" w:w="4561"/>
+          </w:tcPr>
+          <w:p>
+            <w:pPr>
+              <w:spacing w:before="0" w:after="0" w:line="276" w:lineRule="auto"/>
+            </w:pPr>
+            <w:r>
+              <w:rPr>
+                <w:rFonts w:ascii="Times New Roman" w:hAnsi="Times New Roman"/>
+                <w:sz w:val="24"/>
+              </w:rPr>
+              <w:t>Tool có thể unit test độc lập với LLM; service/repository giữ business rule; tools_used và metadata giúp quan sát kết quả.</w:t>
+            </w:r>
+          </w:p>
+        </w:tc>
+      </w:tr>
+      <w:tr>
+        <w:tc>
+          <w:tcPr>
+            <w:tcW w:type="dxa" w:w="4561"/>
+          </w:tcPr>
+          <w:p>
+            <w:pPr>
+              <w:spacing w:before="0" w:after="0" w:line="276" w:lineRule="auto"/>
+            </w:pPr>
+            <w:r>
+              <w:rPr>
+                <w:rFonts w:ascii="Times New Roman" w:hAnsi="Times New Roman"/>
+                <w:sz w:val="24"/>
+              </w:rPr>
+              <w:t>Chi phí/độ trễ</w:t>
+            </w:r>
+          </w:p>
+        </w:tc>
+        <w:tc>
+          <w:tcPr>
+            <w:tcW w:type="dxa" w:w="4561"/>
+          </w:tcPr>
+          <w:p>
+            <w:pPr>
+              <w:spacing w:before="0" w:after="0" w:line="276" w:lineRule="auto"/>
+            </w:pPr>
+            <w:r>
+              <w:rPr>
+                <w:rFonts w:ascii="Times New Roman" w:hAnsi="Times New Roman"/>
+                <w:sz w:val="24"/>
+              </w:rPr>
+              <w:t>Cache, keyword-first routing, precomputed embeddings và SSE giảm số lần gọi model và thời gian chờ cảm nhận.</w:t>
+            </w:r>
+          </w:p>
+        </w:tc>
+      </w:tr>
+      <w:tr>
+        <w:tc>
+          <w:tcPr>
+            <w:tcW w:type="dxa" w:w="4561"/>
+          </w:tcPr>
+          <w:p>
+            <w:pPr>
+              <w:spacing w:before="0" w:after="0" w:line="276" w:lineRule="auto"/>
+            </w:pPr>
+            <w:r>
+              <w:rPr>
+                <w:rFonts w:ascii="Times New Roman" w:hAnsi="Times New Roman"/>
+                <w:sz w:val="24"/>
+              </w:rPr>
+              <w:t>Giới hạn Graph RAG</w:t>
+            </w:r>
+          </w:p>
+        </w:tc>
+        <w:tc>
+          <w:tcPr>
+            <w:tcW w:type="dxa" w:w="4561"/>
+          </w:tcPr>
+          <w:p>
+            <w:pPr>
+              <w:spacing w:before="0" w:after="0" w:line="276" w:lineRule="auto"/>
+            </w:pPr>
+            <w:r>
+              <w:rPr>
+                <w:rFonts w:ascii="Times New Roman" w:hAnsi="Times New Roman"/>
+                <w:sz w:val="24"/>
+              </w:rPr>
+              <w:t>Runtime query_knowledge đang dùng lexical full-text search; vector index/node embedding đã có pipeline nhưng hybrid_search chưa được nối vào tool production.</w:t>
+            </w:r>
+          </w:p>
+        </w:tc>
+      </w:tr>
+      <w:tr>
+        <w:tc>
+          <w:tcPr>
+            <w:tcW w:type="dxa" w:w="4561"/>
+          </w:tcPr>
+          <w:p>
+            <w:pPr>
+              <w:spacing w:before="0" w:after="0" w:line="276" w:lineRule="auto"/>
+            </w:pPr>
+            <w:r>
+              <w:rPr>
+                <w:rFonts w:ascii="Times New Roman" w:hAnsi="Times New Roman"/>
+                <w:sz w:val="24"/>
+              </w:rPr>
+              <w:t>Giới hạn fallback</w:t>
+            </w:r>
+          </w:p>
+        </w:tc>
+        <w:tc>
+          <w:tcPr>
+            <w:tcW w:type="dxa" w:w="4561"/>
+          </w:tcPr>
+          <w:p>
+            <w:pPr>
+              <w:spacing w:before="0" w:after="0" w:line="276" w:lineRule="auto"/>
+            </w:pPr>
+            <w:r>
+              <w:rPr>
+                <w:rFonts w:ascii="Times New Roman" w:hAnsi="Times New Roman"/>
+                <w:sz w:val="24"/>
+              </w:rPr>
+              <w:t>SimpleVenueAgent không hỗ trợ đầy đủ Knowledge Graph và khả năng hiểu ngôn ngữ thấp hơn LLM agent.</w:t>
+            </w:r>
+          </w:p>
+        </w:tc>
+      </w:tr>
+      <w:tr>
+        <w:tc>
+          <w:tcPr>
+            <w:tcW w:type="dxa" w:w="4561"/>
+          </w:tcPr>
+          <w:p>
+            <w:pPr>
+              <w:spacing w:before="0" w:after="0" w:line="276" w:lineRule="auto"/>
+            </w:pPr>
+            <w:r>
+              <w:rPr>
+                <w:rFonts w:ascii="Times New Roman" w:hAnsi="Times New Roman"/>
+                <w:sz w:val="24"/>
+              </w:rPr>
+              <w:t>Rủi ro còn lại</w:t>
+            </w:r>
+          </w:p>
+        </w:tc>
+        <w:tc>
+          <w:tcPr>
+            <w:tcW w:type="dxa" w:w="4561"/>
+          </w:tcPr>
+          <w:p>
+            <w:pPr>
+              <w:spacing w:before="0" w:after="0" w:line="276" w:lineRule="auto"/>
+            </w:pPr>
+            <w:r>
+              <w:rPr>
+                <w:rFonts w:ascii="Times New Roman" w:hAnsi="Times New Roman"/>
+                <w:sz w:val="24"/>
+              </w:rPr>
+              <w:t>Chất lượng phụ thuộc prompt/tool description; cần bổ sung evaluation set, tracing, tool authorization chi tiết và kiểm thử hội thoại end-to-end.</w:t>
+            </w:r>
+          </w:p>
+        </w:tc>
+      </w:tr>
+    </w:tbl>
+    <w:p/>
+    <w:p>
+      <w:pPr>
+        <w:spacing w:before="0" w:after="0" w:line="360" w:lineRule="auto"/>
+      </w:pPr>
+      <w:r>
+        <w:rPr>
+          <w:rFonts w:ascii="Times New Roman" w:hAnsi="Times New Roman"/>
+          <w:b/>
+          <w:sz w:val="26"/>
+        </w:rPr>
+        <w:t>[Chèn hình Agent Flow Diagram tại đây]</w:t>
+      </w:r>
+    </w:p>
+    <w:p/>
+    <w:p>
+      <w:pPr>
+        <w:spacing w:before="120" w:after="80" w:line="360" w:lineRule="auto"/>
+      </w:pPr>
+      <w:r>
+        <w:rPr>
+          <w:rFonts w:ascii="Times New Roman" w:hAnsi="Times New Roman"/>
+          <w:b/>
+          <w:sz w:val="26"/>
+        </w:rPr>
+        <w:t>Luồng xử lý AI Agent và Function Calling:</w:t>
+      </w:r>
+    </w:p>
+    <w:p>
+      <w:r>
+        <w:rPr>
+          <w:rFonts w:ascii="Times New Roman" w:hAnsi="Times New Roman"/>
+          <w:i/>
+          <w:sz w:val="22"/>
+        </w:rPr>
+        <w:t>Mermaid code (copy để generate hình):</w:t>
+      </w:r>
+    </w:p>
+    <w:p>
+      <w:pPr>
+        <w:spacing w:before="40" w:after="120" w:line="276" w:lineRule="auto"/>
+        <w:shd w:fill="F5F5F5" w:val="clear"/>
+      </w:pPr>
+      <w:r>
+        <w:rPr>
+          <w:rFonts w:ascii="Consolas" w:hAnsi="Consolas"/>
+          <w:sz w:val="18"/>
+        </w:rPr>
+        <w:t>flowchart TD</w:t>
+        <w:br/>
+        <w:t xml:space="preserve">    A[Flutter gửi message + session + venue context] --&gt; B[Chat API xác thực user</w:t>
+        <w:br/>
+        <w:t>và hydrate context từ PostgreSQL]</w:t>
+        <w:br/>
+        <w:t xml:space="preserve">    B --&gt; C[ChatService tải history Redis</w:t>
+        <w:br/>
+        <w:t>và enrich thời gian, venue, giá]</w:t>
+        <w:br/>
+        <w:t xml:space="preserve">    C --&gt; D{IntentRouter}</w:t>
+        <w:br/>
+        <w:t xml:space="preserve">    D --&gt;|Cache/câu chắc chắn| E[Trả lời nhanh]</w:t>
+        <w:br/>
+        <w:t xml:space="preserve">    D --&gt;|Cần suy luận| F[LangChain AgentExecutor]</w:t>
+        <w:br/>
+        <w:t xml:space="preserve">    F --&gt; G{LLM quyết định}</w:t>
+        <w:br/>
+        <w:t xml:space="preserve">    G --&gt;|Thiếu dữ kiện| H[Hỏi thêm người dùng]</w:t>
+        <w:br/>
+        <w:t xml:space="preserve">    G --&gt;|Không cần hành động| I[Trả lời trực tiếp theo prompt]</w:t>
+        <w:br/>
+        <w:t xml:space="preserve">    G --&gt;|Function call| J{Chọn tool}</w:t>
+        <w:br/>
+        <w:t xml:space="preserve">    J --&gt;|query_knowledge| K[(Neo4j Knowledge Graph)]</w:t>
+        <w:br/>
+        <w:t xml:space="preserve">    J --&gt;|book_court / check_schedule| L[(PostgreSQL Booking)]</w:t>
+        <w:br/>
+        <w:t xml:space="preserve">    J --&gt;|order / recommend_menu| M[(PostgreSQL Menu &amp; Order)]</w:t>
+        <w:br/>
+        <w:t xml:space="preserve">    J --&gt;|call_staff| N[Staff Request + Notification]</w:t>
+        <w:br/>
+        <w:t xml:space="preserve">    K --&gt; O[Tool result / observation]</w:t>
+        <w:br/>
+        <w:t xml:space="preserve">    L --&gt; O</w:t>
+        <w:br/>
+        <w:t xml:space="preserve">    M --&gt; O</w:t>
+        <w:br/>
+        <w:t xml:space="preserve">    N --&gt; O</w:t>
+        <w:br/>
+        <w:t xml:space="preserve">    O --&gt; F</w:t>
+        <w:br/>
+        <w:t xml:space="preserve">    F --&gt; P[Final answer + tools_used + metadata]</w:t>
+        <w:br/>
+        <w:t xml:space="preserve">    E --&gt; Q[SSE/JSON response về Flutter]</w:t>
+        <w:br/>
+        <w:t xml:space="preserve">    H --&gt; Q</w:t>
+        <w:br/>
+        <w:t xml:space="preserve">    I --&gt; Q</w:t>
+        <w:br/>
+        <w:t xml:space="preserve">    P --&gt; Q</w:t>
+        <w:br/>
+        <w:t xml:space="preserve">    Q --&gt; R[Lưu enriched history vào Redis]</w:t>
+        <w:br/>
+      </w:r>
+    </w:p>
+    <w:p/>
+    <w:p>
+      <w:pPr>
+        <w:spacing w:before="120" w:after="80" w:line="360" w:lineRule="auto"/>
+      </w:pPr>
+      <w:r>
+        <w:rPr>
+          <w:rFonts w:ascii="Times New Roman" w:hAnsi="Times New Roman"/>
+          <w:b/>
+          <w:sz w:val="26"/>
+        </w:rPr>
+        <w:t>Sequence kỹ thuật của một function call:</w:t>
+      </w:r>
+    </w:p>
+    <w:p>
+      <w:r>
+        <w:rPr>
+          <w:rFonts w:ascii="Times New Roman" w:hAnsi="Times New Roman"/>
+          <w:i/>
+          <w:sz w:val="22"/>
+        </w:rPr>
+        <w:t>Mermaid code (copy để generate hình):</w:t>
+      </w:r>
+    </w:p>
+    <w:p>
+      <w:pPr>
+        <w:spacing w:before="40" w:after="120" w:line="276" w:lineRule="auto"/>
+        <w:shd w:fill="F5F5F5" w:val="clear"/>
+      </w:pPr>
+      <w:r>
+        <w:rPr>
+          <w:rFonts w:ascii="Consolas" w:hAnsi="Consolas"/>
+          <w:sz w:val="18"/>
+        </w:rPr>
+        <w:t>sequenceDiagram</w:t>
+        <w:br/>
+        <w:t xml:space="preserve">    participant U as Người dùng</w:t>
+        <w:br/>
+        <w:t xml:space="preserve">    participant API as Chat API/ChatService</w:t>
+        <w:br/>
+        <w:t xml:space="preserve">    participant IR as IntentRouter</w:t>
+        <w:br/>
+        <w:t xml:space="preserve">    participant AE as AgentExecutor</w:t>
+        <w:br/>
+        <w:t xml:space="preserve">    participant LLM as LLM Provider</w:t>
+        <w:br/>
+        <w:t xml:space="preserve">    participant T as LangChain Tool</w:t>
+        <w:br/>
+        <w:t xml:space="preserve">    participant S as Service/Repository</w:t>
+        <w:br/>
+        <w:t xml:space="preserve">    participant DB as PostgreSQL/Neo4j</w:t>
+        <w:br/>
+        <w:br/>
+        <w:t xml:space="preserve">    U-&gt;&gt;API: message + session_id + venue context</w:t>
+        <w:br/>
+        <w:t xml:space="preserve">    API-&gt;&gt;API: Xác thực, hydrate context, load Redis history</w:t>
+        <w:br/>
+        <w:t xml:space="preserve">    API-&gt;&gt;IR: enriched message</w:t>
+        <w:br/>
+        <w:t xml:space="preserve">    IR--&gt;&gt;API: pass-through nếu cần suy luận</w:t>
+        <w:br/>
+        <w:t xml:space="preserve">    API-&gt;&gt;AE: input + chat_history</w:t>
+        <w:br/>
+        <w:t xml:space="preserve">    AE-&gt;&gt;LLM: prompt + tool schemas + scratchpad</w:t>
+        <w:br/>
+        <w:t xml:space="preserve">    LLM--&gt;&gt;AE: tool_call(name, args)</w:t>
+        <w:br/>
+        <w:t xml:space="preserve">    AE-&gt;&gt;T: ainvoke(args)</w:t>
+        <w:br/>
+        <w:t xml:space="preserve">    T-&gt;&gt;S: gọi nghiệp vụ với user/venue từ ContextVar</w:t>
+        <w:br/>
+        <w:t xml:space="preserve">    S-&gt;&gt;DB: query/validate/transaction</w:t>
+        <w:br/>
+        <w:t xml:space="preserve">    DB--&gt;&gt;S: dữ liệu hoặc kết quả commit</w:t>
+        <w:br/>
+        <w:t xml:space="preserve">    S--&gt;&gt;T: domain result</w:t>
+        <w:br/>
+        <w:t xml:space="preserve">    T--&gt;&gt;AE: observation</w:t>
+        <w:br/>
+        <w:t xml:space="preserve">    AE-&gt;&gt;LLM: scratchpad + observation</w:t>
+        <w:br/>
+        <w:t xml:space="preserve">    LLM--&gt;&gt;AE: final answer</w:t>
+        <w:br/>
+        <w:t xml:space="preserve">    AE--&gt;&gt;API: output + intermediate_steps</w:t>
+        <w:br/>
+        <w:t xml:space="preserve">    API--&gt;&gt;U: text/SSE + tools_used + metadata</w:t>
+        <w:br/>
+      </w:r>
+    </w:p>
+    <w:p/>
+    <w:p>
+      <w:pPr>
+        <w:spacing w:before="120" w:after="80" w:line="360" w:lineRule="auto"/>
+      </w:pPr>
+      <w:r>
+        <w:rPr>
+          <w:rFonts w:ascii="Times New Roman" w:hAnsi="Times New Roman"/>
+          <w:b/>
+          <w:sz w:val="26"/>
+        </w:rPr>
+        <w:t>Luồng quyết định thanh toán:</w:t>
+      </w:r>
+    </w:p>
+    <w:p>
+      <w:r>
+        <w:rPr>
+          <w:rFonts w:ascii="Times New Roman" w:hAnsi="Times New Roman"/>
+          <w:i/>
+          <w:sz w:val="22"/>
+        </w:rPr>
+        <w:t>Mermaid code (copy để generate hình):</w:t>
+      </w:r>
+    </w:p>
+    <w:p>
+      <w:pPr>
+        <w:spacing w:before="40" w:after="120" w:line="276" w:lineRule="auto"/>
+        <w:shd w:fill="F5F5F5" w:val="clear"/>
+      </w:pPr>
+      <w:r>
+        <w:rPr>
+          <w:rFonts w:ascii="Consolas" w:hAnsi="Consolas"/>
+          <w:sz w:val="18"/>
+        </w:rPr>
+        <w:t>flowchart TD</w:t>
+        <w:br/>
+        <w:t xml:space="preserve">    A[Đặt sân / Đặt hàng thành công] --&gt; B{Chọn phương thức</w:t>
+        <w:br/>
+        <w:t>thanh toán?}</w:t>
+        <w:br/>
+        <w:br/>
+        <w:t xml:space="preserve">    B --&gt;|Stripe| C[POST /stripe/create-payment-intent]</w:t>
+        <w:br/>
+        <w:t xml:space="preserve">    B --&gt;|VNPay| D[POST /payment/create]</w:t>
+        <w:br/>
+        <w:t xml:space="preserve">    B --&gt;|Để sau| E[Lưu trạng thái unpaid]</w:t>
+        <w:br/>
+        <w:br/>
+        <w:t xml:space="preserve">    C --&gt; F[Stripe PaymentIntent</w:t>
+        <w:br/>
+        <w:t>trả client_secret]</w:t>
+        <w:br/>
+        <w:t xml:space="preserve">    F --&gt; G[Flutter: initPaymentSheet]</w:t>
+        <w:br/>
+        <w:t xml:space="preserve">    G --&gt; H[User nhập thông tin thẻ]</w:t>
+        <w:br/>
+        <w:t xml:space="preserve">    H --&gt; I{Thanh toán?}</w:t>
+        <w:br/>
+        <w:t xml:space="preserve">    I --&gt;|Thành công| J[Webhook: payment_intent.succeeded]</w:t>
+        <w:br/>
+        <w:t xml:space="preserve">    I --&gt;|Thất bại| K[Hiển thị lỗi]</w:t>
+        <w:br/>
+        <w:t xml:space="preserve">    I --&gt;|Hủy| E</w:t>
+        <w:br/>
+        <w:br/>
+        <w:t xml:space="preserve">    D --&gt; L[Java Service tạo</w:t>
+        <w:br/>
+        <w:t>VNPay payment URL]</w:t>
+        <w:br/>
+        <w:t xml:space="preserve">    L --&gt; M[Flutter: mở VNPay SDK]</w:t>
+        <w:br/>
+        <w:t xml:space="preserve">    M --&gt; N[User chọn ngân hàng]</w:t>
+        <w:br/>
+        <w:t xml:space="preserve">    N --&gt; O{Thanh toán?}</w:t>
+        <w:br/>
+        <w:t xml:space="preserve">    O --&gt;|Thành công| P[Callback: xác thực chữ ký]</w:t>
+        <w:br/>
+        <w:t xml:space="preserve">    O --&gt;|Thất bại| K</w:t>
+        <w:br/>
+        <w:t xml:space="preserve">    O --&gt;|Hủy| E</w:t>
+        <w:br/>
+        <w:br/>
+        <w:t xml:space="preserve">    J --&gt; Q[Cập nhật payment_status = paid]</w:t>
+        <w:br/>
+        <w:t xml:space="preserve">    P --&gt; Q</w:t>
+        <w:br/>
+        <w:t xml:space="preserve">    Q --&gt; R[Cập nhật booking/order]</w:t>
+        <w:br/>
+        <w:t xml:space="preserve">    R --&gt; S[Hiển kết quả thành công]</w:t>
+        <w:br/>
+      </w:r>
+    </w:p>
+    <w:p/>
+    <w:p>
+      <w:pPr>
+        <w:spacing w:before="120" w:after="80" w:line="360" w:lineRule="auto"/>
+      </w:pPr>
+      <w:r>
+        <w:rPr>
+          <w:rFonts w:ascii="Times New Roman" w:hAnsi="Times New Roman"/>
+          <w:b/>
+          <w:sz w:val="26"/>
+        </w:rPr>
+        <w:t>Hoạt động - Journey người dùng (Customer):</w:t>
+      </w:r>
+    </w:p>
+    <w:p>
+      <w:r>
+        <w:rPr>
+          <w:rFonts w:ascii="Times New Roman" w:hAnsi="Times New Roman"/>
+          <w:i/>
+          <w:sz w:val="22"/>
+        </w:rPr>
+        <w:t>Mermaid code (copy để generate hình):</w:t>
+      </w:r>
+    </w:p>
+    <w:p>
+      <w:pPr>
+        <w:spacing w:before="40" w:after="120" w:line="276" w:lineRule="auto"/>
+        <w:shd w:fill="F5F5F5" w:val="clear"/>
+      </w:pPr>
+      <w:r>
+        <w:rPr>
+          <w:rFonts w:ascii="Consolas" w:hAnsi="Consolas"/>
+          <w:sz w:val="18"/>
+        </w:rPr>
+        <w:t>flowchart TD</w:t>
+        <w:br/>
+        <w:t xml:space="preserve">    START([Mở app]) --&gt; LOGIN{Đăng nhập?}</w:t>
+        <w:br/>
+        <w:t xml:space="preserve">    LOGIN --&gt;|Chưa có TK| REGISTER[Đăng ký]</w:t>
+        <w:br/>
+        <w:t xml:space="preserve">    LOGIN --&gt;|Đã có TK| INPUT[Nhập SĐT + MK]</w:t>
+        <w:br/>
+        <w:t xml:space="preserve">    REGISTER --&gt; INPUT</w:t>
+        <w:br/>
+        <w:t xml:space="preserve">    INPUT --&gt; HOME[Màn hình chính]</w:t>
+        <w:br/>
+        <w:br/>
+        <w:t xml:space="preserve">    HOME --&gt; CHAT[Chat AI]</w:t>
+        <w:br/>
+        <w:t xml:space="preserve">    HOME --&gt; BOOK[Đặt sân]</w:t>
+        <w:br/>
+        <w:t xml:space="preserve">    HOME --&gt; ORDER[Đặt đồ uống]</w:t>
+        <w:br/>
+        <w:t xml:space="preserve">    HOME --&gt; STAFF[0 Gọi nhân viên]</w:t>
+        <w:br/>
+        <w:t xml:space="preserve">    HOME --&gt; PROFILE[Hồ sơ]</w:t>
+        <w:br/>
+        <w:br/>
+        <w:t xml:space="preserve">    CHAT --&gt; ASK[Nhập tin nhắn]</w:t>
+        <w:br/>
+        <w:t xml:space="preserve">    ASK --&gt; REPLY[Nhận phản hồi AI]</w:t>
+        <w:br/>
+        <w:t xml:space="preserve">    REPLY --&gt; CHAT</w:t>
+        <w:br/>
+        <w:br/>
+        <w:t xml:space="preserve">    BOOK --&gt; SELECT[Chọn loại sân + thời gian]</w:t>
+        <w:br/>
+        <w:t xml:space="preserve">    SELECT --&gt; CHECK{Sân trống?}</w:t>
+        <w:br/>
+        <w:t xml:space="preserve">    CHECK --&gt;|Có| CONFIRM[Xác nhận đặt]</w:t>
+        <w:br/>
+        <w:t xml:space="preserve">    CHECK --&gt;|Không| SELECT</w:t>
+        <w:br/>
+        <w:t xml:space="preserve">    CONFIRM --&gt; PAY1{Thanh toán?}</w:t>
+        <w:br/>
+        <w:br/>
+        <w:t xml:space="preserve">    ORDER --&gt; MENU[Xem menu]</w:t>
+        <w:br/>
+        <w:t xml:space="preserve">    MENU --&gt; CART[Thêm vào giỏ]</w:t>
+        <w:br/>
+        <w:t xml:space="preserve">    CART --&gt; PLACE[Đặt hàng]</w:t>
+        <w:br/>
+        <w:t xml:space="preserve">    PLACE --&gt; PAY2{Thanh toán?}</w:t>
+        <w:br/>
+        <w:br/>
+        <w:t xml:space="preserve">    PAY1 --&gt;|Stripe| STRIPE[Stripe Payment Sheet]</w:t>
+        <w:br/>
+        <w:t xml:space="preserve">    PAY1 --&gt;|VNPay| VNPAY[VNPay SDK]</w:t>
+        <w:br/>
+        <w:t xml:space="preserve">    PAY1 --&gt;|Để sau| HOME</w:t>
+        <w:br/>
+        <w:br/>
+        <w:t xml:space="preserve">    PAY2 --&gt;|Stripe| STRIPE</w:t>
+        <w:br/>
+        <w:t xml:space="preserve">    PAY2 --&gt;|VNPay| VNPAY</w:t>
+        <w:br/>
+        <w:t xml:space="preserve">    PAY2 --&gt;|Để sau| HOME</w:t>
+        <w:br/>
+        <w:br/>
+        <w:t xml:space="preserve">    STRIPE --&gt; RESULT{Kết quả}</w:t>
+        <w:br/>
+        <w:t xml:space="preserve">    VNPAY --&gt; RESULT</w:t>
+        <w:br/>
+        <w:t xml:space="preserve">    RESULT --&gt;|OK| SUCCESS[Thành công]</w:t>
+        <w:br/>
+        <w:t xml:space="preserve">    RESULT --&gt;|Fail| RETRY[Thử lại]</w:t>
+        <w:br/>
+        <w:t xml:space="preserve">    SUCCESS --&gt; HOME</w:t>
+        <w:br/>
+        <w:t xml:space="preserve">    RETRY --&gt; HOME</w:t>
+        <w:br/>
+        <w:br/>
+        <w:t xml:space="preserve">    STAFF --&gt; REQ[Chọn loại yêu cầu]</w:t>
+        <w:br/>
+        <w:t xml:space="preserve">    REQ --&gt; SEND[Gửi yêu cầu]</w:t>
+        <w:br/>
+        <w:t xml:space="preserve">    SEND --&gt; WAIT[Chờ nhân viên xử lý]</w:t>
+        <w:br/>
+        <w:t xml:space="preserve">    WAIT --&gt; HOME</w:t>
+        <w:br/>
+      </w:r>
+    </w:p>
     <w:p>
       <w:pPr>
         <w:pStyle w:val="Heading3"/>
